--- a/docs/1W242038_植木敬太郎_センサと制御_第1回中間.docx
+++ b/docs/1W242038_植木敬太郎_センサと制御_第1回中間.docx
@@ -2,19 +2,348 @@
 <file path=word/document.xml><?xml version="1.0" encoding="utf-8"?>
 <w:document xmlns:wpc="http://schemas.microsoft.com/office/word/2010/wordprocessingCanvas" xmlns:cx="http://schemas.microsoft.com/office/drawing/2014/chartex" xmlns:cx1="http://schemas.microsoft.com/office/drawing/2015/9/8/chartex" xmlns:cx2="http://schemas.microsoft.com/office/drawing/2015/10/21/chartex" xmlns:cx3="http://schemas.microsoft.com/office/drawing/2016/5/9/chartex" xmlns:cx4="http://schemas.microsoft.com/office/drawing/2016/5/10/chartex" xmlns:cx5="http://schemas.microsoft.com/office/drawing/2016/5/11/chartex" xmlns:cx6="http://schemas.microsoft.com/office/drawing/2016/5/12/chartex" xmlns:cx7="http://schemas.microsoft.com/office/drawing/2016/5/13/chartex" xmlns:cx8="http://schemas.microsoft.com/office/drawing/2016/5/14/chartex" xmlns:mc="http://schemas.openxmlformats.org/markup-compatibility/2006" xmlns:aink="http://schemas.microsoft.com/office/drawing/2016/ink" xmlns:am3d="http://schemas.microsoft.com/office/drawing/2017/model3d" xmlns:o="urn:schemas-microsoft-com:office:office" xmlns:oel="http://schemas.microsoft.com/office/2019/extlst" xmlns:r="http://schemas.openxmlformats.org/officeDocument/2006/relationships" xmlns:m="http://schemas.openxmlformats.org/officeDocument/2006/math" xmlns:v="urn:schemas-microsoft-com:vml" xmlns:wp14="http://schemas.microsoft.com/office/word/2010/wordprocessingDrawing" xmlns:wp="http://schemas.openxmlformats.org/drawingml/2006/wordprocessingDrawing" xmlns:w10="urn:schemas-microsoft-com:office:word" xmlns:w="http://schemas.openxmlformats.org/wordprocessingml/2006/main" xmlns:w14="http://schemas.microsoft.com/office/word/2010/wordml" xmlns:w15="http://schemas.microsoft.com/office/word/2012/wordml" xmlns:w16cex="http://schemas.microsoft.com/office/word/2018/wordml/cex" xmlns:w16cid="http://schemas.microsoft.com/office/word/2016/wordml/cid" xmlns:w16="http://schemas.microsoft.com/office/word/2018/wordml" xmlns:w16du="http://schemas.microsoft.com/office/word/2023/wordml/word16du" xmlns:w16sdtdh="http://schemas.microsoft.com/office/word/2020/wordml/sdtdatahash" xmlns:w16sdtfl="http://schemas.microsoft.com/office/word/2024/wordml/sdtformatlock" xmlns:w16se="http://schemas.microsoft.com/office/word/2015/wordml/symex" xmlns:wpg="http://schemas.microsoft.com/office/word/2010/wordprocessingGroup" xmlns:wpi="http://schemas.microsoft.com/office/word/2010/wordprocessingInk" xmlns:wne="http://schemas.microsoft.com/office/word/2006/wordml" xmlns:wps="http://schemas.microsoft.com/office/word/2010/wordprocessingShape" mc:Ignorable="w14 w15 w16se w16cid w16 w16cex w16sdtdh w16sdtfl w16du wp14">
   <w:body>
-    <w:p/>
+    <w:p>
+      <w:pPr>
+        <w:rPr>
+          <w:sz w:val="36"/>
+          <w:szCs w:val="36"/>
+        </w:rPr>
+      </w:pPr>
+    </w:p>
+    <w:p>
+      <w:pPr>
+        <w:rPr>
+          <w:sz w:val="36"/>
+          <w:szCs w:val="36"/>
+        </w:rPr>
+      </w:pPr>
+    </w:p>
+    <w:p>
+      <w:pPr>
+        <w:rPr>
+          <w:sz w:val="36"/>
+          <w:szCs w:val="36"/>
+        </w:rPr>
+      </w:pPr>
+    </w:p>
+    <w:p>
+      <w:pPr>
+        <w:rPr>
+          <w:sz w:val="36"/>
+          <w:szCs w:val="36"/>
+        </w:rPr>
+      </w:pPr>
+    </w:p>
+    <w:p>
+      <w:pPr>
+        <w:rPr>
+          <w:sz w:val="36"/>
+          <w:szCs w:val="36"/>
+        </w:rPr>
+      </w:pPr>
+    </w:p>
+    <w:p>
+      <w:pPr>
+        <w:rPr>
+          <w:sz w:val="36"/>
+          <w:szCs w:val="36"/>
+        </w:rPr>
+      </w:pPr>
+    </w:p>
+    <w:p>
+      <w:pPr>
+        <w:jc w:val="center"/>
+        <w:rPr>
+          <w:sz w:val="36"/>
+          <w:szCs w:val="36"/>
+        </w:rPr>
+      </w:pPr>
+      <w:r>
+        <w:rPr>
+          <w:rFonts w:hint="eastAsia"/>
+          <w:sz w:val="36"/>
+          <w:szCs w:val="36"/>
+        </w:rPr>
+        <w:t>情報通信実験B</w:t>
+      </w:r>
+    </w:p>
+    <w:p>
+      <w:pPr>
+        <w:jc w:val="both"/>
+        <w:rPr>
+          <w:sz w:val="36"/>
+          <w:szCs w:val="36"/>
+        </w:rPr>
+      </w:pPr>
+    </w:p>
+    <w:tbl>
+      <w:tblPr>
+        <w:tblStyle w:val="af"/>
+        <w:tblW w:w="0" w:type="auto"/>
+        <w:tblLook w:val="04A0" w:firstRow="1" w:lastRow="0" w:firstColumn="1" w:lastColumn="0" w:noHBand="0" w:noVBand="1"/>
+      </w:tblPr>
+      <w:tblGrid>
+        <w:gridCol w:w="2689"/>
+        <w:gridCol w:w="5805"/>
+      </w:tblGrid>
+      <w:tr>
+        <w:tc>
+          <w:tcPr>
+            <w:tcW w:w="2689" w:type="dxa"/>
+          </w:tcPr>
+          <w:p>
+            <w:pPr>
+              <w:jc w:val="center"/>
+              <w:rPr>
+                <w:sz w:val="36"/>
+                <w:szCs w:val="36"/>
+              </w:rPr>
+            </w:pPr>
+            <w:r>
+              <w:rPr>
+                <w:rFonts w:hint="eastAsia"/>
+                <w:sz w:val="36"/>
+                <w:szCs w:val="36"/>
+              </w:rPr>
+              <w:t>実験項目</w:t>
+            </w:r>
+          </w:p>
+        </w:tc>
+        <w:tc>
+          <w:tcPr>
+            <w:tcW w:w="5805" w:type="dxa"/>
+          </w:tcPr>
+          <w:p>
+            <w:pPr>
+              <w:jc w:val="center"/>
+              <w:rPr>
+                <w:sz w:val="36"/>
+                <w:szCs w:val="36"/>
+              </w:rPr>
+            </w:pPr>
+            <w:r>
+              <w:rPr>
+                <w:rFonts w:hint="eastAsia"/>
+                <w:sz w:val="36"/>
+                <w:szCs w:val="36"/>
+              </w:rPr>
+              <w:t>センサと制御第1回中間レポート</w:t>
+            </w:r>
+          </w:p>
+        </w:tc>
+      </w:tr>
+    </w:tbl>
+    <w:p>
+      <w:pPr>
+        <w:jc w:val="both"/>
+        <w:rPr>
+          <w:sz w:val="36"/>
+          <w:szCs w:val="36"/>
+        </w:rPr>
+      </w:pPr>
+    </w:p>
+    <w:tbl>
+      <w:tblPr>
+        <w:tblStyle w:val="af"/>
+        <w:tblW w:w="0" w:type="auto"/>
+        <w:tblLook w:val="04A0" w:firstRow="1" w:lastRow="0" w:firstColumn="1" w:lastColumn="0" w:noHBand="0" w:noVBand="1"/>
+      </w:tblPr>
+      <w:tblGrid>
+        <w:gridCol w:w="2689"/>
+        <w:gridCol w:w="5805"/>
+      </w:tblGrid>
+      <w:tr>
+        <w:tc>
+          <w:tcPr>
+            <w:tcW w:w="2689" w:type="dxa"/>
+          </w:tcPr>
+          <w:p>
+            <w:pPr>
+              <w:jc w:val="center"/>
+              <w:rPr>
+                <w:sz w:val="36"/>
+                <w:szCs w:val="36"/>
+              </w:rPr>
+            </w:pPr>
+            <w:r>
+              <w:rPr>
+                <w:rFonts w:hint="eastAsia"/>
+                <w:sz w:val="36"/>
+                <w:szCs w:val="36"/>
+              </w:rPr>
+              <w:t>学籍番号</w:t>
+            </w:r>
+          </w:p>
+        </w:tc>
+        <w:tc>
+          <w:tcPr>
+            <w:tcW w:w="5805" w:type="dxa"/>
+          </w:tcPr>
+          <w:p>
+            <w:pPr>
+              <w:jc w:val="center"/>
+              <w:rPr>
+                <w:sz w:val="36"/>
+                <w:szCs w:val="36"/>
+              </w:rPr>
+            </w:pPr>
+            <w:r>
+              <w:rPr>
+                <w:rFonts w:hint="eastAsia"/>
+                <w:sz w:val="36"/>
+                <w:szCs w:val="36"/>
+              </w:rPr>
+              <w:t>1W242038</w:t>
+            </w:r>
+          </w:p>
+        </w:tc>
+      </w:tr>
+      <w:tr>
+        <w:tc>
+          <w:tcPr>
+            <w:tcW w:w="2689" w:type="dxa"/>
+          </w:tcPr>
+          <w:p>
+            <w:pPr>
+              <w:jc w:val="center"/>
+              <w:rPr>
+                <w:sz w:val="36"/>
+                <w:szCs w:val="36"/>
+              </w:rPr>
+            </w:pPr>
+            <w:r>
+              <w:rPr>
+                <w:rFonts w:hint="eastAsia"/>
+                <w:sz w:val="36"/>
+                <w:szCs w:val="36"/>
+              </w:rPr>
+              <w:t>名前</w:t>
+            </w:r>
+          </w:p>
+        </w:tc>
+        <w:tc>
+          <w:tcPr>
+            <w:tcW w:w="5805" w:type="dxa"/>
+          </w:tcPr>
+          <w:p>
+            <w:pPr>
+              <w:jc w:val="center"/>
+              <w:rPr>
+                <w:sz w:val="36"/>
+                <w:szCs w:val="36"/>
+              </w:rPr>
+            </w:pPr>
+            <w:r>
+              <w:rPr>
+                <w:rFonts w:hint="eastAsia"/>
+                <w:sz w:val="36"/>
+                <w:szCs w:val="36"/>
+              </w:rPr>
+              <w:t>植木敬太郎</w:t>
+            </w:r>
+          </w:p>
+        </w:tc>
+      </w:tr>
+      <w:tr>
+        <w:tc>
+          <w:tcPr>
+            <w:tcW w:w="2689" w:type="dxa"/>
+          </w:tcPr>
+          <w:p>
+            <w:pPr>
+              <w:jc w:val="center"/>
+              <w:rPr>
+                <w:sz w:val="36"/>
+                <w:szCs w:val="36"/>
+              </w:rPr>
+            </w:pPr>
+            <w:r>
+              <w:rPr>
+                <w:rFonts w:hint="eastAsia"/>
+                <w:sz w:val="36"/>
+                <w:szCs w:val="36"/>
+              </w:rPr>
+              <w:t>共同実験者</w:t>
+            </w:r>
+          </w:p>
+        </w:tc>
+        <w:tc>
+          <w:tcPr>
+            <w:tcW w:w="5805" w:type="dxa"/>
+          </w:tcPr>
+          <w:p>
+            <w:pPr>
+              <w:jc w:val="center"/>
+              <w:rPr>
+                <w:sz w:val="36"/>
+                <w:szCs w:val="36"/>
+              </w:rPr>
+            </w:pPr>
+            <w:r>
+              <w:rPr>
+                <w:rFonts w:hint="eastAsia"/>
+                <w:sz w:val="36"/>
+                <w:szCs w:val="36"/>
+              </w:rPr>
+              <w:t>なし</w:t>
+            </w:r>
+          </w:p>
+        </w:tc>
+      </w:tr>
+    </w:tbl>
+    <w:p>
+      <w:pPr>
+        <w:rPr>
+          <w:sz w:val="36"/>
+          <w:szCs w:val="36"/>
+        </w:rPr>
+      </w:pPr>
+    </w:p>
+    <w:p>
+      <w:pPr>
+        <w:rPr>
+          <w:sz w:val="36"/>
+          <w:szCs w:val="36"/>
+        </w:rPr>
+      </w:pPr>
+    </w:p>
+    <w:p>
+      <w:pPr>
+        <w:rPr>
+          <w:sz w:val="36"/>
+          <w:szCs w:val="36"/>
+        </w:rPr>
+      </w:pPr>
+    </w:p>
+    <w:p>
+      <w:pPr>
+        <w:rPr>
+          <w:sz w:val="36"/>
+          <w:szCs w:val="36"/>
+        </w:rPr>
+      </w:pPr>
+    </w:p>
+    <w:p>
+      <w:pPr>
+        <w:rPr>
+          <w:sz w:val="36"/>
+          <w:szCs w:val="36"/>
+        </w:rPr>
+      </w:pPr>
+    </w:p>
     <w:p>
       <w:pPr>
         <w:pStyle w:val="a9"/>
         <w:numPr>
           <w:ilvl w:val="0"/>
-          <w:numId w:val="1"/>
+          <w:numId w:val="2"/>
         </w:numPr>
       </w:pPr>
       <w:r>
         <w:rPr>
           <w:rFonts w:hint="eastAsia"/>
         </w:rPr>
+        <w:lastRenderedPageBreak/>
         <w:t>概要</w:t>
       </w:r>
     </w:p>
@@ -29,24 +358,14 @@
         <w:t>本実験は，各種電子部品の基本特性を理解することが目的である．具体的にはディジタルマルチメータを用いた固定抵抗・フォトセル・鉛筆線の抵抗測定，LEDの順方向電圧および電流の測定とフリッカー認識限界の調査，超音波距離センサにより距離測定値と実測値の比較，サーボモータの角速度測定を行った．</w:t>
       </w:r>
     </w:p>
-    <w:p>
-      <w:pPr>
-        <w:ind w:left="360" w:firstLineChars="100" w:firstLine="210"/>
-        <w:rPr>
-          <w:rFonts w:hint="eastAsia"/>
-        </w:rPr>
-      </w:pPr>
-    </w:p>
+    <w:p/>
     <w:p>
       <w:pPr>
         <w:pStyle w:val="a9"/>
         <w:numPr>
           <w:ilvl w:val="0"/>
-          <w:numId w:val="1"/>
+          <w:numId w:val="2"/>
         </w:numPr>
-        <w:rPr>
-          <w:rFonts w:hint="eastAsia"/>
-        </w:rPr>
       </w:pPr>
       <w:r>
         <w:rPr>
@@ -60,7 +379,7 @@
         <w:pStyle w:val="a9"/>
         <w:numPr>
           <w:ilvl w:val="1"/>
-          <w:numId w:val="1"/>
+          <w:numId w:val="3"/>
         </w:numPr>
       </w:pPr>
       <w:r>
@@ -165,7 +484,7 @@
               <w:widowControl/>
               <w:jc w:val="center"/>
               <w:rPr>
-                <w:rFonts w:asciiTheme="minorEastAsia" w:hAnsiTheme="minorEastAsia" w:cs="ＭＳ Ｐゴシック" w:hint="eastAsia"/>
+                <w:rFonts w:asciiTheme="minorEastAsia" w:hAnsiTheme="minorEastAsia" w:cs="ＭＳ Ｐゴシック"/>
                 <w:color w:val="000000"/>
                 <w:kern w:val="0"/>
                 <w:szCs w:val="21"/>
@@ -212,7 +531,7 @@
               <w:widowControl/>
               <w:jc w:val="center"/>
               <w:rPr>
-                <w:rFonts w:asciiTheme="minorEastAsia" w:hAnsiTheme="minorEastAsia" w:cs="ＭＳ Ｐゴシック" w:hint="eastAsia"/>
+                <w:rFonts w:asciiTheme="minorEastAsia" w:hAnsiTheme="minorEastAsia" w:cs="ＭＳ Ｐゴシック"/>
                 <w:color w:val="000000"/>
                 <w:kern w:val="0"/>
                 <w:szCs w:val="21"/>
@@ -249,7 +568,7 @@
               <w:widowControl/>
               <w:jc w:val="center"/>
               <w:rPr>
-                <w:rFonts w:asciiTheme="minorEastAsia" w:hAnsiTheme="minorEastAsia" w:cs="ＭＳ Ｐゴシック" w:hint="eastAsia"/>
+                <w:rFonts w:asciiTheme="minorEastAsia" w:hAnsiTheme="minorEastAsia" w:cs="ＭＳ Ｐゴシック"/>
                 <w:color w:val="000000"/>
                 <w:kern w:val="0"/>
                 <w:szCs w:val="21"/>
@@ -291,7 +610,7 @@
               <w:widowControl/>
               <w:jc w:val="center"/>
               <w:rPr>
-                <w:rFonts w:asciiTheme="minorEastAsia" w:hAnsiTheme="minorEastAsia" w:cs="ＭＳ Ｐゴシック" w:hint="eastAsia"/>
+                <w:rFonts w:asciiTheme="minorEastAsia" w:hAnsiTheme="minorEastAsia" w:cs="ＭＳ Ｐゴシック"/>
                 <w:color w:val="000000"/>
                 <w:kern w:val="0"/>
                 <w:szCs w:val="21"/>
@@ -328,7 +647,7 @@
               <w:widowControl/>
               <w:jc w:val="center"/>
               <w:rPr>
-                <w:rFonts w:asciiTheme="minorEastAsia" w:hAnsiTheme="minorEastAsia" w:cs="ＭＳ Ｐゴシック" w:hint="eastAsia"/>
+                <w:rFonts w:asciiTheme="minorEastAsia" w:hAnsiTheme="minorEastAsia" w:cs="ＭＳ Ｐゴシック"/>
                 <w:color w:val="000000"/>
                 <w:kern w:val="0"/>
                 <w:szCs w:val="21"/>
@@ -365,7 +684,7 @@
               <w:widowControl/>
               <w:jc w:val="center"/>
               <w:rPr>
-                <w:rFonts w:asciiTheme="minorEastAsia" w:hAnsiTheme="minorEastAsia" w:cs="ＭＳ Ｐゴシック" w:hint="eastAsia"/>
+                <w:rFonts w:asciiTheme="minorEastAsia" w:hAnsiTheme="minorEastAsia" w:cs="ＭＳ Ｐゴシック"/>
                 <w:color w:val="000000"/>
                 <w:kern w:val="0"/>
                 <w:szCs w:val="21"/>
@@ -407,7 +726,7 @@
               <w:widowControl/>
               <w:jc w:val="center"/>
               <w:rPr>
-                <w:rFonts w:asciiTheme="minorEastAsia" w:hAnsiTheme="minorEastAsia" w:cs="ＭＳ Ｐゴシック" w:hint="eastAsia"/>
+                <w:rFonts w:asciiTheme="minorEastAsia" w:hAnsiTheme="minorEastAsia" w:cs="ＭＳ Ｐゴシック"/>
                 <w:color w:val="000000"/>
                 <w:kern w:val="0"/>
                 <w:szCs w:val="21"/>
@@ -444,7 +763,7 @@
               <w:widowControl/>
               <w:jc w:val="center"/>
               <w:rPr>
-                <w:rFonts w:asciiTheme="minorEastAsia" w:hAnsiTheme="minorEastAsia" w:cs="ＭＳ Ｐゴシック" w:hint="eastAsia"/>
+                <w:rFonts w:asciiTheme="minorEastAsia" w:hAnsiTheme="minorEastAsia" w:cs="ＭＳ Ｐゴシック"/>
                 <w:color w:val="000000"/>
                 <w:kern w:val="0"/>
                 <w:szCs w:val="21"/>
@@ -481,7 +800,7 @@
               <w:widowControl/>
               <w:jc w:val="center"/>
               <w:rPr>
-                <w:rFonts w:asciiTheme="minorEastAsia" w:hAnsiTheme="minorEastAsia" w:cs="ＭＳ Ｐゴシック" w:hint="eastAsia"/>
+                <w:rFonts w:asciiTheme="minorEastAsia" w:hAnsiTheme="minorEastAsia" w:cs="ＭＳ Ｐゴシック"/>
                 <w:color w:val="000000"/>
                 <w:kern w:val="0"/>
                 <w:szCs w:val="21"/>
@@ -523,7 +842,7 @@
               <w:widowControl/>
               <w:jc w:val="center"/>
               <w:rPr>
-                <w:rFonts w:asciiTheme="minorEastAsia" w:hAnsiTheme="minorEastAsia" w:cs="ＭＳ Ｐゴシック" w:hint="eastAsia"/>
+                <w:rFonts w:asciiTheme="minorEastAsia" w:hAnsiTheme="minorEastAsia" w:cs="ＭＳ Ｐゴシック"/>
                 <w:color w:val="000000"/>
                 <w:kern w:val="0"/>
                 <w:szCs w:val="21"/>
@@ -560,7 +879,7 @@
               <w:widowControl/>
               <w:jc w:val="center"/>
               <w:rPr>
-                <w:rFonts w:asciiTheme="minorEastAsia" w:hAnsiTheme="minorEastAsia" w:cs="ＭＳ Ｐゴシック" w:hint="eastAsia"/>
+                <w:rFonts w:asciiTheme="minorEastAsia" w:hAnsiTheme="minorEastAsia" w:cs="ＭＳ Ｐゴシック"/>
                 <w:color w:val="000000"/>
                 <w:kern w:val="0"/>
                 <w:szCs w:val="21"/>
@@ -597,7 +916,7 @@
               <w:widowControl/>
               <w:jc w:val="center"/>
               <w:rPr>
-                <w:rFonts w:asciiTheme="minorEastAsia" w:hAnsiTheme="minorEastAsia" w:cs="ＭＳ Ｐゴシック" w:hint="eastAsia"/>
+                <w:rFonts w:asciiTheme="minorEastAsia" w:hAnsiTheme="minorEastAsia" w:cs="ＭＳ Ｐゴシック"/>
                 <w:color w:val="000000"/>
                 <w:kern w:val="0"/>
                 <w:szCs w:val="21"/>
@@ -639,7 +958,7 @@
               <w:widowControl/>
               <w:jc w:val="center"/>
               <w:rPr>
-                <w:rFonts w:asciiTheme="minorEastAsia" w:hAnsiTheme="minorEastAsia" w:cs="ＭＳ Ｐゴシック" w:hint="eastAsia"/>
+                <w:rFonts w:asciiTheme="minorEastAsia" w:hAnsiTheme="minorEastAsia" w:cs="ＭＳ Ｐゴシック"/>
                 <w:color w:val="000000"/>
                 <w:kern w:val="0"/>
                 <w:szCs w:val="21"/>
@@ -676,7 +995,7 @@
               <w:widowControl/>
               <w:jc w:val="center"/>
               <w:rPr>
-                <w:rFonts w:asciiTheme="minorEastAsia" w:hAnsiTheme="minorEastAsia" w:cs="ＭＳ Ｐゴシック" w:hint="eastAsia"/>
+                <w:rFonts w:asciiTheme="minorEastAsia" w:hAnsiTheme="minorEastAsia" w:cs="ＭＳ Ｐゴシック"/>
                 <w:color w:val="000000"/>
                 <w:kern w:val="0"/>
                 <w:szCs w:val="21"/>
@@ -713,7 +1032,7 @@
               <w:widowControl/>
               <w:jc w:val="center"/>
               <w:rPr>
-                <w:rFonts w:asciiTheme="minorEastAsia" w:hAnsiTheme="minorEastAsia" w:cs="ＭＳ Ｐゴシック" w:hint="eastAsia"/>
+                <w:rFonts w:asciiTheme="minorEastAsia" w:hAnsiTheme="minorEastAsia" w:cs="ＭＳ Ｐゴシック"/>
                 <w:color w:val="000000"/>
                 <w:kern w:val="0"/>
                 <w:szCs w:val="21"/>
@@ -755,7 +1074,7 @@
               <w:widowControl/>
               <w:jc w:val="center"/>
               <w:rPr>
-                <w:rFonts w:asciiTheme="minorEastAsia" w:hAnsiTheme="minorEastAsia" w:cs="ＭＳ Ｐゴシック" w:hint="eastAsia"/>
+                <w:rFonts w:asciiTheme="minorEastAsia" w:hAnsiTheme="minorEastAsia" w:cs="ＭＳ Ｐゴシック"/>
                 <w:color w:val="000000"/>
                 <w:kern w:val="0"/>
                 <w:szCs w:val="21"/>
@@ -802,7 +1121,7 @@
               <w:widowControl/>
               <w:jc w:val="center"/>
               <w:rPr>
-                <w:rFonts w:asciiTheme="minorEastAsia" w:hAnsiTheme="minorEastAsia" w:cs="ＭＳ Ｐゴシック" w:hint="eastAsia"/>
+                <w:rFonts w:asciiTheme="minorEastAsia" w:hAnsiTheme="minorEastAsia" w:cs="ＭＳ Ｐゴシック"/>
                 <w:color w:val="000000"/>
                 <w:kern w:val="0"/>
                 <w:szCs w:val="21"/>
@@ -839,7 +1158,7 @@
               <w:widowControl/>
               <w:jc w:val="center"/>
               <w:rPr>
-                <w:rFonts w:asciiTheme="minorEastAsia" w:hAnsiTheme="minorEastAsia" w:cs="ＭＳ Ｐゴシック" w:hint="eastAsia"/>
+                <w:rFonts w:asciiTheme="minorEastAsia" w:hAnsiTheme="minorEastAsia" w:cs="ＭＳ Ｐゴシック"/>
                 <w:color w:val="000000"/>
                 <w:kern w:val="0"/>
                 <w:szCs w:val="21"/>
@@ -881,7 +1200,7 @@
               <w:widowControl/>
               <w:jc w:val="center"/>
               <w:rPr>
-                <w:rFonts w:asciiTheme="minorEastAsia" w:hAnsiTheme="minorEastAsia" w:cs="ＭＳ Ｐゴシック" w:hint="eastAsia"/>
+                <w:rFonts w:asciiTheme="minorEastAsia" w:hAnsiTheme="minorEastAsia" w:cs="ＭＳ Ｐゴシック"/>
                 <w:color w:val="000000"/>
                 <w:kern w:val="0"/>
                 <w:szCs w:val="21"/>
@@ -928,7 +1247,7 @@
               <w:widowControl/>
               <w:jc w:val="center"/>
               <w:rPr>
-                <w:rFonts w:asciiTheme="minorEastAsia" w:hAnsiTheme="minorEastAsia" w:cs="ＭＳ Ｐゴシック" w:hint="eastAsia"/>
+                <w:rFonts w:asciiTheme="minorEastAsia" w:hAnsiTheme="minorEastAsia" w:cs="ＭＳ Ｐゴシック"/>
                 <w:color w:val="000000"/>
                 <w:kern w:val="0"/>
                 <w:szCs w:val="21"/>
@@ -965,7 +1284,7 @@
               <w:widowControl/>
               <w:jc w:val="center"/>
               <w:rPr>
-                <w:rFonts w:asciiTheme="minorEastAsia" w:hAnsiTheme="minorEastAsia" w:cs="ＭＳ Ｐゴシック" w:hint="eastAsia"/>
+                <w:rFonts w:asciiTheme="minorEastAsia" w:hAnsiTheme="minorEastAsia" w:cs="ＭＳ Ｐゴシック"/>
                 <w:color w:val="000000"/>
                 <w:kern w:val="0"/>
                 <w:szCs w:val="21"/>
@@ -1007,7 +1326,7 @@
               <w:widowControl/>
               <w:jc w:val="center"/>
               <w:rPr>
-                <w:rFonts w:asciiTheme="minorEastAsia" w:hAnsiTheme="minorEastAsia" w:cs="ＭＳ Ｐゴシック" w:hint="eastAsia"/>
+                <w:rFonts w:asciiTheme="minorEastAsia" w:hAnsiTheme="minorEastAsia" w:cs="ＭＳ Ｐゴシック"/>
                 <w:color w:val="000000"/>
                 <w:kern w:val="0"/>
                 <w:szCs w:val="21"/>
@@ -1074,7 +1393,7 @@
               <w:widowControl/>
               <w:jc w:val="center"/>
               <w:rPr>
-                <w:rFonts w:asciiTheme="minorEastAsia" w:hAnsiTheme="minorEastAsia" w:cs="ＭＳ Ｐゴシック" w:hint="eastAsia"/>
+                <w:rFonts w:asciiTheme="minorEastAsia" w:hAnsiTheme="minorEastAsia" w:cs="ＭＳ Ｐゴシック"/>
                 <w:color w:val="000000"/>
                 <w:kern w:val="0"/>
                 <w:szCs w:val="21"/>
@@ -1111,7 +1430,7 @@
               <w:widowControl/>
               <w:jc w:val="center"/>
               <w:rPr>
-                <w:rFonts w:asciiTheme="minorEastAsia" w:hAnsiTheme="minorEastAsia" w:cs="ＭＳ Ｐゴシック" w:hint="eastAsia"/>
+                <w:rFonts w:asciiTheme="minorEastAsia" w:hAnsiTheme="minorEastAsia" w:cs="ＭＳ Ｐゴシック"/>
                 <w:color w:val="000000"/>
                 <w:kern w:val="0"/>
                 <w:szCs w:val="21"/>
@@ -1153,7 +1472,7 @@
               <w:widowControl/>
               <w:jc w:val="center"/>
               <w:rPr>
-                <w:rFonts w:asciiTheme="minorEastAsia" w:hAnsiTheme="minorEastAsia" w:cs="ＭＳ Ｐゴシック" w:hint="eastAsia"/>
+                <w:rFonts w:asciiTheme="minorEastAsia" w:hAnsiTheme="minorEastAsia" w:cs="ＭＳ Ｐゴシック"/>
                 <w:color w:val="000000"/>
                 <w:kern w:val="0"/>
                 <w:szCs w:val="21"/>
@@ -1200,7 +1519,7 @@
               <w:widowControl/>
               <w:jc w:val="center"/>
               <w:rPr>
-                <w:rFonts w:asciiTheme="minorEastAsia" w:hAnsiTheme="minorEastAsia" w:cs="ＭＳ Ｐゴシック" w:hint="eastAsia"/>
+                <w:rFonts w:asciiTheme="minorEastAsia" w:hAnsiTheme="minorEastAsia" w:cs="ＭＳ Ｐゴシック"/>
                 <w:color w:val="000000"/>
                 <w:kern w:val="0"/>
                 <w:szCs w:val="21"/>
@@ -1237,7 +1556,7 @@
               <w:widowControl/>
               <w:jc w:val="center"/>
               <w:rPr>
-                <w:rFonts w:asciiTheme="minorEastAsia" w:hAnsiTheme="minorEastAsia" w:cs="ＭＳ Ｐゴシック" w:hint="eastAsia"/>
+                <w:rFonts w:asciiTheme="minorEastAsia" w:hAnsiTheme="minorEastAsia" w:cs="ＭＳ Ｐゴシック"/>
                 <w:color w:val="000000"/>
                 <w:kern w:val="0"/>
                 <w:szCs w:val="21"/>
@@ -1279,7 +1598,7 @@
               <w:widowControl/>
               <w:jc w:val="center"/>
               <w:rPr>
-                <w:rFonts w:asciiTheme="minorEastAsia" w:hAnsiTheme="minorEastAsia" w:cs="ＭＳ Ｐゴシック" w:hint="eastAsia"/>
+                <w:rFonts w:asciiTheme="minorEastAsia" w:hAnsiTheme="minorEastAsia" w:cs="ＭＳ Ｐゴシック"/>
                 <w:color w:val="000000"/>
                 <w:kern w:val="0"/>
                 <w:szCs w:val="21"/>
@@ -1326,7 +1645,7 @@
               <w:widowControl/>
               <w:jc w:val="center"/>
               <w:rPr>
-                <w:rFonts w:asciiTheme="minorEastAsia" w:hAnsiTheme="minorEastAsia" w:cs="ＭＳ Ｐゴシック" w:hint="eastAsia"/>
+                <w:rFonts w:asciiTheme="minorEastAsia" w:hAnsiTheme="minorEastAsia" w:cs="ＭＳ Ｐゴシック"/>
                 <w:color w:val="000000"/>
                 <w:kern w:val="0"/>
                 <w:szCs w:val="21"/>
@@ -1363,7 +1682,7 @@
               <w:widowControl/>
               <w:jc w:val="center"/>
               <w:rPr>
-                <w:rFonts w:asciiTheme="minorEastAsia" w:hAnsiTheme="minorEastAsia" w:cs="ＭＳ Ｐゴシック" w:hint="eastAsia"/>
+                <w:rFonts w:asciiTheme="minorEastAsia" w:hAnsiTheme="minorEastAsia" w:cs="ＭＳ Ｐゴシック"/>
                 <w:color w:val="000000"/>
                 <w:kern w:val="0"/>
                 <w:szCs w:val="21"/>
@@ -1405,7 +1724,7 @@
               <w:widowControl/>
               <w:jc w:val="center"/>
               <w:rPr>
-                <w:rFonts w:asciiTheme="minorEastAsia" w:hAnsiTheme="minorEastAsia" w:cs="ＭＳ Ｐゴシック" w:hint="eastAsia"/>
+                <w:rFonts w:asciiTheme="minorEastAsia" w:hAnsiTheme="minorEastAsia" w:cs="ＭＳ Ｐゴシック"/>
                 <w:color w:val="000000"/>
                 <w:kern w:val="0"/>
                 <w:szCs w:val="21"/>
@@ -1452,7 +1771,7 @@
               <w:widowControl/>
               <w:jc w:val="center"/>
               <w:rPr>
-                <w:rFonts w:asciiTheme="minorEastAsia" w:hAnsiTheme="minorEastAsia" w:cs="ＭＳ Ｐゴシック" w:hint="eastAsia"/>
+                <w:rFonts w:asciiTheme="minorEastAsia" w:hAnsiTheme="minorEastAsia" w:cs="ＭＳ Ｐゴシック"/>
                 <w:color w:val="000000"/>
                 <w:kern w:val="0"/>
                 <w:szCs w:val="21"/>
@@ -1489,7 +1808,7 @@
               <w:widowControl/>
               <w:jc w:val="center"/>
               <w:rPr>
-                <w:rFonts w:asciiTheme="minorEastAsia" w:hAnsiTheme="minorEastAsia" w:cs="ＭＳ Ｐゴシック" w:hint="eastAsia"/>
+                <w:rFonts w:asciiTheme="minorEastAsia" w:hAnsiTheme="minorEastAsia" w:cs="ＭＳ Ｐゴシック"/>
                 <w:color w:val="000000"/>
                 <w:kern w:val="0"/>
                 <w:szCs w:val="21"/>
@@ -1529,9 +1848,6 @@
     <w:p>
       <w:pPr>
         <w:ind w:left="390"/>
-        <w:rPr>
-          <w:rFonts w:hint="eastAsia"/>
-        </w:rPr>
       </w:pPr>
       <w:r>
         <w:rPr>
@@ -1551,45 +1867,40 @@
         <w:rPr>
           <w:rFonts w:hint="eastAsia"/>
         </w:rPr>
-        <w:t xml:space="preserve">　電子工作において抵抗を使用する際，公称値と実際の抵抗値には製造ばらつきや測定条件による誤差が生じることを考慮する必要がある．LEDの電流を制限する抵抗のように多少の誤差が許容される用途では公称値をそのまま用いて問題ないが，精密な計測回路など高い精度が求められる場合は，今回のように実測値を確認したうえで使</w:t>
-      </w:r>
+        <w:t xml:space="preserve">　電子工作において抵抗を使用する際，公称値と実際の抵抗値には製造ばらつきや測定条件による誤差が生じることを考慮する必要がある．LEDの電流を制限する抵抗のように多少の誤差が許容される用途では公称値をそのまま用いて問題ないが，精密な計測回路など高い精度が求められる場合は，今回のように実測値を確認したうえで使用する抵抗を選定することが</w:t>
+      </w:r>
+      <w:r>
+        <w:rPr>
+          <w:rFonts w:hint="eastAsia"/>
+        </w:rPr>
+        <w:t>重要</w:t>
+      </w:r>
+      <w:r>
+        <w:rPr>
+          <w:rFonts w:hint="eastAsia"/>
+        </w:rPr>
+        <w:t>である．</w:t>
+      </w:r>
+    </w:p>
+    <w:p>
+      <w:pPr>
+        <w:pStyle w:val="a9"/>
+        <w:numPr>
+          <w:ilvl w:val="1"/>
+          <w:numId w:val="3"/>
+        </w:numPr>
+      </w:pPr>
       <w:r>
         <w:rPr>
           <w:rFonts w:hint="eastAsia"/>
         </w:rPr>
         <w:lastRenderedPageBreak/>
-        <w:t>用する抵抗を選定することが需要である．</w:t>
+        <w:t>フォトセルの測定（照度環境別）</w:t>
       </w:r>
     </w:p>
     <w:p>
       <w:pPr>
         <w:ind w:left="390"/>
-        <w:rPr>
-          <w:rFonts w:hint="eastAsia"/>
-        </w:rPr>
-      </w:pPr>
-    </w:p>
-    <w:p>
-      <w:pPr>
-        <w:pStyle w:val="a9"/>
-        <w:numPr>
-          <w:ilvl w:val="1"/>
-          <w:numId w:val="1"/>
-        </w:numPr>
-      </w:pPr>
-      <w:r>
-        <w:rPr>
-          <w:rFonts w:hint="eastAsia"/>
-        </w:rPr>
-        <w:t>フォトセルの測定（照度環境別）</w:t>
-      </w:r>
-    </w:p>
-    <w:p>
-      <w:pPr>
-        <w:ind w:left="390"/>
-        <w:rPr>
-          <w:rFonts w:hint="eastAsia"/>
-        </w:rPr>
       </w:pPr>
       <w:r>
         <w:rPr>
@@ -1603,14 +1914,1223 @@
         <w:pStyle w:val="a9"/>
         <w:numPr>
           <w:ilvl w:val="1"/>
-          <w:numId w:val="1"/>
+          <w:numId w:val="3"/>
         </w:numPr>
       </w:pPr>
       <w:r>
         <w:rPr>
           <w:rFonts w:hint="eastAsia"/>
         </w:rPr>
-        <w:t>鉛筆線の抵抗測定（距離と抵抗の関係）</w:t>
+        <w:t>シャープペンシル</w:t>
+      </w:r>
+      <w:r>
+        <w:rPr>
+          <w:rFonts w:hint="eastAsia"/>
+        </w:rPr>
+        <w:t>線の抵抗測定（距離と抵抗の関係）</w:t>
+      </w:r>
+    </w:p>
+    <w:p>
+      <w:pPr>
+        <w:ind w:left="360"/>
+      </w:pPr>
+      <w:r>
+        <w:rPr>
+          <w:rFonts w:hint="eastAsia"/>
+        </w:rPr>
+        <w:t xml:space="preserve">　紙に</w:t>
+      </w:r>
+      <w:r>
+        <w:rPr>
+          <w:rFonts w:hint="eastAsia"/>
+        </w:rPr>
+        <w:t>シャープペンシル</w:t>
+      </w:r>
+      <w:r>
+        <w:rPr>
+          <w:rFonts w:hint="eastAsia"/>
+        </w:rPr>
+        <w:t>で濃く太い直線を描き，線上の2点間の距離を変化させながら抵抗値を測定した．使用した</w:t>
+      </w:r>
+      <w:r>
+        <w:rPr>
+          <w:rFonts w:hint="eastAsia"/>
+        </w:rPr>
+        <w:t>シャープペンシル</w:t>
+      </w:r>
+      <w:r>
+        <w:rPr>
+          <w:rFonts w:hint="eastAsia"/>
+        </w:rPr>
+        <w:t>の濃さは</w:t>
+      </w:r>
+      <w:r>
+        <w:rPr>
+          <w:rFonts w:hint="eastAsia"/>
+        </w:rPr>
+        <w:t>HB</w:t>
+      </w:r>
+      <w:r>
+        <w:rPr>
+          <w:rFonts w:hint="eastAsia"/>
+        </w:rPr>
+        <w:t>である．測定結果を表3およびグラフ1に示す．</w:t>
+      </w:r>
+    </w:p>
+    <w:p>
+      <w:pPr>
+        <w:ind w:left="360"/>
+      </w:pPr>
+      <w:r>
+        <w:rPr>
+          <w:noProof/>
+        </w:rPr>
+        <w:drawing>
+          <wp:anchor distT="0" distB="0" distL="114300" distR="114300" simplePos="0" relativeHeight="251658240" behindDoc="0" locked="0" layoutInCell="1" allowOverlap="1" wp14:anchorId="715BC4CF" wp14:editId="31009CF6">
+            <wp:simplePos x="0" y="0"/>
+            <wp:positionH relativeFrom="margin">
+              <wp:align>center</wp:align>
+            </wp:positionH>
+            <wp:positionV relativeFrom="paragraph">
+              <wp:posOffset>3053108</wp:posOffset>
+            </wp:positionV>
+            <wp:extent cx="4572000" cy="2743200"/>
+            <wp:effectExtent l="0" t="0" r="0" b="0"/>
+            <wp:wrapTopAndBottom/>
+            <wp:docPr id="1722055229" name="グラフ 1">
+              <a:extLst xmlns:a="http://schemas.openxmlformats.org/drawingml/2006/main">
+                <a:ext uri="{FF2B5EF4-FFF2-40B4-BE49-F238E27FC236}">
+                  <a16:creationId xmlns:a16="http://schemas.microsoft.com/office/drawing/2014/main" id="{71513F23-7A5C-4690-8ACA-66E46BB21A85}"/>
+                </a:ext>
+              </a:extLst>
+            </wp:docPr>
+            <wp:cNvGraphicFramePr/>
+            <a:graphic xmlns:a="http://schemas.openxmlformats.org/drawingml/2006/main">
+              <a:graphicData uri="http://schemas.openxmlformats.org/drawingml/2006/chart">
+                <c:chart xmlns:c="http://schemas.openxmlformats.org/drawingml/2006/chart" xmlns:r="http://schemas.openxmlformats.org/officeDocument/2006/relationships" r:id="rId8"/>
+              </a:graphicData>
+            </a:graphic>
+          </wp:anchor>
+        </w:drawing>
+      </w:r>
+    </w:p>
+    <w:tbl>
+      <w:tblPr>
+        <w:tblW w:w="5000" w:type="pct"/>
+        <w:tblCellMar>
+          <w:left w:w="99" w:type="dxa"/>
+          <w:right w:w="99" w:type="dxa"/>
+        </w:tblCellMar>
+        <w:tblLook w:val="04A0" w:firstRow="1" w:lastRow="0" w:firstColumn="1" w:lastColumn="0" w:noHBand="0" w:noVBand="1"/>
+      </w:tblPr>
+      <w:tblGrid>
+        <w:gridCol w:w="3873"/>
+        <w:gridCol w:w="4631"/>
+      </w:tblGrid>
+      <w:tr>
+        <w:trPr>
+          <w:trHeight w:val="360"/>
+        </w:trPr>
+        <w:tc>
+          <w:tcPr>
+            <w:tcW w:w="5000" w:type="pct"/>
+            <w:gridSpan w:val="2"/>
+            <w:tcBorders>
+              <w:top w:val="nil"/>
+              <w:left w:val="nil"/>
+              <w:bottom w:val="single" w:sz="4" w:space="0" w:color="auto"/>
+              <w:right w:val="nil"/>
+            </w:tcBorders>
+            <w:noWrap/>
+            <w:vAlign w:val="center"/>
+            <w:hideMark/>
+          </w:tcPr>
+          <w:p>
+            <w:pPr>
+              <w:widowControl/>
+              <w:jc w:val="center"/>
+              <w:rPr>
+                <w:rFonts w:asciiTheme="minorEastAsia" w:hAnsiTheme="minorEastAsia" w:cs="ＭＳ Ｐゴシック"/>
+                <w:color w:val="000000"/>
+                <w:kern w:val="0"/>
+                <w:szCs w:val="21"/>
+                <w14:ligatures w14:val="none"/>
+              </w:rPr>
+            </w:pPr>
+            <w:r>
+              <w:rPr>
+                <w:rFonts w:asciiTheme="minorEastAsia" w:hAnsiTheme="minorEastAsia" w:cs="ＭＳ Ｐゴシック" w:hint="eastAsia"/>
+                <w:color w:val="000000"/>
+                <w:kern w:val="0"/>
+                <w:szCs w:val="21"/>
+                <w14:ligatures w14:val="none"/>
+              </w:rPr>
+              <w:t>表3 シャープペンシル線における距離と抵抗値の測定結果（HB）</w:t>
+            </w:r>
+          </w:p>
+        </w:tc>
+      </w:tr>
+      <w:tr>
+        <w:trPr>
+          <w:trHeight w:val="360"/>
+        </w:trPr>
+        <w:tc>
+          <w:tcPr>
+            <w:tcW w:w="2277" w:type="pct"/>
+            <w:tcBorders>
+              <w:top w:val="nil"/>
+              <w:left w:val="nil"/>
+              <w:bottom w:val="single" w:sz="4" w:space="0" w:color="auto"/>
+              <w:right w:val="nil"/>
+            </w:tcBorders>
+            <w:noWrap/>
+            <w:vAlign w:val="center"/>
+            <w:hideMark/>
+          </w:tcPr>
+          <w:p>
+            <w:pPr>
+              <w:widowControl/>
+              <w:jc w:val="center"/>
+              <w:rPr>
+                <w:rFonts w:asciiTheme="minorEastAsia" w:hAnsiTheme="minorEastAsia" w:cs="ＭＳ Ｐゴシック" w:hint="eastAsia"/>
+                <w:color w:val="000000"/>
+                <w:kern w:val="0"/>
+                <w:szCs w:val="21"/>
+                <w14:ligatures w14:val="none"/>
+              </w:rPr>
+            </w:pPr>
+            <w:r>
+              <w:rPr>
+                <w:rFonts w:asciiTheme="minorEastAsia" w:hAnsiTheme="minorEastAsia" w:cs="ＭＳ Ｐゴシック" w:hint="eastAsia"/>
+                <w:color w:val="000000"/>
+                <w:kern w:val="0"/>
+                <w:szCs w:val="21"/>
+                <w14:ligatures w14:val="none"/>
+              </w:rPr>
+              <w:t>距離</w:t>
+            </w:r>
+            <w:r>
+              <w:rPr>
+                <w:rFonts w:asciiTheme="minorEastAsia" w:hAnsiTheme="minorEastAsia" w:cs="ＭＳ Ｐゴシック" w:hint="eastAsia"/>
+                <w:color w:val="000000"/>
+                <w:kern w:val="0"/>
+                <w:szCs w:val="21"/>
+                <w14:ligatures w14:val="none"/>
+              </w:rPr>
+              <w:t xml:space="preserve"> [mm]</w:t>
+            </w:r>
+          </w:p>
+        </w:tc>
+        <w:tc>
+          <w:tcPr>
+            <w:tcW w:w="2723" w:type="pct"/>
+            <w:tcBorders>
+              <w:top w:val="nil"/>
+              <w:left w:val="nil"/>
+              <w:bottom w:val="single" w:sz="4" w:space="0" w:color="auto"/>
+              <w:right w:val="nil"/>
+            </w:tcBorders>
+            <w:noWrap/>
+            <w:vAlign w:val="center"/>
+            <w:hideMark/>
+          </w:tcPr>
+          <w:p>
+            <w:pPr>
+              <w:widowControl/>
+              <w:jc w:val="center"/>
+              <w:rPr>
+                <w:rFonts w:asciiTheme="minorEastAsia" w:hAnsiTheme="minorEastAsia" w:cs="ＭＳ Ｐゴシック" w:hint="eastAsia"/>
+                <w:color w:val="000000"/>
+                <w:kern w:val="0"/>
+                <w:szCs w:val="21"/>
+                <w14:ligatures w14:val="none"/>
+              </w:rPr>
+            </w:pPr>
+            <w:r>
+              <w:rPr>
+                <w:rFonts w:asciiTheme="minorEastAsia" w:hAnsiTheme="minorEastAsia" w:cs="ＭＳ Ｐゴシック" w:hint="eastAsia"/>
+                <w:color w:val="000000"/>
+                <w:kern w:val="0"/>
+                <w:szCs w:val="21"/>
+                <w14:ligatures w14:val="none"/>
+              </w:rPr>
+              <w:t>抵抗値</w:t>
+            </w:r>
+            <w:r>
+              <w:rPr>
+                <w:rFonts w:asciiTheme="minorEastAsia" w:hAnsiTheme="minorEastAsia" w:cs="ＭＳ Ｐゴシック" w:hint="eastAsia"/>
+                <w:color w:val="000000"/>
+                <w:kern w:val="0"/>
+                <w:szCs w:val="21"/>
+                <w14:ligatures w14:val="none"/>
+              </w:rPr>
+              <w:t xml:space="preserve"> [kΩ]</w:t>
+            </w:r>
+          </w:p>
+        </w:tc>
+      </w:tr>
+      <w:tr>
+        <w:trPr>
+          <w:trHeight w:val="360"/>
+        </w:trPr>
+        <w:tc>
+          <w:tcPr>
+            <w:tcW w:w="2277" w:type="pct"/>
+            <w:tcBorders>
+              <w:top w:val="nil"/>
+              <w:left w:val="nil"/>
+              <w:bottom w:val="nil"/>
+              <w:right w:val="nil"/>
+            </w:tcBorders>
+            <w:noWrap/>
+            <w:vAlign w:val="center"/>
+            <w:hideMark/>
+          </w:tcPr>
+          <w:p>
+            <w:pPr>
+              <w:widowControl/>
+              <w:jc w:val="center"/>
+              <w:rPr>
+                <w:rFonts w:asciiTheme="minorEastAsia" w:hAnsiTheme="minorEastAsia" w:cs="ＭＳ Ｐゴシック" w:hint="eastAsia"/>
+                <w:color w:val="000000"/>
+                <w:kern w:val="0"/>
+                <w:szCs w:val="21"/>
+                <w14:ligatures w14:val="none"/>
+              </w:rPr>
+            </w:pPr>
+            <w:r>
+              <w:rPr>
+                <w:rFonts w:asciiTheme="minorEastAsia" w:hAnsiTheme="minorEastAsia" w:cs="ＭＳ Ｐゴシック" w:hint="eastAsia"/>
+                <w:color w:val="000000"/>
+                <w:kern w:val="0"/>
+                <w:szCs w:val="21"/>
+                <w14:ligatures w14:val="none"/>
+              </w:rPr>
+              <w:t>10.0</w:t>
+            </w:r>
+          </w:p>
+        </w:tc>
+        <w:tc>
+          <w:tcPr>
+            <w:tcW w:w="2723" w:type="pct"/>
+            <w:tcBorders>
+              <w:top w:val="nil"/>
+              <w:left w:val="nil"/>
+              <w:bottom w:val="nil"/>
+              <w:right w:val="nil"/>
+            </w:tcBorders>
+            <w:noWrap/>
+            <w:vAlign w:val="center"/>
+            <w:hideMark/>
+          </w:tcPr>
+          <w:p>
+            <w:pPr>
+              <w:widowControl/>
+              <w:jc w:val="center"/>
+              <w:rPr>
+                <w:rFonts w:asciiTheme="minorEastAsia" w:hAnsiTheme="minorEastAsia" w:cs="ＭＳ Ｐゴシック" w:hint="eastAsia"/>
+                <w:color w:val="000000"/>
+                <w:kern w:val="0"/>
+                <w:szCs w:val="21"/>
+                <w14:ligatures w14:val="none"/>
+              </w:rPr>
+            </w:pPr>
+            <w:r>
+              <w:rPr>
+                <w:rFonts w:asciiTheme="minorEastAsia" w:hAnsiTheme="minorEastAsia" w:cs="ＭＳ Ｐゴシック" w:hint="eastAsia"/>
+                <w:color w:val="000000"/>
+                <w:kern w:val="0"/>
+                <w:szCs w:val="21"/>
+                <w14:ligatures w14:val="none"/>
+              </w:rPr>
+              <w:t>58.2</w:t>
+            </w:r>
+          </w:p>
+        </w:tc>
+      </w:tr>
+      <w:tr>
+        <w:trPr>
+          <w:trHeight w:val="360"/>
+        </w:trPr>
+        <w:tc>
+          <w:tcPr>
+            <w:tcW w:w="2277" w:type="pct"/>
+            <w:tcBorders>
+              <w:top w:val="nil"/>
+              <w:left w:val="nil"/>
+              <w:bottom w:val="nil"/>
+              <w:right w:val="nil"/>
+            </w:tcBorders>
+            <w:noWrap/>
+            <w:vAlign w:val="center"/>
+            <w:hideMark/>
+          </w:tcPr>
+          <w:p>
+            <w:pPr>
+              <w:widowControl/>
+              <w:jc w:val="center"/>
+              <w:rPr>
+                <w:rFonts w:asciiTheme="minorEastAsia" w:hAnsiTheme="minorEastAsia" w:cs="ＭＳ Ｐゴシック" w:hint="eastAsia"/>
+                <w:color w:val="000000"/>
+                <w:kern w:val="0"/>
+                <w:szCs w:val="21"/>
+                <w14:ligatures w14:val="none"/>
+              </w:rPr>
+            </w:pPr>
+            <w:r>
+              <w:rPr>
+                <w:rFonts w:asciiTheme="minorEastAsia" w:hAnsiTheme="minorEastAsia" w:cs="ＭＳ Ｐゴシック" w:hint="eastAsia"/>
+                <w:color w:val="000000"/>
+                <w:kern w:val="0"/>
+                <w:szCs w:val="21"/>
+                <w14:ligatures w14:val="none"/>
+              </w:rPr>
+              <w:t>20.0</w:t>
+            </w:r>
+          </w:p>
+        </w:tc>
+        <w:tc>
+          <w:tcPr>
+            <w:tcW w:w="2723" w:type="pct"/>
+            <w:tcBorders>
+              <w:top w:val="nil"/>
+              <w:left w:val="nil"/>
+              <w:bottom w:val="nil"/>
+              <w:right w:val="nil"/>
+            </w:tcBorders>
+            <w:noWrap/>
+            <w:vAlign w:val="center"/>
+            <w:hideMark/>
+          </w:tcPr>
+          <w:p>
+            <w:pPr>
+              <w:widowControl/>
+              <w:jc w:val="center"/>
+              <w:rPr>
+                <w:rFonts w:asciiTheme="minorEastAsia" w:hAnsiTheme="minorEastAsia" w:cs="ＭＳ Ｐゴシック" w:hint="eastAsia"/>
+                <w:color w:val="000000"/>
+                <w:kern w:val="0"/>
+                <w:szCs w:val="21"/>
+                <w14:ligatures w14:val="none"/>
+              </w:rPr>
+            </w:pPr>
+            <w:r>
+              <w:rPr>
+                <w:rFonts w:asciiTheme="minorEastAsia" w:hAnsiTheme="minorEastAsia" w:cs="ＭＳ Ｐゴシック" w:hint="eastAsia"/>
+                <w:color w:val="000000"/>
+                <w:kern w:val="0"/>
+                <w:szCs w:val="21"/>
+                <w14:ligatures w14:val="none"/>
+              </w:rPr>
+              <w:t>107.2</w:t>
+            </w:r>
+          </w:p>
+        </w:tc>
+      </w:tr>
+      <w:tr>
+        <w:trPr>
+          <w:trHeight w:val="360"/>
+        </w:trPr>
+        <w:tc>
+          <w:tcPr>
+            <w:tcW w:w="2277" w:type="pct"/>
+            <w:tcBorders>
+              <w:top w:val="nil"/>
+              <w:left w:val="nil"/>
+              <w:bottom w:val="nil"/>
+              <w:right w:val="nil"/>
+            </w:tcBorders>
+            <w:noWrap/>
+            <w:vAlign w:val="center"/>
+            <w:hideMark/>
+          </w:tcPr>
+          <w:p>
+            <w:pPr>
+              <w:widowControl/>
+              <w:jc w:val="center"/>
+              <w:rPr>
+                <w:rFonts w:asciiTheme="minorEastAsia" w:hAnsiTheme="minorEastAsia" w:cs="ＭＳ Ｐゴシック" w:hint="eastAsia"/>
+                <w:color w:val="000000"/>
+                <w:kern w:val="0"/>
+                <w:szCs w:val="21"/>
+                <w14:ligatures w14:val="none"/>
+              </w:rPr>
+            </w:pPr>
+            <w:r>
+              <w:rPr>
+                <w:rFonts w:asciiTheme="minorEastAsia" w:hAnsiTheme="minorEastAsia" w:cs="ＭＳ Ｐゴシック" w:hint="eastAsia"/>
+                <w:color w:val="000000"/>
+                <w:kern w:val="0"/>
+                <w:szCs w:val="21"/>
+                <w14:ligatures w14:val="none"/>
+              </w:rPr>
+              <w:t>30.0</w:t>
+            </w:r>
+          </w:p>
+        </w:tc>
+        <w:tc>
+          <w:tcPr>
+            <w:tcW w:w="2723" w:type="pct"/>
+            <w:tcBorders>
+              <w:top w:val="nil"/>
+              <w:left w:val="nil"/>
+              <w:bottom w:val="nil"/>
+              <w:right w:val="nil"/>
+            </w:tcBorders>
+            <w:noWrap/>
+            <w:vAlign w:val="center"/>
+            <w:hideMark/>
+          </w:tcPr>
+          <w:p>
+            <w:pPr>
+              <w:widowControl/>
+              <w:jc w:val="center"/>
+              <w:rPr>
+                <w:rFonts w:asciiTheme="minorEastAsia" w:hAnsiTheme="minorEastAsia" w:cs="ＭＳ Ｐゴシック" w:hint="eastAsia"/>
+                <w:color w:val="000000"/>
+                <w:kern w:val="0"/>
+                <w:szCs w:val="21"/>
+                <w14:ligatures w14:val="none"/>
+              </w:rPr>
+            </w:pPr>
+            <w:r>
+              <w:rPr>
+                <w:rFonts w:asciiTheme="minorEastAsia" w:hAnsiTheme="minorEastAsia" w:cs="ＭＳ Ｐゴシック" w:hint="eastAsia"/>
+                <w:color w:val="000000"/>
+                <w:kern w:val="0"/>
+                <w:szCs w:val="21"/>
+                <w14:ligatures w14:val="none"/>
+              </w:rPr>
+              <w:t>144.3</w:t>
+            </w:r>
+          </w:p>
+        </w:tc>
+      </w:tr>
+      <w:tr>
+        <w:trPr>
+          <w:trHeight w:val="360"/>
+        </w:trPr>
+        <w:tc>
+          <w:tcPr>
+            <w:tcW w:w="2277" w:type="pct"/>
+            <w:tcBorders>
+              <w:top w:val="nil"/>
+              <w:left w:val="nil"/>
+              <w:bottom w:val="nil"/>
+              <w:right w:val="nil"/>
+            </w:tcBorders>
+            <w:noWrap/>
+            <w:vAlign w:val="center"/>
+            <w:hideMark/>
+          </w:tcPr>
+          <w:p>
+            <w:pPr>
+              <w:widowControl/>
+              <w:jc w:val="center"/>
+              <w:rPr>
+                <w:rFonts w:asciiTheme="minorEastAsia" w:hAnsiTheme="minorEastAsia" w:cs="ＭＳ Ｐゴシック" w:hint="eastAsia"/>
+                <w:color w:val="000000"/>
+                <w:kern w:val="0"/>
+                <w:szCs w:val="21"/>
+                <w14:ligatures w14:val="none"/>
+              </w:rPr>
+            </w:pPr>
+            <w:r>
+              <w:rPr>
+                <w:rFonts w:asciiTheme="minorEastAsia" w:hAnsiTheme="minorEastAsia" w:cs="ＭＳ Ｐゴシック" w:hint="eastAsia"/>
+                <w:color w:val="000000"/>
+                <w:kern w:val="0"/>
+                <w:szCs w:val="21"/>
+                <w14:ligatures w14:val="none"/>
+              </w:rPr>
+              <w:t>40.0</w:t>
+            </w:r>
+          </w:p>
+        </w:tc>
+        <w:tc>
+          <w:tcPr>
+            <w:tcW w:w="2723" w:type="pct"/>
+            <w:tcBorders>
+              <w:top w:val="nil"/>
+              <w:left w:val="nil"/>
+              <w:bottom w:val="nil"/>
+              <w:right w:val="nil"/>
+            </w:tcBorders>
+            <w:noWrap/>
+            <w:vAlign w:val="center"/>
+            <w:hideMark/>
+          </w:tcPr>
+          <w:p>
+            <w:pPr>
+              <w:widowControl/>
+              <w:jc w:val="center"/>
+              <w:rPr>
+                <w:rFonts w:asciiTheme="minorEastAsia" w:hAnsiTheme="minorEastAsia" w:cs="ＭＳ Ｐゴシック" w:hint="eastAsia"/>
+                <w:color w:val="000000"/>
+                <w:kern w:val="0"/>
+                <w:szCs w:val="21"/>
+                <w14:ligatures w14:val="none"/>
+              </w:rPr>
+            </w:pPr>
+            <w:r>
+              <w:rPr>
+                <w:rFonts w:asciiTheme="minorEastAsia" w:hAnsiTheme="minorEastAsia" w:cs="ＭＳ Ｐゴシック" w:hint="eastAsia"/>
+                <w:color w:val="000000"/>
+                <w:kern w:val="0"/>
+                <w:szCs w:val="21"/>
+                <w14:ligatures w14:val="none"/>
+              </w:rPr>
+              <w:t>189</w:t>
+            </w:r>
+          </w:p>
+        </w:tc>
+      </w:tr>
+      <w:tr>
+        <w:trPr>
+          <w:trHeight w:val="360"/>
+        </w:trPr>
+        <w:tc>
+          <w:tcPr>
+            <w:tcW w:w="2277" w:type="pct"/>
+            <w:tcBorders>
+              <w:top w:val="nil"/>
+              <w:left w:val="nil"/>
+              <w:bottom w:val="nil"/>
+              <w:right w:val="nil"/>
+            </w:tcBorders>
+            <w:noWrap/>
+            <w:vAlign w:val="center"/>
+            <w:hideMark/>
+          </w:tcPr>
+          <w:p>
+            <w:pPr>
+              <w:widowControl/>
+              <w:jc w:val="center"/>
+              <w:rPr>
+                <w:rFonts w:asciiTheme="minorEastAsia" w:hAnsiTheme="minorEastAsia" w:cs="ＭＳ Ｐゴシック" w:hint="eastAsia"/>
+                <w:color w:val="000000"/>
+                <w:kern w:val="0"/>
+                <w:szCs w:val="21"/>
+                <w14:ligatures w14:val="none"/>
+              </w:rPr>
+            </w:pPr>
+            <w:r>
+              <w:rPr>
+                <w:rFonts w:asciiTheme="minorEastAsia" w:hAnsiTheme="minorEastAsia" w:cs="ＭＳ Ｐゴシック" w:hint="eastAsia"/>
+                <w:color w:val="000000"/>
+                <w:kern w:val="0"/>
+                <w:szCs w:val="21"/>
+                <w14:ligatures w14:val="none"/>
+              </w:rPr>
+              <w:t>50.0</w:t>
+            </w:r>
+          </w:p>
+        </w:tc>
+        <w:tc>
+          <w:tcPr>
+            <w:tcW w:w="2723" w:type="pct"/>
+            <w:tcBorders>
+              <w:top w:val="nil"/>
+              <w:left w:val="nil"/>
+              <w:bottom w:val="nil"/>
+              <w:right w:val="nil"/>
+            </w:tcBorders>
+            <w:noWrap/>
+            <w:vAlign w:val="center"/>
+            <w:hideMark/>
+          </w:tcPr>
+          <w:p>
+            <w:pPr>
+              <w:widowControl/>
+              <w:jc w:val="center"/>
+              <w:rPr>
+                <w:rFonts w:asciiTheme="minorEastAsia" w:hAnsiTheme="minorEastAsia" w:cs="ＭＳ Ｐゴシック" w:hint="eastAsia"/>
+                <w:color w:val="000000"/>
+                <w:kern w:val="0"/>
+                <w:szCs w:val="21"/>
+                <w14:ligatures w14:val="none"/>
+              </w:rPr>
+            </w:pPr>
+            <w:r>
+              <w:rPr>
+                <w:rFonts w:asciiTheme="minorEastAsia" w:hAnsiTheme="minorEastAsia" w:cs="ＭＳ Ｐゴシック" w:hint="eastAsia"/>
+                <w:color w:val="000000"/>
+                <w:kern w:val="0"/>
+                <w:szCs w:val="21"/>
+                <w14:ligatures w14:val="none"/>
+              </w:rPr>
+              <w:t>253</w:t>
+            </w:r>
+          </w:p>
+        </w:tc>
+      </w:tr>
+      <w:tr>
+        <w:trPr>
+          <w:trHeight w:val="360"/>
+        </w:trPr>
+        <w:tc>
+          <w:tcPr>
+            <w:tcW w:w="2277" w:type="pct"/>
+            <w:tcBorders>
+              <w:top w:val="nil"/>
+              <w:left w:val="nil"/>
+              <w:bottom w:val="nil"/>
+              <w:right w:val="nil"/>
+            </w:tcBorders>
+            <w:noWrap/>
+            <w:vAlign w:val="center"/>
+            <w:hideMark/>
+          </w:tcPr>
+          <w:p>
+            <w:pPr>
+              <w:widowControl/>
+              <w:jc w:val="center"/>
+              <w:rPr>
+                <w:rFonts w:asciiTheme="minorEastAsia" w:hAnsiTheme="minorEastAsia" w:cs="ＭＳ Ｐゴシック" w:hint="eastAsia"/>
+                <w:color w:val="000000"/>
+                <w:kern w:val="0"/>
+                <w:szCs w:val="21"/>
+                <w14:ligatures w14:val="none"/>
+              </w:rPr>
+            </w:pPr>
+            <w:r>
+              <w:rPr>
+                <w:rFonts w:asciiTheme="minorEastAsia" w:hAnsiTheme="minorEastAsia" w:cs="ＭＳ Ｐゴシック" w:hint="eastAsia"/>
+                <w:color w:val="000000"/>
+                <w:kern w:val="0"/>
+                <w:szCs w:val="21"/>
+                <w14:ligatures w14:val="none"/>
+              </w:rPr>
+              <w:t>60.0</w:t>
+            </w:r>
+          </w:p>
+        </w:tc>
+        <w:tc>
+          <w:tcPr>
+            <w:tcW w:w="2723" w:type="pct"/>
+            <w:tcBorders>
+              <w:top w:val="nil"/>
+              <w:left w:val="nil"/>
+              <w:bottom w:val="nil"/>
+              <w:right w:val="nil"/>
+            </w:tcBorders>
+            <w:noWrap/>
+            <w:vAlign w:val="center"/>
+            <w:hideMark/>
+          </w:tcPr>
+          <w:p>
+            <w:pPr>
+              <w:widowControl/>
+              <w:jc w:val="center"/>
+              <w:rPr>
+                <w:rFonts w:asciiTheme="minorEastAsia" w:hAnsiTheme="minorEastAsia" w:cs="ＭＳ Ｐゴシック" w:hint="eastAsia"/>
+                <w:color w:val="000000"/>
+                <w:kern w:val="0"/>
+                <w:szCs w:val="21"/>
+                <w14:ligatures w14:val="none"/>
+              </w:rPr>
+            </w:pPr>
+            <w:r>
+              <w:rPr>
+                <w:rFonts w:asciiTheme="minorEastAsia" w:hAnsiTheme="minorEastAsia" w:cs="ＭＳ Ｐゴシック" w:hint="eastAsia"/>
+                <w:color w:val="000000"/>
+                <w:kern w:val="0"/>
+                <w:szCs w:val="21"/>
+                <w14:ligatures w14:val="none"/>
+              </w:rPr>
+              <w:t>305</w:t>
+            </w:r>
+          </w:p>
+        </w:tc>
+      </w:tr>
+      <w:tr>
+        <w:trPr>
+          <w:trHeight w:val="360"/>
+        </w:trPr>
+        <w:tc>
+          <w:tcPr>
+            <w:tcW w:w="2277" w:type="pct"/>
+            <w:tcBorders>
+              <w:top w:val="nil"/>
+              <w:left w:val="nil"/>
+              <w:bottom w:val="nil"/>
+              <w:right w:val="nil"/>
+            </w:tcBorders>
+            <w:noWrap/>
+            <w:vAlign w:val="center"/>
+            <w:hideMark/>
+          </w:tcPr>
+          <w:p>
+            <w:pPr>
+              <w:widowControl/>
+              <w:jc w:val="center"/>
+              <w:rPr>
+                <w:rFonts w:asciiTheme="minorEastAsia" w:hAnsiTheme="minorEastAsia" w:cs="ＭＳ Ｐゴシック" w:hint="eastAsia"/>
+                <w:color w:val="000000"/>
+                <w:kern w:val="0"/>
+                <w:szCs w:val="21"/>
+                <w14:ligatures w14:val="none"/>
+              </w:rPr>
+            </w:pPr>
+            <w:r>
+              <w:rPr>
+                <w:rFonts w:asciiTheme="minorEastAsia" w:hAnsiTheme="minorEastAsia" w:cs="ＭＳ Ｐゴシック" w:hint="eastAsia"/>
+                <w:color w:val="000000"/>
+                <w:kern w:val="0"/>
+                <w:szCs w:val="21"/>
+                <w14:ligatures w14:val="none"/>
+              </w:rPr>
+              <w:t>70.0</w:t>
+            </w:r>
+          </w:p>
+        </w:tc>
+        <w:tc>
+          <w:tcPr>
+            <w:tcW w:w="2723" w:type="pct"/>
+            <w:tcBorders>
+              <w:top w:val="nil"/>
+              <w:left w:val="nil"/>
+              <w:bottom w:val="nil"/>
+              <w:right w:val="nil"/>
+            </w:tcBorders>
+            <w:noWrap/>
+            <w:vAlign w:val="center"/>
+            <w:hideMark/>
+          </w:tcPr>
+          <w:p>
+            <w:pPr>
+              <w:widowControl/>
+              <w:jc w:val="center"/>
+              <w:rPr>
+                <w:rFonts w:asciiTheme="minorEastAsia" w:hAnsiTheme="minorEastAsia" w:cs="ＭＳ Ｐゴシック" w:hint="eastAsia"/>
+                <w:color w:val="000000"/>
+                <w:kern w:val="0"/>
+                <w:szCs w:val="21"/>
+                <w14:ligatures w14:val="none"/>
+              </w:rPr>
+            </w:pPr>
+            <w:r>
+              <w:rPr>
+                <w:rFonts w:asciiTheme="minorEastAsia" w:hAnsiTheme="minorEastAsia" w:cs="ＭＳ Ｐゴシック" w:hint="eastAsia"/>
+                <w:color w:val="000000"/>
+                <w:kern w:val="0"/>
+                <w:szCs w:val="21"/>
+                <w14:ligatures w14:val="none"/>
+              </w:rPr>
+              <w:t>373</w:t>
+            </w:r>
+          </w:p>
+        </w:tc>
+      </w:tr>
+      <w:tr>
+        <w:trPr>
+          <w:trHeight w:val="360"/>
+        </w:trPr>
+        <w:tc>
+          <w:tcPr>
+            <w:tcW w:w="2277" w:type="pct"/>
+            <w:tcBorders>
+              <w:top w:val="nil"/>
+              <w:left w:val="nil"/>
+              <w:bottom w:val="nil"/>
+              <w:right w:val="nil"/>
+            </w:tcBorders>
+            <w:noWrap/>
+            <w:vAlign w:val="center"/>
+            <w:hideMark/>
+          </w:tcPr>
+          <w:p>
+            <w:pPr>
+              <w:widowControl/>
+              <w:jc w:val="center"/>
+              <w:rPr>
+                <w:rFonts w:asciiTheme="minorEastAsia" w:hAnsiTheme="minorEastAsia" w:cs="ＭＳ Ｐゴシック" w:hint="eastAsia"/>
+                <w:color w:val="000000"/>
+                <w:kern w:val="0"/>
+                <w:szCs w:val="21"/>
+                <w14:ligatures w14:val="none"/>
+              </w:rPr>
+            </w:pPr>
+            <w:r>
+              <w:rPr>
+                <w:rFonts w:asciiTheme="minorEastAsia" w:hAnsiTheme="minorEastAsia" w:cs="ＭＳ Ｐゴシック" w:hint="eastAsia"/>
+                <w:color w:val="000000"/>
+                <w:kern w:val="0"/>
+                <w:szCs w:val="21"/>
+                <w14:ligatures w14:val="none"/>
+              </w:rPr>
+              <w:t>80.0</w:t>
+            </w:r>
+          </w:p>
+        </w:tc>
+        <w:tc>
+          <w:tcPr>
+            <w:tcW w:w="2723" w:type="pct"/>
+            <w:tcBorders>
+              <w:top w:val="nil"/>
+              <w:left w:val="nil"/>
+              <w:bottom w:val="nil"/>
+              <w:right w:val="nil"/>
+            </w:tcBorders>
+            <w:noWrap/>
+            <w:vAlign w:val="center"/>
+            <w:hideMark/>
+          </w:tcPr>
+          <w:p>
+            <w:pPr>
+              <w:widowControl/>
+              <w:jc w:val="center"/>
+              <w:rPr>
+                <w:rFonts w:asciiTheme="minorEastAsia" w:hAnsiTheme="minorEastAsia" w:cs="ＭＳ Ｐゴシック" w:hint="eastAsia"/>
+                <w:color w:val="000000"/>
+                <w:kern w:val="0"/>
+                <w:szCs w:val="21"/>
+                <w14:ligatures w14:val="none"/>
+              </w:rPr>
+            </w:pPr>
+            <w:r>
+              <w:rPr>
+                <w:rFonts w:asciiTheme="minorEastAsia" w:hAnsiTheme="minorEastAsia" w:cs="ＭＳ Ｐゴシック" w:hint="eastAsia"/>
+                <w:color w:val="000000"/>
+                <w:kern w:val="0"/>
+                <w:szCs w:val="21"/>
+                <w14:ligatures w14:val="none"/>
+              </w:rPr>
+              <w:t>446</w:t>
+            </w:r>
+          </w:p>
+        </w:tc>
+      </w:tr>
+      <w:tr>
+        <w:trPr>
+          <w:trHeight w:val="360"/>
+        </w:trPr>
+        <w:tc>
+          <w:tcPr>
+            <w:tcW w:w="2277" w:type="pct"/>
+            <w:tcBorders>
+              <w:top w:val="nil"/>
+              <w:left w:val="nil"/>
+              <w:bottom w:val="nil"/>
+              <w:right w:val="nil"/>
+            </w:tcBorders>
+            <w:noWrap/>
+            <w:vAlign w:val="center"/>
+            <w:hideMark/>
+          </w:tcPr>
+          <w:p>
+            <w:pPr>
+              <w:widowControl/>
+              <w:jc w:val="center"/>
+              <w:rPr>
+                <w:rFonts w:asciiTheme="minorEastAsia" w:hAnsiTheme="minorEastAsia" w:cs="ＭＳ Ｐゴシック" w:hint="eastAsia"/>
+                <w:color w:val="000000"/>
+                <w:kern w:val="0"/>
+                <w:szCs w:val="21"/>
+                <w14:ligatures w14:val="none"/>
+              </w:rPr>
+            </w:pPr>
+            <w:r>
+              <w:rPr>
+                <w:rFonts w:asciiTheme="minorEastAsia" w:hAnsiTheme="minorEastAsia" w:cs="ＭＳ Ｐゴシック" w:hint="eastAsia"/>
+                <w:color w:val="000000"/>
+                <w:kern w:val="0"/>
+                <w:szCs w:val="21"/>
+                <w14:ligatures w14:val="none"/>
+              </w:rPr>
+              <w:t>90.0</w:t>
+            </w:r>
+          </w:p>
+        </w:tc>
+        <w:tc>
+          <w:tcPr>
+            <w:tcW w:w="2723" w:type="pct"/>
+            <w:tcBorders>
+              <w:top w:val="nil"/>
+              <w:left w:val="nil"/>
+              <w:bottom w:val="nil"/>
+              <w:right w:val="nil"/>
+            </w:tcBorders>
+            <w:noWrap/>
+            <w:vAlign w:val="center"/>
+            <w:hideMark/>
+          </w:tcPr>
+          <w:p>
+            <w:pPr>
+              <w:widowControl/>
+              <w:jc w:val="center"/>
+              <w:rPr>
+                <w:rFonts w:asciiTheme="minorEastAsia" w:hAnsiTheme="minorEastAsia" w:cs="ＭＳ Ｐゴシック" w:hint="eastAsia"/>
+                <w:color w:val="000000"/>
+                <w:kern w:val="0"/>
+                <w:szCs w:val="21"/>
+                <w14:ligatures w14:val="none"/>
+              </w:rPr>
+            </w:pPr>
+            <w:r>
+              <w:rPr>
+                <w:rFonts w:asciiTheme="minorEastAsia" w:hAnsiTheme="minorEastAsia" w:cs="ＭＳ Ｐゴシック" w:hint="eastAsia"/>
+                <w:color w:val="000000"/>
+                <w:kern w:val="0"/>
+                <w:szCs w:val="21"/>
+                <w14:ligatures w14:val="none"/>
+              </w:rPr>
+              <w:t>511</w:t>
+            </w:r>
+          </w:p>
+        </w:tc>
+      </w:tr>
+      <w:tr>
+        <w:trPr>
+          <w:trHeight w:val="360"/>
+        </w:trPr>
+        <w:tc>
+          <w:tcPr>
+            <w:tcW w:w="2277" w:type="pct"/>
+            <w:tcBorders>
+              <w:top w:val="nil"/>
+              <w:left w:val="nil"/>
+              <w:bottom w:val="single" w:sz="4" w:space="0" w:color="auto"/>
+              <w:right w:val="nil"/>
+            </w:tcBorders>
+            <w:noWrap/>
+            <w:vAlign w:val="center"/>
+            <w:hideMark/>
+          </w:tcPr>
+          <w:p>
+            <w:pPr>
+              <w:widowControl/>
+              <w:jc w:val="center"/>
+              <w:rPr>
+                <w:rFonts w:asciiTheme="minorEastAsia" w:hAnsiTheme="minorEastAsia" w:cs="ＭＳ Ｐゴシック" w:hint="eastAsia"/>
+                <w:color w:val="000000"/>
+                <w:kern w:val="0"/>
+                <w:szCs w:val="21"/>
+                <w14:ligatures w14:val="none"/>
+              </w:rPr>
+            </w:pPr>
+            <w:r>
+              <w:rPr>
+                <w:rFonts w:asciiTheme="minorEastAsia" w:hAnsiTheme="minorEastAsia" w:cs="ＭＳ Ｐゴシック" w:hint="eastAsia"/>
+                <w:color w:val="000000"/>
+                <w:kern w:val="0"/>
+                <w:szCs w:val="21"/>
+                <w14:ligatures w14:val="none"/>
+              </w:rPr>
+              <w:t>100.0</w:t>
+            </w:r>
+          </w:p>
+        </w:tc>
+        <w:tc>
+          <w:tcPr>
+            <w:tcW w:w="2723" w:type="pct"/>
+            <w:tcBorders>
+              <w:top w:val="nil"/>
+              <w:left w:val="nil"/>
+              <w:bottom w:val="single" w:sz="4" w:space="0" w:color="auto"/>
+              <w:right w:val="nil"/>
+            </w:tcBorders>
+            <w:noWrap/>
+            <w:vAlign w:val="center"/>
+            <w:hideMark/>
+          </w:tcPr>
+          <w:p>
+            <w:pPr>
+              <w:widowControl/>
+              <w:jc w:val="center"/>
+              <w:rPr>
+                <w:rFonts w:asciiTheme="minorEastAsia" w:hAnsiTheme="minorEastAsia" w:cs="ＭＳ Ｐゴシック" w:hint="eastAsia"/>
+                <w:color w:val="000000"/>
+                <w:kern w:val="0"/>
+                <w:szCs w:val="21"/>
+                <w14:ligatures w14:val="none"/>
+              </w:rPr>
+            </w:pPr>
+            <w:r>
+              <w:rPr>
+                <w:rFonts w:asciiTheme="minorEastAsia" w:hAnsiTheme="minorEastAsia" w:cs="ＭＳ Ｐゴシック" w:hint="eastAsia"/>
+                <w:color w:val="000000"/>
+                <w:kern w:val="0"/>
+                <w:szCs w:val="21"/>
+                <w14:ligatures w14:val="none"/>
+              </w:rPr>
+              <w:t>561</w:t>
+            </w:r>
+          </w:p>
+        </w:tc>
+      </w:tr>
+    </w:tbl>
+    <w:p>
+      <w:pPr>
+        <w:ind w:left="360"/>
+        <w:jc w:val="center"/>
+      </w:pPr>
+      <w:r>
+        <w:rPr>
+          <w:rFonts w:hint="eastAsia"/>
+        </w:rPr>
+        <w:t>図1 シャープペンシル線における距離と抵抗値の関係</w:t>
+      </w:r>
+    </w:p>
+    <w:p>
+      <w:pPr>
+        <w:ind w:left="360"/>
+        <w:jc w:val="both"/>
+        <w:rPr>
+          <w:rFonts w:hint="eastAsia"/>
+        </w:rPr>
+      </w:pPr>
+    </w:p>
+    <w:p>
+      <w:pPr>
+        <w:ind w:left="360"/>
+      </w:pPr>
+      <w:r>
+        <w:rPr>
+          <w:rFonts w:hint="eastAsia"/>
+        </w:rPr>
+        <w:t xml:space="preserve">　表3およびグラフ1より，2点間の距離と抵抗値の間にほぼ直線的な関係が確認さ</w:t>
+      </w:r>
+      <w:r>
+        <w:rPr>
+          <w:rFonts w:hint="eastAsia"/>
+        </w:rPr>
+        <w:lastRenderedPageBreak/>
+        <w:t>れた．近似直線は</w:t>
+      </w:r>
+      <m:oMath>
+        <m:r>
+          <m:rPr>
+            <m:sty m:val="p"/>
+          </m:rPr>
+          <w:rPr>
+            <w:rFonts w:ascii="Cambria Math" w:hAnsi="Cambria Math"/>
+          </w:rPr>
+          <m:t>y=5.7359x-20.707</m:t>
+        </m:r>
+      </m:oMath>
+      <w:r>
+        <w:rPr>
+          <w:rFonts w:hint="eastAsia"/>
+        </w:rPr>
+        <w:t>であり，決定係数</w:t>
+      </w:r>
+      <m:oMath>
+        <m:sSup>
+          <m:sSupPr>
+            <m:ctrlPr>
+              <w:rPr>
+                <w:rFonts w:ascii="Cambria Math" w:hAnsi="Cambria Math"/>
+              </w:rPr>
+            </m:ctrlPr>
+          </m:sSupPr>
+          <m:e>
+            <m:r>
+              <m:rPr>
+                <m:sty m:val="p"/>
+              </m:rPr>
+              <w:rPr>
+                <w:rFonts w:ascii="Cambria Math" w:hAnsi="Cambria Math"/>
+              </w:rPr>
+              <m:t>R</m:t>
+            </m:r>
+          </m:e>
+          <m:sup>
+            <m:r>
+              <m:rPr>
+                <m:sty m:val="p"/>
+              </m:rPr>
+              <w:rPr>
+                <w:rFonts w:ascii="Cambria Math" w:hAnsi="Cambria Math"/>
+              </w:rPr>
+              <m:t>2</m:t>
+            </m:r>
+          </m:sup>
+        </m:sSup>
+        <m:r>
+          <m:rPr>
+            <m:sty m:val="p"/>
+          </m:rPr>
+          <w:rPr>
+            <w:rFonts w:ascii="Cambria Math" w:hAnsi="Cambria Math"/>
+          </w:rPr>
+          <m:t>=0.9926</m:t>
+        </m:r>
+      </m:oMath>
+      <w:r>
+        <w:rPr>
+          <w:rFonts w:hint="eastAsia"/>
+        </w:rPr>
+        <w:t>と高い値を示していることから，距離と抵抗値の間に強い線形関係があると言える．この結果は導体の抵抗が長さに比例するという関係式</w:t>
+      </w:r>
+      <m:oMath>
+        <m:d>
+          <m:dPr>
+            <m:ctrlPr>
+              <w:rPr>
+                <w:rFonts w:ascii="Cambria Math" w:hAnsi="Cambria Math"/>
+              </w:rPr>
+            </m:ctrlPr>
+          </m:dPr>
+          <m:e>
+            <m:r>
+              <m:rPr>
+                <m:sty m:val="p"/>
+              </m:rPr>
+              <w:rPr>
+                <w:rFonts w:ascii="Cambria Math" w:hAnsi="Cambria Math"/>
+              </w:rPr>
+              <m:t>R=</m:t>
+            </m:r>
+            <m:r>
+              <m:rPr>
+                <m:sty m:val="p"/>
+              </m:rPr>
+              <w:rPr>
+                <w:rFonts w:ascii="Cambria Math" w:hAnsi="Cambria Math" w:hint="eastAsia"/>
+              </w:rPr>
+              <m:t>ρ</m:t>
+            </m:r>
+            <m:f>
+              <m:fPr>
+                <m:type m:val="skw"/>
+                <m:ctrlPr>
+                  <w:rPr>
+                    <w:rFonts w:ascii="Cambria Math" w:hAnsi="Cambria Math"/>
+                  </w:rPr>
+                </m:ctrlPr>
+              </m:fPr>
+              <m:num>
+                <m:r>
+                  <m:rPr>
+                    <m:sty m:val="p"/>
+                  </m:rPr>
+                  <w:rPr>
+                    <w:rFonts w:ascii="Cambria Math" w:hAnsi="Cambria Math"/>
+                  </w:rPr>
+                  <m:t>L</m:t>
+                </m:r>
+              </m:num>
+              <m:den>
+                <m:r>
+                  <m:rPr>
+                    <m:sty m:val="p"/>
+                  </m:rPr>
+                  <w:rPr>
+                    <w:rFonts w:ascii="Cambria Math" w:hAnsi="Cambria Math"/>
+                  </w:rPr>
+                  <m:t>S</m:t>
+                </m:r>
+              </m:den>
+            </m:f>
+          </m:e>
+        </m:d>
+      </m:oMath>
+      <w:r>
+        <w:rPr>
+          <w:rFonts w:hint="eastAsia"/>
+        </w:rPr>
+        <w:t>と一致する．</w:t>
       </w:r>
     </w:p>
     <w:p>
@@ -1624,15 +3144,144 @@
         <w:rPr>
           <w:rFonts w:hint="eastAsia"/>
         </w:rPr>
-        <w:t xml:space="preserve">　紙に鉛筆で濃く太い直線を描き，線上の2点間の距離を変化させながら抵抗値を測定した．使用した鉛筆の濃さはである．測定結果を表3およびグラフ1に示す．</w:t>
-      </w:r>
+        <w:t xml:space="preserve">　近似直線の傾き</w:t>
+      </w:r>
+      <m:oMath>
+        <m:r>
+          <m:rPr>
+            <m:sty m:val="p"/>
+          </m:rPr>
+          <w:rPr>
+            <w:rFonts w:ascii="Cambria Math" w:hAnsi="Cambria Math"/>
+          </w:rPr>
+          <m:t>5.7359k</m:t>
+        </m:r>
+        <m:r>
+          <m:rPr>
+            <m:sty m:val="p"/>
+          </m:rPr>
+          <w:rPr>
+            <w:rFonts w:ascii="Cambria Math" w:hAnsi="Cambria Math" w:hint="eastAsia"/>
+          </w:rPr>
+          <m:t>Ω</m:t>
+        </m:r>
+        <m:r>
+          <m:rPr>
+            <m:sty m:val="p"/>
+          </m:rPr>
+          <w:rPr>
+            <w:rFonts w:ascii="Cambria Math" w:hAnsi="Cambria Math"/>
+          </w:rPr>
+          <m:t>/mm</m:t>
+        </m:r>
+      </m:oMath>
+      <w:r>
+        <w:rPr>
+          <w:rFonts w:hint="eastAsia"/>
+        </w:rPr>
+        <w:t>は単位長さ当たりの抵抗に相当し，鉛筆線の抵抗率と断面積によって決まる値である．一方，切片が</w:t>
+      </w:r>
+      <m:oMath>
+        <m:r>
+          <m:rPr>
+            <m:sty m:val="p"/>
+          </m:rPr>
+          <w:rPr>
+            <w:rFonts w:ascii="Cambria Math" w:hAnsi="Cambria Math"/>
+          </w:rPr>
+          <m:t>-20.707k</m:t>
+        </m:r>
+        <m:r>
+          <m:rPr>
+            <m:sty m:val="p"/>
+          </m:rPr>
+          <w:rPr>
+            <w:rFonts w:ascii="Cambria Math" w:hAnsi="Cambria Math" w:hint="eastAsia"/>
+          </w:rPr>
+          <m:t>Ω</m:t>
+        </m:r>
+      </m:oMath>
+      <w:r>
+        <w:rPr>
+          <w:rFonts w:hint="eastAsia"/>
+        </w:rPr>
+        <w:t>と負の値を示しているが，距離</w:t>
+      </w:r>
+      <m:oMath>
+        <m:r>
+          <m:rPr>
+            <m:sty m:val="p"/>
+          </m:rPr>
+          <w:rPr>
+            <w:rFonts w:ascii="Cambria Math" w:hAnsi="Cambria Math"/>
+          </w:rPr>
+          <m:t>0mm</m:t>
+        </m:r>
+      </m:oMath>
+      <w:r>
+        <w:rPr>
+          <w:rFonts w:hint="eastAsia"/>
+        </w:rPr>
+        <w:t>で抵抗値は</w:t>
+      </w:r>
+      <m:oMath>
+        <m:r>
+          <m:rPr>
+            <m:sty m:val="p"/>
+          </m:rPr>
+          <w:rPr>
+            <w:rFonts w:ascii="Cambria Math" w:hAnsi="Cambria Math"/>
+          </w:rPr>
+          <m:t>0</m:t>
+        </m:r>
+        <m:r>
+          <m:rPr>
+            <m:sty m:val="p"/>
+          </m:rPr>
+          <w:rPr>
+            <w:rFonts w:ascii="Cambria Math" w:hAnsi="Cambria Math" w:hint="eastAsia"/>
+          </w:rPr>
+          <m:t>Ω</m:t>
+        </m:r>
+      </m:oMath>
+      <w:r>
+        <w:rPr>
+          <w:rFonts w:hint="eastAsia"/>
+        </w:rPr>
+        <w:t>となるはずであるため，本来切片は</w:t>
+      </w:r>
+      <m:oMath>
+        <m:r>
+          <m:rPr>
+            <m:sty m:val="p"/>
+          </m:rPr>
+          <w:rPr>
+            <w:rFonts w:ascii="Cambria Math" w:hAnsi="Cambria Math"/>
+          </w:rPr>
+          <m:t>0</m:t>
+        </m:r>
+      </m:oMath>
+      <w:r>
+        <w:rPr>
+          <w:rFonts w:hint="eastAsia"/>
+        </w:rPr>
+        <w:t>に近い値が期待される．この差は，鉛筆線の太さや濃さのムラ，あるいはプローブの接触条件のばらつきに起因すると考えられる．</w:t>
+      </w:r>
+    </w:p>
+    <w:p>
+      <w:pPr>
+        <w:ind w:left="360"/>
+        <w:rPr>
+          <w:rFonts w:hint="eastAsia"/>
+        </w:rPr>
+      </w:pPr>
     </w:p>
     <w:p>
       <w:pPr>
         <w:pStyle w:val="a9"/>
         <w:numPr>
           <w:ilvl w:val="0"/>
-          <w:numId w:val="1"/>
+          <w:numId w:val="2"/>
         </w:numPr>
       </w:pPr>
       <w:r>
@@ -1647,11 +3296,8 @@
         <w:pStyle w:val="a9"/>
         <w:numPr>
           <w:ilvl w:val="1"/>
-          <w:numId w:val="1"/>
+          <w:numId w:val="4"/>
         </w:numPr>
-        <w:rPr>
-          <w:rFonts w:hint="eastAsia"/>
-        </w:rPr>
       </w:pPr>
       <w:r>
         <w:rPr>
@@ -1674,9 +3320,6 @@
     <w:p>
       <w:pPr>
         <w:ind w:left="360"/>
-        <w:rPr>
-          <w:iCs/>
-        </w:rPr>
       </w:pPr>
       <m:oMathPara>
         <m:oMath>
@@ -1694,7 +3337,6 @@
               <m:ctrlPr>
                 <w:rPr>
                   <w:rFonts w:ascii="Cambria Math" w:hAnsi="Cambria Math"/>
-                  <w:iCs/>
                 </w:rPr>
               </m:ctrlPr>
             </m:fPr>
@@ -1713,7 +3355,6 @@
                   <m:ctrlPr>
                     <w:rPr>
                       <w:rFonts w:ascii="Cambria Math" w:hAnsi="Cambria Math"/>
-                      <w:iCs/>
                     </w:rPr>
                   </m:ctrlPr>
                 </m:sSubPr>
@@ -1851,7 +3492,7 @@
               <w:widowControl/>
               <w:jc w:val="center"/>
               <w:rPr>
-                <w:rFonts w:eastAsiaTheme="minorHAnsi" w:cs="ＭＳ Ｐゴシック" w:hint="eastAsia"/>
+                <w:rFonts w:eastAsiaTheme="minorHAnsi" w:cs="ＭＳ Ｐゴシック"/>
                 <w:color w:val="000000"/>
                 <w:kern w:val="0"/>
                 <w:szCs w:val="21"/>
@@ -1888,7 +3529,7 @@
               <w:widowControl/>
               <w:jc w:val="center"/>
               <w:rPr>
-                <w:rFonts w:eastAsiaTheme="minorHAnsi" w:cs="ＭＳ Ｐゴシック" w:hint="eastAsia"/>
+                <w:rFonts w:eastAsiaTheme="minorHAnsi" w:cs="ＭＳ Ｐゴシック"/>
                 <w:color w:val="000000"/>
                 <w:kern w:val="0"/>
                 <w:szCs w:val="21"/>
@@ -1911,12 +3552,14 @@
                   <m:ctrlPr>
                     <w:rPr>
                       <w:rFonts w:ascii="Cambria Math" w:hAnsi="Cambria Math"/>
-                      <w:i/>
                     </w:rPr>
                   </m:ctrlPr>
                 </m:sSubPr>
                 <m:e>
                   <m:r>
+                    <m:rPr>
+                      <m:sty m:val="p"/>
+                    </m:rPr>
                     <w:rPr>
                       <w:rFonts w:ascii="Cambria Math" w:hAnsi="Cambria Math"/>
                     </w:rPr>
@@ -1925,6 +3568,9 @@
                 </m:e>
                 <m:sub>
                   <m:r>
+                    <m:rPr>
+                      <m:sty m:val="p"/>
+                    </m:rPr>
                     <w:rPr>
                       <w:rFonts w:ascii="Cambria Math" w:hAnsi="Cambria Math"/>
                     </w:rPr>
@@ -1933,6 +3579,9 @@
                 </m:sub>
               </m:sSub>
               <m:r>
+                <m:rPr>
+                  <m:sty m:val="p"/>
+                </m:rPr>
                 <w:rPr>
                   <w:rFonts w:ascii="Cambria Math" w:hAnsi="Cambria Math"/>
                 </w:rPr>
@@ -1959,7 +3608,7 @@
               <w:widowControl/>
               <w:jc w:val="center"/>
               <w:rPr>
-                <w:rFonts w:eastAsiaTheme="minorHAnsi" w:cs="ＭＳ Ｐゴシック" w:hint="eastAsia"/>
+                <w:rFonts w:eastAsiaTheme="minorHAnsi" w:cs="ＭＳ Ｐゴシック"/>
                 <w:color w:val="000000"/>
                 <w:kern w:val="0"/>
                 <w:szCs w:val="21"/>
@@ -1978,6 +3627,9 @@
             </w:r>
             <m:oMath>
               <m:r>
+                <m:rPr>
+                  <m:sty m:val="p"/>
+                </m:rPr>
                 <w:rPr>
                   <w:rFonts w:ascii="Cambria Math" w:hAnsi="Cambria Math"/>
                 </w:rPr>
@@ -2009,7 +3661,7 @@
               <w:widowControl/>
               <w:jc w:val="center"/>
               <w:rPr>
-                <w:rFonts w:eastAsiaTheme="minorHAnsi" w:cs="ＭＳ Ｐゴシック" w:hint="eastAsia"/>
+                <w:rFonts w:eastAsiaTheme="minorHAnsi" w:cs="ＭＳ Ｐゴシック"/>
                 <w:color w:val="000000"/>
                 <w:kern w:val="0"/>
                 <w:szCs w:val="21"/>
@@ -2046,7 +3698,7 @@
               <w:widowControl/>
               <w:jc w:val="center"/>
               <w:rPr>
-                <w:rFonts w:eastAsiaTheme="minorHAnsi" w:cs="ＭＳ Ｐゴシック" w:hint="eastAsia"/>
+                <w:rFonts w:eastAsiaTheme="minorHAnsi" w:cs="ＭＳ Ｐゴシック"/>
                 <w:color w:val="000000"/>
                 <w:kern w:val="0"/>
                 <w:szCs w:val="21"/>
@@ -2083,7 +3735,7 @@
               <w:widowControl/>
               <w:jc w:val="center"/>
               <w:rPr>
-                <w:rFonts w:eastAsiaTheme="minorHAnsi" w:cs="ＭＳ Ｐゴシック" w:hint="eastAsia"/>
+                <w:rFonts w:eastAsiaTheme="minorHAnsi" w:cs="ＭＳ Ｐゴシック"/>
                 <w:color w:val="000000"/>
                 <w:kern w:val="0"/>
                 <w:szCs w:val="21"/>
@@ -2125,7 +3777,7 @@
               <w:widowControl/>
               <w:jc w:val="center"/>
               <w:rPr>
-                <w:rFonts w:eastAsiaTheme="minorHAnsi" w:cs="ＭＳ Ｐゴシック" w:hint="eastAsia"/>
+                <w:rFonts w:eastAsiaTheme="minorHAnsi" w:cs="ＭＳ Ｐゴシック"/>
                 <w:color w:val="000000"/>
                 <w:kern w:val="0"/>
                 <w:szCs w:val="21"/>
@@ -2162,7 +3814,7 @@
               <w:widowControl/>
               <w:jc w:val="center"/>
               <w:rPr>
-                <w:rFonts w:eastAsiaTheme="minorHAnsi" w:cs="ＭＳ Ｐゴシック" w:hint="eastAsia"/>
+                <w:rFonts w:eastAsiaTheme="minorHAnsi" w:cs="ＭＳ Ｐゴシック"/>
                 <w:color w:val="000000"/>
                 <w:kern w:val="0"/>
                 <w:szCs w:val="21"/>
@@ -2199,7 +3851,7 @@
               <w:widowControl/>
               <w:jc w:val="center"/>
               <w:rPr>
-                <w:rFonts w:eastAsiaTheme="minorHAnsi" w:cs="ＭＳ Ｐゴシック" w:hint="eastAsia"/>
+                <w:rFonts w:eastAsiaTheme="minorHAnsi" w:cs="ＭＳ Ｐゴシック"/>
                 <w:color w:val="000000"/>
                 <w:kern w:val="0"/>
                 <w:szCs w:val="21"/>
@@ -2241,7 +3893,7 @@
               <w:widowControl/>
               <w:jc w:val="center"/>
               <w:rPr>
-                <w:rFonts w:eastAsiaTheme="minorHAnsi" w:cs="ＭＳ Ｐゴシック" w:hint="eastAsia"/>
+                <w:rFonts w:eastAsiaTheme="minorHAnsi" w:cs="ＭＳ Ｐゴシック"/>
                 <w:color w:val="000000"/>
                 <w:kern w:val="0"/>
                 <w:szCs w:val="21"/>
@@ -2278,7 +3930,7 @@
               <w:widowControl/>
               <w:jc w:val="center"/>
               <w:rPr>
-                <w:rFonts w:eastAsiaTheme="minorHAnsi" w:cs="ＭＳ Ｐゴシック" w:hint="eastAsia"/>
+                <w:rFonts w:eastAsiaTheme="minorHAnsi" w:cs="ＭＳ Ｐゴシック"/>
                 <w:color w:val="000000"/>
                 <w:kern w:val="0"/>
                 <w:szCs w:val="21"/>
@@ -2315,7 +3967,7 @@
               <w:widowControl/>
               <w:jc w:val="center"/>
               <w:rPr>
-                <w:rFonts w:eastAsiaTheme="minorHAnsi" w:cs="ＭＳ Ｐゴシック" w:hint="eastAsia"/>
+                <w:rFonts w:eastAsiaTheme="minorHAnsi" w:cs="ＭＳ Ｐゴシック"/>
                 <w:color w:val="000000"/>
                 <w:kern w:val="0"/>
                 <w:szCs w:val="21"/>
@@ -2357,7 +4009,7 @@
               <w:widowControl/>
               <w:jc w:val="center"/>
               <w:rPr>
-                <w:rFonts w:eastAsiaTheme="minorHAnsi" w:cs="ＭＳ Ｐゴシック" w:hint="eastAsia"/>
+                <w:rFonts w:eastAsiaTheme="minorHAnsi" w:cs="ＭＳ Ｐゴシック"/>
                 <w:color w:val="000000"/>
                 <w:kern w:val="0"/>
                 <w:szCs w:val="21"/>
@@ -2394,7 +4046,7 @@
               <w:widowControl/>
               <w:jc w:val="center"/>
               <w:rPr>
-                <w:rFonts w:eastAsiaTheme="minorHAnsi" w:cs="ＭＳ Ｐゴシック" w:hint="eastAsia"/>
+                <w:rFonts w:eastAsiaTheme="minorHAnsi" w:cs="ＭＳ Ｐゴシック"/>
                 <w:color w:val="000000"/>
                 <w:kern w:val="0"/>
                 <w:szCs w:val="21"/>
@@ -2431,7 +4083,7 @@
               <w:widowControl/>
               <w:jc w:val="center"/>
               <w:rPr>
-                <w:rFonts w:eastAsiaTheme="minorHAnsi" w:cs="ＭＳ Ｐゴシック" w:hint="eastAsia"/>
+                <w:rFonts w:eastAsiaTheme="minorHAnsi" w:cs="ＭＳ Ｐゴシック"/>
                 <w:color w:val="000000"/>
                 <w:kern w:val="0"/>
                 <w:szCs w:val="21"/>
@@ -2473,7 +4125,7 @@
               <w:widowControl/>
               <w:jc w:val="center"/>
               <w:rPr>
-                <w:rFonts w:eastAsiaTheme="minorHAnsi" w:cs="ＭＳ Ｐゴシック" w:hint="eastAsia"/>
+                <w:rFonts w:eastAsiaTheme="minorHAnsi" w:cs="ＭＳ Ｐゴシック"/>
                 <w:color w:val="000000"/>
                 <w:kern w:val="0"/>
                 <w:szCs w:val="21"/>
@@ -2510,7 +4162,7 @@
               <w:widowControl/>
               <w:jc w:val="center"/>
               <w:rPr>
-                <w:rFonts w:eastAsiaTheme="minorHAnsi" w:cs="ＭＳ Ｐゴシック" w:hint="eastAsia"/>
+                <w:rFonts w:eastAsiaTheme="minorHAnsi" w:cs="ＭＳ Ｐゴシック"/>
                 <w:color w:val="000000"/>
                 <w:kern w:val="0"/>
                 <w:szCs w:val="21"/>
@@ -2547,7 +4199,7 @@
               <w:widowControl/>
               <w:jc w:val="center"/>
               <w:rPr>
-                <w:rFonts w:eastAsiaTheme="minorHAnsi" w:cs="ＭＳ Ｐゴシック" w:hint="eastAsia"/>
+                <w:rFonts w:eastAsiaTheme="minorHAnsi" w:cs="ＭＳ Ｐゴシック"/>
                 <w:color w:val="000000"/>
                 <w:kern w:val="0"/>
                 <w:szCs w:val="21"/>
@@ -2581,13 +4233,7 @@
         <w:rPr>
           <w:rFonts w:hint="eastAsia"/>
         </w:rPr>
-        <w:t xml:space="preserve">　</w:t>
-      </w:r>
-      <w:r>
-        <w:rPr>
-          <w:rFonts w:hint="eastAsia"/>
-        </w:rPr>
-        <w:t>表</w:t>
+        <w:t xml:space="preserve">　表</w:t>
       </w:r>
       <w:r>
         <w:t>4より，赤や黄のLEDは順方向電圧が約</w:t>
@@ -2624,9 +4270,6 @@
     <w:p>
       <w:pPr>
         <w:ind w:left="360" w:firstLineChars="100" w:firstLine="210"/>
-        <w:rPr>
-          <w:rFonts w:hint="eastAsia"/>
-        </w:rPr>
       </w:pPr>
       <w:r>
         <w:rPr>
@@ -2654,12 +4297,14 @@
             <m:ctrlPr>
               <w:rPr>
                 <w:rFonts w:ascii="Cambria Math" w:hAnsi="Cambria Math"/>
-                <w:i/>
               </w:rPr>
             </m:ctrlPr>
           </m:sSubPr>
           <m:e>
             <m:r>
+              <m:rPr>
+                <m:sty m:val="p"/>
+              </m:rPr>
               <w:rPr>
                 <w:rFonts w:ascii="Cambria Math" w:hAnsi="Cambria Math"/>
               </w:rPr>
@@ -2668,6 +4313,9 @@
           </m:e>
           <m:sub>
             <m:r>
+              <m:rPr>
+                <m:sty m:val="p"/>
+              </m:rPr>
               <w:rPr>
                 <w:rFonts w:ascii="Cambria Math" w:hAnsi="Cambria Math"/>
               </w:rPr>
@@ -2725,6 +4373,11 @@
     <w:p>
       <w:pPr>
         <w:ind w:left="390"/>
+      </w:pPr>
+    </w:p>
+    <w:p>
+      <w:pPr>
+        <w:ind w:left="390"/>
         <w:rPr>
           <w:rFonts w:hint="eastAsia"/>
         </w:rPr>
@@ -2735,7 +4388,7 @@
         <w:pStyle w:val="a9"/>
         <w:numPr>
           <w:ilvl w:val="1"/>
-          <w:numId w:val="1"/>
+          <w:numId w:val="4"/>
         </w:numPr>
       </w:pPr>
       <w:r>
@@ -2748,6 +4401,1046 @@
     <w:p>
       <w:pPr>
         <w:ind w:left="360"/>
+      </w:pPr>
+      <w:r>
+        <w:rPr>
+          <w:rFonts w:hint="eastAsia"/>
+        </w:rPr>
+        <w:t xml:space="preserve">　Arduinoを用いてLEDの点滅周期を徐々に短くし，ちらつきが認識できなくなる点滅周期を実験的に調べた．被験者は自分1名とした．</w:t>
+      </w:r>
+    </w:p>
+    <w:p>
+      <w:pPr>
+        <w:ind w:left="360" w:firstLineChars="100" w:firstLine="210"/>
+      </w:pPr>
+      <w:r>
+        <w:rPr>
+          <w:rFonts w:hint="eastAsia"/>
+        </w:rPr>
+        <w:t>実験の結果，ちらつきが認識できなくなる点滅周期はおよそ</w:t>
+      </w:r>
+      <w:r>
+        <w:t>13msであった．これは周波数に換算すると約77Hzに相当する．フリッカーが知覚できなくなる臨界融合周波数（CFF）は一般に40</w:t>
+      </w:r>
+      <w:r>
+        <w:rPr>
+          <w:rFonts w:hint="eastAsia"/>
+        </w:rPr>
+        <w:t>〜</w:t>
+      </w:r>
+      <w:r>
+        <w:t>50Hzと言われているが，今回の実験結果はこれより高い値となった．この結果は，人間の視覚に10</w:t>
+      </w:r>
+      <w:r>
+        <w:rPr>
+          <w:rFonts w:hint="eastAsia"/>
+        </w:rPr>
+        <w:t>〜</w:t>
+      </w:r>
+      <w:r>
+        <w:t>20ms程度の残像効果があることと対応していると考えられる．CFFは光の強さや面積などによって変化することが知られており，個人差や実験環境の明るさも結果に影響した可能性がある．なお，この残像効果はPWM</w:t>
+      </w:r>
+      <w:r>
+        <w:rPr>
+          <w:rFonts w:hint="eastAsia"/>
+        </w:rPr>
+        <w:t>制御に応用されており，</w:t>
+      </w:r>
+      <w:r>
+        <w:t>LEDを人間が知覚できない速度で高速点滅させることで，連続点灯しているように見せながら明るさを調整する調光制御が実現できる．</w:t>
+      </w:r>
+    </w:p>
+    <w:p>
+      <w:pPr>
+        <w:ind w:left="360" w:firstLineChars="100" w:firstLine="210"/>
+      </w:pPr>
+    </w:p>
+    <w:p>
+      <w:pPr>
+        <w:pStyle w:val="a9"/>
+        <w:numPr>
+          <w:ilvl w:val="0"/>
+          <w:numId w:val="2"/>
+        </w:numPr>
+      </w:pPr>
+      <w:r>
+        <w:rPr>
+          <w:rFonts w:hint="eastAsia"/>
+        </w:rPr>
+        <w:t>超音波距離センサの精度測定</w:t>
+      </w:r>
+    </w:p>
+    <w:p>
+      <w:pPr>
+        <w:ind w:left="360"/>
+      </w:pPr>
+      <w:r>
+        <w:rPr>
+          <w:rFonts w:hint="eastAsia"/>
+        </w:rPr>
+        <w:t xml:space="preserve">　Lesson14のプログラムを用いて，超音波距離センサによる距離測定を行った．センサから対象物までの実際の距離を変化させながら，シリアルモニタに表示される測定値を記録した．測定結果を表5およびグラフ2に示す．</w:t>
+      </w:r>
+    </w:p>
+    <w:p>
+      <w:pPr>
+        <w:ind w:left="360"/>
+      </w:pPr>
+    </w:p>
+    <w:tbl>
+      <w:tblPr>
+        <w:tblW w:w="5000" w:type="pct"/>
+        <w:tblCellMar>
+          <w:left w:w="99" w:type="dxa"/>
+          <w:right w:w="99" w:type="dxa"/>
+        </w:tblCellMar>
+        <w:tblLook w:val="04A0" w:firstRow="1" w:lastRow="0" w:firstColumn="1" w:lastColumn="0" w:noHBand="0" w:noVBand="1"/>
+      </w:tblPr>
+      <w:tblGrid>
+        <w:gridCol w:w="3970"/>
+        <w:gridCol w:w="4534"/>
+      </w:tblGrid>
+      <w:tr>
+        <w:trPr>
+          <w:trHeight w:val="360"/>
+        </w:trPr>
+        <w:tc>
+          <w:tcPr>
+            <w:tcW w:w="5000" w:type="pct"/>
+            <w:gridSpan w:val="2"/>
+            <w:tcBorders>
+              <w:top w:val="nil"/>
+              <w:left w:val="nil"/>
+              <w:bottom w:val="single" w:sz="4" w:space="0" w:color="auto"/>
+              <w:right w:val="nil"/>
+            </w:tcBorders>
+            <w:noWrap/>
+            <w:vAlign w:val="center"/>
+            <w:hideMark/>
+          </w:tcPr>
+          <w:p>
+            <w:pPr>
+              <w:widowControl/>
+              <w:jc w:val="center"/>
+              <w:rPr>
+                <w:rFonts w:asciiTheme="minorEastAsia" w:hAnsiTheme="minorEastAsia" w:cs="ＭＳ Ｐゴシック"/>
+                <w:color w:val="000000"/>
+                <w:kern w:val="0"/>
+                <w:szCs w:val="21"/>
+                <w14:ligatures w14:val="none"/>
+              </w:rPr>
+            </w:pPr>
+            <w:r>
+              <w:rPr>
+                <w:rFonts w:asciiTheme="minorEastAsia" w:hAnsiTheme="minorEastAsia" w:cs="ＭＳ Ｐゴシック" w:hint="eastAsia"/>
+                <w:color w:val="000000"/>
+                <w:kern w:val="0"/>
+                <w:szCs w:val="21"/>
+                <w14:ligatures w14:val="none"/>
+              </w:rPr>
+              <w:t>表5 超音波距離センサの測定結果</w:t>
+            </w:r>
+          </w:p>
+        </w:tc>
+      </w:tr>
+      <w:tr>
+        <w:trPr>
+          <w:trHeight w:val="360"/>
+        </w:trPr>
+        <w:tc>
+          <w:tcPr>
+            <w:tcW w:w="2334" w:type="pct"/>
+            <w:tcBorders>
+              <w:top w:val="nil"/>
+              <w:left w:val="nil"/>
+              <w:bottom w:val="single" w:sz="4" w:space="0" w:color="auto"/>
+              <w:right w:val="nil"/>
+            </w:tcBorders>
+            <w:noWrap/>
+            <w:vAlign w:val="center"/>
+            <w:hideMark/>
+          </w:tcPr>
+          <w:p>
+            <w:pPr>
+              <w:widowControl/>
+              <w:jc w:val="center"/>
+              <w:rPr>
+                <w:rFonts w:asciiTheme="minorEastAsia" w:hAnsiTheme="minorEastAsia" w:cs="ＭＳ Ｐゴシック" w:hint="eastAsia"/>
+                <w:color w:val="000000"/>
+                <w:kern w:val="0"/>
+                <w:szCs w:val="21"/>
+                <w14:ligatures w14:val="none"/>
+              </w:rPr>
+            </w:pPr>
+            <w:r>
+              <w:rPr>
+                <w:rFonts w:asciiTheme="minorEastAsia" w:hAnsiTheme="minorEastAsia" w:cs="ＭＳ Ｐゴシック" w:hint="eastAsia"/>
+                <w:color w:val="000000"/>
+                <w:kern w:val="0"/>
+                <w:szCs w:val="21"/>
+                <w14:ligatures w14:val="none"/>
+              </w:rPr>
+              <w:t>実際の距離</w:t>
+            </w:r>
+            <w:r>
+              <w:rPr>
+                <w:rFonts w:asciiTheme="minorEastAsia" w:hAnsiTheme="minorEastAsia" w:cs="ＭＳ Ｐゴシック" w:hint="eastAsia"/>
+                <w:color w:val="000000"/>
+                <w:kern w:val="0"/>
+                <w:szCs w:val="21"/>
+                <w14:ligatures w14:val="none"/>
+              </w:rPr>
+              <w:t xml:space="preserve"> [cm]</w:t>
+            </w:r>
+          </w:p>
+        </w:tc>
+        <w:tc>
+          <w:tcPr>
+            <w:tcW w:w="2666" w:type="pct"/>
+            <w:tcBorders>
+              <w:top w:val="nil"/>
+              <w:left w:val="nil"/>
+              <w:bottom w:val="single" w:sz="4" w:space="0" w:color="auto"/>
+              <w:right w:val="nil"/>
+            </w:tcBorders>
+            <w:noWrap/>
+            <w:vAlign w:val="center"/>
+            <w:hideMark/>
+          </w:tcPr>
+          <w:p>
+            <w:pPr>
+              <w:widowControl/>
+              <w:jc w:val="center"/>
+              <w:rPr>
+                <w:rFonts w:asciiTheme="minorEastAsia" w:hAnsiTheme="minorEastAsia" w:cs="ＭＳ Ｐゴシック" w:hint="eastAsia"/>
+                <w:color w:val="000000"/>
+                <w:kern w:val="0"/>
+                <w:szCs w:val="21"/>
+                <w14:ligatures w14:val="none"/>
+              </w:rPr>
+            </w:pPr>
+            <w:r>
+              <w:rPr>
+                <w:rFonts w:asciiTheme="minorEastAsia" w:hAnsiTheme="minorEastAsia" w:cs="ＭＳ Ｐゴシック" w:hint="eastAsia"/>
+                <w:color w:val="000000"/>
+                <w:kern w:val="0"/>
+                <w:szCs w:val="21"/>
+                <w14:ligatures w14:val="none"/>
+              </w:rPr>
+              <w:t>測定値</w:t>
+            </w:r>
+            <w:r>
+              <w:rPr>
+                <w:rFonts w:asciiTheme="minorEastAsia" w:hAnsiTheme="minorEastAsia" w:cs="ＭＳ Ｐゴシック" w:hint="eastAsia"/>
+                <w:color w:val="000000"/>
+                <w:kern w:val="0"/>
+                <w:szCs w:val="21"/>
+                <w14:ligatures w14:val="none"/>
+              </w:rPr>
+              <w:t xml:space="preserve"> [cm]</w:t>
+            </w:r>
+          </w:p>
+        </w:tc>
+      </w:tr>
+      <w:tr>
+        <w:trPr>
+          <w:trHeight w:val="360"/>
+        </w:trPr>
+        <w:tc>
+          <w:tcPr>
+            <w:tcW w:w="2334" w:type="pct"/>
+            <w:tcBorders>
+              <w:top w:val="nil"/>
+              <w:left w:val="nil"/>
+              <w:bottom w:val="nil"/>
+              <w:right w:val="nil"/>
+            </w:tcBorders>
+            <w:noWrap/>
+            <w:vAlign w:val="center"/>
+            <w:hideMark/>
+          </w:tcPr>
+          <w:p>
+            <w:pPr>
+              <w:widowControl/>
+              <w:jc w:val="center"/>
+              <w:rPr>
+                <w:rFonts w:asciiTheme="minorEastAsia" w:hAnsiTheme="minorEastAsia" w:cs="ＭＳ Ｐゴシック" w:hint="eastAsia"/>
+                <w:color w:val="000000"/>
+                <w:kern w:val="0"/>
+                <w:szCs w:val="21"/>
+                <w14:ligatures w14:val="none"/>
+              </w:rPr>
+            </w:pPr>
+            <w:r>
+              <w:rPr>
+                <w:rFonts w:asciiTheme="minorEastAsia" w:hAnsiTheme="minorEastAsia" w:cs="ＭＳ Ｐゴシック" w:hint="eastAsia"/>
+                <w:color w:val="000000"/>
+                <w:kern w:val="0"/>
+                <w:szCs w:val="21"/>
+                <w14:ligatures w14:val="none"/>
+              </w:rPr>
+              <w:t>10</w:t>
+            </w:r>
+          </w:p>
+        </w:tc>
+        <w:tc>
+          <w:tcPr>
+            <w:tcW w:w="2666" w:type="pct"/>
+            <w:tcBorders>
+              <w:top w:val="nil"/>
+              <w:left w:val="nil"/>
+              <w:bottom w:val="nil"/>
+              <w:right w:val="nil"/>
+            </w:tcBorders>
+            <w:noWrap/>
+            <w:vAlign w:val="center"/>
+            <w:hideMark/>
+          </w:tcPr>
+          <w:p>
+            <w:pPr>
+              <w:widowControl/>
+              <w:jc w:val="center"/>
+              <w:rPr>
+                <w:rFonts w:asciiTheme="minorEastAsia" w:hAnsiTheme="minorEastAsia" w:cs="ＭＳ Ｐゴシック" w:hint="eastAsia"/>
+                <w:color w:val="000000"/>
+                <w:kern w:val="0"/>
+                <w:szCs w:val="21"/>
+                <w14:ligatures w14:val="none"/>
+              </w:rPr>
+            </w:pPr>
+            <w:r>
+              <w:rPr>
+                <w:rFonts w:asciiTheme="minorEastAsia" w:hAnsiTheme="minorEastAsia" w:cs="ＭＳ Ｐゴシック" w:hint="eastAsia"/>
+                <w:color w:val="000000"/>
+                <w:kern w:val="0"/>
+                <w:szCs w:val="21"/>
+                <w14:ligatures w14:val="none"/>
+              </w:rPr>
+              <w:t>10</w:t>
+            </w:r>
+          </w:p>
+        </w:tc>
+      </w:tr>
+      <w:tr>
+        <w:trPr>
+          <w:trHeight w:val="360"/>
+        </w:trPr>
+        <w:tc>
+          <w:tcPr>
+            <w:tcW w:w="2334" w:type="pct"/>
+            <w:tcBorders>
+              <w:top w:val="nil"/>
+              <w:left w:val="nil"/>
+              <w:bottom w:val="nil"/>
+              <w:right w:val="nil"/>
+            </w:tcBorders>
+            <w:noWrap/>
+            <w:vAlign w:val="center"/>
+            <w:hideMark/>
+          </w:tcPr>
+          <w:p>
+            <w:pPr>
+              <w:widowControl/>
+              <w:jc w:val="center"/>
+              <w:rPr>
+                <w:rFonts w:asciiTheme="minorEastAsia" w:hAnsiTheme="minorEastAsia" w:cs="ＭＳ Ｐゴシック" w:hint="eastAsia"/>
+                <w:color w:val="000000"/>
+                <w:kern w:val="0"/>
+                <w:szCs w:val="21"/>
+                <w14:ligatures w14:val="none"/>
+              </w:rPr>
+            </w:pPr>
+            <w:r>
+              <w:rPr>
+                <w:rFonts w:asciiTheme="minorEastAsia" w:hAnsiTheme="minorEastAsia" w:cs="ＭＳ Ｐゴシック" w:hint="eastAsia"/>
+                <w:color w:val="000000"/>
+                <w:kern w:val="0"/>
+                <w:szCs w:val="21"/>
+                <w14:ligatures w14:val="none"/>
+              </w:rPr>
+              <w:t>20</w:t>
+            </w:r>
+          </w:p>
+        </w:tc>
+        <w:tc>
+          <w:tcPr>
+            <w:tcW w:w="2666" w:type="pct"/>
+            <w:tcBorders>
+              <w:top w:val="nil"/>
+              <w:left w:val="nil"/>
+              <w:bottom w:val="nil"/>
+              <w:right w:val="nil"/>
+            </w:tcBorders>
+            <w:noWrap/>
+            <w:vAlign w:val="center"/>
+            <w:hideMark/>
+          </w:tcPr>
+          <w:p>
+            <w:pPr>
+              <w:widowControl/>
+              <w:jc w:val="center"/>
+              <w:rPr>
+                <w:rFonts w:asciiTheme="minorEastAsia" w:hAnsiTheme="minorEastAsia" w:cs="ＭＳ Ｐゴシック" w:hint="eastAsia"/>
+                <w:color w:val="000000"/>
+                <w:kern w:val="0"/>
+                <w:szCs w:val="21"/>
+                <w14:ligatures w14:val="none"/>
+              </w:rPr>
+            </w:pPr>
+            <w:r>
+              <w:rPr>
+                <w:rFonts w:asciiTheme="minorEastAsia" w:hAnsiTheme="minorEastAsia" w:cs="ＭＳ Ｐゴシック" w:hint="eastAsia"/>
+                <w:color w:val="000000"/>
+                <w:kern w:val="0"/>
+                <w:szCs w:val="21"/>
+                <w14:ligatures w14:val="none"/>
+              </w:rPr>
+              <w:t>19</w:t>
+            </w:r>
+          </w:p>
+        </w:tc>
+      </w:tr>
+      <w:tr>
+        <w:trPr>
+          <w:trHeight w:val="360"/>
+        </w:trPr>
+        <w:tc>
+          <w:tcPr>
+            <w:tcW w:w="2334" w:type="pct"/>
+            <w:tcBorders>
+              <w:top w:val="nil"/>
+              <w:left w:val="nil"/>
+              <w:bottom w:val="nil"/>
+              <w:right w:val="nil"/>
+            </w:tcBorders>
+            <w:noWrap/>
+            <w:vAlign w:val="center"/>
+            <w:hideMark/>
+          </w:tcPr>
+          <w:p>
+            <w:pPr>
+              <w:widowControl/>
+              <w:jc w:val="center"/>
+              <w:rPr>
+                <w:rFonts w:asciiTheme="minorEastAsia" w:hAnsiTheme="minorEastAsia" w:cs="ＭＳ Ｐゴシック" w:hint="eastAsia"/>
+                <w:color w:val="000000"/>
+                <w:kern w:val="0"/>
+                <w:szCs w:val="21"/>
+                <w14:ligatures w14:val="none"/>
+              </w:rPr>
+            </w:pPr>
+            <w:r>
+              <w:rPr>
+                <w:rFonts w:asciiTheme="minorEastAsia" w:hAnsiTheme="minorEastAsia" w:cs="ＭＳ Ｐゴシック" w:hint="eastAsia"/>
+                <w:color w:val="000000"/>
+                <w:kern w:val="0"/>
+                <w:szCs w:val="21"/>
+                <w14:ligatures w14:val="none"/>
+              </w:rPr>
+              <w:t>30</w:t>
+            </w:r>
+          </w:p>
+        </w:tc>
+        <w:tc>
+          <w:tcPr>
+            <w:tcW w:w="2666" w:type="pct"/>
+            <w:tcBorders>
+              <w:top w:val="nil"/>
+              <w:left w:val="nil"/>
+              <w:bottom w:val="nil"/>
+              <w:right w:val="nil"/>
+            </w:tcBorders>
+            <w:noWrap/>
+            <w:vAlign w:val="center"/>
+            <w:hideMark/>
+          </w:tcPr>
+          <w:p>
+            <w:pPr>
+              <w:widowControl/>
+              <w:jc w:val="center"/>
+              <w:rPr>
+                <w:rFonts w:asciiTheme="minorEastAsia" w:hAnsiTheme="minorEastAsia" w:cs="ＭＳ Ｐゴシック" w:hint="eastAsia"/>
+                <w:color w:val="000000"/>
+                <w:kern w:val="0"/>
+                <w:szCs w:val="21"/>
+                <w14:ligatures w14:val="none"/>
+              </w:rPr>
+            </w:pPr>
+            <w:r>
+              <w:rPr>
+                <w:rFonts w:asciiTheme="minorEastAsia" w:hAnsiTheme="minorEastAsia" w:cs="ＭＳ Ｐゴシック" w:hint="eastAsia"/>
+                <w:color w:val="000000"/>
+                <w:kern w:val="0"/>
+                <w:szCs w:val="21"/>
+                <w14:ligatures w14:val="none"/>
+              </w:rPr>
+              <w:t>29</w:t>
+            </w:r>
+          </w:p>
+        </w:tc>
+      </w:tr>
+      <w:tr>
+        <w:trPr>
+          <w:trHeight w:val="360"/>
+        </w:trPr>
+        <w:tc>
+          <w:tcPr>
+            <w:tcW w:w="2334" w:type="pct"/>
+            <w:tcBorders>
+              <w:top w:val="nil"/>
+              <w:left w:val="nil"/>
+              <w:bottom w:val="nil"/>
+              <w:right w:val="nil"/>
+            </w:tcBorders>
+            <w:noWrap/>
+            <w:vAlign w:val="center"/>
+            <w:hideMark/>
+          </w:tcPr>
+          <w:p>
+            <w:pPr>
+              <w:widowControl/>
+              <w:jc w:val="center"/>
+              <w:rPr>
+                <w:rFonts w:asciiTheme="minorEastAsia" w:hAnsiTheme="minorEastAsia" w:cs="ＭＳ Ｐゴシック" w:hint="eastAsia"/>
+                <w:color w:val="000000"/>
+                <w:kern w:val="0"/>
+                <w:szCs w:val="21"/>
+                <w14:ligatures w14:val="none"/>
+              </w:rPr>
+            </w:pPr>
+            <w:r>
+              <w:rPr>
+                <w:rFonts w:asciiTheme="minorEastAsia" w:hAnsiTheme="minorEastAsia" w:cs="ＭＳ Ｐゴシック" w:hint="eastAsia"/>
+                <w:color w:val="000000"/>
+                <w:kern w:val="0"/>
+                <w:szCs w:val="21"/>
+                <w14:ligatures w14:val="none"/>
+              </w:rPr>
+              <w:t>40</w:t>
+            </w:r>
+          </w:p>
+        </w:tc>
+        <w:tc>
+          <w:tcPr>
+            <w:tcW w:w="2666" w:type="pct"/>
+            <w:tcBorders>
+              <w:top w:val="nil"/>
+              <w:left w:val="nil"/>
+              <w:bottom w:val="nil"/>
+              <w:right w:val="nil"/>
+            </w:tcBorders>
+            <w:noWrap/>
+            <w:vAlign w:val="center"/>
+            <w:hideMark/>
+          </w:tcPr>
+          <w:p>
+            <w:pPr>
+              <w:widowControl/>
+              <w:jc w:val="center"/>
+              <w:rPr>
+                <w:rFonts w:asciiTheme="minorEastAsia" w:hAnsiTheme="minorEastAsia" w:cs="ＭＳ Ｐゴシック" w:hint="eastAsia"/>
+                <w:color w:val="000000"/>
+                <w:kern w:val="0"/>
+                <w:szCs w:val="21"/>
+                <w14:ligatures w14:val="none"/>
+              </w:rPr>
+            </w:pPr>
+            <w:r>
+              <w:rPr>
+                <w:rFonts w:asciiTheme="minorEastAsia" w:hAnsiTheme="minorEastAsia" w:cs="ＭＳ Ｐゴシック" w:hint="eastAsia"/>
+                <w:color w:val="000000"/>
+                <w:kern w:val="0"/>
+                <w:szCs w:val="21"/>
+                <w14:ligatures w14:val="none"/>
+              </w:rPr>
+              <w:t>37</w:t>
+            </w:r>
+          </w:p>
+        </w:tc>
+      </w:tr>
+      <w:tr>
+        <w:trPr>
+          <w:trHeight w:val="360"/>
+        </w:trPr>
+        <w:tc>
+          <w:tcPr>
+            <w:tcW w:w="2334" w:type="pct"/>
+            <w:tcBorders>
+              <w:top w:val="nil"/>
+              <w:left w:val="nil"/>
+              <w:bottom w:val="nil"/>
+              <w:right w:val="nil"/>
+            </w:tcBorders>
+            <w:noWrap/>
+            <w:vAlign w:val="center"/>
+            <w:hideMark/>
+          </w:tcPr>
+          <w:p>
+            <w:pPr>
+              <w:widowControl/>
+              <w:jc w:val="center"/>
+              <w:rPr>
+                <w:rFonts w:asciiTheme="minorEastAsia" w:hAnsiTheme="minorEastAsia" w:cs="ＭＳ Ｐゴシック" w:hint="eastAsia"/>
+                <w:color w:val="000000"/>
+                <w:kern w:val="0"/>
+                <w:szCs w:val="21"/>
+                <w14:ligatures w14:val="none"/>
+              </w:rPr>
+            </w:pPr>
+            <w:r>
+              <w:rPr>
+                <w:rFonts w:asciiTheme="minorEastAsia" w:hAnsiTheme="minorEastAsia" w:cs="ＭＳ Ｐゴシック" w:hint="eastAsia"/>
+                <w:color w:val="000000"/>
+                <w:kern w:val="0"/>
+                <w:szCs w:val="21"/>
+                <w14:ligatures w14:val="none"/>
+              </w:rPr>
+              <w:t>50</w:t>
+            </w:r>
+          </w:p>
+        </w:tc>
+        <w:tc>
+          <w:tcPr>
+            <w:tcW w:w="2666" w:type="pct"/>
+            <w:tcBorders>
+              <w:top w:val="nil"/>
+              <w:left w:val="nil"/>
+              <w:bottom w:val="nil"/>
+              <w:right w:val="nil"/>
+            </w:tcBorders>
+            <w:noWrap/>
+            <w:vAlign w:val="center"/>
+            <w:hideMark/>
+          </w:tcPr>
+          <w:p>
+            <w:pPr>
+              <w:widowControl/>
+              <w:jc w:val="center"/>
+              <w:rPr>
+                <w:rFonts w:asciiTheme="minorEastAsia" w:hAnsiTheme="minorEastAsia" w:cs="ＭＳ Ｐゴシック" w:hint="eastAsia"/>
+                <w:color w:val="000000"/>
+                <w:kern w:val="0"/>
+                <w:szCs w:val="21"/>
+                <w14:ligatures w14:val="none"/>
+              </w:rPr>
+            </w:pPr>
+            <w:r>
+              <w:rPr>
+                <w:rFonts w:asciiTheme="minorEastAsia" w:hAnsiTheme="minorEastAsia" w:cs="ＭＳ Ｐゴシック" w:hint="eastAsia"/>
+                <w:color w:val="000000"/>
+                <w:kern w:val="0"/>
+                <w:szCs w:val="21"/>
+                <w14:ligatures w14:val="none"/>
+              </w:rPr>
+              <w:t>47</w:t>
+            </w:r>
+          </w:p>
+        </w:tc>
+      </w:tr>
+      <w:tr>
+        <w:trPr>
+          <w:trHeight w:val="360"/>
+        </w:trPr>
+        <w:tc>
+          <w:tcPr>
+            <w:tcW w:w="2334" w:type="pct"/>
+            <w:tcBorders>
+              <w:top w:val="nil"/>
+              <w:left w:val="nil"/>
+              <w:bottom w:val="nil"/>
+              <w:right w:val="nil"/>
+            </w:tcBorders>
+            <w:noWrap/>
+            <w:vAlign w:val="center"/>
+            <w:hideMark/>
+          </w:tcPr>
+          <w:p>
+            <w:pPr>
+              <w:widowControl/>
+              <w:jc w:val="center"/>
+              <w:rPr>
+                <w:rFonts w:asciiTheme="minorEastAsia" w:hAnsiTheme="minorEastAsia" w:cs="ＭＳ Ｐゴシック" w:hint="eastAsia"/>
+                <w:color w:val="000000"/>
+                <w:kern w:val="0"/>
+                <w:szCs w:val="21"/>
+                <w14:ligatures w14:val="none"/>
+              </w:rPr>
+            </w:pPr>
+            <w:r>
+              <w:rPr>
+                <w:rFonts w:asciiTheme="minorEastAsia" w:hAnsiTheme="minorEastAsia" w:cs="ＭＳ Ｐゴシック" w:hint="eastAsia"/>
+                <w:color w:val="000000"/>
+                <w:kern w:val="0"/>
+                <w:szCs w:val="21"/>
+                <w14:ligatures w14:val="none"/>
+              </w:rPr>
+              <w:t>60</w:t>
+            </w:r>
+          </w:p>
+        </w:tc>
+        <w:tc>
+          <w:tcPr>
+            <w:tcW w:w="2666" w:type="pct"/>
+            <w:tcBorders>
+              <w:top w:val="nil"/>
+              <w:left w:val="nil"/>
+              <w:bottom w:val="nil"/>
+              <w:right w:val="nil"/>
+            </w:tcBorders>
+            <w:noWrap/>
+            <w:vAlign w:val="center"/>
+            <w:hideMark/>
+          </w:tcPr>
+          <w:p>
+            <w:pPr>
+              <w:widowControl/>
+              <w:jc w:val="center"/>
+              <w:rPr>
+                <w:rFonts w:asciiTheme="minorEastAsia" w:hAnsiTheme="minorEastAsia" w:cs="ＭＳ Ｐゴシック" w:hint="eastAsia"/>
+                <w:color w:val="000000"/>
+                <w:kern w:val="0"/>
+                <w:szCs w:val="21"/>
+                <w14:ligatures w14:val="none"/>
+              </w:rPr>
+            </w:pPr>
+            <w:r>
+              <w:rPr>
+                <w:rFonts w:asciiTheme="minorEastAsia" w:hAnsiTheme="minorEastAsia" w:cs="ＭＳ Ｐゴシック" w:hint="eastAsia"/>
+                <w:color w:val="000000"/>
+                <w:kern w:val="0"/>
+                <w:szCs w:val="21"/>
+                <w14:ligatures w14:val="none"/>
+              </w:rPr>
+              <w:t>56</w:t>
+            </w:r>
+          </w:p>
+        </w:tc>
+      </w:tr>
+      <w:tr>
+        <w:trPr>
+          <w:trHeight w:val="360"/>
+        </w:trPr>
+        <w:tc>
+          <w:tcPr>
+            <w:tcW w:w="2334" w:type="pct"/>
+            <w:tcBorders>
+              <w:top w:val="nil"/>
+              <w:left w:val="nil"/>
+              <w:bottom w:val="nil"/>
+              <w:right w:val="nil"/>
+            </w:tcBorders>
+            <w:noWrap/>
+            <w:vAlign w:val="center"/>
+            <w:hideMark/>
+          </w:tcPr>
+          <w:p>
+            <w:pPr>
+              <w:widowControl/>
+              <w:jc w:val="center"/>
+              <w:rPr>
+                <w:rFonts w:asciiTheme="minorEastAsia" w:hAnsiTheme="minorEastAsia" w:cs="ＭＳ Ｐゴシック" w:hint="eastAsia"/>
+                <w:color w:val="000000"/>
+                <w:kern w:val="0"/>
+                <w:szCs w:val="21"/>
+                <w14:ligatures w14:val="none"/>
+              </w:rPr>
+            </w:pPr>
+            <w:r>
+              <w:rPr>
+                <w:rFonts w:asciiTheme="minorEastAsia" w:hAnsiTheme="minorEastAsia" w:cs="ＭＳ Ｐゴシック" w:hint="eastAsia"/>
+                <w:color w:val="000000"/>
+                <w:kern w:val="0"/>
+                <w:szCs w:val="21"/>
+                <w14:ligatures w14:val="none"/>
+              </w:rPr>
+              <w:t>70</w:t>
+            </w:r>
+          </w:p>
+        </w:tc>
+        <w:tc>
+          <w:tcPr>
+            <w:tcW w:w="2666" w:type="pct"/>
+            <w:tcBorders>
+              <w:top w:val="nil"/>
+              <w:left w:val="nil"/>
+              <w:bottom w:val="nil"/>
+              <w:right w:val="nil"/>
+            </w:tcBorders>
+            <w:noWrap/>
+            <w:vAlign w:val="center"/>
+            <w:hideMark/>
+          </w:tcPr>
+          <w:p>
+            <w:pPr>
+              <w:widowControl/>
+              <w:jc w:val="center"/>
+              <w:rPr>
+                <w:rFonts w:asciiTheme="minorEastAsia" w:hAnsiTheme="minorEastAsia" w:cs="ＭＳ Ｐゴシック" w:hint="eastAsia"/>
+                <w:color w:val="000000"/>
+                <w:kern w:val="0"/>
+                <w:szCs w:val="21"/>
+                <w14:ligatures w14:val="none"/>
+              </w:rPr>
+            </w:pPr>
+            <w:r>
+              <w:rPr>
+                <w:rFonts w:asciiTheme="minorEastAsia" w:hAnsiTheme="minorEastAsia" w:cs="ＭＳ Ｐゴシック" w:hint="eastAsia"/>
+                <w:color w:val="000000"/>
+                <w:kern w:val="0"/>
+                <w:szCs w:val="21"/>
+                <w14:ligatures w14:val="none"/>
+              </w:rPr>
+              <w:t>67</w:t>
+            </w:r>
+          </w:p>
+        </w:tc>
+      </w:tr>
+      <w:tr>
+        <w:trPr>
+          <w:trHeight w:val="360"/>
+        </w:trPr>
+        <w:tc>
+          <w:tcPr>
+            <w:tcW w:w="2334" w:type="pct"/>
+            <w:tcBorders>
+              <w:top w:val="nil"/>
+              <w:left w:val="nil"/>
+              <w:bottom w:val="nil"/>
+              <w:right w:val="nil"/>
+            </w:tcBorders>
+            <w:noWrap/>
+            <w:vAlign w:val="center"/>
+            <w:hideMark/>
+          </w:tcPr>
+          <w:p>
+            <w:pPr>
+              <w:widowControl/>
+              <w:jc w:val="center"/>
+              <w:rPr>
+                <w:rFonts w:asciiTheme="minorEastAsia" w:hAnsiTheme="minorEastAsia" w:cs="ＭＳ Ｐゴシック" w:hint="eastAsia"/>
+                <w:color w:val="000000"/>
+                <w:kern w:val="0"/>
+                <w:szCs w:val="21"/>
+                <w14:ligatures w14:val="none"/>
+              </w:rPr>
+            </w:pPr>
+            <w:r>
+              <w:rPr>
+                <w:rFonts w:asciiTheme="minorEastAsia" w:hAnsiTheme="minorEastAsia" w:cs="ＭＳ Ｐゴシック" w:hint="eastAsia"/>
+                <w:color w:val="000000"/>
+                <w:kern w:val="0"/>
+                <w:szCs w:val="21"/>
+                <w14:ligatures w14:val="none"/>
+              </w:rPr>
+              <w:t>80</w:t>
+            </w:r>
+          </w:p>
+        </w:tc>
+        <w:tc>
+          <w:tcPr>
+            <w:tcW w:w="2666" w:type="pct"/>
+            <w:tcBorders>
+              <w:top w:val="nil"/>
+              <w:left w:val="nil"/>
+              <w:bottom w:val="nil"/>
+              <w:right w:val="nil"/>
+            </w:tcBorders>
+            <w:noWrap/>
+            <w:vAlign w:val="center"/>
+            <w:hideMark/>
+          </w:tcPr>
+          <w:p>
+            <w:pPr>
+              <w:widowControl/>
+              <w:jc w:val="center"/>
+              <w:rPr>
+                <w:rFonts w:asciiTheme="minorEastAsia" w:hAnsiTheme="minorEastAsia" w:cs="ＭＳ Ｐゴシック" w:hint="eastAsia"/>
+                <w:color w:val="000000"/>
+                <w:kern w:val="0"/>
+                <w:szCs w:val="21"/>
+                <w14:ligatures w14:val="none"/>
+              </w:rPr>
+            </w:pPr>
+            <w:r>
+              <w:rPr>
+                <w:rFonts w:asciiTheme="minorEastAsia" w:hAnsiTheme="minorEastAsia" w:cs="ＭＳ Ｐゴシック" w:hint="eastAsia"/>
+                <w:color w:val="000000"/>
+                <w:kern w:val="0"/>
+                <w:szCs w:val="21"/>
+                <w14:ligatures w14:val="none"/>
+              </w:rPr>
+              <w:t>77</w:t>
+            </w:r>
+          </w:p>
+        </w:tc>
+      </w:tr>
+      <w:tr>
+        <w:trPr>
+          <w:trHeight w:val="360"/>
+        </w:trPr>
+        <w:tc>
+          <w:tcPr>
+            <w:tcW w:w="2334" w:type="pct"/>
+            <w:tcBorders>
+              <w:top w:val="nil"/>
+              <w:left w:val="nil"/>
+              <w:bottom w:val="nil"/>
+              <w:right w:val="nil"/>
+            </w:tcBorders>
+            <w:noWrap/>
+            <w:vAlign w:val="center"/>
+            <w:hideMark/>
+          </w:tcPr>
+          <w:p>
+            <w:pPr>
+              <w:widowControl/>
+              <w:jc w:val="center"/>
+              <w:rPr>
+                <w:rFonts w:asciiTheme="minorEastAsia" w:hAnsiTheme="minorEastAsia" w:cs="ＭＳ Ｐゴシック" w:hint="eastAsia"/>
+                <w:color w:val="000000"/>
+                <w:kern w:val="0"/>
+                <w:szCs w:val="21"/>
+                <w14:ligatures w14:val="none"/>
+              </w:rPr>
+            </w:pPr>
+            <w:r>
+              <w:rPr>
+                <w:rFonts w:asciiTheme="minorEastAsia" w:hAnsiTheme="minorEastAsia" w:cs="ＭＳ Ｐゴシック" w:hint="eastAsia"/>
+                <w:color w:val="000000"/>
+                <w:kern w:val="0"/>
+                <w:szCs w:val="21"/>
+                <w14:ligatures w14:val="none"/>
+              </w:rPr>
+              <w:t>90</w:t>
+            </w:r>
+          </w:p>
+        </w:tc>
+        <w:tc>
+          <w:tcPr>
+            <w:tcW w:w="2666" w:type="pct"/>
+            <w:tcBorders>
+              <w:top w:val="nil"/>
+              <w:left w:val="nil"/>
+              <w:bottom w:val="nil"/>
+              <w:right w:val="nil"/>
+            </w:tcBorders>
+            <w:noWrap/>
+            <w:vAlign w:val="center"/>
+            <w:hideMark/>
+          </w:tcPr>
+          <w:p>
+            <w:pPr>
+              <w:widowControl/>
+              <w:jc w:val="center"/>
+              <w:rPr>
+                <w:rFonts w:asciiTheme="minorEastAsia" w:hAnsiTheme="minorEastAsia" w:cs="ＭＳ Ｐゴシック" w:hint="eastAsia"/>
+                <w:color w:val="000000"/>
+                <w:kern w:val="0"/>
+                <w:szCs w:val="21"/>
+                <w14:ligatures w14:val="none"/>
+              </w:rPr>
+            </w:pPr>
+            <w:r>
+              <w:rPr>
+                <w:rFonts w:asciiTheme="minorEastAsia" w:hAnsiTheme="minorEastAsia" w:cs="ＭＳ Ｐゴシック" w:hint="eastAsia"/>
+                <w:color w:val="000000"/>
+                <w:kern w:val="0"/>
+                <w:szCs w:val="21"/>
+                <w14:ligatures w14:val="none"/>
+              </w:rPr>
+              <w:t>86</w:t>
+            </w:r>
+          </w:p>
+        </w:tc>
+      </w:tr>
+      <w:tr>
+        <w:trPr>
+          <w:trHeight w:val="360"/>
+        </w:trPr>
+        <w:tc>
+          <w:tcPr>
+            <w:tcW w:w="2334" w:type="pct"/>
+            <w:tcBorders>
+              <w:top w:val="nil"/>
+              <w:left w:val="nil"/>
+              <w:bottom w:val="single" w:sz="4" w:space="0" w:color="auto"/>
+              <w:right w:val="nil"/>
+            </w:tcBorders>
+            <w:noWrap/>
+            <w:vAlign w:val="center"/>
+            <w:hideMark/>
+          </w:tcPr>
+          <w:p>
+            <w:pPr>
+              <w:widowControl/>
+              <w:jc w:val="center"/>
+              <w:rPr>
+                <w:rFonts w:asciiTheme="minorEastAsia" w:hAnsiTheme="minorEastAsia" w:cs="ＭＳ Ｐゴシック" w:hint="eastAsia"/>
+                <w:color w:val="000000"/>
+                <w:kern w:val="0"/>
+                <w:szCs w:val="21"/>
+                <w14:ligatures w14:val="none"/>
+              </w:rPr>
+            </w:pPr>
+            <w:r>
+              <w:rPr>
+                <w:rFonts w:asciiTheme="minorEastAsia" w:hAnsiTheme="minorEastAsia" w:cs="ＭＳ Ｐゴシック" w:hint="eastAsia"/>
+                <w:color w:val="000000"/>
+                <w:kern w:val="0"/>
+                <w:szCs w:val="21"/>
+                <w14:ligatures w14:val="none"/>
+              </w:rPr>
+              <w:t>100</w:t>
+            </w:r>
+          </w:p>
+        </w:tc>
+        <w:tc>
+          <w:tcPr>
+            <w:tcW w:w="2666" w:type="pct"/>
+            <w:tcBorders>
+              <w:top w:val="nil"/>
+              <w:left w:val="nil"/>
+              <w:bottom w:val="single" w:sz="4" w:space="0" w:color="auto"/>
+              <w:right w:val="nil"/>
+            </w:tcBorders>
+            <w:noWrap/>
+            <w:vAlign w:val="center"/>
+            <w:hideMark/>
+          </w:tcPr>
+          <w:p>
+            <w:pPr>
+              <w:widowControl/>
+              <w:jc w:val="center"/>
+              <w:rPr>
+                <w:rFonts w:asciiTheme="minorEastAsia" w:hAnsiTheme="minorEastAsia" w:cs="ＭＳ Ｐゴシック" w:hint="eastAsia"/>
+                <w:color w:val="000000"/>
+                <w:kern w:val="0"/>
+                <w:szCs w:val="21"/>
+                <w14:ligatures w14:val="none"/>
+              </w:rPr>
+            </w:pPr>
+            <w:r>
+              <w:rPr>
+                <w:rFonts w:asciiTheme="minorEastAsia" w:hAnsiTheme="minorEastAsia" w:cs="ＭＳ Ｐゴシック" w:hint="eastAsia"/>
+                <w:color w:val="000000"/>
+                <w:kern w:val="0"/>
+                <w:szCs w:val="21"/>
+                <w14:ligatures w14:val="none"/>
+              </w:rPr>
+              <w:t>96</w:t>
+            </w:r>
+          </w:p>
+        </w:tc>
+      </w:tr>
+    </w:tbl>
+    <w:p>
+      <w:pPr>
+        <w:ind w:left="360"/>
+      </w:pPr>
+    </w:p>
+    <w:p>
+      <w:pPr>
+        <w:ind w:left="360"/>
+        <w:jc w:val="center"/>
         <w:rPr>
           <w:rFonts w:hint="eastAsia"/>
         </w:rPr>
@@ -2757,71 +5450,281 @@
           <w:rFonts w:hint="eastAsia"/>
         </w:rPr>
         <w:lastRenderedPageBreak/>
-        <w:t xml:space="preserve">　Arduinoを用いてLEDの点滅周期を徐々に短くし，ちらつきが認識できなくなる点滅周期を実験的に調べた．被験者は自分1名とした．</w:t>
-      </w:r>
-    </w:p>
-    <w:p>
-      <w:pPr>
-        <w:ind w:left="360" w:firstLineChars="100" w:firstLine="210"/>
-      </w:pPr>
+        <w:t>図</w:t>
+      </w:r>
+      <w:r>
+        <w:rPr>
+          <w:noProof/>
+        </w:rPr>
+        <w:drawing>
+          <wp:anchor distT="0" distB="0" distL="114300" distR="114300" simplePos="0" relativeHeight="251659264" behindDoc="0" locked="0" layoutInCell="1" allowOverlap="1" wp14:anchorId="3956D14A" wp14:editId="722541CC">
+            <wp:simplePos x="0" y="0"/>
+            <wp:positionH relativeFrom="margin">
+              <wp:align>center</wp:align>
+            </wp:positionH>
+            <wp:positionV relativeFrom="paragraph">
+              <wp:posOffset>304</wp:posOffset>
+            </wp:positionV>
+            <wp:extent cx="4572000" cy="2743200"/>
+            <wp:effectExtent l="0" t="0" r="0" b="0"/>
+            <wp:wrapTopAndBottom/>
+            <wp:docPr id="43148937" name="グラフ 1">
+              <a:extLst xmlns:a="http://schemas.openxmlformats.org/drawingml/2006/main">
+                <a:ext uri="{FF2B5EF4-FFF2-40B4-BE49-F238E27FC236}">
+                  <a16:creationId xmlns:a16="http://schemas.microsoft.com/office/drawing/2014/main" id="{D0DEB0F9-23D2-1F24-BF16-32FAC3BF58C4}"/>
+                </a:ext>
+              </a:extLst>
+            </wp:docPr>
+            <wp:cNvGraphicFramePr/>
+            <a:graphic xmlns:a="http://schemas.openxmlformats.org/drawingml/2006/main">
+              <a:graphicData uri="http://schemas.openxmlformats.org/drawingml/2006/chart">
+                <c:chart xmlns:c="http://schemas.openxmlformats.org/drawingml/2006/chart" xmlns:r="http://schemas.openxmlformats.org/officeDocument/2006/relationships" r:id="rId9"/>
+              </a:graphicData>
+            </a:graphic>
+          </wp:anchor>
+        </w:drawing>
+      </w:r>
       <w:r>
         <w:rPr>
           <w:rFonts w:hint="eastAsia"/>
         </w:rPr>
-        <w:t>実験の結果，ちらつきが認識できなくなる点滅周期はおよそ</w:t>
-      </w:r>
-      <w:r>
-        <w:t>13msであった．これは周波数に換算すると約77Hzに相当する．フリッカーが知覚できなくなる臨界融合周波数（CFF）は一般に40</w:t>
-      </w:r>
+        <w:t>2 超音波距離センサの実際の距離と測定値の関係</w:t>
+      </w:r>
+    </w:p>
+    <w:p>
+      <w:pPr>
+        <w:ind w:left="360"/>
+      </w:pPr>
       <w:r>
         <w:rPr>
           <w:rFonts w:hint="eastAsia"/>
         </w:rPr>
-        <w:t>〜</w:t>
-      </w:r>
-      <w:r>
-        <w:t>50Hzと言われているが，今回の実験結果はこれより高い値となった．この結果は，人間の視覚に10</w:t>
-      </w:r>
-      <w:r>
-        <w:rPr>
-          <w:rFonts w:hint="eastAsia"/>
-        </w:rPr>
-        <w:t>〜</w:t>
-      </w:r>
-      <w:r>
-        <w:t>20ms程度の残像効果があることと対応していると考えられる．CFFは光の強さや面積などによって変化することが知られており，個人差や実験環境の明るさも結果に影響した可能性がある．なお，この残像効果はPWM</w:t>
-      </w:r>
-      <w:r>
-        <w:rPr>
-          <w:rFonts w:hint="eastAsia"/>
-        </w:rPr>
-        <w:t>制御に応用されており，</w:t>
-      </w:r>
-      <w:r>
-        <w:t>LEDを人間が知覚できない速度で高速点滅させることで，連続点灯しているように見せながら明るさを調整する調光制御が実現できる．</w:t>
+        <w:t xml:space="preserve">　表5および図2より，実際の距離とセンサの測定値の間に強い線形関係が確認された．</w:t>
+      </w:r>
+      <w:r>
+        <w:t>決定係数</w:t>
+      </w:r>
+      <m:oMath>
+        <m:sSup>
+          <m:sSupPr>
+            <m:ctrlPr>
+              <w:rPr>
+                <w:rFonts w:ascii="Cambria Math" w:hAnsi="Cambria Math"/>
+              </w:rPr>
+            </m:ctrlPr>
+          </m:sSupPr>
+          <m:e>
+            <m:r>
+              <w:rPr>
+                <w:rFonts w:ascii="Cambria Math" w:hAnsi="Cambria Math"/>
+              </w:rPr>
+              <m:t>R</m:t>
+            </m:r>
+          </m:e>
+          <m:sup>
+            <m:r>
+              <w:rPr>
+                <w:rFonts w:ascii="Cambria Math" w:hAnsi="Cambria Math"/>
+              </w:rPr>
+              <m:t>2</m:t>
+            </m:r>
+          </m:sup>
+        </m:sSup>
+        <m:r>
+          <m:rPr>
+            <m:sty m:val="p"/>
+          </m:rPr>
+          <w:rPr>
+            <w:rFonts w:ascii="Cambria Math" w:hAnsi="Cambria Math"/>
+          </w:rPr>
+          <m:t>=0.9994</m:t>
+        </m:r>
+      </m:oMath>
+      <w:r>
+        <w:t>と非常に高い値を示しており，超音波距離センサの線形性は十分に高いといえる．</w:t>
       </w:r>
     </w:p>
     <w:p>
       <w:pPr>
         <w:ind w:left="360" w:firstLineChars="100" w:firstLine="210"/>
-        <w:rPr>
-          <w:rFonts w:hint="eastAsia"/>
-        </w:rPr>
-      </w:pPr>
+      </w:pPr>
+      <w:r>
+        <w:t>近似直線の傾きは</w:t>
+      </w:r>
+      <m:oMath>
+        <m:r>
+          <m:rPr>
+            <m:sty m:val="p"/>
+          </m:rPr>
+          <w:rPr>
+            <w:rFonts w:ascii="Cambria Math" w:hAnsi="Cambria Math"/>
+          </w:rPr>
+          <m:t>0.959</m:t>
+        </m:r>
+      </m:oMath>
+      <w:r>
+        <w:t>であり，理想値の</w:t>
+      </w:r>
+      <m:oMath>
+        <m:r>
+          <m:rPr>
+            <m:sty m:val="p"/>
+          </m:rPr>
+          <w:rPr>
+            <w:rFonts w:ascii="Cambria Math" w:hAnsi="Cambria Math"/>
+          </w:rPr>
+          <m:t>1.0</m:t>
+        </m:r>
+      </m:oMath>
+      <w:r>
+        <w:t>に対して約</w:t>
+      </w:r>
+      <m:oMath>
+        <m:r>
+          <m:rPr>
+            <m:sty m:val="p"/>
+          </m:rPr>
+          <w:rPr>
+            <w:rFonts w:ascii="Cambria Math" w:hAnsi="Cambria Math"/>
+          </w:rPr>
+          <m:t>4%</m:t>
+        </m:r>
+      </m:oMath>
+      <w:r>
+        <w:t>低い値となった．これはセンサのプログラム内で使用している音速の値と，実際の測定環境における音速に差があることが原因と考えられる．音速は気温に依存し，</w:t>
+      </w:r>
+      <m:oMath>
+        <m:r>
+          <w:rPr>
+            <w:rFonts w:ascii="Cambria Math" w:hAnsi="Cambria Math"/>
+          </w:rPr>
+          <m:t>v=331.5+0.6t</m:t>
+        </m:r>
+      </m:oMath>
+      <w:r>
+        <w:t>（</w:t>
+      </w:r>
+      <m:oMath>
+        <m:r>
+          <w:rPr>
+            <w:rFonts w:ascii="Cambria Math" w:hAnsi="Cambria Math"/>
+          </w:rPr>
+          <m:t>t</m:t>
+        </m:r>
+      </m:oMath>
+      <w:r>
+        <w:t xml:space="preserve">：気温[℃]）で表されるため，気温が想定値と異なる場合には測定値に系統的な誤差が生じる．より正確な測定を行うには，環境の気温を計測して音速を補正する必要がある． </w:t>
+      </w:r>
     </w:p>
     <w:p>
       <w:pPr>
-        <w:pStyle w:val="a9"/>
-        <w:numPr>
-          <w:ilvl w:val="0"/>
-          <w:numId w:val="1"/>
-        </w:numPr>
-      </w:pPr>
-      <w:r>
-        <w:rPr>
-          <w:rFonts w:hint="eastAsia"/>
-        </w:rPr>
-        <w:t>超音波距離センサの精度測定</w:t>
+        <w:ind w:left="360" w:firstLineChars="100" w:firstLine="210"/>
+      </w:pPr>
+      <w:r>
+        <w:t>また，切片が</w:t>
+      </w:r>
+      <m:oMath>
+        <m:r>
+          <m:rPr>
+            <m:sty m:val="p"/>
+          </m:rPr>
+          <w:rPr>
+            <w:rFonts w:ascii="Cambria Math" w:hAnsi="Cambria Math"/>
+          </w:rPr>
+          <m:t>-0.333cm</m:t>
+        </m:r>
+      </m:oMath>
+      <w:r>
+        <w:t>とわずかに負の値を示しており，近距離においてセンサがやや小さい値を出力する傾向がある．これはセンサ内部の超音波送受信素子間の物理的な距離や，パルスの送受信処理における時間的な遅延が影響していると考えられる．</w:t>
+      </w:r>
+    </w:p>
+    <w:p>
+      <w:pPr>
+        <w:ind w:left="360" w:firstLineChars="100" w:firstLine="210"/>
+      </w:pPr>
+      <w:r>
+        <w:t>以上の結果から，本センサを用いて実際の距離を正確に求めるには，近似直線の式を用いて測定値を補正することが有効である．具体的には，近似直線</w:t>
+      </w:r>
+      <m:oMath>
+        <m:r>
+          <w:rPr>
+            <w:rFonts w:ascii="Cambria Math" w:hAnsi="Cambria Math"/>
+          </w:rPr>
+          <m:t>y=0.959x-0.333</m:t>
+        </m:r>
+      </m:oMath>
+      <w:r>
+        <w:t>の逆関数を用いて，センサの測定値</w:t>
+      </w:r>
+      <m:oMath>
+        <m:r>
+          <w:rPr>
+            <w:rFonts w:ascii="Cambria Math" w:hAnsi="Cambria Math"/>
+          </w:rPr>
+          <m:t>y</m:t>
+        </m:r>
+      </m:oMath>
+      <w:r>
+        <w:t>から実際の距離</w:t>
+      </w:r>
+      <m:oMath>
+        <m:r>
+          <w:rPr>
+            <w:rFonts w:ascii="Cambria Math" w:hAnsi="Cambria Math"/>
+          </w:rPr>
+          <m:t>x</m:t>
+        </m:r>
+      </m:oMath>
+      <w:r>
+        <w:t xml:space="preserve">を以下のように算出できる． </w:t>
+      </w:r>
+    </w:p>
+    <w:p>
+      <w:pPr>
+        <w:ind w:left="360"/>
+      </w:pPr>
+      <m:oMathPara>
+        <m:oMath>
+          <m:r>
+            <w:rPr>
+              <w:rFonts w:ascii="Cambria Math" w:hAnsi="Cambria Math"/>
+            </w:rPr>
+            <m:t>x=</m:t>
+          </m:r>
+          <m:f>
+            <m:fPr>
+              <m:ctrlPr>
+                <w:rPr>
+                  <w:rFonts w:ascii="Cambria Math" w:hAnsi="Cambria Math"/>
+                </w:rPr>
+              </m:ctrlPr>
+            </m:fPr>
+            <m:num>
+              <m:r>
+                <w:rPr>
+                  <w:rFonts w:ascii="Cambria Math" w:hAnsi="Cambria Math"/>
+                </w:rPr>
+                <m:t>y+0.333</m:t>
+              </m:r>
+            </m:num>
+            <m:den>
+              <m:r>
+                <w:rPr>
+                  <w:rFonts w:ascii="Cambria Math" w:hAnsi="Cambria Math"/>
+                </w:rPr>
+                <m:t>0.959</m:t>
+              </m:r>
+            </m:den>
+          </m:f>
+        </m:oMath>
+      </m:oMathPara>
+    </w:p>
+    <w:p>
+      <w:pPr>
+        <w:ind w:left="360"/>
+      </w:pPr>
+      <w:r>
+        <w:t>また，測定環境の気温が変化する場合には音速の補正も併せて行うことで，より高精度な距離計測が可能となる．</w:t>
       </w:r>
     </w:p>
     <w:p>
@@ -2831,26 +5734,13 @@
           <w:rFonts w:hint="eastAsia"/>
         </w:rPr>
       </w:pPr>
-      <w:r>
-        <w:rPr>
-          <w:rFonts w:hint="eastAsia"/>
-        </w:rPr>
-        <w:t xml:space="preserve">　Lesson14のプログラムを用いて，超音波距離センサによる距離測定を行った．センサから対象物までの実際の距離を変化させながら，シリアルモニタに表示される測定値を記録した．測定結果を表5およびグラフ2に示す．</w:t>
-      </w:r>
-    </w:p>
-    <w:p>
-      <w:pPr>
-        <w:rPr>
-          <w:rFonts w:hint="eastAsia"/>
-        </w:rPr>
-      </w:pPr>
     </w:p>
     <w:p>
       <w:pPr>
         <w:pStyle w:val="a9"/>
         <w:numPr>
           <w:ilvl w:val="0"/>
-          <w:numId w:val="1"/>
+          <w:numId w:val="2"/>
         </w:numPr>
       </w:pPr>
       <w:r>
@@ -2872,6 +5762,9 @@
       </w:r>
       <m:oMath>
         <m:r>
+          <m:rPr>
+            <m:sty m:val="p"/>
+          </m:rPr>
           <w:rPr>
             <w:rFonts w:ascii="Cambria Math" w:hAnsi="Cambria Math"/>
           </w:rPr>
@@ -2882,20 +5775,36 @@
         <w:rPr>
           <w:rFonts w:hint="eastAsia"/>
         </w:rPr>
-        <w:t>に移動させて安定させた後，mills関数で時刻を記録し，write(180,255,true)で</w:t>
+        <w:t>に移動させて安定させた後，mill</w:t>
+      </w:r>
+      <w:r>
+        <w:rPr>
+          <w:rFonts w:hint="eastAsia"/>
+        </w:rPr>
+        <w:t>is</w:t>
+      </w:r>
+      <w:r>
+        <w:rPr>
+          <w:rFonts w:hint="eastAsia"/>
+        </w:rPr>
+        <w:t>関数で時</w:t>
+      </w:r>
+      <w:r>
+        <w:rPr>
+          <w:rFonts w:hint="eastAsia"/>
+        </w:rPr>
+        <w:lastRenderedPageBreak/>
+        <w:t>刻を記録し，write(180,255,true)で</w:t>
       </w:r>
       <m:oMath>
         <m:r>
+          <m:rPr>
+            <m:sty m:val="p"/>
+          </m:rPr>
           <w:rPr>
             <w:rFonts w:ascii="Cambria Math" w:hAnsi="Cambria Math"/>
           </w:rPr>
-          <m:t>18</m:t>
-        </m:r>
-        <m:r>
-          <w:rPr>
-            <w:rFonts w:ascii="Cambria Math" w:hAnsi="Cambria Math"/>
-          </w:rPr>
-          <m:t>0°</m:t>
+          <m:t>180°</m:t>
         </m:r>
       </m:oMath>
       <w:r>
@@ -2910,25 +5819,11 @@
         </w:rPr>
         <w:t>標準のServoライブラリではwrite後に回転完了を待機する機能がないため，外部の</w:t>
       </w:r>
-      <w:proofErr w:type="spellStart"/>
       <w:r>
         <w:rPr>
           <w:rFonts w:hint="eastAsia"/>
         </w:rPr>
-        <w:t>VarSpeedServo</w:t>
-      </w:r>
-      <w:proofErr w:type="spellEnd"/>
-      <w:r>
-        <w:rPr>
-          <w:rFonts w:hint="eastAsia"/>
-        </w:rPr>
-        <w:t>ライブラリを使用した．</w:t>
-      </w:r>
-      <w:r>
-        <w:rPr>
-          <w:rFonts w:hint="eastAsia"/>
-        </w:rPr>
-        <w:t>この操作を10回繰り返し</w:t>
+        <w:t>VarSpeedServoライブラリを使用した．この操作を10回繰り返し</w:t>
       </w:r>
       <w:r>
         <w:rPr>
@@ -2973,6 +5868,9 @@
       </w:r>
       <m:oMath>
         <m:r>
+          <m:rPr>
+            <m:sty m:val="p"/>
+          </m:rPr>
           <w:rPr>
             <w:rFonts w:ascii="Cambria Math" w:hAnsi="Cambria Math"/>
           </w:rPr>
@@ -3006,19 +5904,22 @@
     <w:p>
       <w:pPr>
         <w:ind w:left="360"/>
-        <w:rPr>
-          <w:rFonts w:hint="eastAsia"/>
-        </w:rPr>
       </w:pPr>
       <m:oMathPara>
         <m:oMath>
           <m:r>
+            <m:rPr>
+              <m:sty m:val="p"/>
+            </m:rPr>
             <w:rPr>
               <w:rFonts w:ascii="Cambria Math" w:hAnsi="Cambria Math" w:hint="eastAsia"/>
             </w:rPr>
             <m:t>ω</m:t>
           </m:r>
           <m:r>
+            <m:rPr>
+              <m:sty m:val="p"/>
+            </m:rPr>
             <w:rPr>
               <w:rFonts w:ascii="Cambria Math" w:hAnsi="Cambria Math"/>
             </w:rPr>
@@ -3029,12 +5930,14 @@
               <m:ctrlPr>
                 <w:rPr>
                   <w:rFonts w:ascii="Cambria Math" w:hAnsi="Cambria Math"/>
-                  <w:i/>
                 </w:rPr>
               </m:ctrlPr>
             </m:fPr>
             <m:num>
               <m:r>
+                <m:rPr>
+                  <m:sty m:val="p"/>
+                </m:rPr>
                 <w:rPr>
                   <w:rFonts w:ascii="Cambria Math" w:hAnsi="Cambria Math"/>
                 </w:rPr>
@@ -3043,6 +5946,9 @@
             </m:num>
             <m:den>
               <m:r>
+                <m:rPr>
+                  <m:sty m:val="p"/>
+                </m:rPr>
                 <w:rPr>
                   <w:rFonts w:ascii="Cambria Math" w:hAnsi="Cambria Math"/>
                 </w:rPr>
@@ -3051,6 +5957,9 @@
             </m:den>
           </m:f>
           <m:r>
+            <m:rPr>
+              <m:sty m:val="p"/>
+            </m:rPr>
             <w:rPr>
               <w:rFonts w:ascii="Cambria Math" w:hAnsi="Cambria Math"/>
             </w:rPr>
@@ -3062,9 +5971,6 @@
     <w:p>
       <w:pPr>
         <w:ind w:left="360" w:firstLineChars="100" w:firstLine="210"/>
-        <w:rPr>
-          <w:rFonts w:hint="eastAsia"/>
-        </w:rPr>
       </w:pPr>
       <w:r>
         <w:t>SG-90のデータシートによると動作速度は</w:t>
@@ -3091,6 +5997,9 @@
       </w:r>
       <m:oMath>
         <m:r>
+          <m:rPr>
+            <m:sty m:val="p"/>
+          </m:rPr>
           <w:rPr>
             <w:rFonts w:ascii="Cambria Math" w:hAnsi="Cambria Math"/>
           </w:rPr>
@@ -3154,6 +6063,9 @@
       </w:r>
       <m:oMath>
         <m:r>
+          <m:rPr>
+            <m:sty m:val="p"/>
+          </m:rPr>
           <w:rPr>
             <w:rFonts w:ascii="Cambria Math" w:hAnsi="Cambria Math"/>
           </w:rPr>
@@ -3165,38 +6077,6 @@
           <w:rFonts w:hint="eastAsia"/>
         </w:rPr>
         <w:t>とデータシートの条件</w:t>
-      </w:r>
-      <m:oMath>
-        <m:r>
-          <w:rPr>
-            <w:rFonts w:ascii="Cambria Math" w:hAnsi="Cambria Math"/>
-          </w:rPr>
-          <m:t>(</m:t>
-        </m:r>
-        <m:r>
-          <m:rPr>
-            <m:sty m:val="p"/>
-          </m:rPr>
-          <w:rPr>
-            <w:rFonts w:ascii="Cambria Math" w:hAnsi="Cambria Math"/>
-          </w:rPr>
-          <m:t>4.8V</m:t>
-        </m:r>
-        <m:r>
-          <m:rPr>
-            <m:sty m:val="p"/>
-          </m:rPr>
-          <w:rPr>
-            <w:rFonts w:ascii="Cambria Math" w:hAnsi="Cambria Math"/>
-          </w:rPr>
-          <m:t>)</m:t>
-        </m:r>
-      </m:oMath>
-      <w:r>
-        <w:rPr>
-          <w:rFonts w:hint="eastAsia"/>
-        </w:rPr>
-        <w:t>よりわずかに高いため，若干速い結果が得られることが予想されるが，その差は</w:t>
       </w:r>
       <m:oMath>
         <m:r>
@@ -3206,8 +6086,16 @@
           <w:rPr>
             <w:rFonts w:ascii="Cambria Math" w:hAnsi="Cambria Math"/>
           </w:rPr>
-          <m:t>1</m:t>
+          <m:t>(4.8V)</m:t>
         </m:r>
+      </m:oMath>
+      <w:r>
+        <w:rPr>
+          <w:rFonts w:hint="eastAsia"/>
+        </w:rPr>
+        <w:t>よりわずかに高いため，若干速い結果が得られることが予想されるが，その差は</w:t>
+      </w:r>
+      <m:oMath>
         <m:r>
           <m:rPr>
             <m:sty m:val="p"/>
@@ -3215,7 +6103,7 @@
           <w:rPr>
             <w:rFonts w:ascii="Cambria Math" w:hAnsi="Cambria Math"/>
           </w:rPr>
-          <m:t xml:space="preserve"> ms</m:t>
+          <m:t>1 ms</m:t>
         </m:r>
       </m:oMath>
       <w:r>
@@ -3228,9 +6116,6 @@
     <w:p>
       <w:pPr>
         <w:ind w:left="360" w:firstLineChars="100" w:firstLine="210"/>
-        <w:rPr>
-          <w:rFonts w:hint="eastAsia"/>
-        </w:rPr>
       </w:pPr>
       <w:r>
         <w:rPr>
@@ -3245,7 +6130,7 @@
         <w:pStyle w:val="a9"/>
         <w:numPr>
           <w:ilvl w:val="0"/>
-          <w:numId w:val="1"/>
+          <w:numId w:val="2"/>
         </w:numPr>
       </w:pPr>
       <w:r>
@@ -3257,14 +6142,18 @@
     </w:p>
     <w:p>
       <w:pPr>
+        <w:rPr>
+          <w:rFonts w:hint="eastAsia"/>
+        </w:rPr>
+      </w:pPr>
+    </w:p>
+    <w:p>
+      <w:pPr>
         <w:pStyle w:val="a9"/>
         <w:numPr>
           <w:ilvl w:val="0"/>
-          <w:numId w:val="1"/>
+          <w:numId w:val="2"/>
         </w:numPr>
-        <w:rPr>
-          <w:rFonts w:hint="eastAsia"/>
-        </w:rPr>
       </w:pPr>
       <w:r>
         <w:rPr>
@@ -3274,18 +6163,462 @@
       </w:r>
     </w:p>
     <w:sectPr>
+      <w:footerReference w:type="default" r:id="rId10"/>
       <w:pgSz w:w="11906" w:h="16838"/>
       <w:pgMar w:top="1985" w:right="1701" w:bottom="1701" w:left="1701" w:header="851" w:footer="992" w:gutter="0"/>
+      <w:pgNumType w:start="0"/>
       <w:cols w:space="425"/>
+      <w:titlePg/>
       <w:docGrid w:type="lines" w:linePitch="360"/>
     </w:sectPr>
   </w:body>
 </w:document>
 </file>
 
+<file path=word/endnotes.xml><?xml version="1.0" encoding="utf-8"?>
+<w:endnotes xmlns:wpc="http://schemas.microsoft.com/office/word/2010/wordprocessingCanvas" xmlns:cx="http://schemas.microsoft.com/office/drawing/2014/chartex" xmlns:cx1="http://schemas.microsoft.com/office/drawing/2015/9/8/chartex" xmlns:cx2="http://schemas.microsoft.com/office/drawing/2015/10/21/chartex" xmlns:cx3="http://schemas.microsoft.com/office/drawing/2016/5/9/chartex" xmlns:cx4="http://schemas.microsoft.com/office/drawing/2016/5/10/chartex" xmlns:cx5="http://schemas.microsoft.com/office/drawing/2016/5/11/chartex" xmlns:cx6="http://schemas.microsoft.com/office/drawing/2016/5/12/chartex" xmlns:cx7="http://schemas.microsoft.com/office/drawing/2016/5/13/chartex" xmlns:cx8="http://schemas.microsoft.com/office/drawing/2016/5/14/chartex" xmlns:mc="http://schemas.openxmlformats.org/markup-compatibility/2006" xmlns:aink="http://schemas.microsoft.com/office/drawing/2016/ink" xmlns:am3d="http://schemas.microsoft.com/office/drawing/2017/model3d" xmlns:o="urn:schemas-microsoft-com:office:office" xmlns:oel="http://schemas.microsoft.com/office/2019/extlst" xmlns:r="http://schemas.openxmlformats.org/officeDocument/2006/relationships" xmlns:m="http://schemas.openxmlformats.org/officeDocument/2006/math" xmlns:v="urn:schemas-microsoft-com:vml" xmlns:wp14="http://schemas.microsoft.com/office/word/2010/wordprocessingDrawing" xmlns:wp="http://schemas.openxmlformats.org/drawingml/2006/wordprocessingDrawing" xmlns:w10="urn:schemas-microsoft-com:office:word" xmlns:w="http://schemas.openxmlformats.org/wordprocessingml/2006/main" xmlns:w14="http://schemas.microsoft.com/office/word/2010/wordml" xmlns:w15="http://schemas.microsoft.com/office/word/2012/wordml" xmlns:w16cex="http://schemas.microsoft.com/office/word/2018/wordml/cex" xmlns:w16cid="http://schemas.microsoft.com/office/word/2016/wordml/cid" xmlns:w16="http://schemas.microsoft.com/office/word/2018/wordml" xmlns:w16du="http://schemas.microsoft.com/office/word/2023/wordml/word16du" xmlns:w16sdtdh="http://schemas.microsoft.com/office/word/2020/wordml/sdtdatahash" xmlns:w16sdtfl="http://schemas.microsoft.com/office/word/2024/wordml/sdtformatlock" xmlns:w16se="http://schemas.microsoft.com/office/word/2015/wordml/symex" xmlns:wpg="http://schemas.microsoft.com/office/word/2010/wordprocessingGroup" xmlns:wpi="http://schemas.microsoft.com/office/word/2010/wordprocessingInk" xmlns:wne="http://schemas.microsoft.com/office/word/2006/wordml" xmlns:wps="http://schemas.microsoft.com/office/word/2010/wordprocessingShape" mc:Ignorable="w14 w15 w16se w16cid w16 w16cex w16sdtdh w16sdtfl w16du wp14">
+  <w:endnote w:type="separator" w:id="-1">
+    <w:p>
+      <w:r>
+        <w:separator/>
+      </w:r>
+    </w:p>
+  </w:endnote>
+  <w:endnote w:type="continuationSeparator" w:id="0">
+    <w:p>
+      <w:r>
+        <w:continuationSeparator/>
+      </w:r>
+    </w:p>
+  </w:endnote>
+</w:endnotes>
+</file>
+
+<file path=word/footer1.xml><?xml version="1.0" encoding="utf-8"?>
+<w:ftr xmlns:wpc="http://schemas.microsoft.com/office/word/2010/wordprocessingCanvas" xmlns:cx="http://schemas.microsoft.com/office/drawing/2014/chartex" xmlns:cx1="http://schemas.microsoft.com/office/drawing/2015/9/8/chartex" xmlns:cx2="http://schemas.microsoft.com/office/drawing/2015/10/21/chartex" xmlns:cx3="http://schemas.microsoft.com/office/drawing/2016/5/9/chartex" xmlns:cx4="http://schemas.microsoft.com/office/drawing/2016/5/10/chartex" xmlns:cx5="http://schemas.microsoft.com/office/drawing/2016/5/11/chartex" xmlns:cx6="http://schemas.microsoft.com/office/drawing/2016/5/12/chartex" xmlns:cx7="http://schemas.microsoft.com/office/drawing/2016/5/13/chartex" xmlns:cx8="http://schemas.microsoft.com/office/drawing/2016/5/14/chartex" xmlns:mc="http://schemas.openxmlformats.org/markup-compatibility/2006" xmlns:aink="http://schemas.microsoft.com/office/drawing/2016/ink" xmlns:am3d="http://schemas.microsoft.com/office/drawing/2017/model3d" xmlns:o="urn:schemas-microsoft-com:office:office" xmlns:oel="http://schemas.microsoft.com/office/2019/extlst" xmlns:r="http://schemas.openxmlformats.org/officeDocument/2006/relationships" xmlns:m="http://schemas.openxmlformats.org/officeDocument/2006/math" xmlns:v="urn:schemas-microsoft-com:vml" xmlns:wp14="http://schemas.microsoft.com/office/word/2010/wordprocessingDrawing" xmlns:wp="http://schemas.openxmlformats.org/drawingml/2006/wordprocessingDrawing" xmlns:w10="urn:schemas-microsoft-com:office:word" xmlns:w="http://schemas.openxmlformats.org/wordprocessingml/2006/main" xmlns:w14="http://schemas.microsoft.com/office/word/2010/wordml" xmlns:w15="http://schemas.microsoft.com/office/word/2012/wordml" xmlns:w16cex="http://schemas.microsoft.com/office/word/2018/wordml/cex" xmlns:w16cid="http://schemas.microsoft.com/office/word/2016/wordml/cid" xmlns:w16="http://schemas.microsoft.com/office/word/2018/wordml" xmlns:w16du="http://schemas.microsoft.com/office/word/2023/wordml/word16du" xmlns:w16sdtdh="http://schemas.microsoft.com/office/word/2020/wordml/sdtdatahash" xmlns:w16sdtfl="http://schemas.microsoft.com/office/word/2024/wordml/sdtformatlock" xmlns:w16se="http://schemas.microsoft.com/office/word/2015/wordml/symex" xmlns:wpg="http://schemas.microsoft.com/office/word/2010/wordprocessingGroup" xmlns:wpi="http://schemas.microsoft.com/office/word/2010/wordprocessingInk" xmlns:wne="http://schemas.microsoft.com/office/word/2006/wordml" xmlns:wps="http://schemas.microsoft.com/office/word/2010/wordprocessingShape" mc:Ignorable="w14 w15 w16se w16cid w16 w16cex w16sdtdh w16sdtfl w16du wp14">
+  <w:sdt>
+    <w:sdtPr>
+      <w:rPr>
+        <w:rFonts w:asciiTheme="majorHAnsi" w:eastAsiaTheme="majorEastAsia" w:hAnsiTheme="majorHAnsi" w:cstheme="majorBidi"/>
+        <w:sz w:val="28"/>
+        <w:szCs w:val="28"/>
+        <w:lang w:val="ja-JP"/>
+      </w:rPr>
+      <w:id w:val="-1834984772"/>
+      <w:docPartObj>
+        <w:docPartGallery w:val="Page Numbers (Bottom of Page)"/>
+        <w:docPartUnique/>
+      </w:docPartObj>
+    </w:sdtPr>
+    <w:sdtEndPr>
+      <w:rPr>
+        <w:lang w:val="en-US"/>
+      </w:rPr>
+    </w:sdtEndPr>
+    <w:sdtContent>
+      <w:p>
+        <w:pPr>
+          <w:pStyle w:val="ad"/>
+          <w:jc w:val="right"/>
+          <w:rPr>
+            <w:rFonts w:asciiTheme="majorHAnsi" w:eastAsiaTheme="majorEastAsia" w:hAnsiTheme="majorHAnsi" w:cstheme="majorBidi"/>
+            <w:sz w:val="28"/>
+            <w:szCs w:val="28"/>
+          </w:rPr>
+        </w:pPr>
+        <w:r>
+          <w:rPr>
+            <w:rFonts w:asciiTheme="majorHAnsi" w:eastAsiaTheme="majorEastAsia" w:hAnsiTheme="majorHAnsi" w:cstheme="majorBidi"/>
+            <w:sz w:val="28"/>
+            <w:szCs w:val="28"/>
+            <w:lang w:val="ja-JP"/>
+          </w:rPr>
+          <w:t xml:space="preserve">p. </w:t>
+        </w:r>
+        <w:r>
+          <w:rPr>
+            <w:rFonts w:cs="Times New Roman"/>
+            <w:sz w:val="22"/>
+            <w:szCs w:val="22"/>
+          </w:rPr>
+          <w:fldChar w:fldCharType="begin"/>
+        </w:r>
+        <w:r>
+          <w:instrText>PAGE    \* MERGEFORMAT</w:instrText>
+        </w:r>
+        <w:r>
+          <w:rPr>
+            <w:rFonts w:cs="Times New Roman"/>
+            <w:sz w:val="22"/>
+            <w:szCs w:val="22"/>
+          </w:rPr>
+          <w:fldChar w:fldCharType="separate"/>
+        </w:r>
+        <w:r>
+          <w:rPr>
+            <w:rFonts w:asciiTheme="majorHAnsi" w:eastAsiaTheme="majorEastAsia" w:hAnsiTheme="majorHAnsi" w:cstheme="majorBidi"/>
+            <w:sz w:val="28"/>
+            <w:szCs w:val="28"/>
+            <w:lang w:val="ja-JP"/>
+          </w:rPr>
+          <w:t>2</w:t>
+        </w:r>
+        <w:r>
+          <w:rPr>
+            <w:rFonts w:asciiTheme="majorHAnsi" w:eastAsiaTheme="majorEastAsia" w:hAnsiTheme="majorHAnsi" w:cstheme="majorBidi"/>
+            <w:sz w:val="28"/>
+            <w:szCs w:val="28"/>
+          </w:rPr>
+          <w:fldChar w:fldCharType="end"/>
+        </w:r>
+      </w:p>
+    </w:sdtContent>
+  </w:sdt>
+  <w:p>
+    <w:pPr>
+      <w:pStyle w:val="ad"/>
+    </w:pPr>
+  </w:p>
+</w:ftr>
+</file>
+
+<file path=word/footnotes.xml><?xml version="1.0" encoding="utf-8"?>
+<w:footnotes xmlns:wpc="http://schemas.microsoft.com/office/word/2010/wordprocessingCanvas" xmlns:cx="http://schemas.microsoft.com/office/drawing/2014/chartex" xmlns:cx1="http://schemas.microsoft.com/office/drawing/2015/9/8/chartex" xmlns:cx2="http://schemas.microsoft.com/office/drawing/2015/10/21/chartex" xmlns:cx3="http://schemas.microsoft.com/office/drawing/2016/5/9/chartex" xmlns:cx4="http://schemas.microsoft.com/office/drawing/2016/5/10/chartex" xmlns:cx5="http://schemas.microsoft.com/office/drawing/2016/5/11/chartex" xmlns:cx6="http://schemas.microsoft.com/office/drawing/2016/5/12/chartex" xmlns:cx7="http://schemas.microsoft.com/office/drawing/2016/5/13/chartex" xmlns:cx8="http://schemas.microsoft.com/office/drawing/2016/5/14/chartex" xmlns:mc="http://schemas.openxmlformats.org/markup-compatibility/2006" xmlns:aink="http://schemas.microsoft.com/office/drawing/2016/ink" xmlns:am3d="http://schemas.microsoft.com/office/drawing/2017/model3d" xmlns:o="urn:schemas-microsoft-com:office:office" xmlns:oel="http://schemas.microsoft.com/office/2019/extlst" xmlns:r="http://schemas.openxmlformats.org/officeDocument/2006/relationships" xmlns:m="http://schemas.openxmlformats.org/officeDocument/2006/math" xmlns:v="urn:schemas-microsoft-com:vml" xmlns:wp14="http://schemas.microsoft.com/office/word/2010/wordprocessingDrawing" xmlns:wp="http://schemas.openxmlformats.org/drawingml/2006/wordprocessingDrawing" xmlns:w10="urn:schemas-microsoft-com:office:word" xmlns:w="http://schemas.openxmlformats.org/wordprocessingml/2006/main" xmlns:w14="http://schemas.microsoft.com/office/word/2010/wordml" xmlns:w15="http://schemas.microsoft.com/office/word/2012/wordml" xmlns:w16cex="http://schemas.microsoft.com/office/word/2018/wordml/cex" xmlns:w16cid="http://schemas.microsoft.com/office/word/2016/wordml/cid" xmlns:w16="http://schemas.microsoft.com/office/word/2018/wordml" xmlns:w16du="http://schemas.microsoft.com/office/word/2023/wordml/word16du" xmlns:w16sdtdh="http://schemas.microsoft.com/office/word/2020/wordml/sdtdatahash" xmlns:w16sdtfl="http://schemas.microsoft.com/office/word/2024/wordml/sdtformatlock" xmlns:w16se="http://schemas.microsoft.com/office/word/2015/wordml/symex" xmlns:wpg="http://schemas.microsoft.com/office/word/2010/wordprocessingGroup" xmlns:wpi="http://schemas.microsoft.com/office/word/2010/wordprocessingInk" xmlns:wne="http://schemas.microsoft.com/office/word/2006/wordml" xmlns:wps="http://schemas.microsoft.com/office/word/2010/wordprocessingShape" mc:Ignorable="w14 w15 w16se w16cid w16 w16cex w16sdtdh w16sdtfl w16du wp14">
+  <w:footnote w:type="separator" w:id="-1">
+    <w:p>
+      <w:r>
+        <w:separator/>
+      </w:r>
+    </w:p>
+  </w:footnote>
+  <w:footnote w:type="continuationSeparator" w:id="0">
+    <w:p>
+      <w:r>
+        <w:continuationSeparator/>
+      </w:r>
+    </w:p>
+  </w:footnote>
+</w:footnotes>
+</file>
+
 <file path=word/numbering.xml><?xml version="1.0" encoding="utf-8"?>
 <w:numbering xmlns:wpc="http://schemas.microsoft.com/office/word/2010/wordprocessingCanvas" xmlns:cx="http://schemas.microsoft.com/office/drawing/2014/chartex" xmlns:cx1="http://schemas.microsoft.com/office/drawing/2015/9/8/chartex" xmlns:cx2="http://schemas.microsoft.com/office/drawing/2015/10/21/chartex" xmlns:cx3="http://schemas.microsoft.com/office/drawing/2016/5/9/chartex" xmlns:cx4="http://schemas.microsoft.com/office/drawing/2016/5/10/chartex" xmlns:cx5="http://schemas.microsoft.com/office/drawing/2016/5/11/chartex" xmlns:cx6="http://schemas.microsoft.com/office/drawing/2016/5/12/chartex" xmlns:cx7="http://schemas.microsoft.com/office/drawing/2016/5/13/chartex" xmlns:cx8="http://schemas.microsoft.com/office/drawing/2016/5/14/chartex" xmlns:mc="http://schemas.openxmlformats.org/markup-compatibility/2006" xmlns:aink="http://schemas.microsoft.com/office/drawing/2016/ink" xmlns:am3d="http://schemas.microsoft.com/office/drawing/2017/model3d" xmlns:o="urn:schemas-microsoft-com:office:office" xmlns:oel="http://schemas.microsoft.com/office/2019/extlst" xmlns:r="http://schemas.openxmlformats.org/officeDocument/2006/relationships" xmlns:m="http://schemas.openxmlformats.org/officeDocument/2006/math" xmlns:v="urn:schemas-microsoft-com:vml" xmlns:wp14="http://schemas.microsoft.com/office/word/2010/wordprocessingDrawing" xmlns:wp="http://schemas.openxmlformats.org/drawingml/2006/wordprocessingDrawing" xmlns:w10="urn:schemas-microsoft-com:office:word" xmlns:w="http://schemas.openxmlformats.org/wordprocessingml/2006/main" xmlns:w14="http://schemas.microsoft.com/office/word/2010/wordml" xmlns:w15="http://schemas.microsoft.com/office/word/2012/wordml" xmlns:w16cex="http://schemas.microsoft.com/office/word/2018/wordml/cex" xmlns:w16cid="http://schemas.microsoft.com/office/word/2016/wordml/cid" xmlns:w16="http://schemas.microsoft.com/office/word/2018/wordml" xmlns:w16du="http://schemas.microsoft.com/office/word/2023/wordml/word16du" xmlns:w16sdtdh="http://schemas.microsoft.com/office/word/2020/wordml/sdtdatahash" xmlns:w16sdtfl="http://schemas.microsoft.com/office/word/2024/wordml/sdtformatlock" xmlns:w16se="http://schemas.microsoft.com/office/word/2015/wordml/symex" xmlns:wpg="http://schemas.microsoft.com/office/word/2010/wordprocessingGroup" xmlns:wpi="http://schemas.microsoft.com/office/word/2010/wordprocessingInk" xmlns:wne="http://schemas.microsoft.com/office/word/2006/wordml" xmlns:wps="http://schemas.microsoft.com/office/word/2010/wordprocessingShape" mc:Ignorable="w14 w15 w16se w16cid w16 w16cex w16sdtdh w16sdtfl w16du wp14">
   <w:abstractNum w:abstractNumId="0" w15:restartNumberingAfterBreak="0">
+    <w:nsid w:val="003C39C5"/>
+    <w:multiLevelType w:val="hybridMultilevel"/>
+    <w:tmpl w:val="F300F1DC"/>
+    <w:lvl w:ilvl="0" w:tplc="F8F2E230">
+      <w:start w:val="1"/>
+      <w:numFmt w:val="decimal"/>
+      <w:lvlText w:val="%1."/>
+      <w:lvlJc w:val="left"/>
+      <w:pPr>
+        <w:ind w:left="360" w:hanging="360"/>
+      </w:pPr>
+      <w:rPr>
+        <w:rFonts w:hint="default"/>
+      </w:rPr>
+    </w:lvl>
+    <w:lvl w:ilvl="1" w:tplc="04090017">
+      <w:start w:val="1"/>
+      <w:numFmt w:val="aiueoFullWidth"/>
+      <w:lvlText w:val="(%2)"/>
+      <w:lvlJc w:val="left"/>
+      <w:pPr>
+        <w:ind w:left="880" w:hanging="440"/>
+      </w:pPr>
+    </w:lvl>
+    <w:lvl w:ilvl="2" w:tplc="04090011" w:tentative="1">
+      <w:start w:val="1"/>
+      <w:numFmt w:val="decimalEnclosedCircle"/>
+      <w:lvlText w:val="%3"/>
+      <w:lvlJc w:val="left"/>
+      <w:pPr>
+        <w:ind w:left="1320" w:hanging="440"/>
+      </w:pPr>
+    </w:lvl>
+    <w:lvl w:ilvl="3" w:tplc="0409000F" w:tentative="1">
+      <w:start w:val="1"/>
+      <w:numFmt w:val="decimal"/>
+      <w:lvlText w:val="%4."/>
+      <w:lvlJc w:val="left"/>
+      <w:pPr>
+        <w:ind w:left="1760" w:hanging="440"/>
+      </w:pPr>
+    </w:lvl>
+    <w:lvl w:ilvl="4" w:tplc="04090017" w:tentative="1">
+      <w:start w:val="1"/>
+      <w:numFmt w:val="aiueoFullWidth"/>
+      <w:lvlText w:val="(%5)"/>
+      <w:lvlJc w:val="left"/>
+      <w:pPr>
+        <w:ind w:left="2200" w:hanging="440"/>
+      </w:pPr>
+    </w:lvl>
+    <w:lvl w:ilvl="5" w:tplc="04090011" w:tentative="1">
+      <w:start w:val="1"/>
+      <w:numFmt w:val="decimalEnclosedCircle"/>
+      <w:lvlText w:val="%6"/>
+      <w:lvlJc w:val="left"/>
+      <w:pPr>
+        <w:ind w:left="2640" w:hanging="440"/>
+      </w:pPr>
+    </w:lvl>
+    <w:lvl w:ilvl="6" w:tplc="0409000F" w:tentative="1">
+      <w:start w:val="1"/>
+      <w:numFmt w:val="decimal"/>
+      <w:lvlText w:val="%7."/>
+      <w:lvlJc w:val="left"/>
+      <w:pPr>
+        <w:ind w:left="3080" w:hanging="440"/>
+      </w:pPr>
+    </w:lvl>
+    <w:lvl w:ilvl="7" w:tplc="04090017" w:tentative="1">
+      <w:start w:val="1"/>
+      <w:numFmt w:val="aiueoFullWidth"/>
+      <w:lvlText w:val="(%8)"/>
+      <w:lvlJc w:val="left"/>
+      <w:pPr>
+        <w:ind w:left="3520" w:hanging="440"/>
+      </w:pPr>
+    </w:lvl>
+    <w:lvl w:ilvl="8" w:tplc="04090011" w:tentative="1">
+      <w:start w:val="1"/>
+      <w:numFmt w:val="decimalEnclosedCircle"/>
+      <w:lvlText w:val="%9"/>
+      <w:lvlJc w:val="left"/>
+      <w:pPr>
+        <w:ind w:left="3960" w:hanging="440"/>
+      </w:pPr>
+    </w:lvl>
+  </w:abstractNum>
+  <w:abstractNum w:abstractNumId="1" w15:restartNumberingAfterBreak="0">
+    <w:nsid w:val="1ABE1CC3"/>
+    <w:multiLevelType w:val="multilevel"/>
+    <w:tmpl w:val="225C6D06"/>
+    <w:lvl w:ilvl="0">
+      <w:start w:val="3"/>
+      <w:numFmt w:val="decimal"/>
+      <w:lvlText w:val="%1"/>
+      <w:lvlJc w:val="left"/>
+      <w:pPr>
+        <w:ind w:left="360" w:hanging="360"/>
+      </w:pPr>
+      <w:rPr>
+        <w:rFonts w:hint="default"/>
+      </w:rPr>
+    </w:lvl>
+    <w:lvl w:ilvl="1">
+      <w:start w:val="1"/>
+      <w:numFmt w:val="decimal"/>
+      <w:lvlText w:val="%1.%2"/>
+      <w:lvlJc w:val="left"/>
+      <w:pPr>
+        <w:ind w:left="360" w:hanging="360"/>
+      </w:pPr>
+      <w:rPr>
+        <w:rFonts w:hint="default"/>
+      </w:rPr>
+    </w:lvl>
+    <w:lvl w:ilvl="2">
+      <w:start w:val="1"/>
+      <w:numFmt w:val="decimal"/>
+      <w:lvlText w:val="%1.%2.%3"/>
+      <w:lvlJc w:val="left"/>
+      <w:pPr>
+        <w:ind w:left="720" w:hanging="720"/>
+      </w:pPr>
+      <w:rPr>
+        <w:rFonts w:hint="default"/>
+      </w:rPr>
+    </w:lvl>
+    <w:lvl w:ilvl="3">
+      <w:start w:val="1"/>
+      <w:numFmt w:val="decimal"/>
+      <w:lvlText w:val="%1.%2.%3.%4"/>
+      <w:lvlJc w:val="left"/>
+      <w:pPr>
+        <w:ind w:left="720" w:hanging="720"/>
+      </w:pPr>
+      <w:rPr>
+        <w:rFonts w:hint="default"/>
+      </w:rPr>
+    </w:lvl>
+    <w:lvl w:ilvl="4">
+      <w:start w:val="1"/>
+      <w:numFmt w:val="decimal"/>
+      <w:lvlText w:val="%1.%2.%3.%4.%5"/>
+      <w:lvlJc w:val="left"/>
+      <w:pPr>
+        <w:ind w:left="1080" w:hanging="1080"/>
+      </w:pPr>
+      <w:rPr>
+        <w:rFonts w:hint="default"/>
+      </w:rPr>
+    </w:lvl>
+    <w:lvl w:ilvl="5">
+      <w:start w:val="1"/>
+      <w:numFmt w:val="decimal"/>
+      <w:lvlText w:val="%1.%2.%3.%4.%5.%6"/>
+      <w:lvlJc w:val="left"/>
+      <w:pPr>
+        <w:ind w:left="1080" w:hanging="1080"/>
+      </w:pPr>
+      <w:rPr>
+        <w:rFonts w:hint="default"/>
+      </w:rPr>
+    </w:lvl>
+    <w:lvl w:ilvl="6">
+      <w:start w:val="1"/>
+      <w:numFmt w:val="decimal"/>
+      <w:lvlText w:val="%1.%2.%3.%4.%5.%6.%7"/>
+      <w:lvlJc w:val="left"/>
+      <w:pPr>
+        <w:ind w:left="1440" w:hanging="1440"/>
+      </w:pPr>
+      <w:rPr>
+        <w:rFonts w:hint="default"/>
+      </w:rPr>
+    </w:lvl>
+    <w:lvl w:ilvl="7">
+      <w:start w:val="1"/>
+      <w:numFmt w:val="decimal"/>
+      <w:lvlText w:val="%1.%2.%3.%4.%5.%6.%7.%8"/>
+      <w:lvlJc w:val="left"/>
+      <w:pPr>
+        <w:ind w:left="1440" w:hanging="1440"/>
+      </w:pPr>
+      <w:rPr>
+        <w:rFonts w:hint="default"/>
+      </w:rPr>
+    </w:lvl>
+    <w:lvl w:ilvl="8">
+      <w:start w:val="1"/>
+      <w:numFmt w:val="decimal"/>
+      <w:lvlText w:val="%1.%2.%3.%4.%5.%6.%7.%8.%9"/>
+      <w:lvlJc w:val="left"/>
+      <w:pPr>
+        <w:ind w:left="1800" w:hanging="1800"/>
+      </w:pPr>
+      <w:rPr>
+        <w:rFonts w:hint="default"/>
+      </w:rPr>
+    </w:lvl>
+  </w:abstractNum>
+  <w:abstractNum w:abstractNumId="2" w15:restartNumberingAfterBreak="0">
+    <w:nsid w:val="4E1A0AF3"/>
+    <w:multiLevelType w:val="multilevel"/>
+    <w:tmpl w:val="9F1EBC18"/>
+    <w:lvl w:ilvl="0">
+      <w:start w:val="2"/>
+      <w:numFmt w:val="decimal"/>
+      <w:lvlText w:val="%1"/>
+      <w:lvlJc w:val="left"/>
+      <w:pPr>
+        <w:ind w:left="360" w:hanging="360"/>
+      </w:pPr>
+      <w:rPr>
+        <w:rFonts w:hint="default"/>
+      </w:rPr>
+    </w:lvl>
+    <w:lvl w:ilvl="1">
+      <w:start w:val="1"/>
+      <w:numFmt w:val="decimal"/>
+      <w:lvlText w:val="%1.%2"/>
+      <w:lvlJc w:val="left"/>
+      <w:pPr>
+        <w:ind w:left="360" w:hanging="360"/>
+      </w:pPr>
+      <w:rPr>
+        <w:rFonts w:hint="default"/>
+      </w:rPr>
+    </w:lvl>
+    <w:lvl w:ilvl="2">
+      <w:start w:val="1"/>
+      <w:numFmt w:val="decimal"/>
+      <w:lvlText w:val="%1.%2.%3"/>
+      <w:lvlJc w:val="left"/>
+      <w:pPr>
+        <w:ind w:left="720" w:hanging="720"/>
+      </w:pPr>
+      <w:rPr>
+        <w:rFonts w:hint="default"/>
+      </w:rPr>
+    </w:lvl>
+    <w:lvl w:ilvl="3">
+      <w:start w:val="1"/>
+      <w:numFmt w:val="decimal"/>
+      <w:lvlText w:val="%1.%2.%3.%4"/>
+      <w:lvlJc w:val="left"/>
+      <w:pPr>
+        <w:ind w:left="720" w:hanging="720"/>
+      </w:pPr>
+      <w:rPr>
+        <w:rFonts w:hint="default"/>
+      </w:rPr>
+    </w:lvl>
+    <w:lvl w:ilvl="4">
+      <w:start w:val="1"/>
+      <w:numFmt w:val="decimal"/>
+      <w:lvlText w:val="%1.%2.%3.%4.%5"/>
+      <w:lvlJc w:val="left"/>
+      <w:pPr>
+        <w:ind w:left="1080" w:hanging="1080"/>
+      </w:pPr>
+      <w:rPr>
+        <w:rFonts w:hint="default"/>
+      </w:rPr>
+    </w:lvl>
+    <w:lvl w:ilvl="5">
+      <w:start w:val="1"/>
+      <w:numFmt w:val="decimal"/>
+      <w:lvlText w:val="%1.%2.%3.%4.%5.%6"/>
+      <w:lvlJc w:val="left"/>
+      <w:pPr>
+        <w:ind w:left="1080" w:hanging="1080"/>
+      </w:pPr>
+      <w:rPr>
+        <w:rFonts w:hint="default"/>
+      </w:rPr>
+    </w:lvl>
+    <w:lvl w:ilvl="6">
+      <w:start w:val="1"/>
+      <w:numFmt w:val="decimal"/>
+      <w:lvlText w:val="%1.%2.%3.%4.%5.%6.%7"/>
+      <w:lvlJc w:val="left"/>
+      <w:pPr>
+        <w:ind w:left="1440" w:hanging="1440"/>
+      </w:pPr>
+      <w:rPr>
+        <w:rFonts w:hint="default"/>
+      </w:rPr>
+    </w:lvl>
+    <w:lvl w:ilvl="7">
+      <w:start w:val="1"/>
+      <w:numFmt w:val="decimal"/>
+      <w:lvlText w:val="%1.%2.%3.%4.%5.%6.%7.%8"/>
+      <w:lvlJc w:val="left"/>
+      <w:pPr>
+        <w:ind w:left="1440" w:hanging="1440"/>
+      </w:pPr>
+      <w:rPr>
+        <w:rFonts w:hint="default"/>
+      </w:rPr>
+    </w:lvl>
+    <w:lvl w:ilvl="8">
+      <w:start w:val="1"/>
+      <w:numFmt w:val="decimal"/>
+      <w:lvlText w:val="%1.%2.%3.%4.%5.%6.%7.%8.%9"/>
+      <w:lvlJc w:val="left"/>
+      <w:pPr>
+        <w:ind w:left="1800" w:hanging="1800"/>
+      </w:pPr>
+      <w:rPr>
+        <w:rFonts w:hint="default"/>
+      </w:rPr>
+    </w:lvl>
+  </w:abstractNum>
+  <w:abstractNum w:abstractNumId="3" w15:restartNumberingAfterBreak="0">
     <w:nsid w:val="7ACF25FB"/>
     <w:multiLevelType w:val="multilevel"/>
     <w:tmpl w:val="D15C5FDC"/>
@@ -3407,7 +6740,16 @@
     </w:lvl>
   </w:abstractNum>
   <w:num w:numId="1" w16cid:durableId="1626305684">
+    <w:abstractNumId w:val="3"/>
+  </w:num>
+  <w:num w:numId="2" w16cid:durableId="1683818382">
     <w:abstractNumId w:val="0"/>
+  </w:num>
+  <w:num w:numId="3" w16cid:durableId="1145390967">
+    <w:abstractNumId w:val="2"/>
+  </w:num>
+  <w:num w:numId="4" w16cid:durableId="1870680051">
+    <w:abstractNumId w:val="1"/>
   </w:num>
 </w:numbering>
 </file>
@@ -4331,7 +7673,2191 @@
       <w:color w:val="666666"/>
     </w:rPr>
   </w:style>
+  <w:style w:type="paragraph" w:styleId="ab">
+    <w:name w:val="header"/>
+    <w:basedOn w:val="a"/>
+    <w:link w:val="ac"/>
+    <w:uiPriority w:val="99"/>
+    <w:unhideWhenUsed/>
+    <w:rsid w:val="009D132C"/>
+    <w:pPr>
+      <w:tabs>
+        <w:tab w:val="center" w:pos="4252"/>
+        <w:tab w:val="right" w:pos="8504"/>
+      </w:tabs>
+      <w:snapToGrid w:val="0"/>
+    </w:pPr>
+  </w:style>
+  <w:style w:type="character" w:customStyle="1" w:styleId="ac">
+    <w:name w:val="ヘッダー (文字)"/>
+    <w:basedOn w:val="a0"/>
+    <w:link w:val="ab"/>
+    <w:uiPriority w:val="99"/>
+    <w:rsid w:val="009D132C"/>
+  </w:style>
+  <w:style w:type="paragraph" w:styleId="ad">
+    <w:name w:val="footer"/>
+    <w:basedOn w:val="a"/>
+    <w:link w:val="ae"/>
+    <w:uiPriority w:val="99"/>
+    <w:unhideWhenUsed/>
+    <w:rsid w:val="009D132C"/>
+    <w:pPr>
+      <w:tabs>
+        <w:tab w:val="center" w:pos="4252"/>
+        <w:tab w:val="right" w:pos="8504"/>
+      </w:tabs>
+      <w:snapToGrid w:val="0"/>
+    </w:pPr>
+  </w:style>
+  <w:style w:type="character" w:customStyle="1" w:styleId="ae">
+    <w:name w:val="フッター (文字)"/>
+    <w:basedOn w:val="a0"/>
+    <w:link w:val="ad"/>
+    <w:uiPriority w:val="99"/>
+    <w:rsid w:val="009D132C"/>
+  </w:style>
+  <w:style w:type="table" w:styleId="af">
+    <w:name w:val="Table Grid"/>
+    <w:basedOn w:val="a1"/>
+    <w:uiPriority w:val="39"/>
+    <w:rsid w:val="00E9788B"/>
+    <w:tblPr>
+      <w:tblBorders>
+        <w:top w:val="single" w:sz="4" w:space="0" w:color="auto"/>
+        <w:left w:val="single" w:sz="4" w:space="0" w:color="auto"/>
+        <w:bottom w:val="single" w:sz="4" w:space="0" w:color="auto"/>
+        <w:right w:val="single" w:sz="4" w:space="0" w:color="auto"/>
+        <w:insideH w:val="single" w:sz="4" w:space="0" w:color="auto"/>
+        <w:insideV w:val="single" w:sz="4" w:space="0" w:color="auto"/>
+      </w:tblBorders>
+    </w:tblPr>
+  </w:style>
 </w:styles>
+</file>
+
+<file path=word/charts/chart1.xml><?xml version="1.0" encoding="utf-8"?>
+<c:chartSpace xmlns:c="http://schemas.openxmlformats.org/drawingml/2006/chart" xmlns:a="http://schemas.openxmlformats.org/drawingml/2006/main" xmlns:r="http://schemas.openxmlformats.org/officeDocument/2006/relationships" xmlns:c16r2="http://schemas.microsoft.com/office/drawing/2015/06/chart">
+  <c:date1904 val="0"/>
+  <c:lang val="ja-JP"/>
+  <c:roundedCorners val="0"/>
+  <mc:AlternateContent xmlns:mc="http://schemas.openxmlformats.org/markup-compatibility/2006">
+    <mc:Choice xmlns:c14="http://schemas.microsoft.com/office/drawing/2007/8/2/chart" Requires="c14">
+      <c14:style val="102"/>
+    </mc:Choice>
+    <mc:Fallback>
+      <c:style val="2"/>
+    </mc:Fallback>
+  </mc:AlternateContent>
+  <c:chart>
+    <c:autoTitleDeleted val="1"/>
+    <c:plotArea>
+      <c:layout/>
+      <c:scatterChart>
+        <c:scatterStyle val="lineMarker"/>
+        <c:varyColors val="0"/>
+        <c:ser>
+          <c:idx val="0"/>
+          <c:order val="0"/>
+          <c:tx>
+            <c:strRef>
+              <c:f>Sheet1!$G$9</c:f>
+              <c:strCache>
+                <c:ptCount val="1"/>
+                <c:pt idx="0">
+                  <c:v>抵抗値</c:v>
+                </c:pt>
+              </c:strCache>
+            </c:strRef>
+          </c:tx>
+          <c:spPr>
+            <a:ln w="38100" cap="rnd">
+              <a:noFill/>
+              <a:round/>
+            </a:ln>
+            <a:effectLst/>
+          </c:spPr>
+          <c:marker>
+            <c:symbol val="circle"/>
+            <c:size val="5"/>
+            <c:spPr>
+              <a:solidFill>
+                <a:schemeClr val="accent1"/>
+              </a:solidFill>
+              <a:ln w="9525">
+                <a:solidFill>
+                  <a:schemeClr val="accent1"/>
+                </a:solidFill>
+              </a:ln>
+              <a:effectLst/>
+            </c:spPr>
+          </c:marker>
+          <c:trendline>
+            <c:spPr>
+              <a:ln w="19050" cap="rnd">
+                <a:solidFill>
+                  <a:schemeClr val="accent1"/>
+                </a:solidFill>
+                <a:prstDash val="sysDot"/>
+              </a:ln>
+              <a:effectLst/>
+            </c:spPr>
+            <c:trendlineType val="linear"/>
+            <c:dispRSqr val="0"/>
+            <c:dispEq val="0"/>
+          </c:trendline>
+          <c:trendline>
+            <c:spPr>
+              <a:ln w="19050" cap="rnd">
+                <a:solidFill>
+                  <a:schemeClr val="accent1"/>
+                </a:solidFill>
+                <a:prstDash val="sysDot"/>
+              </a:ln>
+              <a:effectLst/>
+            </c:spPr>
+            <c:trendlineType val="linear"/>
+            <c:dispRSqr val="1"/>
+            <c:dispEq val="1"/>
+            <c:trendlineLbl>
+              <c:layout>
+                <c:manualLayout>
+                  <c:x val="-0.25409208223972002"/>
+                  <c:y val="4.6296296296296294E-2"/>
+                </c:manualLayout>
+              </c:layout>
+              <c:numFmt formatCode="General" sourceLinked="0"/>
+              <c:spPr>
+                <a:noFill/>
+                <a:ln>
+                  <a:noFill/>
+                </a:ln>
+                <a:effectLst/>
+              </c:spPr>
+              <c:txPr>
+                <a:bodyPr rot="0" spcFirstLastPara="1" vertOverflow="ellipsis" vert="horz" wrap="square" anchor="ctr" anchorCtr="1"/>
+                <a:lstStyle/>
+                <a:p>
+                  <a:pPr>
+                    <a:defRPr sz="900" b="0" i="0" u="none" strike="noStrike" kern="1200" baseline="0">
+                      <a:solidFill>
+                        <a:schemeClr val="tx1">
+                          <a:lumMod val="65000"/>
+                          <a:lumOff val="35000"/>
+                        </a:schemeClr>
+                      </a:solidFill>
+                      <a:latin typeface="+mn-lt"/>
+                      <a:ea typeface="+mn-ea"/>
+                      <a:cs typeface="+mn-cs"/>
+                    </a:defRPr>
+                  </a:pPr>
+                  <a:endParaRPr lang="ja-JP"/>
+                </a:p>
+              </c:txPr>
+            </c:trendlineLbl>
+          </c:trendline>
+          <c:xVal>
+            <c:numRef>
+              <c:f>Sheet1!$F$10:$F$19</c:f>
+              <c:numCache>
+                <c:formatCode>0.0</c:formatCode>
+                <c:ptCount val="10"/>
+                <c:pt idx="0">
+                  <c:v>10</c:v>
+                </c:pt>
+                <c:pt idx="1">
+                  <c:v>20</c:v>
+                </c:pt>
+                <c:pt idx="2">
+                  <c:v>30</c:v>
+                </c:pt>
+                <c:pt idx="3">
+                  <c:v>40</c:v>
+                </c:pt>
+                <c:pt idx="4">
+                  <c:v>50</c:v>
+                </c:pt>
+                <c:pt idx="5">
+                  <c:v>60</c:v>
+                </c:pt>
+                <c:pt idx="6">
+                  <c:v>70</c:v>
+                </c:pt>
+                <c:pt idx="7">
+                  <c:v>80</c:v>
+                </c:pt>
+                <c:pt idx="8">
+                  <c:v>90</c:v>
+                </c:pt>
+                <c:pt idx="9">
+                  <c:v>100</c:v>
+                </c:pt>
+              </c:numCache>
+            </c:numRef>
+          </c:xVal>
+          <c:yVal>
+            <c:numRef>
+              <c:f>Sheet1!$G$10:$G$19</c:f>
+              <c:numCache>
+                <c:formatCode>General</c:formatCode>
+                <c:ptCount val="10"/>
+                <c:pt idx="0">
+                  <c:v>58.2</c:v>
+                </c:pt>
+                <c:pt idx="1">
+                  <c:v>107.2</c:v>
+                </c:pt>
+                <c:pt idx="2">
+                  <c:v>144.30000000000001</c:v>
+                </c:pt>
+                <c:pt idx="3">
+                  <c:v>189</c:v>
+                </c:pt>
+                <c:pt idx="4">
+                  <c:v>253</c:v>
+                </c:pt>
+                <c:pt idx="5">
+                  <c:v>305</c:v>
+                </c:pt>
+                <c:pt idx="6">
+                  <c:v>373</c:v>
+                </c:pt>
+                <c:pt idx="7">
+                  <c:v>446</c:v>
+                </c:pt>
+                <c:pt idx="8">
+                  <c:v>511</c:v>
+                </c:pt>
+                <c:pt idx="9">
+                  <c:v>561</c:v>
+                </c:pt>
+              </c:numCache>
+            </c:numRef>
+          </c:yVal>
+          <c:smooth val="0"/>
+          <c:extLst>
+            <c:ext xmlns:c16="http://schemas.microsoft.com/office/drawing/2014/chart" uri="{C3380CC4-5D6E-409C-BE32-E72D297353CC}">
+              <c16:uniqueId val="{00000002-60C5-4AF4-BB2D-02FC5E2AEDF9}"/>
+            </c:ext>
+          </c:extLst>
+        </c:ser>
+        <c:dLbls>
+          <c:showLegendKey val="0"/>
+          <c:showVal val="0"/>
+          <c:showCatName val="0"/>
+          <c:showSerName val="0"/>
+          <c:showPercent val="0"/>
+          <c:showBubbleSize val="0"/>
+        </c:dLbls>
+        <c:axId val="256352768"/>
+        <c:axId val="256349408"/>
+      </c:scatterChart>
+      <c:valAx>
+        <c:axId val="256352768"/>
+        <c:scaling>
+          <c:orientation val="minMax"/>
+          <c:max val="110"/>
+        </c:scaling>
+        <c:delete val="0"/>
+        <c:axPos val="b"/>
+        <c:majorGridlines>
+          <c:spPr>
+            <a:ln w="9525" cap="flat" cmpd="sng" algn="ctr">
+              <a:solidFill>
+                <a:schemeClr val="tx1">
+                  <a:lumMod val="15000"/>
+                  <a:lumOff val="85000"/>
+                </a:schemeClr>
+              </a:solidFill>
+              <a:round/>
+            </a:ln>
+            <a:effectLst/>
+          </c:spPr>
+        </c:majorGridlines>
+        <c:title>
+          <c:tx>
+            <c:rich>
+              <a:bodyPr rot="0" spcFirstLastPara="1" vertOverflow="ellipsis" vert="horz" wrap="square" anchor="ctr" anchorCtr="1"/>
+              <a:lstStyle/>
+              <a:p>
+                <a:pPr>
+                  <a:defRPr sz="1000" b="0" i="0" u="none" strike="noStrike" kern="1200" baseline="0">
+                    <a:solidFill>
+                      <a:schemeClr val="tx1">
+                        <a:lumMod val="65000"/>
+                        <a:lumOff val="35000"/>
+                      </a:schemeClr>
+                    </a:solidFill>
+                    <a:latin typeface="+mn-lt"/>
+                    <a:ea typeface="+mn-ea"/>
+                    <a:cs typeface="+mn-cs"/>
+                  </a:defRPr>
+                </a:pPr>
+                <a:r>
+                  <a:rPr lang="ja-JP" altLang="en-US"/>
+                  <a:t>距離 </a:t>
+                </a:r>
+                <a:r>
+                  <a:rPr lang="en-US" altLang="ja-JP"/>
+                  <a:t>[mm]</a:t>
+                </a:r>
+                <a:endParaRPr lang="ja-JP" altLang="en-US"/>
+              </a:p>
+            </c:rich>
+          </c:tx>
+          <c:overlay val="0"/>
+          <c:spPr>
+            <a:noFill/>
+            <a:ln>
+              <a:noFill/>
+            </a:ln>
+            <a:effectLst/>
+          </c:spPr>
+          <c:txPr>
+            <a:bodyPr rot="0" spcFirstLastPara="1" vertOverflow="ellipsis" vert="horz" wrap="square" anchor="ctr" anchorCtr="1"/>
+            <a:lstStyle/>
+            <a:p>
+              <a:pPr>
+                <a:defRPr sz="1000" b="0" i="0" u="none" strike="noStrike" kern="1200" baseline="0">
+                  <a:solidFill>
+                    <a:schemeClr val="tx1">
+                      <a:lumMod val="65000"/>
+                      <a:lumOff val="35000"/>
+                    </a:schemeClr>
+                  </a:solidFill>
+                  <a:latin typeface="+mn-lt"/>
+                  <a:ea typeface="+mn-ea"/>
+                  <a:cs typeface="+mn-cs"/>
+                </a:defRPr>
+              </a:pPr>
+              <a:endParaRPr lang="ja-JP" altLang="en-US"/>
+            </a:p>
+          </c:txPr>
+        </c:title>
+        <c:numFmt formatCode="0.0" sourceLinked="1"/>
+        <c:majorTickMark val="none"/>
+        <c:minorTickMark val="none"/>
+        <c:tickLblPos val="nextTo"/>
+        <c:spPr>
+          <a:noFill/>
+          <a:ln w="9525" cap="flat" cmpd="sng" algn="ctr">
+            <a:solidFill>
+              <a:schemeClr val="tx1">
+                <a:lumMod val="25000"/>
+                <a:lumOff val="75000"/>
+              </a:schemeClr>
+            </a:solidFill>
+            <a:round/>
+          </a:ln>
+          <a:effectLst/>
+        </c:spPr>
+        <c:txPr>
+          <a:bodyPr rot="-60000000" spcFirstLastPara="1" vertOverflow="ellipsis" vert="horz" wrap="square" anchor="ctr" anchorCtr="1"/>
+          <a:lstStyle/>
+          <a:p>
+            <a:pPr>
+              <a:defRPr sz="900" b="0" i="0" u="none" strike="noStrike" kern="1200" baseline="0">
+                <a:solidFill>
+                  <a:schemeClr val="tx1">
+                    <a:lumMod val="65000"/>
+                    <a:lumOff val="35000"/>
+                  </a:schemeClr>
+                </a:solidFill>
+                <a:latin typeface="+mn-lt"/>
+                <a:ea typeface="+mn-ea"/>
+                <a:cs typeface="+mn-cs"/>
+              </a:defRPr>
+            </a:pPr>
+            <a:endParaRPr lang="ja-JP"/>
+          </a:p>
+        </c:txPr>
+        <c:crossAx val="256349408"/>
+        <c:crosses val="autoZero"/>
+        <c:crossBetween val="midCat"/>
+      </c:valAx>
+      <c:valAx>
+        <c:axId val="256349408"/>
+        <c:scaling>
+          <c:orientation val="minMax"/>
+        </c:scaling>
+        <c:delete val="0"/>
+        <c:axPos val="l"/>
+        <c:majorGridlines>
+          <c:spPr>
+            <a:ln w="9525" cap="flat" cmpd="sng" algn="ctr">
+              <a:solidFill>
+                <a:schemeClr val="tx1">
+                  <a:lumMod val="15000"/>
+                  <a:lumOff val="85000"/>
+                </a:schemeClr>
+              </a:solidFill>
+              <a:round/>
+            </a:ln>
+            <a:effectLst/>
+          </c:spPr>
+        </c:majorGridlines>
+        <c:title>
+          <c:tx>
+            <c:rich>
+              <a:bodyPr rot="-5400000" spcFirstLastPara="1" vertOverflow="ellipsis" vert="horz" wrap="square" anchor="ctr" anchorCtr="1"/>
+              <a:lstStyle/>
+              <a:p>
+                <a:pPr>
+                  <a:defRPr sz="1000" b="0" i="0" u="none" strike="noStrike" kern="1200" baseline="0">
+                    <a:solidFill>
+                      <a:schemeClr val="tx1">
+                        <a:lumMod val="65000"/>
+                        <a:lumOff val="35000"/>
+                      </a:schemeClr>
+                    </a:solidFill>
+                    <a:latin typeface="+mn-lt"/>
+                    <a:ea typeface="+mn-ea"/>
+                    <a:cs typeface="+mn-cs"/>
+                  </a:defRPr>
+                </a:pPr>
+                <a:r>
+                  <a:rPr lang="ja-JP" altLang="en-US"/>
+                  <a:t>抵抗値 </a:t>
+                </a:r>
+                <a:r>
+                  <a:rPr lang="en-US" altLang="ja-JP"/>
+                  <a:t>[kΩ]</a:t>
+                </a:r>
+                <a:endParaRPr lang="ja-JP" altLang="en-US"/>
+              </a:p>
+            </c:rich>
+          </c:tx>
+          <c:overlay val="0"/>
+          <c:spPr>
+            <a:noFill/>
+            <a:ln>
+              <a:noFill/>
+            </a:ln>
+            <a:effectLst/>
+          </c:spPr>
+          <c:txPr>
+            <a:bodyPr rot="-5400000" spcFirstLastPara="1" vertOverflow="ellipsis" vert="horz" wrap="square" anchor="ctr" anchorCtr="1"/>
+            <a:lstStyle/>
+            <a:p>
+              <a:pPr>
+                <a:defRPr sz="1000" b="0" i="0" u="none" strike="noStrike" kern="1200" baseline="0">
+                  <a:solidFill>
+                    <a:schemeClr val="tx1">
+                      <a:lumMod val="65000"/>
+                      <a:lumOff val="35000"/>
+                    </a:schemeClr>
+                  </a:solidFill>
+                  <a:latin typeface="+mn-lt"/>
+                  <a:ea typeface="+mn-ea"/>
+                  <a:cs typeface="+mn-cs"/>
+                </a:defRPr>
+              </a:pPr>
+              <a:endParaRPr lang="ja-JP" altLang="en-US"/>
+            </a:p>
+          </c:txPr>
+        </c:title>
+        <c:numFmt formatCode="General" sourceLinked="1"/>
+        <c:majorTickMark val="none"/>
+        <c:minorTickMark val="none"/>
+        <c:tickLblPos val="nextTo"/>
+        <c:spPr>
+          <a:noFill/>
+          <a:ln w="9525" cap="flat" cmpd="sng" algn="ctr">
+            <a:solidFill>
+              <a:schemeClr val="tx1">
+                <a:lumMod val="25000"/>
+                <a:lumOff val="75000"/>
+              </a:schemeClr>
+            </a:solidFill>
+            <a:round/>
+          </a:ln>
+          <a:effectLst/>
+        </c:spPr>
+        <c:txPr>
+          <a:bodyPr rot="-60000000" spcFirstLastPara="1" vertOverflow="ellipsis" vert="horz" wrap="square" anchor="ctr" anchorCtr="1"/>
+          <a:lstStyle/>
+          <a:p>
+            <a:pPr>
+              <a:defRPr sz="900" b="0" i="0" u="none" strike="noStrike" kern="1200" baseline="0">
+                <a:solidFill>
+                  <a:schemeClr val="tx1">
+                    <a:lumMod val="65000"/>
+                    <a:lumOff val="35000"/>
+                  </a:schemeClr>
+                </a:solidFill>
+                <a:latin typeface="+mn-lt"/>
+                <a:ea typeface="+mn-ea"/>
+                <a:cs typeface="+mn-cs"/>
+              </a:defRPr>
+            </a:pPr>
+            <a:endParaRPr lang="ja-JP"/>
+          </a:p>
+        </c:txPr>
+        <c:crossAx val="256352768"/>
+        <c:crosses val="autoZero"/>
+        <c:crossBetween val="midCat"/>
+      </c:valAx>
+      <c:spPr>
+        <a:noFill/>
+        <a:ln>
+          <a:noFill/>
+        </a:ln>
+        <a:effectLst/>
+      </c:spPr>
+    </c:plotArea>
+    <c:plotVisOnly val="1"/>
+    <c:dispBlanksAs val="gap"/>
+    <c:showDLblsOverMax val="0"/>
+    <c:extLst>
+      <c:ext xmlns:c16r3="http://schemas.microsoft.com/office/drawing/2017/03/chart" uri="{56B9EC1D-385E-4148-901F-78D8002777C0}">
+        <c16r3:dataDisplayOptions16>
+          <c16r3:dispNaAsBlank val="1"/>
+        </c16r3:dataDisplayOptions16>
+      </c:ext>
+    </c:extLst>
+  </c:chart>
+  <c:spPr>
+    <a:solidFill>
+      <a:schemeClr val="bg1"/>
+    </a:solidFill>
+    <a:ln w="9525" cap="flat" cmpd="sng" algn="ctr">
+      <a:solidFill>
+        <a:schemeClr val="tx1">
+          <a:lumMod val="15000"/>
+          <a:lumOff val="85000"/>
+        </a:schemeClr>
+      </a:solidFill>
+      <a:round/>
+    </a:ln>
+    <a:effectLst/>
+  </c:spPr>
+  <c:txPr>
+    <a:bodyPr/>
+    <a:lstStyle/>
+    <a:p>
+      <a:pPr>
+        <a:defRPr/>
+      </a:pPr>
+      <a:endParaRPr lang="ja-JP"/>
+    </a:p>
+  </c:txPr>
+  <c:externalData r:id="rId3">
+    <c:autoUpdate val="0"/>
+  </c:externalData>
+</c:chartSpace>
+</file>
+
+<file path=word/charts/chart2.xml><?xml version="1.0" encoding="utf-8"?>
+<c:chartSpace xmlns:c="http://schemas.openxmlformats.org/drawingml/2006/chart" xmlns:a="http://schemas.openxmlformats.org/drawingml/2006/main" xmlns:r="http://schemas.openxmlformats.org/officeDocument/2006/relationships" xmlns:c16r2="http://schemas.microsoft.com/office/drawing/2015/06/chart">
+  <c:date1904 val="0"/>
+  <c:lang val="ja-JP"/>
+  <c:roundedCorners val="0"/>
+  <mc:AlternateContent xmlns:mc="http://schemas.openxmlformats.org/markup-compatibility/2006">
+    <mc:Choice xmlns:c14="http://schemas.microsoft.com/office/drawing/2007/8/2/chart" Requires="c14">
+      <c14:style val="102"/>
+    </mc:Choice>
+    <mc:Fallback>
+      <c:style val="2"/>
+    </mc:Fallback>
+  </mc:AlternateContent>
+  <c:chart>
+    <c:autoTitleDeleted val="1"/>
+    <c:plotArea>
+      <c:layout/>
+      <c:scatterChart>
+        <c:scatterStyle val="lineMarker"/>
+        <c:varyColors val="0"/>
+        <c:ser>
+          <c:idx val="0"/>
+          <c:order val="0"/>
+          <c:tx>
+            <c:strRef>
+              <c:f>Sheet1!$G$22</c:f>
+              <c:strCache>
+                <c:ptCount val="1"/>
+                <c:pt idx="0">
+                  <c:v>測定値</c:v>
+                </c:pt>
+              </c:strCache>
+            </c:strRef>
+          </c:tx>
+          <c:spPr>
+            <a:ln w="38100" cap="rnd">
+              <a:noFill/>
+              <a:round/>
+            </a:ln>
+            <a:effectLst/>
+          </c:spPr>
+          <c:marker>
+            <c:symbol val="circle"/>
+            <c:size val="5"/>
+            <c:spPr>
+              <a:solidFill>
+                <a:schemeClr val="accent1"/>
+              </a:solidFill>
+              <a:ln w="9525">
+                <a:solidFill>
+                  <a:schemeClr val="accent1"/>
+                </a:solidFill>
+              </a:ln>
+              <a:effectLst/>
+            </c:spPr>
+          </c:marker>
+          <c:trendline>
+            <c:spPr>
+              <a:ln w="19050" cap="rnd">
+                <a:solidFill>
+                  <a:schemeClr val="accent1"/>
+                </a:solidFill>
+                <a:prstDash val="sysDot"/>
+              </a:ln>
+              <a:effectLst/>
+            </c:spPr>
+            <c:trendlineType val="linear"/>
+            <c:dispRSqr val="0"/>
+            <c:dispEq val="0"/>
+          </c:trendline>
+          <c:trendline>
+            <c:spPr>
+              <a:ln w="19050" cap="rnd">
+                <a:solidFill>
+                  <a:schemeClr val="accent1"/>
+                </a:solidFill>
+                <a:prstDash val="sysDot"/>
+              </a:ln>
+              <a:effectLst/>
+            </c:spPr>
+            <c:trendlineType val="linear"/>
+            <c:dispRSqr val="1"/>
+            <c:dispEq val="1"/>
+            <c:trendlineLbl>
+              <c:layout>
+                <c:manualLayout>
+                  <c:x val="-0.14860411198600176"/>
+                  <c:y val="-1.5594925634295712E-3"/>
+                </c:manualLayout>
+              </c:layout>
+              <c:numFmt formatCode="General" sourceLinked="0"/>
+              <c:spPr>
+                <a:noFill/>
+                <a:ln>
+                  <a:noFill/>
+                </a:ln>
+                <a:effectLst/>
+              </c:spPr>
+              <c:txPr>
+                <a:bodyPr rot="0" spcFirstLastPara="1" vertOverflow="ellipsis" vert="horz" wrap="square" anchor="ctr" anchorCtr="1"/>
+                <a:lstStyle/>
+                <a:p>
+                  <a:pPr>
+                    <a:defRPr sz="900" b="0" i="0" u="none" strike="noStrike" kern="1200" baseline="0">
+                      <a:solidFill>
+                        <a:schemeClr val="tx1">
+                          <a:lumMod val="65000"/>
+                          <a:lumOff val="35000"/>
+                        </a:schemeClr>
+                      </a:solidFill>
+                      <a:latin typeface="+mn-lt"/>
+                      <a:ea typeface="+mn-ea"/>
+                      <a:cs typeface="+mn-cs"/>
+                    </a:defRPr>
+                  </a:pPr>
+                  <a:endParaRPr lang="ja-JP"/>
+                </a:p>
+              </c:txPr>
+            </c:trendlineLbl>
+          </c:trendline>
+          <c:xVal>
+            <c:numRef>
+              <c:f>Sheet1!$F$23:$F$32</c:f>
+              <c:numCache>
+                <c:formatCode>General</c:formatCode>
+                <c:ptCount val="10"/>
+                <c:pt idx="0">
+                  <c:v>10</c:v>
+                </c:pt>
+                <c:pt idx="1">
+                  <c:v>20</c:v>
+                </c:pt>
+                <c:pt idx="2">
+                  <c:v>30</c:v>
+                </c:pt>
+                <c:pt idx="3">
+                  <c:v>40</c:v>
+                </c:pt>
+                <c:pt idx="4">
+                  <c:v>50</c:v>
+                </c:pt>
+                <c:pt idx="5">
+                  <c:v>60</c:v>
+                </c:pt>
+                <c:pt idx="6">
+                  <c:v>70</c:v>
+                </c:pt>
+                <c:pt idx="7">
+                  <c:v>80</c:v>
+                </c:pt>
+                <c:pt idx="8">
+                  <c:v>90</c:v>
+                </c:pt>
+                <c:pt idx="9">
+                  <c:v>100</c:v>
+                </c:pt>
+              </c:numCache>
+            </c:numRef>
+          </c:xVal>
+          <c:yVal>
+            <c:numRef>
+              <c:f>Sheet1!$G$23:$G$32</c:f>
+              <c:numCache>
+                <c:formatCode>General</c:formatCode>
+                <c:ptCount val="10"/>
+                <c:pt idx="0">
+                  <c:v>10</c:v>
+                </c:pt>
+                <c:pt idx="1">
+                  <c:v>19</c:v>
+                </c:pt>
+                <c:pt idx="2">
+                  <c:v>29</c:v>
+                </c:pt>
+                <c:pt idx="3">
+                  <c:v>37</c:v>
+                </c:pt>
+                <c:pt idx="4">
+                  <c:v>47</c:v>
+                </c:pt>
+                <c:pt idx="5">
+                  <c:v>56</c:v>
+                </c:pt>
+                <c:pt idx="6">
+                  <c:v>67</c:v>
+                </c:pt>
+                <c:pt idx="7">
+                  <c:v>77</c:v>
+                </c:pt>
+                <c:pt idx="8">
+                  <c:v>86</c:v>
+                </c:pt>
+                <c:pt idx="9">
+                  <c:v>96</c:v>
+                </c:pt>
+              </c:numCache>
+            </c:numRef>
+          </c:yVal>
+          <c:smooth val="0"/>
+          <c:extLst>
+            <c:ext xmlns:c16="http://schemas.microsoft.com/office/drawing/2014/chart" uri="{C3380CC4-5D6E-409C-BE32-E72D297353CC}">
+              <c16:uniqueId val="{00000002-3D31-4658-A9A7-635D4901AF4D}"/>
+            </c:ext>
+          </c:extLst>
+        </c:ser>
+        <c:dLbls>
+          <c:showLegendKey val="0"/>
+          <c:showVal val="0"/>
+          <c:showCatName val="0"/>
+          <c:showSerName val="0"/>
+          <c:showPercent val="0"/>
+          <c:showBubbleSize val="0"/>
+        </c:dLbls>
+        <c:axId val="1183562880"/>
+        <c:axId val="1183563360"/>
+      </c:scatterChart>
+      <c:valAx>
+        <c:axId val="1183562880"/>
+        <c:scaling>
+          <c:orientation val="minMax"/>
+          <c:max val="110"/>
+        </c:scaling>
+        <c:delete val="0"/>
+        <c:axPos val="b"/>
+        <c:majorGridlines>
+          <c:spPr>
+            <a:ln w="9525" cap="flat" cmpd="sng" algn="ctr">
+              <a:solidFill>
+                <a:schemeClr val="tx1">
+                  <a:lumMod val="15000"/>
+                  <a:lumOff val="85000"/>
+                </a:schemeClr>
+              </a:solidFill>
+              <a:round/>
+            </a:ln>
+            <a:effectLst/>
+          </c:spPr>
+        </c:majorGridlines>
+        <c:title>
+          <c:tx>
+            <c:rich>
+              <a:bodyPr rot="0" spcFirstLastPara="1" vertOverflow="ellipsis" vert="horz" wrap="square" anchor="ctr" anchorCtr="1"/>
+              <a:lstStyle/>
+              <a:p>
+                <a:pPr>
+                  <a:defRPr sz="1000" b="0" i="0" u="none" strike="noStrike" kern="1200" baseline="0">
+                    <a:solidFill>
+                      <a:schemeClr val="tx1">
+                        <a:lumMod val="65000"/>
+                        <a:lumOff val="35000"/>
+                      </a:schemeClr>
+                    </a:solidFill>
+                    <a:latin typeface="+mn-lt"/>
+                    <a:ea typeface="+mn-ea"/>
+                    <a:cs typeface="+mn-cs"/>
+                  </a:defRPr>
+                </a:pPr>
+                <a:r>
+                  <a:rPr lang="ja-JP" altLang="en-US"/>
+                  <a:t>実際の距離</a:t>
+                </a:r>
+              </a:p>
+            </c:rich>
+          </c:tx>
+          <c:overlay val="0"/>
+          <c:spPr>
+            <a:noFill/>
+            <a:ln>
+              <a:noFill/>
+            </a:ln>
+            <a:effectLst/>
+          </c:spPr>
+          <c:txPr>
+            <a:bodyPr rot="0" spcFirstLastPara="1" vertOverflow="ellipsis" vert="horz" wrap="square" anchor="ctr" anchorCtr="1"/>
+            <a:lstStyle/>
+            <a:p>
+              <a:pPr>
+                <a:defRPr sz="1000" b="0" i="0" u="none" strike="noStrike" kern="1200" baseline="0">
+                  <a:solidFill>
+                    <a:schemeClr val="tx1">
+                      <a:lumMod val="65000"/>
+                      <a:lumOff val="35000"/>
+                    </a:schemeClr>
+                  </a:solidFill>
+                  <a:latin typeface="+mn-lt"/>
+                  <a:ea typeface="+mn-ea"/>
+                  <a:cs typeface="+mn-cs"/>
+                </a:defRPr>
+              </a:pPr>
+              <a:endParaRPr lang="ja-JP"/>
+            </a:p>
+          </c:txPr>
+        </c:title>
+        <c:numFmt formatCode="General" sourceLinked="1"/>
+        <c:majorTickMark val="none"/>
+        <c:minorTickMark val="none"/>
+        <c:tickLblPos val="nextTo"/>
+        <c:spPr>
+          <a:noFill/>
+          <a:ln w="9525" cap="flat" cmpd="sng" algn="ctr">
+            <a:solidFill>
+              <a:schemeClr val="tx1">
+                <a:lumMod val="25000"/>
+                <a:lumOff val="75000"/>
+              </a:schemeClr>
+            </a:solidFill>
+            <a:round/>
+          </a:ln>
+          <a:effectLst/>
+        </c:spPr>
+        <c:txPr>
+          <a:bodyPr rot="-60000000" spcFirstLastPara="1" vertOverflow="ellipsis" vert="horz" wrap="square" anchor="ctr" anchorCtr="1"/>
+          <a:lstStyle/>
+          <a:p>
+            <a:pPr>
+              <a:defRPr sz="900" b="0" i="0" u="none" strike="noStrike" kern="1200" baseline="0">
+                <a:solidFill>
+                  <a:schemeClr val="tx1">
+                    <a:lumMod val="65000"/>
+                    <a:lumOff val="35000"/>
+                  </a:schemeClr>
+                </a:solidFill>
+                <a:latin typeface="+mn-lt"/>
+                <a:ea typeface="+mn-ea"/>
+                <a:cs typeface="+mn-cs"/>
+              </a:defRPr>
+            </a:pPr>
+            <a:endParaRPr lang="ja-JP"/>
+          </a:p>
+        </c:txPr>
+        <c:crossAx val="1183563360"/>
+        <c:crosses val="autoZero"/>
+        <c:crossBetween val="midCat"/>
+      </c:valAx>
+      <c:valAx>
+        <c:axId val="1183563360"/>
+        <c:scaling>
+          <c:orientation val="minMax"/>
+        </c:scaling>
+        <c:delete val="0"/>
+        <c:axPos val="l"/>
+        <c:majorGridlines>
+          <c:spPr>
+            <a:ln w="9525" cap="flat" cmpd="sng" algn="ctr">
+              <a:solidFill>
+                <a:schemeClr val="tx1">
+                  <a:lumMod val="15000"/>
+                  <a:lumOff val="85000"/>
+                </a:schemeClr>
+              </a:solidFill>
+              <a:round/>
+            </a:ln>
+            <a:effectLst/>
+          </c:spPr>
+        </c:majorGridlines>
+        <c:title>
+          <c:tx>
+            <c:rich>
+              <a:bodyPr rot="-5400000" spcFirstLastPara="1" vertOverflow="ellipsis" vert="horz" wrap="square" anchor="ctr" anchorCtr="1"/>
+              <a:lstStyle/>
+              <a:p>
+                <a:pPr>
+                  <a:defRPr sz="1000" b="0" i="0" u="none" strike="noStrike" kern="1200" baseline="0">
+                    <a:solidFill>
+                      <a:schemeClr val="tx1">
+                        <a:lumMod val="65000"/>
+                        <a:lumOff val="35000"/>
+                      </a:schemeClr>
+                    </a:solidFill>
+                    <a:latin typeface="+mn-lt"/>
+                    <a:ea typeface="+mn-ea"/>
+                    <a:cs typeface="+mn-cs"/>
+                  </a:defRPr>
+                </a:pPr>
+                <a:r>
+                  <a:rPr lang="ja-JP" altLang="en-US"/>
+                  <a:t>測定値</a:t>
+                </a:r>
+              </a:p>
+            </c:rich>
+          </c:tx>
+          <c:overlay val="0"/>
+          <c:spPr>
+            <a:noFill/>
+            <a:ln>
+              <a:noFill/>
+            </a:ln>
+            <a:effectLst/>
+          </c:spPr>
+          <c:txPr>
+            <a:bodyPr rot="-5400000" spcFirstLastPara="1" vertOverflow="ellipsis" vert="horz" wrap="square" anchor="ctr" anchorCtr="1"/>
+            <a:lstStyle/>
+            <a:p>
+              <a:pPr>
+                <a:defRPr sz="1000" b="0" i="0" u="none" strike="noStrike" kern="1200" baseline="0">
+                  <a:solidFill>
+                    <a:schemeClr val="tx1">
+                      <a:lumMod val="65000"/>
+                      <a:lumOff val="35000"/>
+                    </a:schemeClr>
+                  </a:solidFill>
+                  <a:latin typeface="+mn-lt"/>
+                  <a:ea typeface="+mn-ea"/>
+                  <a:cs typeface="+mn-cs"/>
+                </a:defRPr>
+              </a:pPr>
+              <a:endParaRPr lang="ja-JP"/>
+            </a:p>
+          </c:txPr>
+        </c:title>
+        <c:numFmt formatCode="General" sourceLinked="1"/>
+        <c:majorTickMark val="none"/>
+        <c:minorTickMark val="none"/>
+        <c:tickLblPos val="nextTo"/>
+        <c:spPr>
+          <a:noFill/>
+          <a:ln w="9525" cap="flat" cmpd="sng" algn="ctr">
+            <a:solidFill>
+              <a:schemeClr val="tx1">
+                <a:lumMod val="25000"/>
+                <a:lumOff val="75000"/>
+              </a:schemeClr>
+            </a:solidFill>
+            <a:round/>
+          </a:ln>
+          <a:effectLst/>
+        </c:spPr>
+        <c:txPr>
+          <a:bodyPr rot="-60000000" spcFirstLastPara="1" vertOverflow="ellipsis" vert="horz" wrap="square" anchor="ctr" anchorCtr="1"/>
+          <a:lstStyle/>
+          <a:p>
+            <a:pPr>
+              <a:defRPr sz="900" b="0" i="0" u="none" strike="noStrike" kern="1200" baseline="0">
+                <a:solidFill>
+                  <a:schemeClr val="tx1">
+                    <a:lumMod val="65000"/>
+                    <a:lumOff val="35000"/>
+                  </a:schemeClr>
+                </a:solidFill>
+                <a:latin typeface="+mn-lt"/>
+                <a:ea typeface="+mn-ea"/>
+                <a:cs typeface="+mn-cs"/>
+              </a:defRPr>
+            </a:pPr>
+            <a:endParaRPr lang="ja-JP"/>
+          </a:p>
+        </c:txPr>
+        <c:crossAx val="1183562880"/>
+        <c:crosses val="autoZero"/>
+        <c:crossBetween val="midCat"/>
+      </c:valAx>
+      <c:spPr>
+        <a:noFill/>
+        <a:ln>
+          <a:noFill/>
+        </a:ln>
+        <a:effectLst/>
+      </c:spPr>
+    </c:plotArea>
+    <c:plotVisOnly val="1"/>
+    <c:dispBlanksAs val="gap"/>
+    <c:showDLblsOverMax val="0"/>
+    <c:extLst>
+      <c:ext xmlns:c16r3="http://schemas.microsoft.com/office/drawing/2017/03/chart" uri="{56B9EC1D-385E-4148-901F-78D8002777C0}">
+        <c16r3:dataDisplayOptions16>
+          <c16r3:dispNaAsBlank val="1"/>
+        </c16r3:dataDisplayOptions16>
+      </c:ext>
+    </c:extLst>
+  </c:chart>
+  <c:spPr>
+    <a:solidFill>
+      <a:schemeClr val="bg1"/>
+    </a:solidFill>
+    <a:ln w="9525" cap="flat" cmpd="sng" algn="ctr">
+      <a:solidFill>
+        <a:schemeClr val="tx1">
+          <a:lumMod val="15000"/>
+          <a:lumOff val="85000"/>
+        </a:schemeClr>
+      </a:solidFill>
+      <a:round/>
+    </a:ln>
+    <a:effectLst/>
+  </c:spPr>
+  <c:txPr>
+    <a:bodyPr/>
+    <a:lstStyle/>
+    <a:p>
+      <a:pPr>
+        <a:defRPr/>
+      </a:pPr>
+      <a:endParaRPr lang="ja-JP"/>
+    </a:p>
+  </c:txPr>
+  <c:externalData r:id="rId3">
+    <c:autoUpdate val="0"/>
+  </c:externalData>
+</c:chartSpace>
+</file>
+
+<file path=word/charts/colors1.xml><?xml version="1.0" encoding="utf-8"?>
+<cs:colorStyle xmlns:cs="http://schemas.microsoft.com/office/drawing/2012/chartStyle" xmlns:a="http://schemas.openxmlformats.org/drawingml/2006/main" meth="cycle" id="10">
+  <a:schemeClr val="accent1"/>
+  <a:schemeClr val="accent2"/>
+  <a:schemeClr val="accent3"/>
+  <a:schemeClr val="accent4"/>
+  <a:schemeClr val="accent5"/>
+  <a:schemeClr val="accent6"/>
+  <cs:variation/>
+  <cs:variation>
+    <a:lumMod val="60000"/>
+  </cs:variation>
+  <cs:variation>
+    <a:lumMod val="80000"/>
+    <a:lumOff val="20000"/>
+  </cs:variation>
+  <cs:variation>
+    <a:lumMod val="80000"/>
+  </cs:variation>
+  <cs:variation>
+    <a:lumMod val="60000"/>
+    <a:lumOff val="40000"/>
+  </cs:variation>
+  <cs:variation>
+    <a:lumMod val="50000"/>
+  </cs:variation>
+  <cs:variation>
+    <a:lumMod val="70000"/>
+    <a:lumOff val="30000"/>
+  </cs:variation>
+  <cs:variation>
+    <a:lumMod val="70000"/>
+  </cs:variation>
+  <cs:variation>
+    <a:lumMod val="50000"/>
+    <a:lumOff val="50000"/>
+  </cs:variation>
+</cs:colorStyle>
+</file>
+
+<file path=word/charts/colors2.xml><?xml version="1.0" encoding="utf-8"?>
+<cs:colorStyle xmlns:cs="http://schemas.microsoft.com/office/drawing/2012/chartStyle" xmlns:a="http://schemas.openxmlformats.org/drawingml/2006/main" meth="cycle" id="10">
+  <a:schemeClr val="accent1"/>
+  <a:schemeClr val="accent2"/>
+  <a:schemeClr val="accent3"/>
+  <a:schemeClr val="accent4"/>
+  <a:schemeClr val="accent5"/>
+  <a:schemeClr val="accent6"/>
+  <cs:variation/>
+  <cs:variation>
+    <a:lumMod val="60000"/>
+  </cs:variation>
+  <cs:variation>
+    <a:lumMod val="80000"/>
+    <a:lumOff val="20000"/>
+  </cs:variation>
+  <cs:variation>
+    <a:lumMod val="80000"/>
+  </cs:variation>
+  <cs:variation>
+    <a:lumMod val="60000"/>
+    <a:lumOff val="40000"/>
+  </cs:variation>
+  <cs:variation>
+    <a:lumMod val="50000"/>
+  </cs:variation>
+  <cs:variation>
+    <a:lumMod val="70000"/>
+    <a:lumOff val="30000"/>
+  </cs:variation>
+  <cs:variation>
+    <a:lumMod val="70000"/>
+  </cs:variation>
+  <cs:variation>
+    <a:lumMod val="50000"/>
+    <a:lumOff val="50000"/>
+  </cs:variation>
+</cs:colorStyle>
+</file>
+
+<file path=word/charts/style1.xml><?xml version="1.0" encoding="utf-8"?>
+<cs:chartStyle xmlns:cs="http://schemas.microsoft.com/office/drawing/2012/chartStyle" xmlns:a="http://schemas.openxmlformats.org/drawingml/2006/main" id="240">
+  <cs:axisTitle>
+    <cs:lnRef idx="0"/>
+    <cs:fillRef idx="0"/>
+    <cs:effectRef idx="0"/>
+    <cs:fontRef idx="minor">
+      <a:schemeClr val="tx1">
+        <a:lumMod val="65000"/>
+        <a:lumOff val="35000"/>
+      </a:schemeClr>
+    </cs:fontRef>
+    <cs:defRPr sz="1000" kern="1200"/>
+  </cs:axisTitle>
+  <cs:categoryAxis>
+    <cs:lnRef idx="0"/>
+    <cs:fillRef idx="0"/>
+    <cs:effectRef idx="0"/>
+    <cs:fontRef idx="minor">
+      <a:schemeClr val="tx1">
+        <a:lumMod val="65000"/>
+        <a:lumOff val="35000"/>
+      </a:schemeClr>
+    </cs:fontRef>
+    <cs:spPr>
+      <a:ln w="9525" cap="flat" cmpd="sng" algn="ctr">
+        <a:solidFill>
+          <a:schemeClr val="tx1">
+            <a:lumMod val="25000"/>
+            <a:lumOff val="75000"/>
+          </a:schemeClr>
+        </a:solidFill>
+        <a:round/>
+      </a:ln>
+    </cs:spPr>
+    <cs:defRPr sz="900" kern="1200"/>
+  </cs:categoryAxis>
+  <cs:chartArea mods="allowNoFillOverride allowNoLineOverride">
+    <cs:lnRef idx="0"/>
+    <cs:fillRef idx="0"/>
+    <cs:effectRef idx="0"/>
+    <cs:fontRef idx="minor">
+      <a:schemeClr val="tx1"/>
+    </cs:fontRef>
+    <cs:spPr>
+      <a:solidFill>
+        <a:schemeClr val="bg1"/>
+      </a:solidFill>
+      <a:ln w="9525" cap="flat" cmpd="sng" algn="ctr">
+        <a:solidFill>
+          <a:schemeClr val="tx1">
+            <a:lumMod val="15000"/>
+            <a:lumOff val="85000"/>
+          </a:schemeClr>
+        </a:solidFill>
+        <a:round/>
+      </a:ln>
+    </cs:spPr>
+    <cs:defRPr sz="1000" kern="1200"/>
+  </cs:chartArea>
+  <cs:dataLabel>
+    <cs:lnRef idx="0"/>
+    <cs:fillRef idx="0"/>
+    <cs:effectRef idx="0"/>
+    <cs:fontRef idx="minor">
+      <a:schemeClr val="tx1">
+        <a:lumMod val="75000"/>
+        <a:lumOff val="25000"/>
+      </a:schemeClr>
+    </cs:fontRef>
+    <cs:defRPr sz="900" kern="1200"/>
+  </cs:dataLabel>
+  <cs:dataLabelCallout>
+    <cs:lnRef idx="0"/>
+    <cs:fillRef idx="0"/>
+    <cs:effectRef idx="0"/>
+    <cs:fontRef idx="minor">
+      <a:schemeClr val="dk1">
+        <a:lumMod val="65000"/>
+        <a:lumOff val="35000"/>
+      </a:schemeClr>
+    </cs:fontRef>
+    <cs:spPr>
+      <a:solidFill>
+        <a:schemeClr val="lt1"/>
+      </a:solidFill>
+      <a:ln>
+        <a:solidFill>
+          <a:schemeClr val="dk1">
+            <a:lumMod val="25000"/>
+            <a:lumOff val="75000"/>
+          </a:schemeClr>
+        </a:solidFill>
+      </a:ln>
+    </cs:spPr>
+    <cs:defRPr sz="900" kern="1200"/>
+    <cs:bodyPr rot="0" spcFirstLastPara="1" vertOverflow="clip" horzOverflow="clip" vert="horz" wrap="square" lIns="36576" tIns="18288" rIns="36576" bIns="18288" anchor="ctr" anchorCtr="1">
+      <a:spAutoFit/>
+    </cs:bodyPr>
+  </cs:dataLabelCallout>
+  <cs:dataPoint>
+    <cs:lnRef idx="0"/>
+    <cs:fillRef idx="1">
+      <cs:styleClr val="auto"/>
+    </cs:fillRef>
+    <cs:effectRef idx="0"/>
+    <cs:fontRef idx="minor">
+      <a:schemeClr val="tx1"/>
+    </cs:fontRef>
+  </cs:dataPoint>
+  <cs:dataPoint3D>
+    <cs:lnRef idx="0"/>
+    <cs:fillRef idx="1">
+      <cs:styleClr val="auto"/>
+    </cs:fillRef>
+    <cs:effectRef idx="0"/>
+    <cs:fontRef idx="minor">
+      <a:schemeClr val="tx1"/>
+    </cs:fontRef>
+  </cs:dataPoint3D>
+  <cs:dataPointLine>
+    <cs:lnRef idx="0">
+      <cs:styleClr val="auto"/>
+    </cs:lnRef>
+    <cs:fillRef idx="1"/>
+    <cs:effectRef idx="0"/>
+    <cs:fontRef idx="minor">
+      <a:schemeClr val="tx1"/>
+    </cs:fontRef>
+    <cs:spPr>
+      <a:ln w="19050" cap="rnd">
+        <a:solidFill>
+          <a:schemeClr val="phClr"/>
+        </a:solidFill>
+        <a:round/>
+      </a:ln>
+    </cs:spPr>
+  </cs:dataPointLine>
+  <cs:dataPointMarker>
+    <cs:lnRef idx="0">
+      <cs:styleClr val="auto"/>
+    </cs:lnRef>
+    <cs:fillRef idx="1">
+      <cs:styleClr val="auto"/>
+    </cs:fillRef>
+    <cs:effectRef idx="0"/>
+    <cs:fontRef idx="minor">
+      <a:schemeClr val="tx1"/>
+    </cs:fontRef>
+    <cs:spPr>
+      <a:ln w="9525">
+        <a:solidFill>
+          <a:schemeClr val="phClr"/>
+        </a:solidFill>
+      </a:ln>
+    </cs:spPr>
+  </cs:dataPointMarker>
+  <cs:dataPointMarkerLayout symbol="circle" size="5"/>
+  <cs:dataPointWireframe>
+    <cs:lnRef idx="0">
+      <cs:styleClr val="auto"/>
+    </cs:lnRef>
+    <cs:fillRef idx="0"/>
+    <cs:effectRef idx="0"/>
+    <cs:fontRef idx="minor">
+      <a:schemeClr val="dk1"/>
+    </cs:fontRef>
+    <cs:spPr>
+      <a:ln w="9525" cap="rnd">
+        <a:solidFill>
+          <a:schemeClr val="phClr"/>
+        </a:solidFill>
+        <a:round/>
+      </a:ln>
+    </cs:spPr>
+  </cs:dataPointWireframe>
+  <cs:dataTable>
+    <cs:lnRef idx="0"/>
+    <cs:fillRef idx="0"/>
+    <cs:effectRef idx="0"/>
+    <cs:fontRef idx="minor">
+      <a:schemeClr val="tx1">
+        <a:lumMod val="65000"/>
+        <a:lumOff val="35000"/>
+      </a:schemeClr>
+    </cs:fontRef>
+    <cs:spPr>
+      <a:noFill/>
+      <a:ln w="9525" cap="flat" cmpd="sng" algn="ctr">
+        <a:solidFill>
+          <a:schemeClr val="tx1">
+            <a:lumMod val="15000"/>
+            <a:lumOff val="85000"/>
+          </a:schemeClr>
+        </a:solidFill>
+        <a:round/>
+      </a:ln>
+    </cs:spPr>
+    <cs:defRPr sz="900" kern="1200"/>
+  </cs:dataTable>
+  <cs:downBar>
+    <cs:lnRef idx="0"/>
+    <cs:fillRef idx="0"/>
+    <cs:effectRef idx="0"/>
+    <cs:fontRef idx="minor">
+      <a:schemeClr val="tx1"/>
+    </cs:fontRef>
+    <cs:spPr>
+      <a:solidFill>
+        <a:schemeClr val="dk1">
+          <a:lumMod val="75000"/>
+          <a:lumOff val="25000"/>
+        </a:schemeClr>
+      </a:solidFill>
+      <a:ln w="9525" cap="flat" cmpd="sng" algn="ctr">
+        <a:solidFill>
+          <a:schemeClr val="tx1">
+            <a:lumMod val="65000"/>
+            <a:lumOff val="35000"/>
+          </a:schemeClr>
+        </a:solidFill>
+        <a:round/>
+      </a:ln>
+    </cs:spPr>
+  </cs:downBar>
+  <cs:dropLine>
+    <cs:lnRef idx="0"/>
+    <cs:fillRef idx="0"/>
+    <cs:effectRef idx="0"/>
+    <cs:fontRef idx="minor">
+      <a:schemeClr val="tx1"/>
+    </cs:fontRef>
+    <cs:spPr>
+      <a:ln w="9525" cap="flat" cmpd="sng" algn="ctr">
+        <a:solidFill>
+          <a:schemeClr val="tx1">
+            <a:lumMod val="35000"/>
+            <a:lumOff val="65000"/>
+          </a:schemeClr>
+        </a:solidFill>
+        <a:round/>
+      </a:ln>
+    </cs:spPr>
+  </cs:dropLine>
+  <cs:errorBar>
+    <cs:lnRef idx="0"/>
+    <cs:fillRef idx="0"/>
+    <cs:effectRef idx="0"/>
+    <cs:fontRef idx="minor">
+      <a:schemeClr val="tx1"/>
+    </cs:fontRef>
+    <cs:spPr>
+      <a:ln w="9525" cap="flat" cmpd="sng" algn="ctr">
+        <a:solidFill>
+          <a:schemeClr val="tx1">
+            <a:lumMod val="65000"/>
+            <a:lumOff val="35000"/>
+          </a:schemeClr>
+        </a:solidFill>
+        <a:round/>
+      </a:ln>
+    </cs:spPr>
+  </cs:errorBar>
+  <cs:floor>
+    <cs:lnRef idx="0"/>
+    <cs:fillRef idx="0"/>
+    <cs:effectRef idx="0"/>
+    <cs:fontRef idx="minor">
+      <a:schemeClr val="tx1"/>
+    </cs:fontRef>
+    <cs:spPr>
+      <a:noFill/>
+      <a:ln>
+        <a:noFill/>
+      </a:ln>
+    </cs:spPr>
+  </cs:floor>
+  <cs:gridlineMajor>
+    <cs:lnRef idx="0"/>
+    <cs:fillRef idx="0"/>
+    <cs:effectRef idx="0"/>
+    <cs:fontRef idx="minor">
+      <a:schemeClr val="tx1"/>
+    </cs:fontRef>
+    <cs:spPr>
+      <a:ln w="9525" cap="flat" cmpd="sng" algn="ctr">
+        <a:solidFill>
+          <a:schemeClr val="tx1">
+            <a:lumMod val="15000"/>
+            <a:lumOff val="85000"/>
+          </a:schemeClr>
+        </a:solidFill>
+        <a:round/>
+      </a:ln>
+    </cs:spPr>
+  </cs:gridlineMajor>
+  <cs:gridlineMinor>
+    <cs:lnRef idx="0"/>
+    <cs:fillRef idx="0"/>
+    <cs:effectRef idx="0"/>
+    <cs:fontRef idx="minor">
+      <a:schemeClr val="tx1"/>
+    </cs:fontRef>
+    <cs:spPr>
+      <a:ln w="9525" cap="flat" cmpd="sng" algn="ctr">
+        <a:solidFill>
+          <a:schemeClr val="tx1">
+            <a:lumMod val="5000"/>
+            <a:lumOff val="95000"/>
+          </a:schemeClr>
+        </a:solidFill>
+        <a:round/>
+      </a:ln>
+    </cs:spPr>
+  </cs:gridlineMinor>
+  <cs:hiLoLine>
+    <cs:lnRef idx="0"/>
+    <cs:fillRef idx="0"/>
+    <cs:effectRef idx="0"/>
+    <cs:fontRef idx="minor">
+      <a:schemeClr val="tx1"/>
+    </cs:fontRef>
+    <cs:spPr>
+      <a:ln w="9525" cap="flat" cmpd="sng" algn="ctr">
+        <a:solidFill>
+          <a:schemeClr val="tx1">
+            <a:lumMod val="50000"/>
+            <a:lumOff val="50000"/>
+          </a:schemeClr>
+        </a:solidFill>
+        <a:round/>
+      </a:ln>
+    </cs:spPr>
+  </cs:hiLoLine>
+  <cs:leaderLine>
+    <cs:lnRef idx="0"/>
+    <cs:fillRef idx="0"/>
+    <cs:effectRef idx="0"/>
+    <cs:fontRef idx="minor">
+      <a:schemeClr val="tx1"/>
+    </cs:fontRef>
+    <cs:spPr>
+      <a:ln w="9525" cap="flat" cmpd="sng" algn="ctr">
+        <a:solidFill>
+          <a:schemeClr val="tx1">
+            <a:lumMod val="35000"/>
+            <a:lumOff val="65000"/>
+          </a:schemeClr>
+        </a:solidFill>
+        <a:round/>
+      </a:ln>
+    </cs:spPr>
+  </cs:leaderLine>
+  <cs:legend>
+    <cs:lnRef idx="0"/>
+    <cs:fillRef idx="0"/>
+    <cs:effectRef idx="0"/>
+    <cs:fontRef idx="minor">
+      <a:schemeClr val="tx1">
+        <a:lumMod val="65000"/>
+        <a:lumOff val="35000"/>
+      </a:schemeClr>
+    </cs:fontRef>
+    <cs:defRPr sz="900" kern="1200"/>
+  </cs:legend>
+  <cs:plotArea mods="allowNoFillOverride allowNoLineOverride">
+    <cs:lnRef idx="0"/>
+    <cs:fillRef idx="0"/>
+    <cs:effectRef idx="0"/>
+    <cs:fontRef idx="minor">
+      <a:schemeClr val="tx1"/>
+    </cs:fontRef>
+  </cs:plotArea>
+  <cs:plotArea3D mods="allowNoFillOverride allowNoLineOverride">
+    <cs:lnRef idx="0"/>
+    <cs:fillRef idx="0"/>
+    <cs:effectRef idx="0"/>
+    <cs:fontRef idx="minor">
+      <a:schemeClr val="tx1"/>
+    </cs:fontRef>
+  </cs:plotArea3D>
+  <cs:seriesAxis>
+    <cs:lnRef idx="0"/>
+    <cs:fillRef idx="0"/>
+    <cs:effectRef idx="0"/>
+    <cs:fontRef idx="minor">
+      <a:schemeClr val="tx1">
+        <a:lumMod val="65000"/>
+        <a:lumOff val="35000"/>
+      </a:schemeClr>
+    </cs:fontRef>
+    <cs:defRPr sz="900" kern="1200"/>
+  </cs:seriesAxis>
+  <cs:seriesLine>
+    <cs:lnRef idx="0"/>
+    <cs:fillRef idx="0"/>
+    <cs:effectRef idx="0"/>
+    <cs:fontRef idx="minor">
+      <a:schemeClr val="tx1"/>
+    </cs:fontRef>
+    <cs:spPr>
+      <a:ln w="9525" cap="flat" cmpd="sng" algn="ctr">
+        <a:solidFill>
+          <a:schemeClr val="tx1">
+            <a:lumMod val="35000"/>
+            <a:lumOff val="65000"/>
+          </a:schemeClr>
+        </a:solidFill>
+        <a:round/>
+      </a:ln>
+    </cs:spPr>
+  </cs:seriesLine>
+  <cs:title>
+    <cs:lnRef idx="0"/>
+    <cs:fillRef idx="0"/>
+    <cs:effectRef idx="0"/>
+    <cs:fontRef idx="minor">
+      <a:schemeClr val="tx1">
+        <a:lumMod val="65000"/>
+        <a:lumOff val="35000"/>
+      </a:schemeClr>
+    </cs:fontRef>
+    <cs:defRPr sz="1400" b="0" kern="1200" spc="0" baseline="0"/>
+  </cs:title>
+  <cs:trendline>
+    <cs:lnRef idx="0">
+      <cs:styleClr val="auto"/>
+    </cs:lnRef>
+    <cs:fillRef idx="0"/>
+    <cs:effectRef idx="0"/>
+    <cs:fontRef idx="minor">
+      <a:schemeClr val="tx1"/>
+    </cs:fontRef>
+    <cs:spPr>
+      <a:ln w="19050" cap="rnd">
+        <a:solidFill>
+          <a:schemeClr val="phClr"/>
+        </a:solidFill>
+        <a:prstDash val="sysDot"/>
+      </a:ln>
+    </cs:spPr>
+  </cs:trendline>
+  <cs:trendlineLabel>
+    <cs:lnRef idx="0"/>
+    <cs:fillRef idx="0"/>
+    <cs:effectRef idx="0"/>
+    <cs:fontRef idx="minor">
+      <a:schemeClr val="tx1">
+        <a:lumMod val="65000"/>
+        <a:lumOff val="35000"/>
+      </a:schemeClr>
+    </cs:fontRef>
+    <cs:defRPr sz="900" kern="1200"/>
+  </cs:trendlineLabel>
+  <cs:upBar>
+    <cs:lnRef idx="0"/>
+    <cs:fillRef idx="0"/>
+    <cs:effectRef idx="0"/>
+    <cs:fontRef idx="minor">
+      <a:schemeClr val="tx1"/>
+    </cs:fontRef>
+    <cs:spPr>
+      <a:solidFill>
+        <a:schemeClr val="lt1"/>
+      </a:solidFill>
+      <a:ln w="9525" cap="flat" cmpd="sng" algn="ctr">
+        <a:solidFill>
+          <a:schemeClr val="tx1">
+            <a:lumMod val="65000"/>
+            <a:lumOff val="35000"/>
+          </a:schemeClr>
+        </a:solidFill>
+        <a:round/>
+      </a:ln>
+    </cs:spPr>
+  </cs:upBar>
+  <cs:valueAxis>
+    <cs:lnRef idx="0"/>
+    <cs:fillRef idx="0"/>
+    <cs:effectRef idx="0"/>
+    <cs:fontRef idx="minor">
+      <a:schemeClr val="tx1">
+        <a:lumMod val="65000"/>
+        <a:lumOff val="35000"/>
+      </a:schemeClr>
+    </cs:fontRef>
+    <cs:spPr>
+      <a:ln w="9525" cap="flat" cmpd="sng" algn="ctr">
+        <a:solidFill>
+          <a:schemeClr val="tx1">
+            <a:lumMod val="25000"/>
+            <a:lumOff val="75000"/>
+          </a:schemeClr>
+        </a:solidFill>
+        <a:round/>
+      </a:ln>
+    </cs:spPr>
+    <cs:defRPr sz="900" kern="1200"/>
+  </cs:valueAxis>
+  <cs:wall>
+    <cs:lnRef idx="0"/>
+    <cs:fillRef idx="0"/>
+    <cs:effectRef idx="0"/>
+    <cs:fontRef idx="minor">
+      <a:schemeClr val="tx1"/>
+    </cs:fontRef>
+    <cs:spPr>
+      <a:noFill/>
+      <a:ln>
+        <a:noFill/>
+      </a:ln>
+    </cs:spPr>
+  </cs:wall>
+</cs:chartStyle>
+</file>
+
+<file path=word/charts/style2.xml><?xml version="1.0" encoding="utf-8"?>
+<cs:chartStyle xmlns:cs="http://schemas.microsoft.com/office/drawing/2012/chartStyle" xmlns:a="http://schemas.openxmlformats.org/drawingml/2006/main" id="240">
+  <cs:axisTitle>
+    <cs:lnRef idx="0"/>
+    <cs:fillRef idx="0"/>
+    <cs:effectRef idx="0"/>
+    <cs:fontRef idx="minor">
+      <a:schemeClr val="tx1">
+        <a:lumMod val="65000"/>
+        <a:lumOff val="35000"/>
+      </a:schemeClr>
+    </cs:fontRef>
+    <cs:defRPr sz="1000" kern="1200"/>
+  </cs:axisTitle>
+  <cs:categoryAxis>
+    <cs:lnRef idx="0"/>
+    <cs:fillRef idx="0"/>
+    <cs:effectRef idx="0"/>
+    <cs:fontRef idx="minor">
+      <a:schemeClr val="tx1">
+        <a:lumMod val="65000"/>
+        <a:lumOff val="35000"/>
+      </a:schemeClr>
+    </cs:fontRef>
+    <cs:spPr>
+      <a:ln w="9525" cap="flat" cmpd="sng" algn="ctr">
+        <a:solidFill>
+          <a:schemeClr val="tx1">
+            <a:lumMod val="25000"/>
+            <a:lumOff val="75000"/>
+          </a:schemeClr>
+        </a:solidFill>
+        <a:round/>
+      </a:ln>
+    </cs:spPr>
+    <cs:defRPr sz="900" kern="1200"/>
+  </cs:categoryAxis>
+  <cs:chartArea mods="allowNoFillOverride allowNoLineOverride">
+    <cs:lnRef idx="0"/>
+    <cs:fillRef idx="0"/>
+    <cs:effectRef idx="0"/>
+    <cs:fontRef idx="minor">
+      <a:schemeClr val="tx1"/>
+    </cs:fontRef>
+    <cs:spPr>
+      <a:solidFill>
+        <a:schemeClr val="bg1"/>
+      </a:solidFill>
+      <a:ln w="9525" cap="flat" cmpd="sng" algn="ctr">
+        <a:solidFill>
+          <a:schemeClr val="tx1">
+            <a:lumMod val="15000"/>
+            <a:lumOff val="85000"/>
+          </a:schemeClr>
+        </a:solidFill>
+        <a:round/>
+      </a:ln>
+    </cs:spPr>
+    <cs:defRPr sz="1000" kern="1200"/>
+  </cs:chartArea>
+  <cs:dataLabel>
+    <cs:lnRef idx="0"/>
+    <cs:fillRef idx="0"/>
+    <cs:effectRef idx="0"/>
+    <cs:fontRef idx="minor">
+      <a:schemeClr val="tx1">
+        <a:lumMod val="75000"/>
+        <a:lumOff val="25000"/>
+      </a:schemeClr>
+    </cs:fontRef>
+    <cs:defRPr sz="900" kern="1200"/>
+  </cs:dataLabel>
+  <cs:dataLabelCallout>
+    <cs:lnRef idx="0"/>
+    <cs:fillRef idx="0"/>
+    <cs:effectRef idx="0"/>
+    <cs:fontRef idx="minor">
+      <a:schemeClr val="dk1">
+        <a:lumMod val="65000"/>
+        <a:lumOff val="35000"/>
+      </a:schemeClr>
+    </cs:fontRef>
+    <cs:spPr>
+      <a:solidFill>
+        <a:schemeClr val="lt1"/>
+      </a:solidFill>
+      <a:ln>
+        <a:solidFill>
+          <a:schemeClr val="dk1">
+            <a:lumMod val="25000"/>
+            <a:lumOff val="75000"/>
+          </a:schemeClr>
+        </a:solidFill>
+      </a:ln>
+    </cs:spPr>
+    <cs:defRPr sz="900" kern="1200"/>
+    <cs:bodyPr rot="0" spcFirstLastPara="1" vertOverflow="clip" horzOverflow="clip" vert="horz" wrap="square" lIns="36576" tIns="18288" rIns="36576" bIns="18288" anchor="ctr" anchorCtr="1">
+      <a:spAutoFit/>
+    </cs:bodyPr>
+  </cs:dataLabelCallout>
+  <cs:dataPoint>
+    <cs:lnRef idx="0"/>
+    <cs:fillRef idx="1">
+      <cs:styleClr val="auto"/>
+    </cs:fillRef>
+    <cs:effectRef idx="0"/>
+    <cs:fontRef idx="minor">
+      <a:schemeClr val="tx1"/>
+    </cs:fontRef>
+  </cs:dataPoint>
+  <cs:dataPoint3D>
+    <cs:lnRef idx="0"/>
+    <cs:fillRef idx="1">
+      <cs:styleClr val="auto"/>
+    </cs:fillRef>
+    <cs:effectRef idx="0"/>
+    <cs:fontRef idx="minor">
+      <a:schemeClr val="tx1"/>
+    </cs:fontRef>
+  </cs:dataPoint3D>
+  <cs:dataPointLine>
+    <cs:lnRef idx="0">
+      <cs:styleClr val="auto"/>
+    </cs:lnRef>
+    <cs:fillRef idx="1"/>
+    <cs:effectRef idx="0"/>
+    <cs:fontRef idx="minor">
+      <a:schemeClr val="tx1"/>
+    </cs:fontRef>
+    <cs:spPr>
+      <a:ln w="19050" cap="rnd">
+        <a:solidFill>
+          <a:schemeClr val="phClr"/>
+        </a:solidFill>
+        <a:round/>
+      </a:ln>
+    </cs:spPr>
+  </cs:dataPointLine>
+  <cs:dataPointMarker>
+    <cs:lnRef idx="0">
+      <cs:styleClr val="auto"/>
+    </cs:lnRef>
+    <cs:fillRef idx="1">
+      <cs:styleClr val="auto"/>
+    </cs:fillRef>
+    <cs:effectRef idx="0"/>
+    <cs:fontRef idx="minor">
+      <a:schemeClr val="tx1"/>
+    </cs:fontRef>
+    <cs:spPr>
+      <a:ln w="9525">
+        <a:solidFill>
+          <a:schemeClr val="phClr"/>
+        </a:solidFill>
+      </a:ln>
+    </cs:spPr>
+  </cs:dataPointMarker>
+  <cs:dataPointMarkerLayout symbol="circle" size="5"/>
+  <cs:dataPointWireframe>
+    <cs:lnRef idx="0">
+      <cs:styleClr val="auto"/>
+    </cs:lnRef>
+    <cs:fillRef idx="0"/>
+    <cs:effectRef idx="0"/>
+    <cs:fontRef idx="minor">
+      <a:schemeClr val="dk1"/>
+    </cs:fontRef>
+    <cs:spPr>
+      <a:ln w="9525" cap="rnd">
+        <a:solidFill>
+          <a:schemeClr val="phClr"/>
+        </a:solidFill>
+        <a:round/>
+      </a:ln>
+    </cs:spPr>
+  </cs:dataPointWireframe>
+  <cs:dataTable>
+    <cs:lnRef idx="0"/>
+    <cs:fillRef idx="0"/>
+    <cs:effectRef idx="0"/>
+    <cs:fontRef idx="minor">
+      <a:schemeClr val="tx1">
+        <a:lumMod val="65000"/>
+        <a:lumOff val="35000"/>
+      </a:schemeClr>
+    </cs:fontRef>
+    <cs:spPr>
+      <a:noFill/>
+      <a:ln w="9525" cap="flat" cmpd="sng" algn="ctr">
+        <a:solidFill>
+          <a:schemeClr val="tx1">
+            <a:lumMod val="15000"/>
+            <a:lumOff val="85000"/>
+          </a:schemeClr>
+        </a:solidFill>
+        <a:round/>
+      </a:ln>
+    </cs:spPr>
+    <cs:defRPr sz="900" kern="1200"/>
+  </cs:dataTable>
+  <cs:downBar>
+    <cs:lnRef idx="0"/>
+    <cs:fillRef idx="0"/>
+    <cs:effectRef idx="0"/>
+    <cs:fontRef idx="minor">
+      <a:schemeClr val="tx1"/>
+    </cs:fontRef>
+    <cs:spPr>
+      <a:solidFill>
+        <a:schemeClr val="dk1">
+          <a:lumMod val="75000"/>
+          <a:lumOff val="25000"/>
+        </a:schemeClr>
+      </a:solidFill>
+      <a:ln w="9525" cap="flat" cmpd="sng" algn="ctr">
+        <a:solidFill>
+          <a:schemeClr val="tx1">
+            <a:lumMod val="65000"/>
+            <a:lumOff val="35000"/>
+          </a:schemeClr>
+        </a:solidFill>
+        <a:round/>
+      </a:ln>
+    </cs:spPr>
+  </cs:downBar>
+  <cs:dropLine>
+    <cs:lnRef idx="0"/>
+    <cs:fillRef idx="0"/>
+    <cs:effectRef idx="0"/>
+    <cs:fontRef idx="minor">
+      <a:schemeClr val="tx1"/>
+    </cs:fontRef>
+    <cs:spPr>
+      <a:ln w="9525" cap="flat" cmpd="sng" algn="ctr">
+        <a:solidFill>
+          <a:schemeClr val="tx1">
+            <a:lumMod val="35000"/>
+            <a:lumOff val="65000"/>
+          </a:schemeClr>
+        </a:solidFill>
+        <a:round/>
+      </a:ln>
+    </cs:spPr>
+  </cs:dropLine>
+  <cs:errorBar>
+    <cs:lnRef idx="0"/>
+    <cs:fillRef idx="0"/>
+    <cs:effectRef idx="0"/>
+    <cs:fontRef idx="minor">
+      <a:schemeClr val="tx1"/>
+    </cs:fontRef>
+    <cs:spPr>
+      <a:ln w="9525" cap="flat" cmpd="sng" algn="ctr">
+        <a:solidFill>
+          <a:schemeClr val="tx1">
+            <a:lumMod val="65000"/>
+            <a:lumOff val="35000"/>
+          </a:schemeClr>
+        </a:solidFill>
+        <a:round/>
+      </a:ln>
+    </cs:spPr>
+  </cs:errorBar>
+  <cs:floor>
+    <cs:lnRef idx="0"/>
+    <cs:fillRef idx="0"/>
+    <cs:effectRef idx="0"/>
+    <cs:fontRef idx="minor">
+      <a:schemeClr val="tx1"/>
+    </cs:fontRef>
+    <cs:spPr>
+      <a:noFill/>
+      <a:ln>
+        <a:noFill/>
+      </a:ln>
+    </cs:spPr>
+  </cs:floor>
+  <cs:gridlineMajor>
+    <cs:lnRef idx="0"/>
+    <cs:fillRef idx="0"/>
+    <cs:effectRef idx="0"/>
+    <cs:fontRef idx="minor">
+      <a:schemeClr val="tx1"/>
+    </cs:fontRef>
+    <cs:spPr>
+      <a:ln w="9525" cap="flat" cmpd="sng" algn="ctr">
+        <a:solidFill>
+          <a:schemeClr val="tx1">
+            <a:lumMod val="15000"/>
+            <a:lumOff val="85000"/>
+          </a:schemeClr>
+        </a:solidFill>
+        <a:round/>
+      </a:ln>
+    </cs:spPr>
+  </cs:gridlineMajor>
+  <cs:gridlineMinor>
+    <cs:lnRef idx="0"/>
+    <cs:fillRef idx="0"/>
+    <cs:effectRef idx="0"/>
+    <cs:fontRef idx="minor">
+      <a:schemeClr val="tx1"/>
+    </cs:fontRef>
+    <cs:spPr>
+      <a:ln w="9525" cap="flat" cmpd="sng" algn="ctr">
+        <a:solidFill>
+          <a:schemeClr val="tx1">
+            <a:lumMod val="5000"/>
+            <a:lumOff val="95000"/>
+          </a:schemeClr>
+        </a:solidFill>
+        <a:round/>
+      </a:ln>
+    </cs:spPr>
+  </cs:gridlineMinor>
+  <cs:hiLoLine>
+    <cs:lnRef idx="0"/>
+    <cs:fillRef idx="0"/>
+    <cs:effectRef idx="0"/>
+    <cs:fontRef idx="minor">
+      <a:schemeClr val="tx1"/>
+    </cs:fontRef>
+    <cs:spPr>
+      <a:ln w="9525" cap="flat" cmpd="sng" algn="ctr">
+        <a:solidFill>
+          <a:schemeClr val="tx1">
+            <a:lumMod val="50000"/>
+            <a:lumOff val="50000"/>
+          </a:schemeClr>
+        </a:solidFill>
+        <a:round/>
+      </a:ln>
+    </cs:spPr>
+  </cs:hiLoLine>
+  <cs:leaderLine>
+    <cs:lnRef idx="0"/>
+    <cs:fillRef idx="0"/>
+    <cs:effectRef idx="0"/>
+    <cs:fontRef idx="minor">
+      <a:schemeClr val="tx1"/>
+    </cs:fontRef>
+    <cs:spPr>
+      <a:ln w="9525" cap="flat" cmpd="sng" algn="ctr">
+        <a:solidFill>
+          <a:schemeClr val="tx1">
+            <a:lumMod val="35000"/>
+            <a:lumOff val="65000"/>
+          </a:schemeClr>
+        </a:solidFill>
+        <a:round/>
+      </a:ln>
+    </cs:spPr>
+  </cs:leaderLine>
+  <cs:legend>
+    <cs:lnRef idx="0"/>
+    <cs:fillRef idx="0"/>
+    <cs:effectRef idx="0"/>
+    <cs:fontRef idx="minor">
+      <a:schemeClr val="tx1">
+        <a:lumMod val="65000"/>
+        <a:lumOff val="35000"/>
+      </a:schemeClr>
+    </cs:fontRef>
+    <cs:defRPr sz="900" kern="1200"/>
+  </cs:legend>
+  <cs:plotArea mods="allowNoFillOverride allowNoLineOverride">
+    <cs:lnRef idx="0"/>
+    <cs:fillRef idx="0"/>
+    <cs:effectRef idx="0"/>
+    <cs:fontRef idx="minor">
+      <a:schemeClr val="tx1"/>
+    </cs:fontRef>
+  </cs:plotArea>
+  <cs:plotArea3D mods="allowNoFillOverride allowNoLineOverride">
+    <cs:lnRef idx="0"/>
+    <cs:fillRef idx="0"/>
+    <cs:effectRef idx="0"/>
+    <cs:fontRef idx="minor">
+      <a:schemeClr val="tx1"/>
+    </cs:fontRef>
+  </cs:plotArea3D>
+  <cs:seriesAxis>
+    <cs:lnRef idx="0"/>
+    <cs:fillRef idx="0"/>
+    <cs:effectRef idx="0"/>
+    <cs:fontRef idx="minor">
+      <a:schemeClr val="tx1">
+        <a:lumMod val="65000"/>
+        <a:lumOff val="35000"/>
+      </a:schemeClr>
+    </cs:fontRef>
+    <cs:defRPr sz="900" kern="1200"/>
+  </cs:seriesAxis>
+  <cs:seriesLine>
+    <cs:lnRef idx="0"/>
+    <cs:fillRef idx="0"/>
+    <cs:effectRef idx="0"/>
+    <cs:fontRef idx="minor">
+      <a:schemeClr val="tx1"/>
+    </cs:fontRef>
+    <cs:spPr>
+      <a:ln w="9525" cap="flat" cmpd="sng" algn="ctr">
+        <a:solidFill>
+          <a:schemeClr val="tx1">
+            <a:lumMod val="35000"/>
+            <a:lumOff val="65000"/>
+          </a:schemeClr>
+        </a:solidFill>
+        <a:round/>
+      </a:ln>
+    </cs:spPr>
+  </cs:seriesLine>
+  <cs:title>
+    <cs:lnRef idx="0"/>
+    <cs:fillRef idx="0"/>
+    <cs:effectRef idx="0"/>
+    <cs:fontRef idx="minor">
+      <a:schemeClr val="tx1">
+        <a:lumMod val="65000"/>
+        <a:lumOff val="35000"/>
+      </a:schemeClr>
+    </cs:fontRef>
+    <cs:defRPr sz="1400" b="0" kern="1200" spc="0" baseline="0"/>
+  </cs:title>
+  <cs:trendline>
+    <cs:lnRef idx="0">
+      <cs:styleClr val="auto"/>
+    </cs:lnRef>
+    <cs:fillRef idx="0"/>
+    <cs:effectRef idx="0"/>
+    <cs:fontRef idx="minor">
+      <a:schemeClr val="tx1"/>
+    </cs:fontRef>
+    <cs:spPr>
+      <a:ln w="19050" cap="rnd">
+        <a:solidFill>
+          <a:schemeClr val="phClr"/>
+        </a:solidFill>
+        <a:prstDash val="sysDot"/>
+      </a:ln>
+    </cs:spPr>
+  </cs:trendline>
+  <cs:trendlineLabel>
+    <cs:lnRef idx="0"/>
+    <cs:fillRef idx="0"/>
+    <cs:effectRef idx="0"/>
+    <cs:fontRef idx="minor">
+      <a:schemeClr val="tx1">
+        <a:lumMod val="65000"/>
+        <a:lumOff val="35000"/>
+      </a:schemeClr>
+    </cs:fontRef>
+    <cs:defRPr sz="900" kern="1200"/>
+  </cs:trendlineLabel>
+  <cs:upBar>
+    <cs:lnRef idx="0"/>
+    <cs:fillRef idx="0"/>
+    <cs:effectRef idx="0"/>
+    <cs:fontRef idx="minor">
+      <a:schemeClr val="tx1"/>
+    </cs:fontRef>
+    <cs:spPr>
+      <a:solidFill>
+        <a:schemeClr val="lt1"/>
+      </a:solidFill>
+      <a:ln w="9525" cap="flat" cmpd="sng" algn="ctr">
+        <a:solidFill>
+          <a:schemeClr val="tx1">
+            <a:lumMod val="65000"/>
+            <a:lumOff val="35000"/>
+          </a:schemeClr>
+        </a:solidFill>
+        <a:round/>
+      </a:ln>
+    </cs:spPr>
+  </cs:upBar>
+  <cs:valueAxis>
+    <cs:lnRef idx="0"/>
+    <cs:fillRef idx="0"/>
+    <cs:effectRef idx="0"/>
+    <cs:fontRef idx="minor">
+      <a:schemeClr val="tx1">
+        <a:lumMod val="65000"/>
+        <a:lumOff val="35000"/>
+      </a:schemeClr>
+    </cs:fontRef>
+    <cs:spPr>
+      <a:ln w="9525" cap="flat" cmpd="sng" algn="ctr">
+        <a:solidFill>
+          <a:schemeClr val="tx1">
+            <a:lumMod val="25000"/>
+            <a:lumOff val="75000"/>
+          </a:schemeClr>
+        </a:solidFill>
+        <a:round/>
+      </a:ln>
+    </cs:spPr>
+    <cs:defRPr sz="900" kern="1200"/>
+  </cs:valueAxis>
+  <cs:wall>
+    <cs:lnRef idx="0"/>
+    <cs:fillRef idx="0"/>
+    <cs:effectRef idx="0"/>
+    <cs:fontRef idx="minor">
+      <a:schemeClr val="tx1"/>
+    </cs:fontRef>
+    <cs:spPr>
+      <a:noFill/>
+      <a:ln>
+        <a:noFill/>
+      </a:ln>
+    </cs:spPr>
+  </cs:wall>
+</cs:chartStyle>
 </file>
 
 <file path=word/theme/theme1.xml><?xml version="1.0" encoding="utf-8"?>
@@ -4647,4 +10173,16 @@
     </a:ext>
   </a:extLst>
 </a:theme>
+</file>
+
+<file path=customXml/item1.xml><?xml version="1.0" encoding="utf-8"?>
+<b:Sources xmlns:b="http://schemas.openxmlformats.org/officeDocument/2006/bibliography" xmlns="http://schemas.openxmlformats.org/officeDocument/2006/bibliography" SelectedStyle="\APASixthEditionOfficeOnline.xsl" StyleName="APA" Version="6"/>
+</file>
+
+<file path=customXml/itemProps1.xml><?xml version="1.0" encoding="utf-8"?>
+<ds:datastoreItem xmlns:ds="http://schemas.openxmlformats.org/officeDocument/2006/customXml" ds:itemID="{DCF79BAB-9010-42E9-8F1D-9323BF4CEED9}">
+  <ds:schemaRefs>
+    <ds:schemaRef ds:uri="http://schemas.openxmlformats.org/officeDocument/2006/bibliography"/>
+  </ds:schemaRefs>
+</ds:datastoreItem>
 </file>
--- a/docs/1W242038_植木敬太郎_センサと制御_第1回中間.docx
+++ b/docs/1W242038_植木敬太郎_センサと制御_第1回中間.docx
@@ -65,6 +65,14 @@
           <w:szCs w:val="36"/>
         </w:rPr>
         <w:t>情報通信実験B</w:t>
+      </w:r>
+      <w:r>
+        <w:rPr>
+          <w:rFonts w:hint="eastAsia"/>
+          <w:sz w:val="36"/>
+          <w:szCs w:val="36"/>
+        </w:rPr>
+        <w:t xml:space="preserve"> 実験レポート</w:t>
       </w:r>
     </w:p>
     <w:p>
@@ -415,9 +423,9 @@
         <w:tblLook w:val="04A0" w:firstRow="1" w:lastRow="0" w:firstColumn="1" w:lastColumn="0" w:noHBand="0" w:noVBand="1"/>
       </w:tblPr>
       <w:tblGrid>
-        <w:gridCol w:w="3558"/>
-        <w:gridCol w:w="2615"/>
-        <w:gridCol w:w="2331"/>
+        <w:gridCol w:w="2836"/>
+        <w:gridCol w:w="2976"/>
+        <w:gridCol w:w="2692"/>
       </w:tblGrid>
       <w:tr>
         <w:trPr>
@@ -488,6 +496,7 @@
                 <w:color w:val="000000"/>
                 <w:kern w:val="0"/>
                 <w:szCs w:val="21"/>
+                <w:vertAlign w:val="superscript"/>
                 <w14:ligatures w14:val="none"/>
               </w:rPr>
             </w:pPr>
@@ -499,7 +508,7 @@
                 <w:szCs w:val="21"/>
                 <w14:ligatures w14:val="none"/>
               </w:rPr>
-              <w:t>カラーコードから読み取った</w:t>
+              <w:t>公称値</w:t>
             </w:r>
             <w:r>
               <w:rPr>
@@ -509,7 +518,33 @@
                 <w:szCs w:val="21"/>
                 <w14:ligatures w14:val="none"/>
               </w:rPr>
-              <w:t>公称値</w:t>
+              <w:t xml:space="preserve"> </w:t>
+            </w:r>
+            <m:oMath>
+              <m:r>
+                <m:rPr>
+                  <m:sty m:val="p"/>
+                </m:rPr>
+                <w:rPr>
+                  <w:rFonts w:ascii="Cambria Math" w:hAnsi="Cambria Math" w:cs="ＭＳ Ｐゴシック"/>
+                  <w:color w:val="000000"/>
+                  <w:kern w:val="0"/>
+                  <w:szCs w:val="21"/>
+                  <w14:ligatures w14:val="none"/>
+                </w:rPr>
+                <m:t>[kΩ]</m:t>
+              </m:r>
+            </m:oMath>
+            <w:r>
+              <w:rPr>
+                <w:rFonts w:asciiTheme="minorEastAsia" w:hAnsiTheme="minorEastAsia" w:cs="ＭＳ Ｐゴシック" w:hint="eastAsia"/>
+                <w:color w:val="000000"/>
+                <w:kern w:val="0"/>
+                <w:szCs w:val="21"/>
+                <w:vertAlign w:val="superscript"/>
+                <w14:ligatures w14:val="none"/>
+              </w:rPr>
+              <w:t>※</w:t>
             </w:r>
           </w:p>
         </w:tc>
@@ -548,6 +583,31 @@
               </w:rPr>
               <w:t>測定値</w:t>
             </w:r>
+            <w:r>
+              <w:rPr>
+                <w:rFonts w:asciiTheme="minorEastAsia" w:hAnsiTheme="minorEastAsia" w:cs="ＭＳ Ｐゴシック" w:hint="eastAsia"/>
+                <w:color w:val="000000"/>
+                <w:kern w:val="0"/>
+                <w:szCs w:val="21"/>
+                <w14:ligatures w14:val="none"/>
+              </w:rPr>
+              <w:t xml:space="preserve"> </w:t>
+            </w:r>
+            <m:oMath>
+              <m:r>
+                <m:rPr>
+                  <m:sty m:val="p"/>
+                </m:rPr>
+                <w:rPr>
+                  <w:rFonts w:ascii="Cambria Math" w:hAnsi="Cambria Math" w:cs="ＭＳ Ｐゴシック"/>
+                  <w:color w:val="000000"/>
+                  <w:kern w:val="0"/>
+                  <w:szCs w:val="21"/>
+                  <w14:ligatures w14:val="none"/>
+                </w:rPr>
+                <m:t>[kΩ]</m:t>
+              </m:r>
+            </m:oMath>
           </w:p>
         </w:tc>
         <w:tc>
@@ -585,6 +645,31 @@
               </w:rPr>
               <w:t>誤差</w:t>
             </w:r>
+            <w:r>
+              <w:rPr>
+                <w:rFonts w:asciiTheme="minorEastAsia" w:hAnsiTheme="minorEastAsia" w:cs="ＭＳ Ｐゴシック" w:hint="eastAsia"/>
+                <w:color w:val="000000"/>
+                <w:kern w:val="0"/>
+                <w:szCs w:val="21"/>
+                <w14:ligatures w14:val="none"/>
+              </w:rPr>
+              <w:t xml:space="preserve"> </w:t>
+            </w:r>
+            <m:oMath>
+              <m:r>
+                <m:rPr>
+                  <m:sty m:val="p"/>
+                </m:rPr>
+                <w:rPr>
+                  <w:rFonts w:ascii="Cambria Math" w:hAnsi="Cambria Math" w:cs="ＭＳ Ｐゴシック"/>
+                  <w:color w:val="000000"/>
+                  <w:kern w:val="0"/>
+                  <w:szCs w:val="21"/>
+                  <w14:ligatures w14:val="none"/>
+                </w:rPr>
+                <m:t>[%]</m:t>
+              </m:r>
+            </m:oMath>
           </w:p>
         </w:tc>
       </w:tr>
@@ -625,6 +710,16 @@
                 <w:szCs w:val="21"/>
                 <w14:ligatures w14:val="none"/>
               </w:rPr>
+              <w:t>0.0</w:t>
+            </w:r>
+            <w:r>
+              <w:rPr>
+                <w:rFonts w:asciiTheme="minorEastAsia" w:hAnsiTheme="minorEastAsia" w:cs="ＭＳ Ｐゴシック" w:hint="eastAsia"/>
+                <w:color w:val="000000"/>
+                <w:kern w:val="0"/>
+                <w:szCs w:val="21"/>
+                <w14:ligatures w14:val="none"/>
+              </w:rPr>
               <w:t>10</w:t>
             </w:r>
           </w:p>
@@ -662,7 +757,17 @@
                 <w:szCs w:val="21"/>
                 <w14:ligatures w14:val="none"/>
               </w:rPr>
-              <w:t>10.4</w:t>
+              <w:t>0.0</w:t>
+            </w:r>
+            <w:r>
+              <w:rPr>
+                <w:rFonts w:asciiTheme="minorEastAsia" w:hAnsiTheme="minorEastAsia" w:cs="ＭＳ Ｐゴシック" w:hint="eastAsia"/>
+                <w:color w:val="000000"/>
+                <w:kern w:val="0"/>
+                <w:szCs w:val="21"/>
+                <w14:ligatures w14:val="none"/>
+              </w:rPr>
+              <w:t>104</w:t>
             </w:r>
           </w:p>
         </w:tc>
@@ -691,16 +796,23 @@
                 <w14:ligatures w14:val="none"/>
               </w:rPr>
             </w:pPr>
-            <w:r>
-              <w:rPr>
-                <w:rFonts w:asciiTheme="minorEastAsia" w:hAnsiTheme="minorEastAsia" w:cs="ＭＳ Ｐゴシック" w:hint="eastAsia"/>
-                <w:color w:val="000000"/>
-                <w:kern w:val="0"/>
-                <w:szCs w:val="21"/>
-                <w14:ligatures w14:val="none"/>
-              </w:rPr>
-              <w:t>4.0%</w:t>
-            </w:r>
+            <m:oMathPara>
+              <m:oMath>
+                <m:r>
+                  <m:rPr>
+                    <m:sty m:val="p"/>
+                  </m:rPr>
+                  <w:rPr>
+                    <w:rFonts w:ascii="Cambria Math" w:hAnsi="Cambria Math" w:cs="ＭＳ Ｐゴシック"/>
+                    <w:color w:val="000000"/>
+                    <w:kern w:val="0"/>
+                    <w:szCs w:val="21"/>
+                    <w14:ligatures w14:val="none"/>
+                  </w:rPr>
+                  <m:t>+4.0</m:t>
+                </m:r>
+              </m:oMath>
+            </m:oMathPara>
           </w:p>
         </w:tc>
       </w:tr>
@@ -741,6 +853,16 @@
                 <w:szCs w:val="21"/>
                 <w14:ligatures w14:val="none"/>
               </w:rPr>
+              <w:t>0.</w:t>
+            </w:r>
+            <w:r>
+              <w:rPr>
+                <w:rFonts w:asciiTheme="minorEastAsia" w:hAnsiTheme="minorEastAsia" w:cs="ＭＳ Ｐゴシック" w:hint="eastAsia"/>
+                <w:color w:val="000000"/>
+                <w:kern w:val="0"/>
+                <w:szCs w:val="21"/>
+                <w14:ligatures w14:val="none"/>
+              </w:rPr>
               <w:t>100</w:t>
             </w:r>
           </w:p>
@@ -778,7 +900,17 @@
                 <w:szCs w:val="21"/>
                 <w14:ligatures w14:val="none"/>
               </w:rPr>
-              <w:t>99.7</w:t>
+              <w:t>0.0</w:t>
+            </w:r>
+            <w:r>
+              <w:rPr>
+                <w:rFonts w:asciiTheme="minorEastAsia" w:hAnsiTheme="minorEastAsia" w:cs="ＭＳ Ｐゴシック" w:hint="eastAsia"/>
+                <w:color w:val="000000"/>
+                <w:kern w:val="0"/>
+                <w:szCs w:val="21"/>
+                <w14:ligatures w14:val="none"/>
+              </w:rPr>
+              <w:t>997</w:t>
             </w:r>
           </w:p>
         </w:tc>
@@ -807,16 +939,23 @@
                 <w14:ligatures w14:val="none"/>
               </w:rPr>
             </w:pPr>
-            <w:r>
-              <w:rPr>
-                <w:rFonts w:asciiTheme="minorEastAsia" w:hAnsiTheme="minorEastAsia" w:cs="ＭＳ Ｐゴシック" w:hint="eastAsia"/>
-                <w:color w:val="000000"/>
-                <w:kern w:val="0"/>
-                <w:szCs w:val="21"/>
-                <w14:ligatures w14:val="none"/>
-              </w:rPr>
-              <w:t>-0.3%</w:t>
-            </w:r>
+            <m:oMathPara>
+              <m:oMath>
+                <m:r>
+                  <m:rPr>
+                    <m:sty m:val="p"/>
+                  </m:rPr>
+                  <w:rPr>
+                    <w:rFonts w:ascii="Cambria Math" w:hAnsi="Cambria Math" w:cs="ＭＳ Ｐゴシック"/>
+                    <w:color w:val="000000"/>
+                    <w:kern w:val="0"/>
+                    <w:szCs w:val="21"/>
+                    <w14:ligatures w14:val="none"/>
+                  </w:rPr>
+                  <m:t>-0.3</m:t>
+                </m:r>
+              </m:oMath>
+            </m:oMathPara>
           </w:p>
         </w:tc>
       </w:tr>
@@ -857,6 +996,16 @@
                 <w:szCs w:val="21"/>
                 <w14:ligatures w14:val="none"/>
               </w:rPr>
+              <w:t>0.</w:t>
+            </w:r>
+            <w:r>
+              <w:rPr>
+                <w:rFonts w:asciiTheme="minorEastAsia" w:hAnsiTheme="minorEastAsia" w:cs="ＭＳ Ｐゴシック" w:hint="eastAsia"/>
+                <w:color w:val="000000"/>
+                <w:kern w:val="0"/>
+                <w:szCs w:val="21"/>
+                <w14:ligatures w14:val="none"/>
+              </w:rPr>
               <w:t>220</w:t>
             </w:r>
           </w:p>
@@ -894,6 +1043,16 @@
                 <w:szCs w:val="21"/>
                 <w14:ligatures w14:val="none"/>
               </w:rPr>
+              <w:t>0.</w:t>
+            </w:r>
+            <w:r>
+              <w:rPr>
+                <w:rFonts w:asciiTheme="minorEastAsia" w:hAnsiTheme="minorEastAsia" w:cs="ＭＳ Ｐゴシック" w:hint="eastAsia"/>
+                <w:color w:val="000000"/>
+                <w:kern w:val="0"/>
+                <w:szCs w:val="21"/>
+                <w14:ligatures w14:val="none"/>
+              </w:rPr>
               <w:t>220</w:t>
             </w:r>
           </w:p>
@@ -923,16 +1082,23 @@
                 <w14:ligatures w14:val="none"/>
               </w:rPr>
             </w:pPr>
-            <w:r>
-              <w:rPr>
-                <w:rFonts w:asciiTheme="minorEastAsia" w:hAnsiTheme="minorEastAsia" w:cs="ＭＳ Ｐゴシック" w:hint="eastAsia"/>
-                <w:color w:val="000000"/>
-                <w:kern w:val="0"/>
-                <w:szCs w:val="21"/>
-                <w14:ligatures w14:val="none"/>
-              </w:rPr>
-              <w:t>0.0%</w:t>
-            </w:r>
+            <m:oMathPara>
+              <m:oMath>
+                <m:r>
+                  <m:rPr>
+                    <m:sty m:val="p"/>
+                  </m:rPr>
+                  <w:rPr>
+                    <w:rFonts w:ascii="Cambria Math" w:hAnsi="Cambria Math" w:cs="ＭＳ Ｐゴシック"/>
+                    <w:color w:val="000000"/>
+                    <w:kern w:val="0"/>
+                    <w:szCs w:val="21"/>
+                    <w14:ligatures w14:val="none"/>
+                  </w:rPr>
+                  <m:t>0.0</m:t>
+                </m:r>
+              </m:oMath>
+            </m:oMathPara>
           </w:p>
         </w:tc>
       </w:tr>
@@ -973,6 +1139,16 @@
                 <w:szCs w:val="21"/>
                 <w14:ligatures w14:val="none"/>
               </w:rPr>
+              <w:t>0.</w:t>
+            </w:r>
+            <w:r>
+              <w:rPr>
+                <w:rFonts w:asciiTheme="minorEastAsia" w:hAnsiTheme="minorEastAsia" w:cs="ＭＳ Ｐゴシック" w:hint="eastAsia"/>
+                <w:color w:val="000000"/>
+                <w:kern w:val="0"/>
+                <w:szCs w:val="21"/>
+                <w14:ligatures w14:val="none"/>
+              </w:rPr>
               <w:t>330</w:t>
             </w:r>
           </w:p>
@@ -1010,6 +1186,16 @@
                 <w:szCs w:val="21"/>
                 <w14:ligatures w14:val="none"/>
               </w:rPr>
+              <w:t>0.</w:t>
+            </w:r>
+            <w:r>
+              <w:rPr>
+                <w:rFonts w:asciiTheme="minorEastAsia" w:hAnsiTheme="minorEastAsia" w:cs="ＭＳ Ｐゴシック" w:hint="eastAsia"/>
+                <w:color w:val="000000"/>
+                <w:kern w:val="0"/>
+                <w:szCs w:val="21"/>
+                <w14:ligatures w14:val="none"/>
+              </w:rPr>
               <w:t>325</w:t>
             </w:r>
           </w:p>
@@ -1039,16 +1225,23 @@
                 <w14:ligatures w14:val="none"/>
               </w:rPr>
             </w:pPr>
-            <w:r>
-              <w:rPr>
-                <w:rFonts w:asciiTheme="minorEastAsia" w:hAnsiTheme="minorEastAsia" w:cs="ＭＳ Ｐゴシック" w:hint="eastAsia"/>
-                <w:color w:val="000000"/>
-                <w:kern w:val="0"/>
-                <w:szCs w:val="21"/>
-                <w14:ligatures w14:val="none"/>
-              </w:rPr>
-              <w:t>-1.5%</w:t>
-            </w:r>
+            <m:oMathPara>
+              <m:oMath>
+                <m:r>
+                  <m:rPr>
+                    <m:sty m:val="p"/>
+                  </m:rPr>
+                  <w:rPr>
+                    <w:rFonts w:ascii="Cambria Math" w:hAnsi="Cambria Math" w:cs="ＭＳ Ｐゴシック"/>
+                    <w:color w:val="000000"/>
+                    <w:kern w:val="0"/>
+                    <w:szCs w:val="21"/>
+                    <w14:ligatures w14:val="none"/>
+                  </w:rPr>
+                  <m:t>-1.5</m:t>
+                </m:r>
+              </m:oMath>
+            </m:oMathPara>
           </w:p>
         </w:tc>
       </w:tr>
@@ -1091,16 +1284,6 @@
               </w:rPr>
               <w:t>1</w:t>
             </w:r>
-            <w:r>
-              <w:rPr>
-                <w:rFonts w:asciiTheme="minorEastAsia" w:hAnsiTheme="minorEastAsia" w:cs="ＭＳ Ｐゴシック" w:hint="eastAsia"/>
-                <w:color w:val="000000"/>
-                <w:kern w:val="0"/>
-                <w:szCs w:val="21"/>
-                <w14:ligatures w14:val="none"/>
-              </w:rPr>
-              <w:t>k</w:t>
-            </w:r>
           </w:p>
         </w:tc>
         <w:tc>
@@ -1136,6 +1319,16 @@
                 <w:szCs w:val="21"/>
                 <w14:ligatures w14:val="none"/>
               </w:rPr>
+              <w:t>0.</w:t>
+            </w:r>
+            <w:r>
+              <w:rPr>
+                <w:rFonts w:asciiTheme="minorEastAsia" w:hAnsiTheme="minorEastAsia" w:cs="ＭＳ Ｐゴシック" w:hint="eastAsia"/>
+                <w:color w:val="000000"/>
+                <w:kern w:val="0"/>
+                <w:szCs w:val="21"/>
+                <w14:ligatures w14:val="none"/>
+              </w:rPr>
               <w:t>972</w:t>
             </w:r>
           </w:p>
@@ -1165,16 +1358,23 @@
                 <w14:ligatures w14:val="none"/>
               </w:rPr>
             </w:pPr>
-            <w:r>
-              <w:rPr>
-                <w:rFonts w:asciiTheme="minorEastAsia" w:hAnsiTheme="minorEastAsia" w:cs="ＭＳ Ｐゴシック" w:hint="eastAsia"/>
-                <w:color w:val="000000"/>
-                <w:kern w:val="0"/>
-                <w:szCs w:val="21"/>
-                <w14:ligatures w14:val="none"/>
-              </w:rPr>
-              <w:t>-2.8%</w:t>
-            </w:r>
+            <m:oMathPara>
+              <m:oMath>
+                <m:r>
+                  <m:rPr>
+                    <m:sty m:val="p"/>
+                  </m:rPr>
+                  <w:rPr>
+                    <w:rFonts w:ascii="Cambria Math" w:hAnsi="Cambria Math" w:cs="ＭＳ Ｐゴシック"/>
+                    <w:color w:val="000000"/>
+                    <w:kern w:val="0"/>
+                    <w:szCs w:val="21"/>
+                    <w14:ligatures w14:val="none"/>
+                  </w:rPr>
+                  <m:t>-2.8</m:t>
+                </m:r>
+              </m:oMath>
+            </m:oMathPara>
           </w:p>
         </w:tc>
       </w:tr>
@@ -1217,16 +1417,6 @@
               </w:rPr>
               <w:t>2</w:t>
             </w:r>
-            <w:r>
-              <w:rPr>
-                <w:rFonts w:asciiTheme="minorEastAsia" w:hAnsiTheme="minorEastAsia" w:cs="ＭＳ Ｐゴシック" w:hint="eastAsia"/>
-                <w:color w:val="000000"/>
-                <w:kern w:val="0"/>
-                <w:szCs w:val="21"/>
-                <w14:ligatures w14:val="none"/>
-              </w:rPr>
-              <w:t>k</w:t>
-            </w:r>
           </w:p>
         </w:tc>
         <w:tc>
@@ -1262,7 +1452,27 @@
                 <w:szCs w:val="21"/>
                 <w14:ligatures w14:val="none"/>
               </w:rPr>
-              <w:t>1960</w:t>
+              <w:t>1</w:t>
+            </w:r>
+            <w:r>
+              <w:rPr>
+                <w:rFonts w:asciiTheme="minorEastAsia" w:hAnsiTheme="minorEastAsia" w:cs="ＭＳ Ｐゴシック" w:hint="eastAsia"/>
+                <w:color w:val="000000"/>
+                <w:kern w:val="0"/>
+                <w:szCs w:val="21"/>
+                <w14:ligatures w14:val="none"/>
+              </w:rPr>
+              <w:t>.</w:t>
+            </w:r>
+            <w:r>
+              <w:rPr>
+                <w:rFonts w:asciiTheme="minorEastAsia" w:hAnsiTheme="minorEastAsia" w:cs="ＭＳ Ｐゴシック" w:hint="eastAsia"/>
+                <w:color w:val="000000"/>
+                <w:kern w:val="0"/>
+                <w:szCs w:val="21"/>
+                <w14:ligatures w14:val="none"/>
+              </w:rPr>
+              <w:t>960</w:t>
             </w:r>
           </w:p>
         </w:tc>
@@ -1291,16 +1501,36 @@
                 <w14:ligatures w14:val="none"/>
               </w:rPr>
             </w:pPr>
-            <w:r>
-              <w:rPr>
-                <w:rFonts w:asciiTheme="minorEastAsia" w:hAnsiTheme="minorEastAsia" w:cs="ＭＳ Ｐゴシック" w:hint="eastAsia"/>
-                <w:color w:val="000000"/>
-                <w:kern w:val="0"/>
-                <w:szCs w:val="21"/>
-                <w14:ligatures w14:val="none"/>
-              </w:rPr>
-              <w:t>-2.0%</w:t>
-            </w:r>
+            <m:oMathPara>
+              <m:oMath>
+                <m:r>
+                  <m:rPr>
+                    <m:sty m:val="p"/>
+                  </m:rPr>
+                  <w:rPr>
+                    <w:rFonts w:ascii="Cambria Math" w:hAnsi="Cambria Math" w:cs="ＭＳ Ｐゴシック" w:hint="eastAsia"/>
+                    <w:color w:val="000000"/>
+                    <w:kern w:val="0"/>
+                    <w:szCs w:val="21"/>
+                    <w14:ligatures w14:val="none"/>
+                  </w:rPr>
+                  <m:t>-</m:t>
+                </m:r>
+                <m:r>
+                  <m:rPr>
+                    <m:sty m:val="p"/>
+                  </m:rPr>
+                  <w:rPr>
+                    <w:rFonts w:ascii="Cambria Math" w:hAnsi="Cambria Math" w:cs="ＭＳ Ｐゴシック" w:hint="eastAsia"/>
+                    <w:color w:val="000000"/>
+                    <w:kern w:val="0"/>
+                    <w:szCs w:val="21"/>
+                    <w14:ligatures w14:val="none"/>
+                  </w:rPr>
+                  <m:t>2.0</m:t>
+                </m:r>
+              </m:oMath>
+            </m:oMathPara>
           </w:p>
         </w:tc>
       </w:tr>
@@ -1363,16 +1593,6 @@
               </w:rPr>
               <w:t>1</w:t>
             </w:r>
-            <w:r>
-              <w:rPr>
-                <w:rFonts w:asciiTheme="minorEastAsia" w:hAnsiTheme="minorEastAsia" w:cs="ＭＳ Ｐゴシック" w:hint="eastAsia"/>
-                <w:color w:val="000000"/>
-                <w:kern w:val="0"/>
-                <w:szCs w:val="21"/>
-                <w14:ligatures w14:val="none"/>
-              </w:rPr>
-              <w:t>k</w:t>
-            </w:r>
           </w:p>
         </w:tc>
         <w:tc>
@@ -1408,7 +1628,27 @@
                 <w:szCs w:val="21"/>
                 <w14:ligatures w14:val="none"/>
               </w:rPr>
-              <w:t>5120</w:t>
+              <w:t>5</w:t>
+            </w:r>
+            <w:r>
+              <w:rPr>
+                <w:rFonts w:asciiTheme="minorEastAsia" w:hAnsiTheme="minorEastAsia" w:cs="ＭＳ Ｐゴシック" w:hint="eastAsia"/>
+                <w:color w:val="000000"/>
+                <w:kern w:val="0"/>
+                <w:szCs w:val="21"/>
+                <w14:ligatures w14:val="none"/>
+              </w:rPr>
+              <w:t>.</w:t>
+            </w:r>
+            <w:r>
+              <w:rPr>
+                <w:rFonts w:asciiTheme="minorEastAsia" w:hAnsiTheme="minorEastAsia" w:cs="ＭＳ Ｐゴシック" w:hint="eastAsia"/>
+                <w:color w:val="000000"/>
+                <w:kern w:val="0"/>
+                <w:szCs w:val="21"/>
+                <w14:ligatures w14:val="none"/>
+              </w:rPr>
+              <w:t>120</w:t>
             </w:r>
           </w:p>
         </w:tc>
@@ -1437,16 +1677,36 @@
                 <w14:ligatures w14:val="none"/>
               </w:rPr>
             </w:pPr>
-            <w:r>
-              <w:rPr>
-                <w:rFonts w:asciiTheme="minorEastAsia" w:hAnsiTheme="minorEastAsia" w:cs="ＭＳ Ｐゴシック" w:hint="eastAsia"/>
-                <w:color w:val="000000"/>
-                <w:kern w:val="0"/>
-                <w:szCs w:val="21"/>
-                <w14:ligatures w14:val="none"/>
-              </w:rPr>
-              <w:t>0.4%</w:t>
-            </w:r>
+            <m:oMathPara>
+              <m:oMath>
+                <m:r>
+                  <m:rPr>
+                    <m:sty m:val="p"/>
+                  </m:rPr>
+                  <w:rPr>
+                    <w:rFonts w:ascii="Cambria Math" w:hAnsi="Cambria Math" w:cs="ＭＳ Ｐゴシック"/>
+                    <w:color w:val="000000"/>
+                    <w:kern w:val="0"/>
+                    <w:szCs w:val="21"/>
+                    <w14:ligatures w14:val="none"/>
+                  </w:rPr>
+                  <m:t>+</m:t>
+                </m:r>
+                <m:r>
+                  <m:rPr>
+                    <m:sty m:val="p"/>
+                  </m:rPr>
+                  <w:rPr>
+                    <w:rFonts w:ascii="Cambria Math" w:hAnsi="Cambria Math" w:cs="ＭＳ Ｐゴシック" w:hint="eastAsia"/>
+                    <w:color w:val="000000"/>
+                    <w:kern w:val="0"/>
+                    <w:szCs w:val="21"/>
+                    <w14:ligatures w14:val="none"/>
+                  </w:rPr>
+                  <m:t>0.4</m:t>
+                </m:r>
+              </m:oMath>
+            </m:oMathPara>
           </w:p>
         </w:tc>
       </w:tr>
@@ -1489,16 +1749,6 @@
               </w:rPr>
               <w:t>10</w:t>
             </w:r>
-            <w:r>
-              <w:rPr>
-                <w:rFonts w:asciiTheme="minorEastAsia" w:hAnsiTheme="minorEastAsia" w:cs="ＭＳ Ｐゴシック" w:hint="eastAsia"/>
-                <w:color w:val="000000"/>
-                <w:kern w:val="0"/>
-                <w:szCs w:val="21"/>
-                <w14:ligatures w14:val="none"/>
-              </w:rPr>
-              <w:t>k</w:t>
-            </w:r>
           </w:p>
         </w:tc>
         <w:tc>
@@ -1534,7 +1784,27 @@
                 <w:szCs w:val="21"/>
                 <w14:ligatures w14:val="none"/>
               </w:rPr>
-              <w:t>10050</w:t>
+              <w:t>10</w:t>
+            </w:r>
+            <w:r>
+              <w:rPr>
+                <w:rFonts w:asciiTheme="minorEastAsia" w:hAnsiTheme="minorEastAsia" w:cs="ＭＳ Ｐゴシック" w:hint="eastAsia"/>
+                <w:color w:val="000000"/>
+                <w:kern w:val="0"/>
+                <w:szCs w:val="21"/>
+                <w14:ligatures w14:val="none"/>
+              </w:rPr>
+              <w:t>.</w:t>
+            </w:r>
+            <w:r>
+              <w:rPr>
+                <w:rFonts w:asciiTheme="minorEastAsia" w:hAnsiTheme="minorEastAsia" w:cs="ＭＳ Ｐゴシック" w:hint="eastAsia"/>
+                <w:color w:val="000000"/>
+                <w:kern w:val="0"/>
+                <w:szCs w:val="21"/>
+                <w14:ligatures w14:val="none"/>
+              </w:rPr>
+              <w:t>050</w:t>
             </w:r>
           </w:p>
         </w:tc>
@@ -1563,16 +1833,36 @@
                 <w14:ligatures w14:val="none"/>
               </w:rPr>
             </w:pPr>
-            <w:r>
-              <w:rPr>
-                <w:rFonts w:asciiTheme="minorEastAsia" w:hAnsiTheme="minorEastAsia" w:cs="ＭＳ Ｐゴシック" w:hint="eastAsia"/>
-                <w:color w:val="000000"/>
-                <w:kern w:val="0"/>
-                <w:szCs w:val="21"/>
-                <w14:ligatures w14:val="none"/>
-              </w:rPr>
-              <w:t>0.5%</w:t>
-            </w:r>
+            <m:oMathPara>
+              <m:oMath>
+                <m:r>
+                  <m:rPr>
+                    <m:sty m:val="p"/>
+                  </m:rPr>
+                  <w:rPr>
+                    <w:rFonts w:ascii="Cambria Math" w:hAnsi="Cambria Math" w:cs="ＭＳ Ｐゴシック"/>
+                    <w:color w:val="000000"/>
+                    <w:kern w:val="0"/>
+                    <w:szCs w:val="21"/>
+                    <w14:ligatures w14:val="none"/>
+                  </w:rPr>
+                  <m:t>+</m:t>
+                </m:r>
+                <m:r>
+                  <m:rPr>
+                    <m:sty m:val="p"/>
+                  </m:rPr>
+                  <w:rPr>
+                    <w:rFonts w:ascii="Cambria Math" w:hAnsi="Cambria Math" w:cs="ＭＳ Ｐゴシック" w:hint="eastAsia"/>
+                    <w:color w:val="000000"/>
+                    <w:kern w:val="0"/>
+                    <w:szCs w:val="21"/>
+                    <w14:ligatures w14:val="none"/>
+                  </w:rPr>
+                  <m:t>0.5</m:t>
+                </m:r>
+              </m:oMath>
+            </m:oMathPara>
           </w:p>
         </w:tc>
       </w:tr>
@@ -1615,16 +1905,6 @@
               </w:rPr>
               <w:t>100</w:t>
             </w:r>
-            <w:r>
-              <w:rPr>
-                <w:rFonts w:asciiTheme="minorEastAsia" w:hAnsiTheme="minorEastAsia" w:cs="ＭＳ Ｐゴシック" w:hint="eastAsia"/>
-                <w:color w:val="000000"/>
-                <w:kern w:val="0"/>
-                <w:szCs w:val="21"/>
-                <w14:ligatures w14:val="none"/>
-              </w:rPr>
-              <w:t>k</w:t>
-            </w:r>
           </w:p>
         </w:tc>
         <w:tc>
@@ -1660,7 +1940,27 @@
                 <w:szCs w:val="21"/>
                 <w14:ligatures w14:val="none"/>
               </w:rPr>
-              <w:t>100500</w:t>
+              <w:t>100</w:t>
+            </w:r>
+            <w:r>
+              <w:rPr>
+                <w:rFonts w:asciiTheme="minorEastAsia" w:hAnsiTheme="minorEastAsia" w:cs="ＭＳ Ｐゴシック" w:hint="eastAsia"/>
+                <w:color w:val="000000"/>
+                <w:kern w:val="0"/>
+                <w:szCs w:val="21"/>
+                <w14:ligatures w14:val="none"/>
+              </w:rPr>
+              <w:t>.</w:t>
+            </w:r>
+            <w:r>
+              <w:rPr>
+                <w:rFonts w:asciiTheme="minorEastAsia" w:hAnsiTheme="minorEastAsia" w:cs="ＭＳ Ｐゴシック" w:hint="eastAsia"/>
+                <w:color w:val="000000"/>
+                <w:kern w:val="0"/>
+                <w:szCs w:val="21"/>
+                <w14:ligatures w14:val="none"/>
+              </w:rPr>
+              <w:t>500</w:t>
             </w:r>
           </w:p>
         </w:tc>
@@ -1689,16 +1989,36 @@
                 <w14:ligatures w14:val="none"/>
               </w:rPr>
             </w:pPr>
-            <w:r>
-              <w:rPr>
-                <w:rFonts w:asciiTheme="minorEastAsia" w:hAnsiTheme="minorEastAsia" w:cs="ＭＳ Ｐゴシック" w:hint="eastAsia"/>
-                <w:color w:val="000000"/>
-                <w:kern w:val="0"/>
-                <w:szCs w:val="21"/>
-                <w14:ligatures w14:val="none"/>
-              </w:rPr>
-              <w:t>0.5%</w:t>
-            </w:r>
+            <m:oMathPara>
+              <m:oMath>
+                <m:r>
+                  <m:rPr>
+                    <m:sty m:val="p"/>
+                  </m:rPr>
+                  <w:rPr>
+                    <w:rFonts w:ascii="Cambria Math" w:hAnsi="Cambria Math" w:cs="ＭＳ Ｐゴシック"/>
+                    <w:color w:val="000000"/>
+                    <w:kern w:val="0"/>
+                    <w:szCs w:val="21"/>
+                    <w14:ligatures w14:val="none"/>
+                  </w:rPr>
+                  <m:t>+</m:t>
+                </m:r>
+                <m:r>
+                  <m:rPr>
+                    <m:sty m:val="p"/>
+                  </m:rPr>
+                  <w:rPr>
+                    <w:rFonts w:ascii="Cambria Math" w:hAnsi="Cambria Math" w:cs="ＭＳ Ｐゴシック" w:hint="eastAsia"/>
+                    <w:color w:val="000000"/>
+                    <w:kern w:val="0"/>
+                    <w:szCs w:val="21"/>
+                    <w14:ligatures w14:val="none"/>
+                  </w:rPr>
+                  <m:t>0.5</m:t>
+                </m:r>
+              </m:oMath>
+            </m:oMathPara>
           </w:p>
         </w:tc>
       </w:tr>
@@ -1749,7 +2069,7 @@
                 <w:szCs w:val="21"/>
                 <w14:ligatures w14:val="none"/>
               </w:rPr>
-              <w:t>M</w:t>
+              <w:t>000</w:t>
             </w:r>
           </w:p>
         </w:tc>
@@ -1786,7 +2106,27 @@
                 <w:szCs w:val="21"/>
                 <w14:ligatures w14:val="none"/>
               </w:rPr>
-              <w:t>996000</w:t>
+              <w:t>996</w:t>
+            </w:r>
+            <w:r>
+              <w:rPr>
+                <w:rFonts w:asciiTheme="minorEastAsia" w:hAnsiTheme="minorEastAsia" w:cs="ＭＳ Ｐゴシック" w:hint="eastAsia"/>
+                <w:color w:val="000000"/>
+                <w:kern w:val="0"/>
+                <w:szCs w:val="21"/>
+                <w14:ligatures w14:val="none"/>
+              </w:rPr>
+              <w:t>.</w:t>
+            </w:r>
+            <w:r>
+              <w:rPr>
+                <w:rFonts w:asciiTheme="minorEastAsia" w:hAnsiTheme="minorEastAsia" w:cs="ＭＳ Ｐゴシック" w:hint="eastAsia"/>
+                <w:color w:val="000000"/>
+                <w:kern w:val="0"/>
+                <w:szCs w:val="21"/>
+                <w14:ligatures w14:val="none"/>
+              </w:rPr>
+              <w:t>000</w:t>
             </w:r>
           </w:p>
         </w:tc>
@@ -1815,16 +2155,36 @@
                 <w14:ligatures w14:val="none"/>
               </w:rPr>
             </w:pPr>
-            <w:r>
-              <w:rPr>
-                <w:rFonts w:asciiTheme="minorEastAsia" w:hAnsiTheme="minorEastAsia" w:cs="ＭＳ Ｐゴシック" w:hint="eastAsia"/>
-                <w:color w:val="000000"/>
-                <w:kern w:val="0"/>
-                <w:szCs w:val="21"/>
-                <w14:ligatures w14:val="none"/>
-              </w:rPr>
-              <w:t>-0.4%</w:t>
-            </w:r>
+            <m:oMathPara>
+              <m:oMath>
+                <m:r>
+                  <m:rPr>
+                    <m:sty m:val="p"/>
+                  </m:rPr>
+                  <w:rPr>
+                    <w:rFonts w:ascii="Cambria Math" w:hAnsi="Cambria Math" w:cs="ＭＳ Ｐゴシック" w:hint="eastAsia"/>
+                    <w:color w:val="000000"/>
+                    <w:kern w:val="0"/>
+                    <w:szCs w:val="21"/>
+                    <w14:ligatures w14:val="none"/>
+                  </w:rPr>
+                  <m:t>-</m:t>
+                </m:r>
+                <m:r>
+                  <m:rPr>
+                    <m:sty m:val="p"/>
+                  </m:rPr>
+                  <w:rPr>
+                    <w:rFonts w:ascii="Cambria Math" w:hAnsi="Cambria Math" w:cs="ＭＳ Ｐゴシック" w:hint="eastAsia"/>
+                    <w:color w:val="000000"/>
+                    <w:kern w:val="0"/>
+                    <w:szCs w:val="21"/>
+                    <w14:ligatures w14:val="none"/>
+                  </w:rPr>
+                  <m:t>0.4</m:t>
+                </m:r>
+              </m:oMath>
+            </m:oMathPara>
           </w:p>
         </w:tc>
       </w:tr>
@@ -1833,17 +2193,17 @@
       <w:pPr>
         <w:ind w:left="390"/>
       </w:pPr>
+      <w:r>
+        <w:rPr>
+          <w:rFonts w:hint="eastAsia"/>
+        </w:rPr>
+        <w:t>※公称値はカラーコードから読み取った値</w:t>
+      </w:r>
     </w:p>
     <w:p>
       <w:pPr>
         <w:ind w:left="390"/>
       </w:pPr>
-      <w:r>
-        <w:rPr>
-          <w:rFonts w:hint="eastAsia"/>
-        </w:rPr>
-        <w:t xml:space="preserve">　表1より，全10種類の抵抗において測定値と公称値の誤差は最大でも4.0%以内に収まった．</w:t>
-      </w:r>
     </w:p>
     <w:p>
       <w:pPr>
@@ -1853,21 +2213,65 @@
         <w:rPr>
           <w:rFonts w:hint="eastAsia"/>
         </w:rPr>
-        <w:t xml:space="preserve">　10Ω抵抗の誤差が特に大きいのは，ディジタルマルチメータのブローブと抵抗のリード線の間に生じる接触抵抗が，低抵抗域では測定値に対して相対的に無視できない影響を与えるためであると考えられる．それ以外の抵抗でも許容誤差を超えたものがあることから，接触抵抗の影響に加え，ディジタルマルチメータ自体の測定精度や温度などの環境要因も誤差の一因と考えられる．</w:t>
+        <w:t xml:space="preserve">　表1より，全10種類の抵抗において測定値と公称値の誤差は最大でも</w:t>
+      </w:r>
+      <m:oMath>
+        <m:r>
+          <m:rPr>
+            <m:sty m:val="p"/>
+          </m:rPr>
+          <w:rPr>
+            <w:rFonts w:ascii="Cambria Math" w:hAnsi="Cambria Math" w:hint="eastAsia"/>
+          </w:rPr>
+          <m:t>4.0%</m:t>
+        </m:r>
+      </m:oMath>
+      <w:r>
+        <w:rPr>
+          <w:rFonts w:hint="eastAsia"/>
+        </w:rPr>
+        <w:t>以内に収まった．</w:t>
       </w:r>
     </w:p>
     <w:p>
       <w:pPr>
         <w:ind w:left="390"/>
-        <w:rPr>
-          <w:rFonts w:hint="eastAsia"/>
-        </w:rPr>
-      </w:pPr>
-      <w:r>
-        <w:rPr>
-          <w:rFonts w:hint="eastAsia"/>
-        </w:rPr>
-        <w:t xml:space="preserve">　電子工作において抵抗を使用する際，公称値と実際の抵抗値には製造ばらつきや測定条件による誤差が生じることを考慮する必要がある．LEDの電流を制限する抵抗のように多少の誤差が許容される用途では公称値をそのまま用いて問題ないが，精密な計測回路など高い精度が求められる場合は，今回のように実測値を確認したうえで使用する抵抗を選定することが</w:t>
+      </w:pPr>
+      <w:r>
+        <w:rPr>
+          <w:rFonts w:hint="eastAsia"/>
+        </w:rPr>
+        <w:t xml:space="preserve">　10Ω抵抗の誤差が特に大きいのは，ディジタルマルチメータのブローブと抵抗のリード線の間に生じる接触抵抗が，低抵抗域では測定値に対して相対的に無視できない影響を与えるためであると考えられる．それ以外の抵抗でも許容誤差を超えたものがあることから，接触抵抗の影響に加え，ディジタルマルチメータ自体の測定精度や温度などの環境要因も誤差の一因と考えられる．</w:t>
+      </w:r>
+    </w:p>
+    <w:p>
+      <w:pPr>
+        <w:ind w:left="390"/>
+      </w:pPr>
+      <w:r>
+        <w:rPr>
+          <w:rFonts w:hint="eastAsia"/>
+        </w:rPr>
+        <w:t xml:space="preserve">　電子工作において抵抗を使用する際，公称値と実際の抵抗値には製造</w:t>
+      </w:r>
+      <w:r>
+        <w:rPr>
+          <w:rFonts w:hint="eastAsia"/>
+        </w:rPr>
+        <w:t>による</w:t>
+      </w:r>
+      <w:r>
+        <w:rPr>
+          <w:rFonts w:hint="eastAsia"/>
+        </w:rPr>
+        <w:t>ばらつきや測定条件による誤差が生じることを考慮する必要がある．LEDの電流を制限する抵抗のように多少の誤差が許容される用途では公称値をそのまま用いて問題ないが，精密な計測回路など高い精度が求められる場合は，今回のように実測値を確認したう</w:t>
+      </w:r>
+      <w:r>
+        <w:rPr>
+          <w:rFonts w:hint="eastAsia"/>
+        </w:rPr>
+        <w:lastRenderedPageBreak/>
+        <w:t>えで使用する抵抗を選定することが</w:t>
       </w:r>
       <w:r>
         <w:rPr>
@@ -1894,7 +2298,6 @@
         <w:rPr>
           <w:rFonts w:hint="eastAsia"/>
         </w:rPr>
-        <w:lastRenderedPageBreak/>
         <w:t>フォトセルの測定（照度環境別）</w:t>
       </w:r>
     </w:p>
@@ -1981,38 +2384,6 @@
       <w:pPr>
         <w:ind w:left="360"/>
       </w:pPr>
-      <w:r>
-        <w:rPr>
-          <w:noProof/>
-        </w:rPr>
-        <w:drawing>
-          <wp:anchor distT="0" distB="0" distL="114300" distR="114300" simplePos="0" relativeHeight="251658240" behindDoc="0" locked="0" layoutInCell="1" allowOverlap="1" wp14:anchorId="715BC4CF" wp14:editId="31009CF6">
-            <wp:simplePos x="0" y="0"/>
-            <wp:positionH relativeFrom="margin">
-              <wp:align>center</wp:align>
-            </wp:positionH>
-            <wp:positionV relativeFrom="paragraph">
-              <wp:posOffset>3053108</wp:posOffset>
-            </wp:positionV>
-            <wp:extent cx="4572000" cy="2743200"/>
-            <wp:effectExtent l="0" t="0" r="0" b="0"/>
-            <wp:wrapTopAndBottom/>
-            <wp:docPr id="1722055229" name="グラフ 1">
-              <a:extLst xmlns:a="http://schemas.openxmlformats.org/drawingml/2006/main">
-                <a:ext uri="{FF2B5EF4-FFF2-40B4-BE49-F238E27FC236}">
-                  <a16:creationId xmlns:a16="http://schemas.microsoft.com/office/drawing/2014/main" id="{71513F23-7A5C-4690-8ACA-66E46BB21A85}"/>
-                </a:ext>
-              </a:extLst>
-            </wp:docPr>
-            <wp:cNvGraphicFramePr/>
-            <a:graphic xmlns:a="http://schemas.openxmlformats.org/drawingml/2006/main">
-              <a:graphicData uri="http://schemas.openxmlformats.org/drawingml/2006/chart">
-                <c:chart xmlns:c="http://schemas.openxmlformats.org/drawingml/2006/chart" xmlns:r="http://schemas.openxmlformats.org/officeDocument/2006/relationships" r:id="rId8"/>
-              </a:graphicData>
-            </a:graphic>
-          </wp:anchor>
-        </w:drawing>
-      </w:r>
     </w:p>
     <w:tbl>
       <w:tblPr>
@@ -2024,8 +2395,8 @@
         <w:tblLook w:val="04A0" w:firstRow="1" w:lastRow="0" w:firstColumn="1" w:lastColumn="0" w:noHBand="0" w:noVBand="1"/>
       </w:tblPr>
       <w:tblGrid>
-        <w:gridCol w:w="3873"/>
-        <w:gridCol w:w="4631"/>
+        <w:gridCol w:w="4254"/>
+        <w:gridCol w:w="4250"/>
       </w:tblGrid>
       <w:tr>
         <w:trPr>
@@ -2076,7 +2447,7 @@
         </w:trPr>
         <w:tc>
           <w:tcPr>
-            <w:tcW w:w="2277" w:type="pct"/>
+            <w:tcW w:w="2501" w:type="pct"/>
             <w:tcBorders>
               <w:top w:val="nil"/>
               <w:left w:val="nil"/>
@@ -2092,13 +2463,23 @@
               <w:widowControl/>
               <w:jc w:val="center"/>
               <w:rPr>
+                <w:rFonts w:asciiTheme="minorEastAsia" w:hAnsiTheme="minorEastAsia" w:cs="ＭＳ Ｐゴシック"/>
+                <w:color w:val="000000"/>
+                <w:kern w:val="0"/>
+                <w:szCs w:val="21"/>
+                <w14:ligatures w14:val="none"/>
+              </w:rPr>
+            </w:pPr>
+            <w:r>
+              <w:rPr>
                 <w:rFonts w:asciiTheme="minorEastAsia" w:hAnsiTheme="minorEastAsia" w:cs="ＭＳ Ｐゴシック" w:hint="eastAsia"/>
                 <w:color w:val="000000"/>
                 <w:kern w:val="0"/>
                 <w:szCs w:val="21"/>
                 <w14:ligatures w14:val="none"/>
               </w:rPr>
-            </w:pPr>
+              <w:t>2点間の</w:t>
+            </w:r>
             <w:r>
               <w:rPr>
                 <w:rFonts w:asciiTheme="minorEastAsia" w:hAnsiTheme="minorEastAsia" w:cs="ＭＳ Ｐゴシック" w:hint="eastAsia"/>
@@ -2117,13 +2498,28 @@
                 <w:szCs w:val="21"/>
                 <w14:ligatures w14:val="none"/>
               </w:rPr>
-              <w:t xml:space="preserve"> [mm]</w:t>
-            </w:r>
-          </w:p>
-        </w:tc>
-        <w:tc>
-          <w:tcPr>
-            <w:tcW w:w="2723" w:type="pct"/>
+              <w:t xml:space="preserve"> </w:t>
+            </w:r>
+            <m:oMath>
+              <m:r>
+                <m:rPr>
+                  <m:sty m:val="p"/>
+                </m:rPr>
+                <w:rPr>
+                  <w:rFonts w:ascii="Cambria Math" w:hAnsi="Cambria Math" w:cs="ＭＳ Ｐゴシック" w:hint="eastAsia"/>
+                  <w:color w:val="000000"/>
+                  <w:kern w:val="0"/>
+                  <w:szCs w:val="21"/>
+                  <w14:ligatures w14:val="none"/>
+                </w:rPr>
+                <m:t>[mm]</m:t>
+              </m:r>
+            </m:oMath>
+          </w:p>
+        </w:tc>
+        <w:tc>
+          <w:tcPr>
+            <w:tcW w:w="2499" w:type="pct"/>
             <w:tcBorders>
               <w:top w:val="nil"/>
               <w:left w:val="nil"/>
@@ -2139,13 +2535,23 @@
               <w:widowControl/>
               <w:jc w:val="center"/>
               <w:rPr>
+                <w:rFonts w:asciiTheme="minorEastAsia" w:hAnsiTheme="minorEastAsia" w:cs="ＭＳ Ｐゴシック"/>
+                <w:color w:val="000000"/>
+                <w:kern w:val="0"/>
+                <w:szCs w:val="21"/>
+                <w14:ligatures w14:val="none"/>
+              </w:rPr>
+            </w:pPr>
+            <w:r>
+              <w:rPr>
                 <w:rFonts w:asciiTheme="minorEastAsia" w:hAnsiTheme="minorEastAsia" w:cs="ＭＳ Ｐゴシック" w:hint="eastAsia"/>
                 <w:color w:val="000000"/>
                 <w:kern w:val="0"/>
                 <w:szCs w:val="21"/>
                 <w14:ligatures w14:val="none"/>
               </w:rPr>
-            </w:pPr>
+              <w:t>抵抗値</w:t>
+            </w:r>
             <w:r>
               <w:rPr>
                 <w:rFonts w:asciiTheme="minorEastAsia" w:hAnsiTheme="minorEastAsia" w:cs="ＭＳ Ｐゴシック" w:hint="eastAsia"/>
@@ -2154,18 +2560,33 @@
                 <w:szCs w:val="21"/>
                 <w14:ligatures w14:val="none"/>
               </w:rPr>
-              <w:t>抵抗値</w:t>
-            </w:r>
-            <w:r>
-              <w:rPr>
-                <w:rFonts w:asciiTheme="minorEastAsia" w:hAnsiTheme="minorEastAsia" w:cs="ＭＳ Ｐゴシック" w:hint="eastAsia"/>
-                <w:color w:val="000000"/>
-                <w:kern w:val="0"/>
-                <w:szCs w:val="21"/>
-                <w14:ligatures w14:val="none"/>
-              </w:rPr>
-              <w:t xml:space="preserve"> [kΩ]</w:t>
-            </w:r>
+              <w:t xml:space="preserve"> </w:t>
+            </w:r>
+            <m:oMath>
+              <m:r>
+                <m:rPr>
+                  <m:sty m:val="p"/>
+                </m:rPr>
+                <w:rPr>
+                  <w:rFonts w:ascii="Cambria Math" w:hAnsi="Cambria Math" w:cs="ＭＳ Ｐゴシック"/>
+                  <w:color w:val="000000"/>
+                  <w:kern w:val="0"/>
+                  <w:szCs w:val="21"/>
+                  <w14:ligatures w14:val="none"/>
+                </w:rPr>
+                <m:t>[kΩ</m:t>
+              </m:r>
+              <m:r>
+                <w:rPr>
+                  <w:rFonts w:ascii="Cambria Math" w:hAnsi="Cambria Math" w:cs="ＭＳ Ｐゴシック"/>
+                  <w:color w:val="000000"/>
+                  <w:kern w:val="0"/>
+                  <w:szCs w:val="21"/>
+                  <w14:ligatures w14:val="none"/>
+                </w:rPr>
+                <m:t>]</m:t>
+              </m:r>
+            </m:oMath>
           </w:p>
         </w:tc>
       </w:tr>
@@ -2175,7 +2596,7 @@
         </w:trPr>
         <w:tc>
           <w:tcPr>
-            <w:tcW w:w="2277" w:type="pct"/>
+            <w:tcW w:w="2501" w:type="pct"/>
             <w:tcBorders>
               <w:top w:val="nil"/>
               <w:left w:val="nil"/>
@@ -2191,28 +2612,28 @@
               <w:widowControl/>
               <w:jc w:val="center"/>
               <w:rPr>
+                <w:rFonts w:asciiTheme="minorEastAsia" w:hAnsiTheme="minorEastAsia" w:cs="ＭＳ Ｐゴシック"/>
+                <w:color w:val="000000"/>
+                <w:kern w:val="0"/>
+                <w:szCs w:val="21"/>
+                <w14:ligatures w14:val="none"/>
+              </w:rPr>
+            </w:pPr>
+            <w:r>
+              <w:rPr>
                 <w:rFonts w:asciiTheme="minorEastAsia" w:hAnsiTheme="minorEastAsia" w:cs="ＭＳ Ｐゴシック" w:hint="eastAsia"/>
                 <w:color w:val="000000"/>
                 <w:kern w:val="0"/>
                 <w:szCs w:val="21"/>
                 <w14:ligatures w14:val="none"/>
               </w:rPr>
-            </w:pPr>
-            <w:r>
-              <w:rPr>
-                <w:rFonts w:asciiTheme="minorEastAsia" w:hAnsiTheme="minorEastAsia" w:cs="ＭＳ Ｐゴシック" w:hint="eastAsia"/>
-                <w:color w:val="000000"/>
-                <w:kern w:val="0"/>
-                <w:szCs w:val="21"/>
-                <w14:ligatures w14:val="none"/>
-              </w:rPr>
               <w:t>10.0</w:t>
             </w:r>
           </w:p>
         </w:tc>
         <w:tc>
           <w:tcPr>
-            <w:tcW w:w="2723" w:type="pct"/>
+            <w:tcW w:w="2499" w:type="pct"/>
             <w:tcBorders>
               <w:top w:val="nil"/>
               <w:left w:val="nil"/>
@@ -2228,7 +2649,7 @@
               <w:widowControl/>
               <w:jc w:val="center"/>
               <w:rPr>
-                <w:rFonts w:asciiTheme="minorEastAsia" w:hAnsiTheme="minorEastAsia" w:cs="ＭＳ Ｐゴシック" w:hint="eastAsia"/>
+                <w:rFonts w:asciiTheme="minorEastAsia" w:hAnsiTheme="minorEastAsia" w:cs="ＭＳ Ｐゴシック"/>
                 <w:color w:val="000000"/>
                 <w:kern w:val="0"/>
                 <w:szCs w:val="21"/>
@@ -2254,7 +2675,7 @@
         </w:trPr>
         <w:tc>
           <w:tcPr>
-            <w:tcW w:w="2277" w:type="pct"/>
+            <w:tcW w:w="2501" w:type="pct"/>
             <w:tcBorders>
               <w:top w:val="nil"/>
               <w:left w:val="nil"/>
@@ -2270,28 +2691,28 @@
               <w:widowControl/>
               <w:jc w:val="center"/>
               <w:rPr>
+                <w:rFonts w:asciiTheme="minorEastAsia" w:hAnsiTheme="minorEastAsia" w:cs="ＭＳ Ｐゴシック"/>
+                <w:color w:val="000000"/>
+                <w:kern w:val="0"/>
+                <w:szCs w:val="21"/>
+                <w14:ligatures w14:val="none"/>
+              </w:rPr>
+            </w:pPr>
+            <w:r>
+              <w:rPr>
                 <w:rFonts w:asciiTheme="minorEastAsia" w:hAnsiTheme="minorEastAsia" w:cs="ＭＳ Ｐゴシック" w:hint="eastAsia"/>
                 <w:color w:val="000000"/>
                 <w:kern w:val="0"/>
                 <w:szCs w:val="21"/>
                 <w14:ligatures w14:val="none"/>
               </w:rPr>
-            </w:pPr>
-            <w:r>
-              <w:rPr>
-                <w:rFonts w:asciiTheme="minorEastAsia" w:hAnsiTheme="minorEastAsia" w:cs="ＭＳ Ｐゴシック" w:hint="eastAsia"/>
-                <w:color w:val="000000"/>
-                <w:kern w:val="0"/>
-                <w:szCs w:val="21"/>
-                <w14:ligatures w14:val="none"/>
-              </w:rPr>
               <w:t>20.0</w:t>
             </w:r>
           </w:p>
         </w:tc>
         <w:tc>
           <w:tcPr>
-            <w:tcW w:w="2723" w:type="pct"/>
+            <w:tcW w:w="2499" w:type="pct"/>
             <w:tcBorders>
               <w:top w:val="nil"/>
               <w:left w:val="nil"/>
@@ -2307,7 +2728,7 @@
               <w:widowControl/>
               <w:jc w:val="center"/>
               <w:rPr>
-                <w:rFonts w:asciiTheme="minorEastAsia" w:hAnsiTheme="minorEastAsia" w:cs="ＭＳ Ｐゴシック" w:hint="eastAsia"/>
+                <w:rFonts w:asciiTheme="minorEastAsia" w:hAnsiTheme="minorEastAsia" w:cs="ＭＳ Ｐゴシック"/>
                 <w:color w:val="000000"/>
                 <w:kern w:val="0"/>
                 <w:szCs w:val="21"/>
@@ -2333,7 +2754,7 @@
         </w:trPr>
         <w:tc>
           <w:tcPr>
-            <w:tcW w:w="2277" w:type="pct"/>
+            <w:tcW w:w="2501" w:type="pct"/>
             <w:tcBorders>
               <w:top w:val="nil"/>
               <w:left w:val="nil"/>
@@ -2349,28 +2770,28 @@
               <w:widowControl/>
               <w:jc w:val="center"/>
               <w:rPr>
+                <w:rFonts w:asciiTheme="minorEastAsia" w:hAnsiTheme="minorEastAsia" w:cs="ＭＳ Ｐゴシック"/>
+                <w:color w:val="000000"/>
+                <w:kern w:val="0"/>
+                <w:szCs w:val="21"/>
+                <w14:ligatures w14:val="none"/>
+              </w:rPr>
+            </w:pPr>
+            <w:r>
+              <w:rPr>
                 <w:rFonts w:asciiTheme="minorEastAsia" w:hAnsiTheme="minorEastAsia" w:cs="ＭＳ Ｐゴシック" w:hint="eastAsia"/>
                 <w:color w:val="000000"/>
                 <w:kern w:val="0"/>
                 <w:szCs w:val="21"/>
                 <w14:ligatures w14:val="none"/>
               </w:rPr>
-            </w:pPr>
-            <w:r>
-              <w:rPr>
-                <w:rFonts w:asciiTheme="minorEastAsia" w:hAnsiTheme="minorEastAsia" w:cs="ＭＳ Ｐゴシック" w:hint="eastAsia"/>
-                <w:color w:val="000000"/>
-                <w:kern w:val="0"/>
-                <w:szCs w:val="21"/>
-                <w14:ligatures w14:val="none"/>
-              </w:rPr>
               <w:t>30.0</w:t>
             </w:r>
           </w:p>
         </w:tc>
         <w:tc>
           <w:tcPr>
-            <w:tcW w:w="2723" w:type="pct"/>
+            <w:tcW w:w="2499" w:type="pct"/>
             <w:tcBorders>
               <w:top w:val="nil"/>
               <w:left w:val="nil"/>
@@ -2386,7 +2807,7 @@
               <w:widowControl/>
               <w:jc w:val="center"/>
               <w:rPr>
-                <w:rFonts w:asciiTheme="minorEastAsia" w:hAnsiTheme="minorEastAsia" w:cs="ＭＳ Ｐゴシック" w:hint="eastAsia"/>
+                <w:rFonts w:asciiTheme="minorEastAsia" w:hAnsiTheme="minorEastAsia" w:cs="ＭＳ Ｐゴシック"/>
                 <w:color w:val="000000"/>
                 <w:kern w:val="0"/>
                 <w:szCs w:val="21"/>
@@ -2412,7 +2833,7 @@
         </w:trPr>
         <w:tc>
           <w:tcPr>
-            <w:tcW w:w="2277" w:type="pct"/>
+            <w:tcW w:w="2501" w:type="pct"/>
             <w:tcBorders>
               <w:top w:val="nil"/>
               <w:left w:val="nil"/>
@@ -2428,28 +2849,28 @@
               <w:widowControl/>
               <w:jc w:val="center"/>
               <w:rPr>
+                <w:rFonts w:asciiTheme="minorEastAsia" w:hAnsiTheme="minorEastAsia" w:cs="ＭＳ Ｐゴシック"/>
+                <w:color w:val="000000"/>
+                <w:kern w:val="0"/>
+                <w:szCs w:val="21"/>
+                <w14:ligatures w14:val="none"/>
+              </w:rPr>
+            </w:pPr>
+            <w:r>
+              <w:rPr>
                 <w:rFonts w:asciiTheme="minorEastAsia" w:hAnsiTheme="minorEastAsia" w:cs="ＭＳ Ｐゴシック" w:hint="eastAsia"/>
                 <w:color w:val="000000"/>
                 <w:kern w:val="0"/>
                 <w:szCs w:val="21"/>
                 <w14:ligatures w14:val="none"/>
               </w:rPr>
-            </w:pPr>
-            <w:r>
-              <w:rPr>
-                <w:rFonts w:asciiTheme="minorEastAsia" w:hAnsiTheme="minorEastAsia" w:cs="ＭＳ Ｐゴシック" w:hint="eastAsia"/>
-                <w:color w:val="000000"/>
-                <w:kern w:val="0"/>
-                <w:szCs w:val="21"/>
-                <w14:ligatures w14:val="none"/>
-              </w:rPr>
               <w:t>40.0</w:t>
             </w:r>
           </w:p>
         </w:tc>
         <w:tc>
           <w:tcPr>
-            <w:tcW w:w="2723" w:type="pct"/>
+            <w:tcW w:w="2499" w:type="pct"/>
             <w:tcBorders>
               <w:top w:val="nil"/>
               <w:left w:val="nil"/>
@@ -2465,7 +2886,7 @@
               <w:widowControl/>
               <w:jc w:val="center"/>
               <w:rPr>
-                <w:rFonts w:asciiTheme="minorEastAsia" w:hAnsiTheme="minorEastAsia" w:cs="ＭＳ Ｐゴシック" w:hint="eastAsia"/>
+                <w:rFonts w:asciiTheme="minorEastAsia" w:hAnsiTheme="minorEastAsia" w:cs="ＭＳ Ｐゴシック"/>
                 <w:color w:val="000000"/>
                 <w:kern w:val="0"/>
                 <w:szCs w:val="21"/>
@@ -2491,7 +2912,7 @@
         </w:trPr>
         <w:tc>
           <w:tcPr>
-            <w:tcW w:w="2277" w:type="pct"/>
+            <w:tcW w:w="2501" w:type="pct"/>
             <w:tcBorders>
               <w:top w:val="nil"/>
               <w:left w:val="nil"/>
@@ -2507,28 +2928,28 @@
               <w:widowControl/>
               <w:jc w:val="center"/>
               <w:rPr>
+                <w:rFonts w:asciiTheme="minorEastAsia" w:hAnsiTheme="minorEastAsia" w:cs="ＭＳ Ｐゴシック"/>
+                <w:color w:val="000000"/>
+                <w:kern w:val="0"/>
+                <w:szCs w:val="21"/>
+                <w14:ligatures w14:val="none"/>
+              </w:rPr>
+            </w:pPr>
+            <w:r>
+              <w:rPr>
                 <w:rFonts w:asciiTheme="minorEastAsia" w:hAnsiTheme="minorEastAsia" w:cs="ＭＳ Ｐゴシック" w:hint="eastAsia"/>
                 <w:color w:val="000000"/>
                 <w:kern w:val="0"/>
                 <w:szCs w:val="21"/>
                 <w14:ligatures w14:val="none"/>
               </w:rPr>
-            </w:pPr>
-            <w:r>
-              <w:rPr>
-                <w:rFonts w:asciiTheme="minorEastAsia" w:hAnsiTheme="minorEastAsia" w:cs="ＭＳ Ｐゴシック" w:hint="eastAsia"/>
-                <w:color w:val="000000"/>
-                <w:kern w:val="0"/>
-                <w:szCs w:val="21"/>
-                <w14:ligatures w14:val="none"/>
-              </w:rPr>
               <w:t>50.0</w:t>
             </w:r>
           </w:p>
         </w:tc>
         <w:tc>
           <w:tcPr>
-            <w:tcW w:w="2723" w:type="pct"/>
+            <w:tcW w:w="2499" w:type="pct"/>
             <w:tcBorders>
               <w:top w:val="nil"/>
               <w:left w:val="nil"/>
@@ -2544,7 +2965,7 @@
               <w:widowControl/>
               <w:jc w:val="center"/>
               <w:rPr>
-                <w:rFonts w:asciiTheme="minorEastAsia" w:hAnsiTheme="minorEastAsia" w:cs="ＭＳ Ｐゴシック" w:hint="eastAsia"/>
+                <w:rFonts w:asciiTheme="minorEastAsia" w:hAnsiTheme="minorEastAsia" w:cs="ＭＳ Ｐゴシック"/>
                 <w:color w:val="000000"/>
                 <w:kern w:val="0"/>
                 <w:szCs w:val="21"/>
@@ -2570,7 +2991,7 @@
         </w:trPr>
         <w:tc>
           <w:tcPr>
-            <w:tcW w:w="2277" w:type="pct"/>
+            <w:tcW w:w="2501" w:type="pct"/>
             <w:tcBorders>
               <w:top w:val="nil"/>
               <w:left w:val="nil"/>
@@ -2586,28 +3007,28 @@
               <w:widowControl/>
               <w:jc w:val="center"/>
               <w:rPr>
+                <w:rFonts w:asciiTheme="minorEastAsia" w:hAnsiTheme="minorEastAsia" w:cs="ＭＳ Ｐゴシック"/>
+                <w:color w:val="000000"/>
+                <w:kern w:val="0"/>
+                <w:szCs w:val="21"/>
+                <w14:ligatures w14:val="none"/>
+              </w:rPr>
+            </w:pPr>
+            <w:r>
+              <w:rPr>
                 <w:rFonts w:asciiTheme="minorEastAsia" w:hAnsiTheme="minorEastAsia" w:cs="ＭＳ Ｐゴシック" w:hint="eastAsia"/>
                 <w:color w:val="000000"/>
                 <w:kern w:val="0"/>
                 <w:szCs w:val="21"/>
                 <w14:ligatures w14:val="none"/>
               </w:rPr>
-            </w:pPr>
-            <w:r>
-              <w:rPr>
-                <w:rFonts w:asciiTheme="minorEastAsia" w:hAnsiTheme="minorEastAsia" w:cs="ＭＳ Ｐゴシック" w:hint="eastAsia"/>
-                <w:color w:val="000000"/>
-                <w:kern w:val="0"/>
-                <w:szCs w:val="21"/>
-                <w14:ligatures w14:val="none"/>
-              </w:rPr>
               <w:t>60.0</w:t>
             </w:r>
           </w:p>
         </w:tc>
         <w:tc>
           <w:tcPr>
-            <w:tcW w:w="2723" w:type="pct"/>
+            <w:tcW w:w="2499" w:type="pct"/>
             <w:tcBorders>
               <w:top w:val="nil"/>
               <w:left w:val="nil"/>
@@ -2623,7 +3044,7 @@
               <w:widowControl/>
               <w:jc w:val="center"/>
               <w:rPr>
-                <w:rFonts w:asciiTheme="minorEastAsia" w:hAnsiTheme="minorEastAsia" w:cs="ＭＳ Ｐゴシック" w:hint="eastAsia"/>
+                <w:rFonts w:asciiTheme="minorEastAsia" w:hAnsiTheme="minorEastAsia" w:cs="ＭＳ Ｐゴシック"/>
                 <w:color w:val="000000"/>
                 <w:kern w:val="0"/>
                 <w:szCs w:val="21"/>
@@ -2649,7 +3070,7 @@
         </w:trPr>
         <w:tc>
           <w:tcPr>
-            <w:tcW w:w="2277" w:type="pct"/>
+            <w:tcW w:w="2501" w:type="pct"/>
             <w:tcBorders>
               <w:top w:val="nil"/>
               <w:left w:val="nil"/>
@@ -2665,28 +3086,28 @@
               <w:widowControl/>
               <w:jc w:val="center"/>
               <w:rPr>
+                <w:rFonts w:asciiTheme="minorEastAsia" w:hAnsiTheme="minorEastAsia" w:cs="ＭＳ Ｐゴシック"/>
+                <w:color w:val="000000"/>
+                <w:kern w:val="0"/>
+                <w:szCs w:val="21"/>
+                <w14:ligatures w14:val="none"/>
+              </w:rPr>
+            </w:pPr>
+            <w:r>
+              <w:rPr>
                 <w:rFonts w:asciiTheme="minorEastAsia" w:hAnsiTheme="minorEastAsia" w:cs="ＭＳ Ｐゴシック" w:hint="eastAsia"/>
                 <w:color w:val="000000"/>
                 <w:kern w:val="0"/>
                 <w:szCs w:val="21"/>
                 <w14:ligatures w14:val="none"/>
               </w:rPr>
-            </w:pPr>
-            <w:r>
-              <w:rPr>
-                <w:rFonts w:asciiTheme="minorEastAsia" w:hAnsiTheme="minorEastAsia" w:cs="ＭＳ Ｐゴシック" w:hint="eastAsia"/>
-                <w:color w:val="000000"/>
-                <w:kern w:val="0"/>
-                <w:szCs w:val="21"/>
-                <w14:ligatures w14:val="none"/>
-              </w:rPr>
               <w:t>70.0</w:t>
             </w:r>
           </w:p>
         </w:tc>
         <w:tc>
           <w:tcPr>
-            <w:tcW w:w="2723" w:type="pct"/>
+            <w:tcW w:w="2499" w:type="pct"/>
             <w:tcBorders>
               <w:top w:val="nil"/>
               <w:left w:val="nil"/>
@@ -2702,7 +3123,7 @@
               <w:widowControl/>
               <w:jc w:val="center"/>
               <w:rPr>
-                <w:rFonts w:asciiTheme="minorEastAsia" w:hAnsiTheme="minorEastAsia" w:cs="ＭＳ Ｐゴシック" w:hint="eastAsia"/>
+                <w:rFonts w:asciiTheme="minorEastAsia" w:hAnsiTheme="minorEastAsia" w:cs="ＭＳ Ｐゴシック"/>
                 <w:color w:val="000000"/>
                 <w:kern w:val="0"/>
                 <w:szCs w:val="21"/>
@@ -2728,7 +3149,7 @@
         </w:trPr>
         <w:tc>
           <w:tcPr>
-            <w:tcW w:w="2277" w:type="pct"/>
+            <w:tcW w:w="2501" w:type="pct"/>
             <w:tcBorders>
               <w:top w:val="nil"/>
               <w:left w:val="nil"/>
@@ -2744,28 +3165,28 @@
               <w:widowControl/>
               <w:jc w:val="center"/>
               <w:rPr>
+                <w:rFonts w:asciiTheme="minorEastAsia" w:hAnsiTheme="minorEastAsia" w:cs="ＭＳ Ｐゴシック"/>
+                <w:color w:val="000000"/>
+                <w:kern w:val="0"/>
+                <w:szCs w:val="21"/>
+                <w14:ligatures w14:val="none"/>
+              </w:rPr>
+            </w:pPr>
+            <w:r>
+              <w:rPr>
                 <w:rFonts w:asciiTheme="minorEastAsia" w:hAnsiTheme="minorEastAsia" w:cs="ＭＳ Ｐゴシック" w:hint="eastAsia"/>
                 <w:color w:val="000000"/>
                 <w:kern w:val="0"/>
                 <w:szCs w:val="21"/>
                 <w14:ligatures w14:val="none"/>
               </w:rPr>
-            </w:pPr>
-            <w:r>
-              <w:rPr>
-                <w:rFonts w:asciiTheme="minorEastAsia" w:hAnsiTheme="minorEastAsia" w:cs="ＭＳ Ｐゴシック" w:hint="eastAsia"/>
-                <w:color w:val="000000"/>
-                <w:kern w:val="0"/>
-                <w:szCs w:val="21"/>
-                <w14:ligatures w14:val="none"/>
-              </w:rPr>
               <w:t>80.0</w:t>
             </w:r>
           </w:p>
         </w:tc>
         <w:tc>
           <w:tcPr>
-            <w:tcW w:w="2723" w:type="pct"/>
+            <w:tcW w:w="2499" w:type="pct"/>
             <w:tcBorders>
               <w:top w:val="nil"/>
               <w:left w:val="nil"/>
@@ -2781,7 +3202,7 @@
               <w:widowControl/>
               <w:jc w:val="center"/>
               <w:rPr>
-                <w:rFonts w:asciiTheme="minorEastAsia" w:hAnsiTheme="minorEastAsia" w:cs="ＭＳ Ｐゴシック" w:hint="eastAsia"/>
+                <w:rFonts w:asciiTheme="minorEastAsia" w:hAnsiTheme="minorEastAsia" w:cs="ＭＳ Ｐゴシック"/>
                 <w:color w:val="000000"/>
                 <w:kern w:val="0"/>
                 <w:szCs w:val="21"/>
@@ -2807,7 +3228,7 @@
         </w:trPr>
         <w:tc>
           <w:tcPr>
-            <w:tcW w:w="2277" w:type="pct"/>
+            <w:tcW w:w="2501" w:type="pct"/>
             <w:tcBorders>
               <w:top w:val="nil"/>
               <w:left w:val="nil"/>
@@ -2823,28 +3244,28 @@
               <w:widowControl/>
               <w:jc w:val="center"/>
               <w:rPr>
+                <w:rFonts w:asciiTheme="minorEastAsia" w:hAnsiTheme="minorEastAsia" w:cs="ＭＳ Ｐゴシック"/>
+                <w:color w:val="000000"/>
+                <w:kern w:val="0"/>
+                <w:szCs w:val="21"/>
+                <w14:ligatures w14:val="none"/>
+              </w:rPr>
+            </w:pPr>
+            <w:r>
+              <w:rPr>
                 <w:rFonts w:asciiTheme="minorEastAsia" w:hAnsiTheme="minorEastAsia" w:cs="ＭＳ Ｐゴシック" w:hint="eastAsia"/>
                 <w:color w:val="000000"/>
                 <w:kern w:val="0"/>
                 <w:szCs w:val="21"/>
                 <w14:ligatures w14:val="none"/>
               </w:rPr>
-            </w:pPr>
-            <w:r>
-              <w:rPr>
-                <w:rFonts w:asciiTheme="minorEastAsia" w:hAnsiTheme="minorEastAsia" w:cs="ＭＳ Ｐゴシック" w:hint="eastAsia"/>
-                <w:color w:val="000000"/>
-                <w:kern w:val="0"/>
-                <w:szCs w:val="21"/>
-                <w14:ligatures w14:val="none"/>
-              </w:rPr>
               <w:t>90.0</w:t>
             </w:r>
           </w:p>
         </w:tc>
         <w:tc>
           <w:tcPr>
-            <w:tcW w:w="2723" w:type="pct"/>
+            <w:tcW w:w="2499" w:type="pct"/>
             <w:tcBorders>
               <w:top w:val="nil"/>
               <w:left w:val="nil"/>
@@ -2860,7 +3281,7 @@
               <w:widowControl/>
               <w:jc w:val="center"/>
               <w:rPr>
-                <w:rFonts w:asciiTheme="minorEastAsia" w:hAnsiTheme="minorEastAsia" w:cs="ＭＳ Ｐゴシック" w:hint="eastAsia"/>
+                <w:rFonts w:asciiTheme="minorEastAsia" w:hAnsiTheme="minorEastAsia" w:cs="ＭＳ Ｐゴシック"/>
                 <w:color w:val="000000"/>
                 <w:kern w:val="0"/>
                 <w:szCs w:val="21"/>
@@ -2886,7 +3307,7 @@
         </w:trPr>
         <w:tc>
           <w:tcPr>
-            <w:tcW w:w="2277" w:type="pct"/>
+            <w:tcW w:w="2501" w:type="pct"/>
             <w:tcBorders>
               <w:top w:val="nil"/>
               <w:left w:val="nil"/>
@@ -2902,28 +3323,28 @@
               <w:widowControl/>
               <w:jc w:val="center"/>
               <w:rPr>
+                <w:rFonts w:asciiTheme="minorEastAsia" w:hAnsiTheme="minorEastAsia" w:cs="ＭＳ Ｐゴシック"/>
+                <w:color w:val="000000"/>
+                <w:kern w:val="0"/>
+                <w:szCs w:val="21"/>
+                <w14:ligatures w14:val="none"/>
+              </w:rPr>
+            </w:pPr>
+            <w:r>
+              <w:rPr>
                 <w:rFonts w:asciiTheme="minorEastAsia" w:hAnsiTheme="minorEastAsia" w:cs="ＭＳ Ｐゴシック" w:hint="eastAsia"/>
                 <w:color w:val="000000"/>
                 <w:kern w:val="0"/>
                 <w:szCs w:val="21"/>
                 <w14:ligatures w14:val="none"/>
               </w:rPr>
-            </w:pPr>
-            <w:r>
-              <w:rPr>
-                <w:rFonts w:asciiTheme="minorEastAsia" w:hAnsiTheme="minorEastAsia" w:cs="ＭＳ Ｐゴシック" w:hint="eastAsia"/>
-                <w:color w:val="000000"/>
-                <w:kern w:val="0"/>
-                <w:szCs w:val="21"/>
-                <w14:ligatures w14:val="none"/>
-              </w:rPr>
               <w:t>100.0</w:t>
             </w:r>
           </w:p>
         </w:tc>
         <w:tc>
           <w:tcPr>
-            <w:tcW w:w="2723" w:type="pct"/>
+            <w:tcW w:w="2499" w:type="pct"/>
             <w:tcBorders>
               <w:top w:val="nil"/>
               <w:left w:val="nil"/>
@@ -2939,7 +3360,7 @@
               <w:widowControl/>
               <w:jc w:val="center"/>
               <w:rPr>
-                <w:rFonts w:asciiTheme="minorEastAsia" w:hAnsiTheme="minorEastAsia" w:cs="ＭＳ Ｐゴシック" w:hint="eastAsia"/>
+                <w:rFonts w:asciiTheme="minorEastAsia" w:hAnsiTheme="minorEastAsia" w:cs="ＭＳ Ｐゴシック"/>
                 <w:color w:val="000000"/>
                 <w:kern w:val="0"/>
                 <w:szCs w:val="21"/>
@@ -2967,6 +3388,68 @@
       </w:pPr>
       <w:r>
         <w:rPr>
+          <w:noProof/>
+        </w:rPr>
+        <w:lastRenderedPageBreak/>
+        <w:drawing>
+          <wp:anchor distT="0" distB="0" distL="114300" distR="114300" simplePos="0" relativeHeight="251660288" behindDoc="0" locked="0" layoutInCell="1" allowOverlap="1" wp14:anchorId="396B23E9" wp14:editId="4E2AB4D4">
+            <wp:simplePos x="0" y="0"/>
+            <wp:positionH relativeFrom="margin">
+              <wp:align>right</wp:align>
+            </wp:positionH>
+            <wp:positionV relativeFrom="paragraph">
+              <wp:posOffset>16510</wp:posOffset>
+            </wp:positionV>
+            <wp:extent cx="5395595" cy="3456305"/>
+            <wp:effectExtent l="0" t="0" r="0" b="0"/>
+            <wp:wrapTopAndBottom/>
+            <wp:docPr id="927037584" name="図 2"/>
+            <wp:cNvGraphicFramePr>
+              <a:graphicFrameLocks xmlns:a="http://schemas.openxmlformats.org/drawingml/2006/main" noChangeAspect="1"/>
+            </wp:cNvGraphicFramePr>
+            <a:graphic xmlns:a="http://schemas.openxmlformats.org/drawingml/2006/main">
+              <a:graphicData uri="http://schemas.openxmlformats.org/drawingml/2006/picture">
+                <pic:pic xmlns:pic="http://schemas.openxmlformats.org/drawingml/2006/picture">
+                  <pic:nvPicPr>
+                    <pic:cNvPr id="0" name="Picture 2"/>
+                    <pic:cNvPicPr>
+                      <a:picLocks noChangeAspect="1" noChangeArrowheads="1"/>
+                    </pic:cNvPicPr>
+                  </pic:nvPicPr>
+                  <pic:blipFill>
+                    <a:blip r:embed="rId8">
+                      <a:extLst>
+                        <a:ext uri="{28A0092B-C50C-407E-A947-70E740481C1C}">
+                          <a14:useLocalDpi xmlns:a14="http://schemas.microsoft.com/office/drawing/2010/main" val="0"/>
+                        </a:ext>
+                      </a:extLst>
+                    </a:blip>
+                    <a:srcRect/>
+                    <a:stretch>
+                      <a:fillRect/>
+                    </a:stretch>
+                  </pic:blipFill>
+                  <pic:spPr bwMode="auto">
+                    <a:xfrm>
+                      <a:off x="0" y="0"/>
+                      <a:ext cx="5395595" cy="3456305"/>
+                    </a:xfrm>
+                    <a:prstGeom prst="rect">
+                      <a:avLst/>
+                    </a:prstGeom>
+                    <a:noFill/>
+                    <a:ln>
+                      <a:noFill/>
+                    </a:ln>
+                  </pic:spPr>
+                </pic:pic>
+              </a:graphicData>
+            </a:graphic>
+          </wp:anchor>
+        </w:drawing>
+      </w:r>
+      <w:r>
+        <w:rPr>
           <w:rFonts w:hint="eastAsia"/>
         </w:rPr>
         <w:t>図1 シャープペンシル線における距離と抵抗値の関係</w:t>
@@ -2976,9 +3459,6 @@
       <w:pPr>
         <w:ind w:left="360"/>
         <w:jc w:val="both"/>
-        <w:rPr>
-          <w:rFonts w:hint="eastAsia"/>
-        </w:rPr>
       </w:pPr>
     </w:p>
     <w:p>
@@ -2989,14 +3469,7 @@
         <w:rPr>
           <w:rFonts w:hint="eastAsia"/>
         </w:rPr>
-        <w:t xml:space="preserve">　表3およびグラフ1より，2点間の距離と抵抗値の間にほぼ直線的な関係が確認さ</w:t>
-      </w:r>
-      <w:r>
-        <w:rPr>
-          <w:rFonts w:hint="eastAsia"/>
-        </w:rPr>
-        <w:lastRenderedPageBreak/>
-        <w:t>れた．近似直線は</w:t>
+        <w:t xml:space="preserve">　表3およびグラフ1より，2点間の距離と抵抗値の間にほぼ直線的な関係が確認された．近似直線は</w:t>
       </w:r>
       <m:oMath>
         <m:r>
@@ -3006,7 +3479,7 @@
           <w:rPr>
             <w:rFonts w:ascii="Cambria Math" w:hAnsi="Cambria Math"/>
           </w:rPr>
-          <m:t>y=5.7359x-20.707</m:t>
+          <m:t>y=5.74x-20.7</m:t>
         </m:r>
       </m:oMath>
       <w:r>
@@ -3054,97 +3527,26 @@
           <w:rPr>
             <w:rFonts w:ascii="Cambria Math" w:hAnsi="Cambria Math"/>
           </w:rPr>
-          <m:t>=0.9926</m:t>
+          <m:t>=0.993</m:t>
         </m:r>
       </m:oMath>
       <w:r>
         <w:rPr>
           <w:rFonts w:hint="eastAsia"/>
         </w:rPr>
-        <w:t>と高い値を示していることから，距離と抵抗値の間に強い線形関係があると言える．この結果は導体の抵抗が長さに比例するという関係式</w:t>
-      </w:r>
-      <m:oMath>
-        <m:d>
-          <m:dPr>
-            <m:ctrlPr>
-              <w:rPr>
-                <w:rFonts w:ascii="Cambria Math" w:hAnsi="Cambria Math"/>
-              </w:rPr>
-            </m:ctrlPr>
-          </m:dPr>
-          <m:e>
-            <m:r>
-              <m:rPr>
-                <m:sty m:val="p"/>
-              </m:rPr>
-              <w:rPr>
-                <w:rFonts w:ascii="Cambria Math" w:hAnsi="Cambria Math"/>
-              </w:rPr>
-              <m:t>R=</m:t>
-            </m:r>
-            <m:r>
-              <m:rPr>
-                <m:sty m:val="p"/>
-              </m:rPr>
-              <w:rPr>
-                <w:rFonts w:ascii="Cambria Math" w:hAnsi="Cambria Math" w:hint="eastAsia"/>
-              </w:rPr>
-              <m:t>ρ</m:t>
-            </m:r>
-            <m:f>
-              <m:fPr>
-                <m:type m:val="skw"/>
-                <m:ctrlPr>
-                  <w:rPr>
-                    <w:rFonts w:ascii="Cambria Math" w:hAnsi="Cambria Math"/>
-                  </w:rPr>
-                </m:ctrlPr>
-              </m:fPr>
-              <m:num>
-                <m:r>
-                  <m:rPr>
-                    <m:sty m:val="p"/>
-                  </m:rPr>
-                  <w:rPr>
-                    <w:rFonts w:ascii="Cambria Math" w:hAnsi="Cambria Math"/>
-                  </w:rPr>
-                  <m:t>L</m:t>
-                </m:r>
-              </m:num>
-              <m:den>
-                <m:r>
-                  <m:rPr>
-                    <m:sty m:val="p"/>
-                  </m:rPr>
-                  <w:rPr>
-                    <w:rFonts w:ascii="Cambria Math" w:hAnsi="Cambria Math"/>
-                  </w:rPr>
-                  <m:t>S</m:t>
-                </m:r>
-              </m:den>
-            </m:f>
-          </m:e>
-        </m:d>
-      </m:oMath>
-      <w:r>
-        <w:rPr>
-          <w:rFonts w:hint="eastAsia"/>
-        </w:rPr>
-        <w:t>と一致する．</w:t>
-      </w:r>
-    </w:p>
-    <w:p>
-      <w:pPr>
-        <w:ind w:left="360"/>
-        <w:rPr>
-          <w:rFonts w:hint="eastAsia"/>
-        </w:rPr>
-      </w:pPr>
-      <w:r>
-        <w:rPr>
-          <w:rFonts w:hint="eastAsia"/>
-        </w:rPr>
-        <w:t xml:space="preserve">　近似直線の傾き</w:t>
+        <w:t>と高い値を示していることから，</w:t>
+      </w:r>
+      <w:r>
+        <w:rPr>
+          <w:rFonts w:hint="eastAsia"/>
+        </w:rPr>
+        <w:t>2点間の</w:t>
+      </w:r>
+      <w:r>
+        <w:rPr>
+          <w:rFonts w:hint="eastAsia"/>
+        </w:rPr>
+        <w:t>距離と抵抗値の間に強い線形関係があると言える．この結果は導体の抵抗が長さに比例するという関係式</w:t>
       </w:r>
       <m:oMath>
         <m:r>
@@ -3154,7 +3556,7 @@
           <w:rPr>
             <w:rFonts w:ascii="Cambria Math" w:hAnsi="Cambria Math"/>
           </w:rPr>
-          <m:t>5.7359k</m:t>
+          <m:t>R=</m:t>
         </m:r>
         <m:r>
           <m:rPr>
@@ -3162,6 +3564,93 @@
           </m:rPr>
           <w:rPr>
             <w:rFonts w:ascii="Cambria Math" w:hAnsi="Cambria Math" w:hint="eastAsia"/>
+          </w:rPr>
+          <m:t>ρ</m:t>
+        </m:r>
+        <m:f>
+          <m:fPr>
+            <m:type m:val="skw"/>
+            <m:ctrlPr>
+              <w:rPr>
+                <w:rFonts w:ascii="Cambria Math" w:hAnsi="Cambria Math"/>
+              </w:rPr>
+            </m:ctrlPr>
+          </m:fPr>
+          <m:num>
+            <m:r>
+              <m:rPr>
+                <m:sty m:val="p"/>
+              </m:rPr>
+              <w:rPr>
+                <w:rFonts w:ascii="Cambria Math" w:hAnsi="Cambria Math"/>
+              </w:rPr>
+              <m:t>L</m:t>
+            </m:r>
+          </m:num>
+          <m:den>
+            <m:r>
+              <m:rPr>
+                <m:sty m:val="p"/>
+              </m:rPr>
+              <w:rPr>
+                <w:rFonts w:ascii="Cambria Math" w:hAnsi="Cambria Math"/>
+              </w:rPr>
+              <m:t>S</m:t>
+            </m:r>
+          </m:den>
+        </m:f>
+      </m:oMath>
+      <w:r>
+        <w:rPr>
+          <w:rFonts w:hint="eastAsia"/>
+        </w:rPr>
+        <w:t>と一致する．</w:t>
+      </w:r>
+    </w:p>
+    <w:p>
+      <w:pPr>
+        <w:ind w:left="360"/>
+      </w:pPr>
+      <w:r>
+        <w:rPr>
+          <w:rFonts w:hint="eastAsia"/>
+        </w:rPr>
+        <w:t xml:space="preserve">　近似直線の傾き</w:t>
+      </w:r>
+      <m:oMath>
+        <m:r>
+          <m:rPr>
+            <m:sty m:val="p"/>
+          </m:rPr>
+          <w:rPr>
+            <w:rFonts w:ascii="Cambria Math" w:hAnsi="Cambria Math"/>
+          </w:rPr>
+          <m:t>5.7359</m:t>
+        </m:r>
+        <m:r>
+          <m:rPr>
+            <m:sty m:val="p"/>
+          </m:rPr>
+          <w:rPr>
+            <w:rFonts w:ascii="Cambria Math" w:hAnsi="Cambria Math"/>
+          </w:rPr>
+          <m:t xml:space="preserve"> </m:t>
+        </m:r>
+        <m:r>
+          <m:rPr>
+            <m:sty m:val="p"/>
+          </m:rPr>
+          <w:rPr>
+            <w:rFonts w:ascii="Cambria Math" w:hAnsi="Cambria Math"/>
+          </w:rPr>
+          <m:t>k</m:t>
+        </m:r>
+        <m:r>
+          <m:rPr>
+            <m:sty m:val="p"/>
+          </m:rPr>
+          <w:rPr>
+            <w:rFonts w:ascii="Cambria Math" w:hAnsi="Cambria Math"/>
           </w:rPr>
           <m:t>Ω</m:t>
         </m:r>
@@ -3179,7 +3668,37 @@
         <w:rPr>
           <w:rFonts w:hint="eastAsia"/>
         </w:rPr>
-        <w:t>は単位長さ当たりの抵抗に相当し，鉛筆線の抵抗率と断面積によって決まる値である．一方，切片が</w:t>
+        <w:t>は単位長さ当たりの抵抗に相当し，</w:t>
+      </w:r>
+      <w:r>
+        <w:rPr>
+          <w:rFonts w:hint="eastAsia"/>
+        </w:rPr>
+        <w:t>シャープペンシル</w:t>
+      </w:r>
+      <w:r>
+        <w:rPr>
+          <w:rFonts w:hint="eastAsia"/>
+        </w:rPr>
+        <w:t>線の</w:t>
+      </w:r>
+      <w:r>
+        <w:rPr>
+          <w:rFonts w:hint="eastAsia"/>
+        </w:rPr>
+        <w:t>黒鉛</w:t>
+      </w:r>
+      <w:r>
+        <w:rPr>
+          <w:rFonts w:hint="eastAsia"/>
+        </w:rPr>
+        <w:t>の濃度</w:t>
+      </w:r>
+      <w:r>
+        <w:rPr>
+          <w:rFonts w:hint="eastAsia"/>
+        </w:rPr>
+        <w:t>と断面積によって決まる値である．切片が</w:t>
       </w:r>
       <m:oMath>
         <m:r>
@@ -3189,14 +3708,32 @@
           <w:rPr>
             <w:rFonts w:ascii="Cambria Math" w:hAnsi="Cambria Math"/>
           </w:rPr>
-          <m:t>-20.707k</m:t>
+          <m:t>-20.</m:t>
         </m:r>
         <m:r>
           <m:rPr>
             <m:sty m:val="p"/>
           </m:rPr>
           <w:rPr>
-            <w:rFonts w:ascii="Cambria Math" w:hAnsi="Cambria Math" w:hint="eastAsia"/>
+            <w:rFonts w:ascii="Cambria Math" w:hAnsi="Cambria Math"/>
+          </w:rPr>
+          <m:t xml:space="preserve">8 </m:t>
+        </m:r>
+        <m:r>
+          <m:rPr>
+            <m:sty m:val="p"/>
+          </m:rPr>
+          <w:rPr>
+            <w:rFonts w:ascii="Cambria Math" w:hAnsi="Cambria Math"/>
+          </w:rPr>
+          <m:t>k</m:t>
+        </m:r>
+        <m:r>
+          <m:rPr>
+            <m:sty m:val="p"/>
+          </m:rPr>
+          <w:rPr>
+            <w:rFonts w:ascii="Cambria Math" w:hAnsi="Cambria Math"/>
           </w:rPr>
           <m:t>Ω</m:t>
         </m:r>
@@ -3239,9 +3776,9 @@
             <m:sty m:val="p"/>
           </m:rPr>
           <w:rPr>
-            <w:rFonts w:ascii="Cambria Math" w:hAnsi="Cambria Math" w:hint="eastAsia"/>
+            <w:rFonts w:ascii="Cambria Math" w:hAnsi="Cambria Math"/>
           </w:rPr>
-          <m:t>Ω</m:t>
+          <m:t>kΩ</m:t>
         </m:r>
       </m:oMath>
       <w:r>
@@ -3258,14 +3795,20 @@
           <w:rPr>
             <w:rFonts w:ascii="Cambria Math" w:hAnsi="Cambria Math"/>
           </w:rPr>
-          <m:t>0</m:t>
+          <m:t>0kΩ</m:t>
         </m:r>
       </m:oMath>
       <w:r>
         <w:rPr>
           <w:rFonts w:hint="eastAsia"/>
         </w:rPr>
-        <w:t>に近い値が期待される．この差は，鉛筆線の太さや濃さのムラ，あるいはプローブの接触条件のばらつきに起因すると考えられる．</w:t>
+        <w:t>に近い値が期待される．この差は，</w:t>
+      </w:r>
+      <w:r>
+        <w:rPr>
+          <w:rFonts w:hint="eastAsia"/>
+        </w:rPr>
+        <w:t>ブローブと紙面の接触面で生じる接触抵抗が誤差として含まれることが考えられる．</w:t>
       </w:r>
     </w:p>
     <w:p>
@@ -3274,6 +3817,48 @@
         <w:rPr>
           <w:rFonts w:hint="eastAsia"/>
         </w:rPr>
+      </w:pPr>
+      <w:r>
+        <w:rPr>
+          <w:rFonts w:hint="eastAsia"/>
+        </w:rPr>
+        <w:t xml:space="preserve">　なお，今回使用したシャープペンシルの濃さはHBであるが，</w:t>
+      </w:r>
+      <w:r>
+        <w:rPr>
+          <w:rFonts w:hint="eastAsia"/>
+        </w:rPr>
+        <w:t>「</w:t>
+      </w:r>
+      <w:r>
+        <w:rPr>
+          <w:rFonts w:hint="eastAsia"/>
+        </w:rPr>
+        <w:t>HBは黒鉛と粘土の混合比が中程度である．2BやBなどより柔らかい芯は黒鉛の比率が高い</w:t>
+      </w:r>
+      <w:r>
+        <w:rPr>
+          <w:rFonts w:hint="eastAsia"/>
+        </w:rPr>
+        <w:t>」</w:t>
+      </w:r>
+      <w:r>
+        <w:rPr>
+          <w:rFonts w:hint="eastAsia"/>
+          <w:vertAlign w:val="superscript"/>
+        </w:rPr>
+        <w:t>1)</w:t>
+      </w:r>
+      <w:r>
+        <w:rPr>
+          <w:rFonts w:hint="eastAsia"/>
+        </w:rPr>
+        <w:t>ため，導電性が高く，同距離での抵抗値が低くなると考えられる．</w:t>
+      </w:r>
+    </w:p>
+    <w:p>
+      <w:pPr>
+        <w:ind w:left="360"/>
       </w:pPr>
     </w:p>
     <w:p>
@@ -3314,33 +3899,154 @@
         <w:rPr>
           <w:rFonts w:hint="eastAsia"/>
         </w:rPr>
-        <w:t>Arduinoキットに同梱されている各色のLEDについて，5V電源と220Ωの抵抗を用いて点灯させ，ディジタルマルチメータにより順方向電圧を測定した．また，測定した順方向電圧をもとに，以下の式により順方向電流を算出した．</w:t>
+        <w:t>Arduinoキットに同梱されている各色のLEDについて，</w:t>
+      </w:r>
+      <m:oMath>
+        <m:r>
+          <m:rPr>
+            <m:sty m:val="p"/>
+          </m:rPr>
+          <w:rPr>
+            <w:rFonts w:ascii="Cambria Math" w:hAnsi="Cambria Math" w:hint="eastAsia"/>
+          </w:rPr>
+          <m:t>5V</m:t>
+        </m:r>
+      </m:oMath>
+      <w:r>
+        <w:rPr>
+          <w:rFonts w:hint="eastAsia"/>
+        </w:rPr>
+        <w:t>電源と</w:t>
+      </w:r>
+      <m:oMath>
+        <m:r>
+          <m:rPr>
+            <m:sty m:val="p"/>
+          </m:rPr>
+          <w:rPr>
+            <w:rFonts w:ascii="Cambria Math" w:hAnsi="Cambria Math" w:hint="eastAsia"/>
+          </w:rPr>
+          <m:t>220</m:t>
+        </m:r>
+        <m:r>
+          <m:rPr>
+            <m:sty m:val="p"/>
+          </m:rPr>
+          <w:rPr>
+            <w:rFonts w:ascii="Cambria Math" w:hAnsi="Cambria Math"/>
+          </w:rPr>
+          <m:t>Ω</m:t>
+        </m:r>
+      </m:oMath>
+      <w:r>
+        <w:rPr>
+          <w:rFonts w:hint="eastAsia"/>
+        </w:rPr>
+        <w:t>の抵抗を用いて点灯させ，ディジタルマルチメータにより順方向電圧</w:t>
+      </w:r>
+      <m:oMath>
+        <m:sSub>
+          <m:sSubPr>
+            <m:ctrlPr>
+              <w:rPr>
+                <w:rFonts w:ascii="Cambria Math" w:hAnsi="Cambria Math"/>
+                <w:i/>
+              </w:rPr>
+            </m:ctrlPr>
+          </m:sSubPr>
+          <m:e>
+            <m:r>
+              <w:rPr>
+                <w:rFonts w:ascii="Cambria Math" w:hAnsi="Cambria Math"/>
+              </w:rPr>
+              <m:t>V</m:t>
+            </m:r>
+          </m:e>
+          <m:sub>
+            <m:r>
+              <w:rPr>
+                <w:rFonts w:ascii="Cambria Math" w:hAnsi="Cambria Math"/>
+              </w:rPr>
+              <m:t>f</m:t>
+            </m:r>
+          </m:sub>
+        </m:sSub>
+      </m:oMath>
+      <w:r>
+        <w:rPr>
+          <w:rFonts w:hint="eastAsia"/>
+        </w:rPr>
+        <w:t>を測定した．また，測定した順方向電圧</w:t>
+      </w:r>
+      <m:oMath>
+        <m:sSub>
+          <m:sSubPr>
+            <m:ctrlPr>
+              <w:rPr>
+                <w:rFonts w:ascii="Cambria Math" w:hAnsi="Cambria Math"/>
+                <w:i/>
+              </w:rPr>
+            </m:ctrlPr>
+          </m:sSubPr>
+          <m:e>
+            <m:r>
+              <w:rPr>
+                <w:rFonts w:ascii="Cambria Math" w:hAnsi="Cambria Math"/>
+              </w:rPr>
+              <m:t>V</m:t>
+            </m:r>
+          </m:e>
+          <m:sub>
+            <m:r>
+              <w:rPr>
+                <w:rFonts w:ascii="Cambria Math" w:hAnsi="Cambria Math"/>
+              </w:rPr>
+              <m:t>f</m:t>
+            </m:r>
+          </m:sub>
+        </m:sSub>
+      </m:oMath>
+      <w:r>
+        <w:rPr>
+          <w:rFonts w:hint="eastAsia"/>
+        </w:rPr>
+        <w:t>をもとに，以下の式により順方向電流</w:t>
+      </w:r>
+      <m:oMath>
+        <m:r>
+          <w:rPr>
+            <w:rFonts w:ascii="Cambria Math" w:hAnsi="Cambria Math"/>
+          </w:rPr>
+          <m:t>I</m:t>
+        </m:r>
+      </m:oMath>
+      <w:r>
+        <w:rPr>
+          <w:rFonts w:hint="eastAsia"/>
+        </w:rPr>
+        <w:t>を算出した．</w:t>
       </w:r>
     </w:p>
     <w:p>
       <w:pPr>
         <w:ind w:left="360"/>
+        <w:rPr>
+          <w:rFonts w:hint="eastAsia"/>
+        </w:rPr>
       </w:pPr>
       <m:oMathPara>
         <m:oMath>
-          <m:r>
-            <m:rPr>
-              <m:sty m:val="p"/>
-            </m:rPr>
-            <w:rPr>
-              <w:rFonts w:ascii="Cambria Math" w:hAnsi="Cambria Math"/>
-            </w:rPr>
-            <m:t>I=</m:t>
-          </m:r>
-          <m:f>
-            <m:fPr>
+          <m:eqArr>
+            <m:eqArrPr>
+              <m:maxDist m:val="1"/>
               <m:ctrlPr>
                 <w:rPr>
                   <w:rFonts w:ascii="Cambria Math" w:hAnsi="Cambria Math"/>
+                  <w:i/>
                 </w:rPr>
               </m:ctrlPr>
-            </m:fPr>
-            <m:num>
+            </m:eqArrPr>
+            <m:e>
               <m:r>
                 <m:rPr>
                   <m:sty m:val="p"/>
@@ -3348,17 +4054,17 @@
                 <w:rPr>
                   <w:rFonts w:ascii="Cambria Math" w:hAnsi="Cambria Math"/>
                 </w:rPr>
-                <m:t>5-</m:t>
+                <m:t>I=</m:t>
               </m:r>
-              <m:sSub>
-                <m:sSubPr>
+              <m:f>
+                <m:fPr>
                   <m:ctrlPr>
                     <w:rPr>
                       <w:rFonts w:ascii="Cambria Math" w:hAnsi="Cambria Math"/>
                     </w:rPr>
                   </m:ctrlPr>
-                </m:sSubPr>
-                <m:e>
+                </m:fPr>
+                <m:num>
                   <m:r>
                     <m:rPr>
                       <m:sty m:val="p"/>
@@ -3366,10 +4072,37 @@
                     <w:rPr>
                       <w:rFonts w:ascii="Cambria Math" w:hAnsi="Cambria Math"/>
                     </w:rPr>
-                    <m:t>V</m:t>
+                    <m:t>5-</m:t>
                   </m:r>
-                </m:e>
-                <m:sub>
+                  <m:sSub>
+                    <m:sSubPr>
+                      <m:ctrlPr>
+                        <w:rPr>
+                          <w:rFonts w:ascii="Cambria Math" w:hAnsi="Cambria Math"/>
+                          <w:i/>
+                          <w:iCs/>
+                        </w:rPr>
+                      </m:ctrlPr>
+                    </m:sSubPr>
+                    <m:e>
+                      <m:r>
+                        <w:rPr>
+                          <w:rFonts w:ascii="Cambria Math" w:hAnsi="Cambria Math"/>
+                        </w:rPr>
+                        <m:t>V</m:t>
+                      </m:r>
+                    </m:e>
+                    <m:sub>
+                      <m:r>
+                        <w:rPr>
+                          <w:rFonts w:ascii="Cambria Math" w:hAnsi="Cambria Math"/>
+                        </w:rPr>
+                        <m:t>f</m:t>
+                      </m:r>
+                    </m:sub>
+                  </m:sSub>
+                </m:num>
+                <m:den>
                   <m:r>
                     <m:rPr>
                       <m:sty m:val="p"/>
@@ -3377,23 +4110,36 @@
                     <w:rPr>
                       <w:rFonts w:ascii="Cambria Math" w:hAnsi="Cambria Math"/>
                     </w:rPr>
-                    <m:t>f</m:t>
+                    <m:t>220</m:t>
                   </m:r>
-                </m:sub>
-              </m:sSub>
-            </m:num>
-            <m:den>
+                </m:den>
+              </m:f>
               <m:r>
-                <m:rPr>
-                  <m:sty m:val="p"/>
-                </m:rPr>
                 <w:rPr>
                   <w:rFonts w:ascii="Cambria Math" w:hAnsi="Cambria Math"/>
                 </w:rPr>
-                <m:t>220</m:t>
+                <m:t>#</m:t>
               </m:r>
-            </m:den>
-          </m:f>
+              <m:d>
+                <m:dPr>
+                  <m:ctrlPr>
+                    <w:rPr>
+                      <w:rFonts w:ascii="Cambria Math" w:hAnsi="Cambria Math"/>
+                      <w:i/>
+                    </w:rPr>
+                  </m:ctrlPr>
+                </m:dPr>
+                <m:e>
+                  <m:r>
+                    <w:rPr>
+                      <w:rFonts w:ascii="Cambria Math" w:hAnsi="Cambria Math"/>
+                    </w:rPr>
+                    <m:t>1</m:t>
+                  </m:r>
+                </m:e>
+              </m:d>
+            </m:e>
+          </m:eqArr>
         </m:oMath>
       </m:oMathPara>
     </w:p>
@@ -3552,14 +4298,13 @@
                   <m:ctrlPr>
                     <w:rPr>
                       <w:rFonts w:ascii="Cambria Math" w:hAnsi="Cambria Math"/>
+                      <w:i/>
+                      <w:iCs/>
                     </w:rPr>
                   </m:ctrlPr>
                 </m:sSubPr>
                 <m:e>
                   <m:r>
-                    <m:rPr>
-                      <m:sty m:val="p"/>
-                    </m:rPr>
                     <w:rPr>
                       <w:rFonts w:ascii="Cambria Math" w:hAnsi="Cambria Math"/>
                     </w:rPr>
@@ -3568,9 +4313,6 @@
                 </m:e>
                 <m:sub>
                   <m:r>
-                    <m:rPr>
-                      <m:sty m:val="p"/>
-                    </m:rPr>
                     <w:rPr>
                       <w:rFonts w:ascii="Cambria Math" w:hAnsi="Cambria Math"/>
                     </w:rPr>
@@ -3579,13 +4321,19 @@
                 </m:sub>
               </m:sSub>
               <m:r>
+                <w:rPr>
+                  <w:rFonts w:ascii="Cambria Math" w:hAnsi="Cambria Math"/>
+                </w:rPr>
+                <m:t xml:space="preserve"> </m:t>
+              </m:r>
+              <m:r>
                 <m:rPr>
                   <m:sty m:val="p"/>
                 </m:rPr>
                 <w:rPr>
                   <w:rFonts w:ascii="Cambria Math" w:hAnsi="Cambria Math"/>
                 </w:rPr>
-                <m:t xml:space="preserve"> [V]</m:t>
+                <m:t>[V]</m:t>
               </m:r>
             </m:oMath>
           </w:p>
@@ -3627,13 +4375,19 @@
             </w:r>
             <m:oMath>
               <m:r>
+                <w:rPr>
+                  <w:rFonts w:ascii="Cambria Math" w:hAnsi="Cambria Math"/>
+                </w:rPr>
+                <m:t>I</m:t>
+              </m:r>
+              <m:r>
                 <m:rPr>
                   <m:sty m:val="p"/>
                 </m:rPr>
                 <w:rPr>
                   <w:rFonts w:ascii="Cambria Math" w:hAnsi="Cambria Math"/>
                 </w:rPr>
-                <m:t>I [mA]</m:t>
+                <m:t xml:space="preserve"> [mA]</m:t>
               </m:r>
             </m:oMath>
           </w:p>
@@ -4228,6 +4982,9 @@
     <w:p>
       <w:pPr>
         <w:ind w:left="360"/>
+        <w:rPr>
+          <w:iCs/>
+        </w:rPr>
       </w:pPr>
       <w:r>
         <w:rPr>
@@ -4236,7 +4993,48 @@
         <w:t xml:space="preserve">　表</w:t>
       </w:r>
       <w:r>
-        <w:t>4より，赤や黄のLEDは順方向電圧が約</w:t>
+        <w:t>4より，赤</w:t>
+      </w:r>
+      <w:r>
+        <w:rPr>
+          <w:rFonts w:hint="eastAsia"/>
+        </w:rPr>
+        <w:t>・</w:t>
+      </w:r>
+      <w:r>
+        <w:t>黄のLEDは順方向電圧</w:t>
+      </w:r>
+      <m:oMath>
+        <m:sSub>
+          <m:sSubPr>
+            <m:ctrlPr>
+              <w:rPr>
+                <w:rFonts w:ascii="Cambria Math" w:hAnsi="Cambria Math"/>
+                <w:i/>
+                <w:iCs/>
+              </w:rPr>
+            </m:ctrlPr>
+          </m:sSubPr>
+          <m:e>
+            <m:r>
+              <w:rPr>
+                <w:rFonts w:ascii="Cambria Math" w:hAnsi="Cambria Math"/>
+              </w:rPr>
+              <m:t>V</m:t>
+            </m:r>
+          </m:e>
+          <m:sub>
+            <m:r>
+              <w:rPr>
+                <w:rFonts w:ascii="Cambria Math" w:hAnsi="Cambria Math"/>
+              </w:rPr>
+              <m:t>f</m:t>
+            </m:r>
+          </m:sub>
+        </m:sSub>
+      </m:oMath>
+      <w:r>
+        <w:t>が約</w:t>
       </w:r>
       <m:oMath>
         <m:r>
@@ -4264,12 +5062,346 @@
         </m:r>
       </m:oMath>
       <w:r>
-        <w:t>以上と高い結果となった．LEDは発光色ごとに使われている半導体材料が異なり，材料のバンドギャップが大きいほど順方向電圧も高くなる．赤や黄は波長が長くエネルギーが小さい光であるため順方向電圧が低く，青や白は波長が短くエネルギーが大きい光であるため順方向電圧が高くなる．</w:t>
+        <w:t>以上と高い結果となった．</w:t>
+      </w:r>
+      <w:r>
+        <w:rPr>
+          <w:rFonts w:hint="eastAsia"/>
+        </w:rPr>
+        <w:t>「</w:t>
+      </w:r>
+      <w:r>
+        <w:t>LEDは発光色ごとに使われている半導体材料が異なり，材料のバンドギャップが大きいほど順方向電圧も高くなる．</w:t>
+      </w:r>
+      <w:r>
+        <w:rPr>
+          <w:rFonts w:hint="eastAsia"/>
+        </w:rPr>
+        <w:t>」</w:t>
+      </w:r>
+      <w:r>
+        <w:rPr>
+          <w:rFonts w:hint="eastAsia"/>
+          <w:vertAlign w:val="superscript"/>
+        </w:rPr>
+        <w:t>2)</w:t>
+      </w:r>
+      <w:r>
+        <w:rPr>
+          <w:rFonts w:hint="eastAsia"/>
+        </w:rPr>
+        <w:t>これはLEDが発光するには電子がバンドギャップに相当するエネルギーを超える必要があり，そのエネルギーが順方向電圧</w:t>
+      </w:r>
+      <m:oMath>
+        <m:sSub>
+          <m:sSubPr>
+            <m:ctrlPr>
+              <w:rPr>
+                <w:rFonts w:ascii="Cambria Math" w:hAnsi="Cambria Math"/>
+                <w:i/>
+                <w:iCs/>
+              </w:rPr>
+            </m:ctrlPr>
+          </m:sSubPr>
+          <m:e>
+            <m:r>
+              <w:rPr>
+                <w:rFonts w:ascii="Cambria Math" w:hAnsi="Cambria Math"/>
+              </w:rPr>
+              <m:t>V</m:t>
+            </m:r>
+          </m:e>
+          <m:sub>
+            <m:r>
+              <w:rPr>
+                <w:rFonts w:ascii="Cambria Math" w:hAnsi="Cambria Math"/>
+              </w:rPr>
+              <m:t>f</m:t>
+            </m:r>
+          </m:sub>
+        </m:sSub>
+      </m:oMath>
+      <w:r>
+        <w:rPr>
+          <w:rFonts w:hint="eastAsia"/>
+          <w:iCs/>
+        </w:rPr>
+        <w:t>として現れるためである．</w:t>
+      </w:r>
+      <w:r>
+        <w:rPr>
+          <w:rFonts w:hint="eastAsia"/>
+          <w:iCs/>
+        </w:rPr>
+        <w:t>「</w:t>
+      </w:r>
+      <w:r>
+        <w:rPr>
+          <w:rFonts w:hint="eastAsia"/>
+          <w:iCs/>
+        </w:rPr>
+        <w:t>発光波長と半導体のバンドキャップ</w:t>
+      </w:r>
+      <m:oMath>
+        <m:sSub>
+          <m:sSubPr>
+            <m:ctrlPr>
+              <w:rPr>
+                <w:rFonts w:ascii="Cambria Math" w:hAnsi="Cambria Math"/>
+                <w:i/>
+                <w:iCs/>
+              </w:rPr>
+            </m:ctrlPr>
+          </m:sSubPr>
+          <m:e>
+            <m:r>
+              <w:rPr>
+                <w:rFonts w:ascii="Cambria Math" w:hAnsi="Cambria Math"/>
+              </w:rPr>
+              <m:t>E</m:t>
+            </m:r>
+          </m:e>
+          <m:sub>
+            <m:r>
+              <w:rPr>
+                <w:rFonts w:ascii="Cambria Math" w:hAnsi="Cambria Math"/>
+              </w:rPr>
+              <m:t>g</m:t>
+            </m:r>
+          </m:sub>
+        </m:sSub>
+      </m:oMath>
+      <w:r>
+        <w:rPr>
+          <w:rFonts w:hint="eastAsia"/>
+          <w:iCs/>
+        </w:rPr>
+        <w:t>の間には，</w:t>
       </w:r>
     </w:p>
     <w:p>
       <w:pPr>
+        <w:ind w:left="360"/>
+        <w:rPr>
+          <w:rFonts w:hint="eastAsia"/>
+          <w:iCs/>
+        </w:rPr>
+      </w:pPr>
+      <m:oMathPara>
+        <m:oMath>
+          <m:eqArr>
+            <m:eqArrPr>
+              <m:maxDist m:val="1"/>
+              <m:ctrlPr>
+                <w:rPr>
+                  <w:rFonts w:ascii="Cambria Math" w:hAnsi="Cambria Math"/>
+                  <w:i/>
+                  <w:iCs/>
+                </w:rPr>
+              </m:ctrlPr>
+            </m:eqArrPr>
+            <m:e>
+              <m:r>
+                <w:rPr>
+                  <w:rFonts w:ascii="Cambria Math" w:hAnsi="Cambria Math" w:hint="eastAsia"/>
+                </w:rPr>
+                <m:t>λ</m:t>
+              </m:r>
+              <m:r>
+                <w:rPr>
+                  <w:rFonts w:ascii="Cambria Math" w:hAnsi="Cambria Math"/>
+                </w:rPr>
+                <m:t>=</m:t>
+              </m:r>
+              <m:f>
+                <m:fPr>
+                  <m:ctrlPr>
+                    <w:rPr>
+                      <w:rFonts w:ascii="Cambria Math" w:hAnsi="Cambria Math"/>
+                      <w:i/>
+                      <w:iCs/>
+                    </w:rPr>
+                  </m:ctrlPr>
+                </m:fPr>
+                <m:num>
+                  <m:r>
+                    <w:rPr>
+                      <w:rFonts w:ascii="Cambria Math" w:hAnsi="Cambria Math"/>
+                    </w:rPr>
+                    <m:t>1240</m:t>
+                  </m:r>
+                </m:num>
+                <m:den>
+                  <m:sSub>
+                    <m:sSubPr>
+                      <m:ctrlPr>
+                        <w:rPr>
+                          <w:rFonts w:ascii="Cambria Math" w:hAnsi="Cambria Math"/>
+                          <w:i/>
+                          <w:iCs/>
+                        </w:rPr>
+                      </m:ctrlPr>
+                    </m:sSubPr>
+                    <m:e>
+                      <m:r>
+                        <w:rPr>
+                          <w:rFonts w:ascii="Cambria Math" w:hAnsi="Cambria Math"/>
+                        </w:rPr>
+                        <m:t>E</m:t>
+                      </m:r>
+                    </m:e>
+                    <m:sub>
+                      <m:r>
+                        <w:rPr>
+                          <w:rFonts w:ascii="Cambria Math" w:hAnsi="Cambria Math"/>
+                        </w:rPr>
+                        <m:t>g</m:t>
+                      </m:r>
+                    </m:sub>
+                  </m:sSub>
+                  <m:d>
+                    <m:dPr>
+                      <m:ctrlPr>
+                        <w:rPr>
+                          <w:rFonts w:ascii="Cambria Math" w:hAnsi="Cambria Math"/>
+                          <w:i/>
+                          <w:iCs/>
+                        </w:rPr>
+                      </m:ctrlPr>
+                    </m:dPr>
+                    <m:e>
+                      <m:r>
+                        <w:rPr>
+                          <w:rFonts w:ascii="Cambria Math" w:hAnsi="Cambria Math"/>
+                        </w:rPr>
+                        <m:t>eV</m:t>
+                      </m:r>
+                    </m:e>
+                  </m:d>
+                </m:den>
+              </m:f>
+              <m:r>
+                <w:rPr>
+                  <w:rFonts w:ascii="Cambria Math" w:hAnsi="Cambria Math"/>
+                </w:rPr>
+                <m:t>#</m:t>
+              </m:r>
+              <m:d>
+                <m:dPr>
+                  <m:ctrlPr>
+                    <w:rPr>
+                      <w:rFonts w:ascii="Cambria Math" w:hAnsi="Cambria Math"/>
+                      <w:i/>
+                      <w:iCs/>
+                    </w:rPr>
+                  </m:ctrlPr>
+                </m:dPr>
+                <m:e>
+                  <m:r>
+                    <w:rPr>
+                      <w:rFonts w:ascii="Cambria Math" w:hAnsi="Cambria Math"/>
+                    </w:rPr>
+                    <m:t>2</m:t>
+                  </m:r>
+                </m:e>
+              </m:d>
+            </m:e>
+          </m:eqArr>
+        </m:oMath>
+      </m:oMathPara>
+    </w:p>
+    <w:p>
+      <w:pPr>
+        <w:ind w:left="360"/>
+      </w:pPr>
+      <w:r>
+        <w:rPr>
+          <w:rFonts w:hint="eastAsia"/>
+        </w:rPr>
+        <w:t>の関係が成り立つ．」</w:t>
+      </w:r>
+      <w:r>
+        <w:rPr>
+          <w:rFonts w:hint="eastAsia"/>
+          <w:vertAlign w:val="superscript"/>
+        </w:rPr>
+        <w:t>3)</w:t>
+      </w:r>
+      <w:r>
+        <w:t>赤や黄は波長が長くエネルギーが小さい光であるため順方向電圧</w:t>
+      </w:r>
+      <m:oMath>
+        <m:sSub>
+          <m:sSubPr>
+            <m:ctrlPr>
+              <w:rPr>
+                <w:rFonts w:ascii="Cambria Math" w:hAnsi="Cambria Math"/>
+                <w:i/>
+                <w:iCs/>
+              </w:rPr>
+            </m:ctrlPr>
+          </m:sSubPr>
+          <m:e>
+            <m:r>
+              <w:rPr>
+                <w:rFonts w:ascii="Cambria Math" w:hAnsi="Cambria Math"/>
+              </w:rPr>
+              <m:t>V</m:t>
+            </m:r>
+          </m:e>
+          <m:sub>
+            <m:r>
+              <w:rPr>
+                <w:rFonts w:ascii="Cambria Math" w:hAnsi="Cambria Math"/>
+              </w:rPr>
+              <m:t>f</m:t>
+            </m:r>
+          </m:sub>
+        </m:sSub>
+      </m:oMath>
+      <w:r>
+        <w:t>が低く，青や白は波長が短くエネルギーが大きい光であるため順方向電圧</w:t>
+      </w:r>
+      <m:oMath>
+        <m:sSub>
+          <m:sSubPr>
+            <m:ctrlPr>
+              <w:rPr>
+                <w:rFonts w:ascii="Cambria Math" w:hAnsi="Cambria Math"/>
+                <w:i/>
+                <w:iCs/>
+              </w:rPr>
+            </m:ctrlPr>
+          </m:sSubPr>
+          <m:e>
+            <m:r>
+              <w:rPr>
+                <w:rFonts w:ascii="Cambria Math" w:hAnsi="Cambria Math"/>
+              </w:rPr>
+              <m:t>V</m:t>
+            </m:r>
+          </m:e>
+          <m:sub>
+            <m:r>
+              <w:rPr>
+                <w:rFonts w:ascii="Cambria Math" w:hAnsi="Cambria Math"/>
+              </w:rPr>
+              <m:t>f</m:t>
+            </m:r>
+          </m:sub>
+        </m:sSub>
+      </m:oMath>
+      <w:r>
+        <w:t>が高くなる．</w:t>
+      </w:r>
+    </w:p>
+    <w:p>
+      <w:pPr>
         <w:ind w:left="360" w:firstLineChars="100" w:firstLine="210"/>
+        <w:rPr>
+          <w:rFonts w:hint="eastAsia"/>
+          <w:iCs/>
+        </w:rPr>
       </w:pPr>
       <w:r>
         <w:rPr>
@@ -4285,26 +5417,28 @@
           <w:rPr>
             <w:rFonts w:ascii="Cambria Math" w:hAnsi="Cambria Math"/>
           </w:rPr>
-          <m:t>5V</m:t>
+          <m:t>5</m:t>
         </m:r>
-      </m:oMath>
-      <w:r>
-        <w:t>であるため，</w:t>
-      </w:r>
-      <m:oMath>
+        <m:r>
+          <m:rPr>
+            <m:sty m:val="p"/>
+          </m:rPr>
+          <w:rPr>
+            <w:rFonts w:ascii="Cambria Math" w:hAnsi="Cambria Math"/>
+          </w:rPr>
+          <m:t>-</m:t>
+        </m:r>
         <m:sSub>
           <m:sSubPr>
             <m:ctrlPr>
               <w:rPr>
                 <w:rFonts w:ascii="Cambria Math" w:hAnsi="Cambria Math"/>
+                <w:i/>
               </w:rPr>
             </m:ctrlPr>
           </m:sSubPr>
           <m:e>
             <m:r>
-              <m:rPr>
-                <m:sty m:val="p"/>
-              </m:rPr>
               <w:rPr>
                 <w:rFonts w:ascii="Cambria Math" w:hAnsi="Cambria Math"/>
               </w:rPr>
@@ -4313,9 +5447,6 @@
           </m:e>
           <m:sub>
             <m:r>
-              <m:rPr>
-                <m:sty m:val="p"/>
-              </m:rPr>
               <w:rPr>
                 <w:rFonts w:ascii="Cambria Math" w:hAnsi="Cambria Math"/>
               </w:rPr>
@@ -4325,7 +5456,52 @@
         </m:sSub>
       </m:oMath>
       <w:r>
-        <w:t>が高い色ほど流れる電流は小さくなる．実際に赤色の</w:t>
+        <w:t>であるため</w:t>
+      </w:r>
+      <w:r>
+        <w:rPr>
+          <w:rFonts w:hint="eastAsia"/>
+        </w:rPr>
+        <w:t>，式(1)より</w:t>
+      </w:r>
+      <m:oMath>
+        <m:sSub>
+          <m:sSubPr>
+            <m:ctrlPr>
+              <w:rPr>
+                <w:rFonts w:ascii="Cambria Math" w:hAnsi="Cambria Math"/>
+                <w:i/>
+                <w:iCs/>
+              </w:rPr>
+            </m:ctrlPr>
+          </m:sSubPr>
+          <m:e>
+            <m:r>
+              <w:rPr>
+                <w:rFonts w:ascii="Cambria Math" w:hAnsi="Cambria Math"/>
+              </w:rPr>
+              <m:t>V</m:t>
+            </m:r>
+          </m:e>
+          <m:sub>
+            <m:r>
+              <w:rPr>
+                <w:rFonts w:ascii="Cambria Math" w:hAnsi="Cambria Math"/>
+              </w:rPr>
+              <m:t>f</m:t>
+            </m:r>
+          </m:sub>
+        </m:sSub>
+      </m:oMath>
+      <w:r>
+        <w:rPr>
+          <w:rFonts w:hint="eastAsia"/>
+          <w:iCs/>
+        </w:rPr>
+        <w:t>が高い</w:t>
+      </w:r>
+      <w:r>
+        <w:t>色ほど流れる電流は小さくなる．実際に赤色の</w:t>
       </w:r>
       <m:oMath>
         <m:r>
@@ -4377,14 +5553,6 @@
     </w:p>
     <w:p>
       <w:pPr>
-        <w:ind w:left="390"/>
-        <w:rPr>
-          <w:rFonts w:hint="eastAsia"/>
-        </w:rPr>
-      </w:pPr>
-    </w:p>
-    <w:p>
-      <w:pPr>
         <w:pStyle w:val="a9"/>
         <w:numPr>
           <w:ilvl w:val="1"/>
@@ -4395,7 +5563,7 @@
         <w:rPr>
           <w:rFonts w:hint="eastAsia"/>
         </w:rPr>
-        <w:t>フリッカー認識限界の測定</w:t>
+        <w:t>ちらつきが認識できなくなる点滅周期</w:t>
       </w:r>
     </w:p>
     <w:p>
@@ -4406,7 +5574,7 @@
         <w:rPr>
           <w:rFonts w:hint="eastAsia"/>
         </w:rPr>
-        <w:t xml:space="preserve">　Arduinoを用いてLEDの点滅周期を徐々に短くし，ちらつきが認識できなくなる点滅周期を実験的に調べた．被験者は自分1名とした．</w:t>
+        <w:t xml:space="preserve">　LEDの点滅周期を徐々に短くし，ちらつきが認識できなくなる点滅周期を実験的に調べた．被験者は自分1名とした．</w:t>
       </w:r>
     </w:p>
     <w:p>
@@ -4419,35 +5587,228 @@
         </w:rPr>
         <w:t>実験の結果，ちらつきが認識できなくなる点滅周期はおよそ</w:t>
       </w:r>
-      <w:r>
-        <w:t>13msであった．これは周波数に換算すると約77Hzに相当する．フリッカーが知覚できなくなる臨界融合周波数（CFF）は一般に40</w:t>
-      </w:r>
-      <w:r>
-        <w:rPr>
-          <w:rFonts w:hint="eastAsia"/>
-        </w:rPr>
-        <w:t>〜</w:t>
-      </w:r>
-      <w:r>
-        <w:t>50Hzと言われているが，今回の実験結果はこれより高い値となった．この結果は，人間の視覚に10</w:t>
-      </w:r>
-      <w:r>
-        <w:rPr>
-          <w:rFonts w:hint="eastAsia"/>
-        </w:rPr>
-        <w:t>〜</w:t>
-      </w:r>
-      <w:r>
-        <w:t>20ms程度の残像効果があることと対応していると考えられる．CFFは光の強さや面積などによって変化することが知られており，個人差や実験環境の明るさも結果に影響した可能性がある．なお，この残像効果はPWM</w:t>
-      </w:r>
-      <w:r>
-        <w:rPr>
-          <w:rFonts w:hint="eastAsia"/>
-        </w:rPr>
-        <w:t>制御に応用されており，</w:t>
-      </w:r>
-      <w:r>
-        <w:t>LEDを人間が知覚できない速度で高速点滅させることで，連続点灯しているように見せながら明るさを調整する調光制御が実現できる．</w:t>
+      <m:oMath>
+        <m:r>
+          <m:rPr>
+            <m:sty m:val="p"/>
+          </m:rPr>
+          <w:rPr>
+            <w:rFonts w:ascii="Cambria Math" w:hAnsi="Cambria Math"/>
+          </w:rPr>
+          <m:t>13ms</m:t>
+        </m:r>
+      </m:oMath>
+      <w:r>
+        <w:t>であった．これは周波数に換算すると約</w:t>
+      </w:r>
+      <m:oMath>
+        <m:r>
+          <m:rPr>
+            <m:sty m:val="p"/>
+          </m:rPr>
+          <w:rPr>
+            <w:rFonts w:ascii="Cambria Math" w:hAnsi="Cambria Math"/>
+          </w:rPr>
+          <m:t>77Hz</m:t>
+        </m:r>
+      </m:oMath>
+      <w:r>
+        <w:t>に相当する．</w:t>
+      </w:r>
+      <w:r>
+        <w:rPr>
+          <w:rFonts w:hint="eastAsia"/>
+        </w:rPr>
+        <w:t>「</w:t>
+      </w:r>
+      <w:r>
+        <w:t>フリッカーが知覚できなくなる臨界融合周波数（CFF）は</w:t>
+      </w:r>
+      <w:r>
+        <w:rPr>
+          <w:rFonts w:hint="eastAsia"/>
+        </w:rPr>
+        <w:t>光の強さや面積などによって変化する</w:t>
+      </w:r>
+      <w:r>
+        <w:rPr>
+          <w:rFonts w:hint="eastAsia"/>
+        </w:rPr>
+        <w:t>」</w:t>
+      </w:r>
+      <w:r>
+        <w:rPr>
+          <w:rFonts w:hint="eastAsia"/>
+          <w:vertAlign w:val="superscript"/>
+        </w:rPr>
+        <w:t>4)</w:t>
+      </w:r>
+      <w:r>
+        <w:rPr>
+          <w:rFonts w:hint="eastAsia"/>
+        </w:rPr>
+        <w:t>ことが知られており</w:t>
+      </w:r>
+      <w:r>
+        <w:t>，</w:t>
+      </w:r>
+      <w:r>
+        <w:rPr>
+          <w:rFonts w:hint="eastAsia"/>
+        </w:rPr>
+        <w:t>一般に</w:t>
+      </w:r>
+      <m:oMath>
+        <m:r>
+          <m:rPr>
+            <m:sty m:val="p"/>
+          </m:rPr>
+          <w:rPr>
+            <w:rFonts w:ascii="Cambria Math" w:hAnsi="Cambria Math" w:hint="eastAsia"/>
+          </w:rPr>
+          <m:t>40</m:t>
+        </m:r>
+        <m:r>
+          <m:rPr>
+            <m:sty m:val="p"/>
+          </m:rPr>
+          <w:rPr>
+            <w:rFonts w:ascii="Cambria Math" w:hAnsi="Cambria Math" w:hint="eastAsia"/>
+          </w:rPr>
+          <m:t>～</m:t>
+        </m:r>
+        <m:r>
+          <m:rPr>
+            <m:sty m:val="p"/>
+          </m:rPr>
+          <w:rPr>
+            <w:rFonts w:ascii="Cambria Math" w:hAnsi="Cambria Math" w:hint="eastAsia"/>
+          </w:rPr>
+          <m:t>50Hz</m:t>
+        </m:r>
+      </m:oMath>
+      <w:r>
+        <w:rPr>
+          <w:rFonts w:hint="eastAsia"/>
+        </w:rPr>
+        <w:t>程度とされているが，</w:t>
+      </w:r>
+      <w:r>
+        <w:t>今回の実験結果はこれより高い値となった</w:t>
+      </w:r>
+      <w:r>
+        <w:rPr>
+          <w:rFonts w:hint="eastAsia"/>
+        </w:rPr>
+        <w:t>．</w:t>
+      </w:r>
+      <w:r>
+        <w:t>LEDは白熱球や蛍光灯と異なり瞬時に点滅するため，ちらつきの変化が急峻となり，より高い</w:t>
+      </w:r>
+      <w:r>
+        <w:lastRenderedPageBreak/>
+        <w:t>周波数まで知覚されやすかった可能性がある．また，被験者が自分1名のみであるため個人差などの影響を排除できておらず，統計的な信頼性には限界がある．</w:t>
+      </w:r>
+    </w:p>
+    <w:p>
+      <w:pPr>
+        <w:ind w:left="360" w:firstLineChars="100" w:firstLine="210"/>
+      </w:pPr>
+      <w:r>
+        <w:rPr>
+          <w:rFonts w:hint="eastAsia"/>
+        </w:rPr>
+        <w:t>この結果は，</w:t>
+      </w:r>
+      <w:r>
+        <w:rPr>
+          <w:rFonts w:hint="eastAsia"/>
+        </w:rPr>
+        <w:t>「</w:t>
+      </w:r>
+      <w:r>
+        <w:rPr>
+          <w:rFonts w:hint="eastAsia"/>
+        </w:rPr>
+        <w:t>人間の</w:t>
+      </w:r>
+      <w:r>
+        <w:rPr>
+          <w:rFonts w:hint="eastAsia"/>
+        </w:rPr>
+        <w:t>視覚の時間分解能が</w:t>
+      </w:r>
+      <m:oMath>
+        <m:r>
+          <m:rPr>
+            <m:sty m:val="p"/>
+          </m:rPr>
+          <w:rPr>
+            <w:rFonts w:ascii="Cambria Math" w:hAnsi="Cambria Math"/>
+          </w:rPr>
+          <m:t>5</m:t>
+        </m:r>
+        <m:r>
+          <m:rPr>
+            <m:sty m:val="p"/>
+          </m:rPr>
+          <w:rPr>
+            <w:rFonts w:ascii="Cambria Math" w:hAnsi="Cambria Math"/>
+          </w:rPr>
+          <m:t>0</m:t>
+        </m:r>
+        <m:r>
+          <m:rPr>
+            <m:sty m:val="p"/>
+          </m:rPr>
+          <w:rPr>
+            <w:rFonts w:ascii="Cambria Math" w:hAnsi="Cambria Math" w:hint="eastAsia"/>
+          </w:rPr>
+          <m:t>〜</m:t>
+        </m:r>
+        <m:r>
+          <m:rPr>
+            <m:sty m:val="p"/>
+          </m:rPr>
+          <w:rPr>
+            <w:rFonts w:ascii="Cambria Math" w:hAnsi="Cambria Math"/>
+          </w:rPr>
+          <m:t>10</m:t>
+        </m:r>
+        <m:r>
+          <m:rPr>
+            <m:sty m:val="p"/>
+          </m:rPr>
+          <w:rPr>
+            <w:rFonts w:ascii="Cambria Math" w:hAnsi="Cambria Math"/>
+          </w:rPr>
+          <m:t>0ms</m:t>
+        </m:r>
+      </m:oMath>
+      <w:r>
+        <w:t>程度</w:t>
+      </w:r>
+      <w:r>
+        <w:rPr>
+          <w:rFonts w:hint="eastAsia"/>
+        </w:rPr>
+        <w:t>」</w:t>
+      </w:r>
+      <w:r>
+        <w:rPr>
+          <w:rFonts w:hint="eastAsia"/>
+          <w:vertAlign w:val="superscript"/>
+        </w:rPr>
+        <w:t>4)</w:t>
+      </w:r>
+      <w:r>
+        <w:rPr>
+          <w:rFonts w:hint="eastAsia"/>
+        </w:rPr>
+        <w:t>で</w:t>
+      </w:r>
+      <w:r>
+        <w:t>あることと対応していると考えられる．この残像効果はPWM制御に応用されており，LEDを人間が知覚できない速度で高速点滅させることで，連続点灯しているように見せながら明るさを調整する調光制御が実現できる．</w:t>
       </w:r>
     </w:p>
     <w:p>
@@ -4564,13 +5925,23 @@
               <w:widowControl/>
               <w:jc w:val="center"/>
               <w:rPr>
+                <w:rFonts w:asciiTheme="minorEastAsia" w:hAnsiTheme="minorEastAsia" w:cs="ＭＳ Ｐゴシック"/>
+                <w:color w:val="000000"/>
+                <w:kern w:val="0"/>
+                <w:szCs w:val="21"/>
+                <w14:ligatures w14:val="none"/>
+              </w:rPr>
+            </w:pPr>
+            <w:r>
+              <w:rPr>
                 <w:rFonts w:asciiTheme="minorEastAsia" w:hAnsiTheme="minorEastAsia" w:cs="ＭＳ Ｐゴシック" w:hint="eastAsia"/>
                 <w:color w:val="000000"/>
                 <w:kern w:val="0"/>
                 <w:szCs w:val="21"/>
                 <w14:ligatures w14:val="none"/>
               </w:rPr>
-            </w:pPr>
+              <w:t>実際の距離</w:t>
+            </w:r>
             <w:r>
               <w:rPr>
                 <w:rFonts w:asciiTheme="minorEastAsia" w:hAnsiTheme="minorEastAsia" w:cs="ＭＳ Ｐゴシック" w:hint="eastAsia"/>
@@ -4579,18 +5950,23 @@
                 <w:szCs w:val="21"/>
                 <w14:ligatures w14:val="none"/>
               </w:rPr>
-              <w:t>実際の距離</w:t>
-            </w:r>
-            <w:r>
-              <w:rPr>
-                <w:rFonts w:asciiTheme="minorEastAsia" w:hAnsiTheme="minorEastAsia" w:cs="ＭＳ Ｐゴシック" w:hint="eastAsia"/>
-                <w:color w:val="000000"/>
-                <w:kern w:val="0"/>
-                <w:szCs w:val="21"/>
-                <w14:ligatures w14:val="none"/>
-              </w:rPr>
-              <w:t xml:space="preserve"> [cm]</w:t>
-            </w:r>
+              <w:t xml:space="preserve"> </w:t>
+            </w:r>
+            <m:oMath>
+              <m:r>
+                <m:rPr>
+                  <m:sty m:val="p"/>
+                </m:rPr>
+                <w:rPr>
+                  <w:rFonts w:ascii="Cambria Math" w:hAnsi="Cambria Math" w:cs="ＭＳ Ｐゴシック" w:hint="eastAsia"/>
+                  <w:color w:val="000000"/>
+                  <w:kern w:val="0"/>
+                  <w:szCs w:val="21"/>
+                  <w14:ligatures w14:val="none"/>
+                </w:rPr>
+                <m:t>[cm]</m:t>
+              </m:r>
+            </m:oMath>
           </w:p>
         </w:tc>
         <w:tc>
@@ -4611,13 +5987,23 @@
               <w:widowControl/>
               <w:jc w:val="center"/>
               <w:rPr>
+                <w:rFonts w:asciiTheme="minorEastAsia" w:hAnsiTheme="minorEastAsia" w:cs="ＭＳ Ｐゴシック"/>
+                <w:color w:val="000000"/>
+                <w:kern w:val="0"/>
+                <w:szCs w:val="21"/>
+                <w14:ligatures w14:val="none"/>
+              </w:rPr>
+            </w:pPr>
+            <w:r>
+              <w:rPr>
                 <w:rFonts w:asciiTheme="minorEastAsia" w:hAnsiTheme="minorEastAsia" w:cs="ＭＳ Ｐゴシック" w:hint="eastAsia"/>
                 <w:color w:val="000000"/>
                 <w:kern w:val="0"/>
                 <w:szCs w:val="21"/>
                 <w14:ligatures w14:val="none"/>
               </w:rPr>
-            </w:pPr>
+              <w:t>測定値</w:t>
+            </w:r>
             <w:r>
               <w:rPr>
                 <w:rFonts w:asciiTheme="minorEastAsia" w:hAnsiTheme="minorEastAsia" w:cs="ＭＳ Ｐゴシック" w:hint="eastAsia"/>
@@ -4626,18 +6012,23 @@
                 <w:szCs w:val="21"/>
                 <w14:ligatures w14:val="none"/>
               </w:rPr>
-              <w:t>測定値</w:t>
-            </w:r>
-            <w:r>
-              <w:rPr>
-                <w:rFonts w:asciiTheme="minorEastAsia" w:hAnsiTheme="minorEastAsia" w:cs="ＭＳ Ｐゴシック" w:hint="eastAsia"/>
-                <w:color w:val="000000"/>
-                <w:kern w:val="0"/>
-                <w:szCs w:val="21"/>
-                <w14:ligatures w14:val="none"/>
-              </w:rPr>
-              <w:t xml:space="preserve"> [cm]</w:t>
-            </w:r>
+              <w:t xml:space="preserve"> </w:t>
+            </w:r>
+            <m:oMath>
+              <m:r>
+                <m:rPr>
+                  <m:sty m:val="p"/>
+                </m:rPr>
+                <w:rPr>
+                  <w:rFonts w:ascii="Cambria Math" w:hAnsi="Cambria Math" w:cs="ＭＳ Ｐゴシック" w:hint="eastAsia"/>
+                  <w:color w:val="000000"/>
+                  <w:kern w:val="0"/>
+                  <w:szCs w:val="21"/>
+                  <w14:ligatures w14:val="none"/>
+                </w:rPr>
+                <m:t>[cm]</m:t>
+              </m:r>
+            </m:oMath>
           </w:p>
         </w:tc>
       </w:tr>
@@ -4663,7 +6054,7 @@
               <w:widowControl/>
               <w:jc w:val="center"/>
               <w:rPr>
-                <w:rFonts w:asciiTheme="minorEastAsia" w:hAnsiTheme="minorEastAsia" w:cs="ＭＳ Ｐゴシック" w:hint="eastAsia"/>
+                <w:rFonts w:asciiTheme="minorEastAsia" w:hAnsiTheme="minorEastAsia" w:cs="ＭＳ Ｐゴシック"/>
                 <w:color w:val="000000"/>
                 <w:kern w:val="0"/>
                 <w:szCs w:val="21"/>
@@ -4700,7 +6091,7 @@
               <w:widowControl/>
               <w:jc w:val="center"/>
               <w:rPr>
-                <w:rFonts w:asciiTheme="minorEastAsia" w:hAnsiTheme="minorEastAsia" w:cs="ＭＳ Ｐゴシック" w:hint="eastAsia"/>
+                <w:rFonts w:asciiTheme="minorEastAsia" w:hAnsiTheme="minorEastAsia" w:cs="ＭＳ Ｐゴシック"/>
                 <w:color w:val="000000"/>
                 <w:kern w:val="0"/>
                 <w:szCs w:val="21"/>
@@ -4742,7 +6133,7 @@
               <w:widowControl/>
               <w:jc w:val="center"/>
               <w:rPr>
-                <w:rFonts w:asciiTheme="minorEastAsia" w:hAnsiTheme="minorEastAsia" w:cs="ＭＳ Ｐゴシック" w:hint="eastAsia"/>
+                <w:rFonts w:asciiTheme="minorEastAsia" w:hAnsiTheme="minorEastAsia" w:cs="ＭＳ Ｐゴシック"/>
                 <w:color w:val="000000"/>
                 <w:kern w:val="0"/>
                 <w:szCs w:val="21"/>
@@ -4779,7 +6170,7 @@
               <w:widowControl/>
               <w:jc w:val="center"/>
               <w:rPr>
-                <w:rFonts w:asciiTheme="minorEastAsia" w:hAnsiTheme="minorEastAsia" w:cs="ＭＳ Ｐゴシック" w:hint="eastAsia"/>
+                <w:rFonts w:asciiTheme="minorEastAsia" w:hAnsiTheme="minorEastAsia" w:cs="ＭＳ Ｐゴシック"/>
                 <w:color w:val="000000"/>
                 <w:kern w:val="0"/>
                 <w:szCs w:val="21"/>
@@ -4821,7 +6212,7 @@
               <w:widowControl/>
               <w:jc w:val="center"/>
               <w:rPr>
-                <w:rFonts w:asciiTheme="minorEastAsia" w:hAnsiTheme="minorEastAsia" w:cs="ＭＳ Ｐゴシック" w:hint="eastAsia"/>
+                <w:rFonts w:asciiTheme="minorEastAsia" w:hAnsiTheme="minorEastAsia" w:cs="ＭＳ Ｐゴシック"/>
                 <w:color w:val="000000"/>
                 <w:kern w:val="0"/>
                 <w:szCs w:val="21"/>
@@ -4858,7 +6249,7 @@
               <w:widowControl/>
               <w:jc w:val="center"/>
               <w:rPr>
-                <w:rFonts w:asciiTheme="minorEastAsia" w:hAnsiTheme="minorEastAsia" w:cs="ＭＳ Ｐゴシック" w:hint="eastAsia"/>
+                <w:rFonts w:asciiTheme="minorEastAsia" w:hAnsiTheme="minorEastAsia" w:cs="ＭＳ Ｐゴシック"/>
                 <w:color w:val="000000"/>
                 <w:kern w:val="0"/>
                 <w:szCs w:val="21"/>
@@ -4900,7 +6291,7 @@
               <w:widowControl/>
               <w:jc w:val="center"/>
               <w:rPr>
-                <w:rFonts w:asciiTheme="minorEastAsia" w:hAnsiTheme="minorEastAsia" w:cs="ＭＳ Ｐゴシック" w:hint="eastAsia"/>
+                <w:rFonts w:asciiTheme="minorEastAsia" w:hAnsiTheme="minorEastAsia" w:cs="ＭＳ Ｐゴシック"/>
                 <w:color w:val="000000"/>
                 <w:kern w:val="0"/>
                 <w:szCs w:val="21"/>
@@ -4937,7 +6328,7 @@
               <w:widowControl/>
               <w:jc w:val="center"/>
               <w:rPr>
-                <w:rFonts w:asciiTheme="minorEastAsia" w:hAnsiTheme="minorEastAsia" w:cs="ＭＳ Ｐゴシック" w:hint="eastAsia"/>
+                <w:rFonts w:asciiTheme="minorEastAsia" w:hAnsiTheme="minorEastAsia" w:cs="ＭＳ Ｐゴシック"/>
                 <w:color w:val="000000"/>
                 <w:kern w:val="0"/>
                 <w:szCs w:val="21"/>
@@ -4979,7 +6370,7 @@
               <w:widowControl/>
               <w:jc w:val="center"/>
               <w:rPr>
-                <w:rFonts w:asciiTheme="minorEastAsia" w:hAnsiTheme="minorEastAsia" w:cs="ＭＳ Ｐゴシック" w:hint="eastAsia"/>
+                <w:rFonts w:asciiTheme="minorEastAsia" w:hAnsiTheme="minorEastAsia" w:cs="ＭＳ Ｐゴシック"/>
                 <w:color w:val="000000"/>
                 <w:kern w:val="0"/>
                 <w:szCs w:val="21"/>
@@ -5016,7 +6407,7 @@
               <w:widowControl/>
               <w:jc w:val="center"/>
               <w:rPr>
-                <w:rFonts w:asciiTheme="minorEastAsia" w:hAnsiTheme="minorEastAsia" w:cs="ＭＳ Ｐゴシック" w:hint="eastAsia"/>
+                <w:rFonts w:asciiTheme="minorEastAsia" w:hAnsiTheme="minorEastAsia" w:cs="ＭＳ Ｐゴシック"/>
                 <w:color w:val="000000"/>
                 <w:kern w:val="0"/>
                 <w:szCs w:val="21"/>
@@ -5058,7 +6449,7 @@
               <w:widowControl/>
               <w:jc w:val="center"/>
               <w:rPr>
-                <w:rFonts w:asciiTheme="minorEastAsia" w:hAnsiTheme="minorEastAsia" w:cs="ＭＳ Ｐゴシック" w:hint="eastAsia"/>
+                <w:rFonts w:asciiTheme="minorEastAsia" w:hAnsiTheme="minorEastAsia" w:cs="ＭＳ Ｐゴシック"/>
                 <w:color w:val="000000"/>
                 <w:kern w:val="0"/>
                 <w:szCs w:val="21"/>
@@ -5095,7 +6486,7 @@
               <w:widowControl/>
               <w:jc w:val="center"/>
               <w:rPr>
-                <w:rFonts w:asciiTheme="minorEastAsia" w:hAnsiTheme="minorEastAsia" w:cs="ＭＳ Ｐゴシック" w:hint="eastAsia"/>
+                <w:rFonts w:asciiTheme="minorEastAsia" w:hAnsiTheme="minorEastAsia" w:cs="ＭＳ Ｐゴシック"/>
                 <w:color w:val="000000"/>
                 <w:kern w:val="0"/>
                 <w:szCs w:val="21"/>
@@ -5137,7 +6528,7 @@
               <w:widowControl/>
               <w:jc w:val="center"/>
               <w:rPr>
-                <w:rFonts w:asciiTheme="minorEastAsia" w:hAnsiTheme="minorEastAsia" w:cs="ＭＳ Ｐゴシック" w:hint="eastAsia"/>
+                <w:rFonts w:asciiTheme="minorEastAsia" w:hAnsiTheme="minorEastAsia" w:cs="ＭＳ Ｐゴシック"/>
                 <w:color w:val="000000"/>
                 <w:kern w:val="0"/>
                 <w:szCs w:val="21"/>
@@ -5174,7 +6565,7 @@
               <w:widowControl/>
               <w:jc w:val="center"/>
               <w:rPr>
-                <w:rFonts w:asciiTheme="minorEastAsia" w:hAnsiTheme="minorEastAsia" w:cs="ＭＳ Ｐゴシック" w:hint="eastAsia"/>
+                <w:rFonts w:asciiTheme="minorEastAsia" w:hAnsiTheme="minorEastAsia" w:cs="ＭＳ Ｐゴシック"/>
                 <w:color w:val="000000"/>
                 <w:kern w:val="0"/>
                 <w:szCs w:val="21"/>
@@ -5216,7 +6607,7 @@
               <w:widowControl/>
               <w:jc w:val="center"/>
               <w:rPr>
-                <w:rFonts w:asciiTheme="minorEastAsia" w:hAnsiTheme="minorEastAsia" w:cs="ＭＳ Ｐゴシック" w:hint="eastAsia"/>
+                <w:rFonts w:asciiTheme="minorEastAsia" w:hAnsiTheme="minorEastAsia" w:cs="ＭＳ Ｐゴシック"/>
                 <w:color w:val="000000"/>
                 <w:kern w:val="0"/>
                 <w:szCs w:val="21"/>
@@ -5253,7 +6644,7 @@
               <w:widowControl/>
               <w:jc w:val="center"/>
               <w:rPr>
-                <w:rFonts w:asciiTheme="minorEastAsia" w:hAnsiTheme="minorEastAsia" w:cs="ＭＳ Ｐゴシック" w:hint="eastAsia"/>
+                <w:rFonts w:asciiTheme="minorEastAsia" w:hAnsiTheme="minorEastAsia" w:cs="ＭＳ Ｐゴシック"/>
                 <w:color w:val="000000"/>
                 <w:kern w:val="0"/>
                 <w:szCs w:val="21"/>
@@ -5295,7 +6686,7 @@
               <w:widowControl/>
               <w:jc w:val="center"/>
               <w:rPr>
-                <w:rFonts w:asciiTheme="minorEastAsia" w:hAnsiTheme="minorEastAsia" w:cs="ＭＳ Ｐゴシック" w:hint="eastAsia"/>
+                <w:rFonts w:asciiTheme="minorEastAsia" w:hAnsiTheme="minorEastAsia" w:cs="ＭＳ Ｐゴシック"/>
                 <w:color w:val="000000"/>
                 <w:kern w:val="0"/>
                 <w:szCs w:val="21"/>
@@ -5332,7 +6723,7 @@
               <w:widowControl/>
               <w:jc w:val="center"/>
               <w:rPr>
-                <w:rFonts w:asciiTheme="minorEastAsia" w:hAnsiTheme="minorEastAsia" w:cs="ＭＳ Ｐゴシック" w:hint="eastAsia"/>
+                <w:rFonts w:asciiTheme="minorEastAsia" w:hAnsiTheme="minorEastAsia" w:cs="ＭＳ Ｐゴシック"/>
                 <w:color w:val="000000"/>
                 <w:kern w:val="0"/>
                 <w:szCs w:val="21"/>
@@ -5374,7 +6765,7 @@
               <w:widowControl/>
               <w:jc w:val="center"/>
               <w:rPr>
-                <w:rFonts w:asciiTheme="minorEastAsia" w:hAnsiTheme="minorEastAsia" w:cs="ＭＳ Ｐゴシック" w:hint="eastAsia"/>
+                <w:rFonts w:asciiTheme="minorEastAsia" w:hAnsiTheme="minorEastAsia" w:cs="ＭＳ Ｐゴシック"/>
                 <w:color w:val="000000"/>
                 <w:kern w:val="0"/>
                 <w:szCs w:val="21"/>
@@ -5411,7 +6802,7 @@
               <w:widowControl/>
               <w:jc w:val="center"/>
               <w:rPr>
-                <w:rFonts w:asciiTheme="minorEastAsia" w:hAnsiTheme="minorEastAsia" w:cs="ＭＳ Ｐゴシック" w:hint="eastAsia"/>
+                <w:rFonts w:asciiTheme="minorEastAsia" w:hAnsiTheme="minorEastAsia" w:cs="ＭＳ Ｐゴシック"/>
                 <w:color w:val="000000"/>
                 <w:kern w:val="0"/>
                 <w:szCs w:val="21"/>
@@ -5434,51 +6825,65 @@
     </w:tbl>
     <w:p>
       <w:pPr>
-        <w:ind w:left="360"/>
-      </w:pPr>
-    </w:p>
-    <w:p>
-      <w:pPr>
-        <w:ind w:left="360"/>
         <w:jc w:val="center"/>
-        <w:rPr>
-          <w:rFonts w:hint="eastAsia"/>
-        </w:rPr>
-      </w:pPr>
-      <w:r>
-        <w:rPr>
-          <w:rFonts w:hint="eastAsia"/>
+      </w:pPr>
+      <w:r>
+        <w:rPr>
+          <w:noProof/>
         </w:rPr>
         <w:lastRenderedPageBreak/>
-        <w:t>図</w:t>
-      </w:r>
-      <w:r>
-        <w:rPr>
-          <w:noProof/>
-        </w:rPr>
         <w:drawing>
-          <wp:anchor distT="0" distB="0" distL="114300" distR="114300" simplePos="0" relativeHeight="251659264" behindDoc="0" locked="0" layoutInCell="1" allowOverlap="1" wp14:anchorId="3956D14A" wp14:editId="722541CC">
+          <wp:anchor distT="0" distB="0" distL="114300" distR="114300" simplePos="0" relativeHeight="251659264" behindDoc="0" locked="0" layoutInCell="1" allowOverlap="1" wp14:anchorId="6500BEE1" wp14:editId="00119AA4">
             <wp:simplePos x="0" y="0"/>
             <wp:positionH relativeFrom="margin">
               <wp:align>center</wp:align>
             </wp:positionH>
             <wp:positionV relativeFrom="paragraph">
-              <wp:posOffset>304</wp:posOffset>
+              <wp:posOffset>58961</wp:posOffset>
             </wp:positionV>
-            <wp:extent cx="4572000" cy="2743200"/>
+            <wp:extent cx="5168900" cy="5032375"/>
             <wp:effectExtent l="0" t="0" r="0" b="0"/>
             <wp:wrapTopAndBottom/>
-            <wp:docPr id="43148937" name="グラフ 1">
-              <a:extLst xmlns:a="http://schemas.openxmlformats.org/drawingml/2006/main">
-                <a:ext uri="{FF2B5EF4-FFF2-40B4-BE49-F238E27FC236}">
-                  <a16:creationId xmlns:a16="http://schemas.microsoft.com/office/drawing/2014/main" id="{D0DEB0F9-23D2-1F24-BF16-32FAC3BF58C4}"/>
-                </a:ext>
-              </a:extLst>
-            </wp:docPr>
-            <wp:cNvGraphicFramePr/>
+            <wp:docPr id="485005822" name="図 1"/>
+            <wp:cNvGraphicFramePr>
+              <a:graphicFrameLocks xmlns:a="http://schemas.openxmlformats.org/drawingml/2006/main" noChangeAspect="1"/>
+            </wp:cNvGraphicFramePr>
             <a:graphic xmlns:a="http://schemas.openxmlformats.org/drawingml/2006/main">
-              <a:graphicData uri="http://schemas.openxmlformats.org/drawingml/2006/chart">
-                <c:chart xmlns:c="http://schemas.openxmlformats.org/drawingml/2006/chart" xmlns:r="http://schemas.openxmlformats.org/officeDocument/2006/relationships" r:id="rId9"/>
+              <a:graphicData uri="http://schemas.openxmlformats.org/drawingml/2006/picture">
+                <pic:pic xmlns:pic="http://schemas.openxmlformats.org/drawingml/2006/picture">
+                  <pic:nvPicPr>
+                    <pic:cNvPr id="0" name="Picture 1"/>
+                    <pic:cNvPicPr>
+                      <a:picLocks noChangeAspect="1" noChangeArrowheads="1"/>
+                    </pic:cNvPicPr>
+                  </pic:nvPicPr>
+                  <pic:blipFill>
+                    <a:blip r:embed="rId9">
+                      <a:extLst>
+                        <a:ext uri="{28A0092B-C50C-407E-A947-70E740481C1C}">
+                          <a14:useLocalDpi xmlns:a14="http://schemas.microsoft.com/office/drawing/2010/main" val="0"/>
+                        </a:ext>
+                      </a:extLst>
+                    </a:blip>
+                    <a:srcRect/>
+                    <a:stretch>
+                      <a:fillRect/>
+                    </a:stretch>
+                  </pic:blipFill>
+                  <pic:spPr bwMode="auto">
+                    <a:xfrm>
+                      <a:off x="0" y="0"/>
+                      <a:ext cx="5168900" cy="5032375"/>
+                    </a:xfrm>
+                    <a:prstGeom prst="rect">
+                      <a:avLst/>
+                    </a:prstGeom>
+                    <a:noFill/>
+                    <a:ln>
+                      <a:noFill/>
+                    </a:ln>
+                  </pic:spPr>
+                </pic:pic>
               </a:graphicData>
             </a:graphic>
           </wp:anchor>
@@ -5488,7 +6893,7 @@
         <w:rPr>
           <w:rFonts w:hint="eastAsia"/>
         </w:rPr>
-        <w:t>2 超音波距離センサの実際の距離と測定値の関係</w:t>
+        <w:t>図2 超音波距離センサの実際の距離と測定値の関係</w:t>
       </w:r>
     </w:p>
     <w:p>
@@ -5499,7 +6904,27 @@
         <w:rPr>
           <w:rFonts w:hint="eastAsia"/>
         </w:rPr>
-        <w:t xml:space="preserve">　表5および図2より，実際の距離とセンサの測定値の間に強い線形関係が確認された．</w:t>
+        <w:t xml:space="preserve">　表5および図2より，実際の距離とセンサの測定値の間に強い線形関係が確認された</w:t>
+      </w:r>
+      <w:r>
+        <w:rPr>
+          <w:rFonts w:hint="eastAsia"/>
+        </w:rPr>
+        <w:t>．近似直線は</w:t>
+      </w:r>
+      <m:oMath>
+        <m:r>
+          <w:rPr>
+            <w:rFonts w:ascii="Cambria Math" w:hAnsi="Cambria Math"/>
+          </w:rPr>
+          <m:t>y=0.959x-0.333</m:t>
+        </m:r>
+      </m:oMath>
+      <w:r>
+        <w:rPr>
+          <w:rFonts w:hint="eastAsia"/>
+        </w:rPr>
+        <w:t>であり，</w:t>
       </w:r>
       <w:r>
         <w:t>決定係数</w:t>
@@ -5541,7 +6966,16 @@
         </m:r>
       </m:oMath>
       <w:r>
-        <w:t>と非常に高い値を示しており，超音波距離センサの線形性は十分に高いといえる．</w:t>
+        <w:t>と非常に高い値を示して</w:t>
+      </w:r>
+      <w:r>
+        <w:rPr>
+          <w:rFonts w:hint="eastAsia"/>
+        </w:rPr>
+        <w:t>いることから</w:t>
+      </w:r>
+      <w:r>
+        <w:t>，超音波距離センサの線形性は十分に高いといえる．</w:t>
       </w:r>
     </w:p>
     <w:p>
@@ -5575,6 +7009,15 @@
           </w:rPr>
           <m:t>1.0</m:t>
         </m:r>
+        <m:r>
+          <m:rPr>
+            <m:sty m:val="p"/>
+          </m:rPr>
+          <w:rPr>
+            <w:rFonts w:ascii="Cambria Math" w:hAnsi="Cambria Math"/>
+          </w:rPr>
+          <m:t>00</m:t>
+        </m:r>
       </m:oMath>
       <w:r>
         <w:t>に対して約</w:t>
@@ -5587,33 +7030,86 @@
           <w:rPr>
             <w:rFonts w:ascii="Cambria Math" w:hAnsi="Cambria Math"/>
           </w:rPr>
-          <m:t>4%</m:t>
+          <m:t>4</m:t>
         </m:r>
-      </m:oMath>
-      <w:r>
-        <w:t>低い値となった．これはセンサのプログラム内で使用している音速の値と，実際の測定環境における音速に差があることが原因と考えられる．音速は気温に依存し，</w:t>
-      </w:r>
-      <m:oMath>
         <m:r>
+          <m:rPr>
+            <m:sty m:val="p"/>
+          </m:rPr>
           <w:rPr>
             <w:rFonts w:ascii="Cambria Math" w:hAnsi="Cambria Math"/>
           </w:rPr>
-          <m:t>v=331.5+0.6t</m:t>
+          <m:t>.1</m:t>
         </m:r>
-      </m:oMath>
-      <w:r>
-        <w:t>（</w:t>
-      </w:r>
-      <m:oMath>
         <m:r>
+          <m:rPr>
+            <m:sty m:val="p"/>
+          </m:rPr>
           <w:rPr>
             <w:rFonts w:ascii="Cambria Math" w:hAnsi="Cambria Math"/>
           </w:rPr>
-          <m:t>t</m:t>
+          <m:t>%</m:t>
         </m:r>
       </m:oMath>
       <w:r>
-        <w:t xml:space="preserve">：気温[℃]）で表されるため，気温が想定値と異なる場合には測定値に系統的な誤差が生じる．より正確な測定を行うには，環境の気温を計測して音速を補正する必要がある． </w:t>
+        <w:t>低い値となった．これはセンサのプログラム内で使用している音速の値と，実際の測定環境における音速に差があることが原因と考えられる．音速は気温に依存し，</w:t>
+      </w:r>
+    </w:p>
+    <w:p>
+      <w:pPr>
+        <w:ind w:left="360" w:firstLineChars="100" w:firstLine="210"/>
+        <w:rPr>
+          <w:rFonts w:hint="eastAsia"/>
+        </w:rPr>
+      </w:pPr>
+      <m:oMathPara>
+        <m:oMath>
+          <m:eqArr>
+            <m:eqArrPr>
+              <m:maxDist m:val="1"/>
+              <m:ctrlPr>
+                <w:rPr>
+                  <w:rFonts w:ascii="Cambria Math" w:hAnsi="Cambria Math"/>
+                  <w:i/>
+                </w:rPr>
+              </m:ctrlPr>
+            </m:eqArrPr>
+            <m:e>
+              <m:r>
+                <w:rPr>
+                  <w:rFonts w:ascii="Cambria Math" w:hAnsi="Cambria Math"/>
+                </w:rPr>
+                <m:t>v=331.5+0.6t#</m:t>
+              </m:r>
+              <m:d>
+                <m:dPr>
+                  <m:ctrlPr>
+                    <w:rPr>
+                      <w:rFonts w:ascii="Cambria Math" w:hAnsi="Cambria Math"/>
+                      <w:i/>
+                    </w:rPr>
+                  </m:ctrlPr>
+                </m:dPr>
+                <m:e>
+                  <m:r>
+                    <w:rPr>
+                      <w:rFonts w:ascii="Cambria Math" w:hAnsi="Cambria Math"/>
+                    </w:rPr>
+                    <m:t>3</m:t>
+                  </m:r>
+                </m:e>
+              </m:d>
+            </m:e>
+          </m:eqArr>
+        </m:oMath>
+      </m:oMathPara>
+    </w:p>
+    <w:p>
+      <w:pPr>
+        <w:ind w:left="360"/>
+      </w:pPr>
+      <w:r>
+        <w:t xml:space="preserve">で表されるため，気温が想定値と異なる場合には測定値に系統的な誤差が生じる．より正確な測定を行うには，気温を計測して音速を補正する必要がある． </w:t>
       </w:r>
     </w:p>
     <w:p>
@@ -5643,6 +7139,7 @@
         <w:ind w:left="360" w:firstLineChars="100" w:firstLine="210"/>
       </w:pPr>
       <w:r>
+        <w:lastRenderedPageBreak/>
         <w:t>以上の結果から，本センサを用いて実際の距離を正確に求めるには，近似直線の式を用いて測定値を補正することが有効である．具体的には，近似直線</w:t>
       </w:r>
       <m:oMath>
@@ -5682,40 +7179,80 @@
     <w:p>
       <w:pPr>
         <w:ind w:left="360"/>
+        <w:rPr>
+          <w:rFonts w:hint="eastAsia"/>
+        </w:rPr>
       </w:pPr>
       <m:oMathPara>
         <m:oMath>
-          <m:r>
-            <w:rPr>
-              <w:rFonts w:ascii="Cambria Math" w:hAnsi="Cambria Math"/>
-            </w:rPr>
-            <m:t>x=</m:t>
-          </m:r>
-          <m:f>
-            <m:fPr>
+          <m:eqArr>
+            <m:eqArrPr>
+              <m:maxDist m:val="1"/>
               <m:ctrlPr>
                 <w:rPr>
                   <w:rFonts w:ascii="Cambria Math" w:hAnsi="Cambria Math"/>
+                  <w:i/>
                 </w:rPr>
               </m:ctrlPr>
-            </m:fPr>
-            <m:num>
+            </m:eqArrPr>
+            <m:e>
               <m:r>
                 <w:rPr>
                   <w:rFonts w:ascii="Cambria Math" w:hAnsi="Cambria Math"/>
                 </w:rPr>
-                <m:t>y+0.333</m:t>
+                <m:t>x=</m:t>
               </m:r>
-            </m:num>
-            <m:den>
+              <m:f>
+                <m:fPr>
+                  <m:ctrlPr>
+                    <w:rPr>
+                      <w:rFonts w:ascii="Cambria Math" w:hAnsi="Cambria Math"/>
+                    </w:rPr>
+                  </m:ctrlPr>
+                </m:fPr>
+                <m:num>
+                  <m:r>
+                    <w:rPr>
+                      <w:rFonts w:ascii="Cambria Math" w:hAnsi="Cambria Math"/>
+                    </w:rPr>
+                    <m:t>y+0.333</m:t>
+                  </m:r>
+                </m:num>
+                <m:den>
+                  <m:r>
+                    <w:rPr>
+                      <w:rFonts w:ascii="Cambria Math" w:hAnsi="Cambria Math"/>
+                    </w:rPr>
+                    <m:t>0.959</m:t>
+                  </m:r>
+                </m:den>
+              </m:f>
               <m:r>
                 <w:rPr>
                   <w:rFonts w:ascii="Cambria Math" w:hAnsi="Cambria Math"/>
                 </w:rPr>
-                <m:t>0.959</m:t>
+                <m:t>#</m:t>
               </m:r>
-            </m:den>
-          </m:f>
+              <m:d>
+                <m:dPr>
+                  <m:ctrlPr>
+                    <w:rPr>
+                      <w:rFonts w:ascii="Cambria Math" w:hAnsi="Cambria Math"/>
+                      <w:i/>
+                    </w:rPr>
+                  </m:ctrlPr>
+                </m:dPr>
+                <m:e>
+                  <m:r>
+                    <w:rPr>
+                      <w:rFonts w:ascii="Cambria Math" w:hAnsi="Cambria Math"/>
+                    </w:rPr>
+                    <m:t>4</m:t>
+                  </m:r>
+                </m:e>
+              </m:d>
+            </m:e>
+          </m:eqArr>
         </m:oMath>
       </m:oMathPara>
     </w:p>
@@ -5730,9 +7267,6 @@
     <w:p>
       <w:pPr>
         <w:ind w:left="360"/>
-        <w:rPr>
-          <w:rFonts w:hint="eastAsia"/>
-        </w:rPr>
       </w:pPr>
     </w:p>
     <w:p>
@@ -5758,7 +7292,24 @@
         <w:rPr>
           <w:rFonts w:hint="eastAsia"/>
         </w:rPr>
-        <w:t xml:space="preserve">　サーボモータ(SG-90)をArduinoの9番ピンに接続し，印加電圧5Vで動作させた．計測手法としては，まずサーボモータを</w:t>
+        <w:t xml:space="preserve">　サーボモータ(SG-90)をArduinoの9番ピンに接続し，印加電圧</w:t>
+      </w:r>
+      <m:oMath>
+        <m:r>
+          <m:rPr>
+            <m:sty m:val="p"/>
+          </m:rPr>
+          <w:rPr>
+            <w:rFonts w:ascii="Cambria Math" w:hAnsi="Cambria Math" w:hint="eastAsia"/>
+          </w:rPr>
+          <m:t>5V</m:t>
+        </m:r>
+      </m:oMath>
+      <w:r>
+        <w:rPr>
+          <w:rFonts w:hint="eastAsia"/>
+        </w:rPr>
+        <w:t>で動作させた．計測手法としては，まずサーボモータを</w:t>
       </w:r>
       <m:oMath>
         <m:r>
@@ -5775,7 +7326,14 @@
         <w:rPr>
           <w:rFonts w:hint="eastAsia"/>
         </w:rPr>
-        <w:t>に移動させて安定させた後，mill</w:t>
+        <w:t>に移動させて安定させた後，</w:t>
+      </w:r>
+      <w:proofErr w:type="spellStart"/>
+      <w:r>
+        <w:rPr>
+          <w:rFonts w:hint="eastAsia"/>
+        </w:rPr>
+        <w:t>mill</w:t>
       </w:r>
       <w:r>
         <w:rPr>
@@ -5783,18 +7341,12 @@
         </w:rPr>
         <w:t>is</w:t>
       </w:r>
-      <w:r>
-        <w:rPr>
-          <w:rFonts w:hint="eastAsia"/>
-        </w:rPr>
-        <w:t>関数で時</w:t>
-      </w:r>
-      <w:r>
-        <w:rPr>
-          <w:rFonts w:hint="eastAsia"/>
-        </w:rPr>
-        <w:lastRenderedPageBreak/>
-        <w:t>刻を記録し，write(180,255,true)で</w:t>
+      <w:proofErr w:type="spellEnd"/>
+      <w:r>
+        <w:rPr>
+          <w:rFonts w:hint="eastAsia"/>
+        </w:rPr>
+        <w:t>関数で時刻を記録し，write(180,255,true)で</w:t>
       </w:r>
       <m:oMath>
         <m:r>
@@ -5823,7 +7375,40 @@
         <w:rPr>
           <w:rFonts w:hint="eastAsia"/>
         </w:rPr>
-        <w:t>VarSpeedServoライブラリを使用した．この操作を10回繰り返し</w:t>
+        <w:t>「</w:t>
+      </w:r>
+      <w:proofErr w:type="spellStart"/>
+      <w:r>
+        <w:rPr>
+          <w:rFonts w:hint="eastAsia"/>
+        </w:rPr>
+        <w:t>VarSpeedServo</w:t>
+      </w:r>
+      <w:proofErr w:type="spellEnd"/>
+      <w:r>
+        <w:rPr>
+          <w:rFonts w:hint="eastAsia"/>
+        </w:rPr>
+        <w:t>ライブラリ</w:t>
+      </w:r>
+      <w:r>
+        <w:rPr>
+          <w:rFonts w:hint="eastAsia"/>
+        </w:rPr>
+        <w:t>」</w:t>
+      </w:r>
+      <w:r>
+        <w:rPr>
+          <w:rFonts w:hint="eastAsia"/>
+          <w:vertAlign w:val="superscript"/>
+        </w:rPr>
+        <w:t>5)</w:t>
+      </w:r>
+      <w:r>
+        <w:rPr>
+          <w:rFonts w:hint="eastAsia"/>
+        </w:rPr>
+        <w:t>を使用した．この操作を10回繰り返し</w:t>
       </w:r>
       <w:r>
         <w:rPr>
@@ -5973,7 +7558,16 @@
         <w:ind w:left="360" w:firstLineChars="100" w:firstLine="210"/>
       </w:pPr>
       <w:r>
-        <w:t>SG-90のデータシートによると動作速度は</w:t>
+        <w:t>SG-90のデータシートによると</w:t>
+      </w:r>
+      <w:r>
+        <w:rPr>
+          <w:rFonts w:hint="eastAsia"/>
+        </w:rPr>
+        <w:t>「</w:t>
+      </w:r>
+      <w:r>
+        <w:t>動作速度は</w:t>
       </w:r>
       <m:oMath>
         <m:r>
@@ -5987,7 +7581,31 @@
         </m:r>
       </m:oMath>
       <w:r>
-        <w:t>で0.1秒/60°であり</w:t>
+        <w:t>で</w:t>
+      </w:r>
+      <m:oMath>
+        <m:r>
+          <w:rPr>
+            <w:rFonts w:ascii="Cambria Math" w:hAnsi="Cambria Math"/>
+          </w:rPr>
+          <m:t>0.1s/60°</m:t>
+        </m:r>
+      </m:oMath>
+      <w:r>
+        <w:rPr>
+          <w:rFonts w:hint="eastAsia"/>
+        </w:rPr>
+        <w:t>」</w:t>
+      </w:r>
+      <w:r>
+        <w:rPr>
+          <w:rFonts w:hint="eastAsia"/>
+          <w:vertAlign w:val="superscript"/>
+        </w:rPr>
+        <w:t>6)</w:t>
+      </w:r>
+      <w:r>
+        <w:t>であり</w:t>
       </w:r>
       <w:r>
         <w:rPr>
@@ -6059,7 +7677,18 @@
         <w:rPr>
           <w:rFonts w:hint="eastAsia"/>
         </w:rPr>
-        <w:t>．なお，今回の印加電圧は</w:t>
+        <w:t>．</w:t>
+      </w:r>
+    </w:p>
+    <w:p>
+      <w:pPr>
+        <w:ind w:left="360" w:firstLineChars="100" w:firstLine="210"/>
+      </w:pPr>
+      <w:r>
+        <w:rPr>
+          <w:rFonts w:hint="eastAsia"/>
+        </w:rPr>
+        <w:t>なお，今回の印加電圧は</w:t>
       </w:r>
       <m:oMath>
         <m:r>
@@ -6076,7 +7705,19 @@
         <w:rPr>
           <w:rFonts w:hint="eastAsia"/>
         </w:rPr>
-        <w:t>とデータシートの条件</w:t>
+        <w:t>と</w:t>
+      </w:r>
+      <w:r>
+        <w:rPr>
+          <w:rFonts w:hint="eastAsia"/>
+        </w:rPr>
+        <w:t>「</w:t>
+      </w:r>
+      <w:r>
+        <w:rPr>
+          <w:rFonts w:hint="eastAsia"/>
+        </w:rPr>
+        <w:t>データシートの条件</w:t>
       </w:r>
       <m:oMath>
         <m:r>
@@ -6093,6 +7734,19 @@
         <w:rPr>
           <w:rFonts w:hint="eastAsia"/>
         </w:rPr>
+        <w:t>」</w:t>
+      </w:r>
+      <w:r>
+        <w:rPr>
+          <w:rFonts w:hint="eastAsia"/>
+          <w:vertAlign w:val="superscript"/>
+        </w:rPr>
+        <w:t>6)</w:t>
+      </w:r>
+      <w:r>
+        <w:rPr>
+          <w:rFonts w:hint="eastAsia"/>
+        </w:rPr>
         <w:t>よりわずかに高いため，若干速い結果が得られることが予想されるが，その差は</w:t>
       </w:r>
       <m:oMath>
@@ -6142,11 +7796,72 @@
     </w:p>
     <w:p>
       <w:pPr>
-        <w:rPr>
-          <w:rFonts w:hint="eastAsia"/>
-        </w:rPr>
-      </w:pPr>
+        <w:ind w:left="360" w:firstLineChars="100" w:firstLine="210"/>
+      </w:pPr>
+      <w:r>
+        <w:rPr>
+          <w:rFonts w:hint="eastAsia"/>
+        </w:rPr>
+        <w:t>電子工作の経験自体はあり，回路の構成や操作面での困難は無かったが，普段の製作では「動けばよい」という姿勢になりがちで，素子ひとつひとつの特性を実測値として把握する機会はこれまで少なかった．</w:t>
+      </w:r>
     </w:p>
+    <w:p>
+      <w:pPr>
+        <w:ind w:left="360" w:firstLineChars="100" w:firstLine="210"/>
+      </w:pPr>
+      <w:r>
+        <w:rPr>
+          <w:rFonts w:hint="eastAsia"/>
+        </w:rPr>
+        <w:t>特に興味深かったのはフォトセルの特性である．フォトセルは照度に応じて内部抵抗が変化する素子であるが，その変化は線形ではなく対数的な応答特性を持つ．実験を通じてこの非線形性を数値として確認したことで，フォトセルを分圧回路に組み込んだ際の出力特性や，マイコンの</w:t>
+      </w:r>
+      <w:r>
+        <w:t>ADCで読み取る際のスケーリングの設計に対する理解が深まった．</w:t>
+      </w:r>
+    </w:p>
+    <w:p>
+      <w:pPr>
+        <w:ind w:left="360"/>
+      </w:pPr>
+      <w:r>
+        <w:rPr>
+          <w:rFonts w:hint="eastAsia"/>
+        </w:rPr>
+        <w:lastRenderedPageBreak/>
+        <w:t xml:space="preserve">　また</w:t>
+      </w:r>
+      <w:proofErr w:type="spellStart"/>
+      <w:r>
+        <w:t>VarSpeedServo</w:t>
+      </w:r>
+      <w:proofErr w:type="spellEnd"/>
+      <w:r>
+        <w:t>ライブラリの使用も学びが多かった．標準のServoライブラリはwrite()後に処理をブロックしないため，回転完了のタイミングを正確に検出できない．</w:t>
+      </w:r>
+      <w:proofErr w:type="spellStart"/>
+      <w:r>
+        <w:t>VarSpeedServo</w:t>
+      </w:r>
+      <w:proofErr w:type="spellEnd"/>
+      <w:r>
+        <w:t>はこれを割り込みベースで制御することで解決しており，ライブラリの内部実装の違いが計測精度に直結することを実感した．今後センサフィードバックを用いた制御系を設計する際にも，同様の観点でライブラリや実装を選定する必要があると感じた．</w:t>
+      </w:r>
+    </w:p>
+    <w:p>
+      <w:pPr>
+        <w:ind w:left="360"/>
+        <w:rPr>
+          <w:rFonts w:hint="eastAsia"/>
+        </w:rPr>
+      </w:pPr>
+      <w:r>
+        <w:rPr>
+          <w:rFonts w:hint="eastAsia"/>
+        </w:rPr>
+        <w:t xml:space="preserve">　データシートの値と実測値を照らし合わせる作業は，部品の個体差や環境依存性を把握するうえで不可欠であり，今後の設計においても継続して意識したい．</w:t>
+      </w:r>
+    </w:p>
+    <w:p/>
     <w:p>
       <w:pPr>
         <w:pStyle w:val="a9"/>
@@ -6162,8 +7877,275 @@
         <w:t>参考文献</w:t>
       </w:r>
     </w:p>
+    <w:p>
+      <w:pPr>
+        <w:pStyle w:val="a9"/>
+        <w:numPr>
+          <w:ilvl w:val="0"/>
+          <w:numId w:val="5"/>
+        </w:numPr>
+      </w:pPr>
+      <w:r>
+        <w:rPr>
+          <w:rFonts w:hint="eastAsia"/>
+        </w:rPr>
+        <w:t>株式会社トンボ鉛筆，“芯の硬度・濃度とは？”，[オンライン]，入手先：</w:t>
+      </w:r>
+      <w:hyperlink r:id="rId10" w:history="1">
+        <w:r>
+          <w:rPr>
+            <w:rStyle w:val="af0"/>
+          </w:rPr>
+          <w:t>https://www.tombow.com/mamechishiki/p16/</w:t>
+        </w:r>
+      </w:hyperlink>
+      <w:r>
+        <w:rPr>
+          <w:rFonts w:hint="eastAsia"/>
+        </w:rPr>
+        <w:t xml:space="preserve"> ，[参照：2026年4月19日]．</w:t>
+      </w:r>
+    </w:p>
+    <w:p>
+      <w:pPr>
+        <w:pStyle w:val="a9"/>
+        <w:numPr>
+          <w:ilvl w:val="0"/>
+          <w:numId w:val="5"/>
+        </w:numPr>
+      </w:pPr>
+      <w:r>
+        <w:rPr>
+          <w:rFonts w:hint="eastAsia"/>
+        </w:rPr>
+        <w:t>東芝デバイス＆ストレージ株式会社，“LEDの発光原理”，[オンライン]，入手先：</w:t>
+      </w:r>
+      <w:hyperlink r:id="rId11" w:history="1">
+        <w:r>
+          <w:rPr>
+            <w:rStyle w:val="af0"/>
+          </w:rPr>
+          <w:t>https://toshiba.semicon-storage.com/jp/semiconductor/knowledge/e-learning/discrete/chap5/chap5-2.html</w:t>
+        </w:r>
+      </w:hyperlink>
+      <w:r>
+        <w:rPr>
+          <w:rFonts w:hint="eastAsia"/>
+        </w:rPr>
+        <w:t xml:space="preserve"> ，</w:t>
+      </w:r>
+      <w:r>
+        <w:rPr>
+          <w:rFonts w:hint="eastAsia"/>
+        </w:rPr>
+        <w:t>[参照：2026年4月19日]．</w:t>
+      </w:r>
+    </w:p>
+    <w:p>
+      <w:pPr>
+        <w:pStyle w:val="a9"/>
+        <w:numPr>
+          <w:ilvl w:val="0"/>
+          <w:numId w:val="5"/>
+        </w:numPr>
+      </w:pPr>
+      <w:r>
+        <w:rPr>
+          <w:rFonts w:hint="eastAsia"/>
+        </w:rPr>
+        <w:t>東芝デバイス＆ストレージ株式会社，“LEDの発光</w:t>
+      </w:r>
+      <w:r>
+        <w:rPr>
+          <w:rFonts w:hint="eastAsia"/>
+        </w:rPr>
+        <w:t>波長</w:t>
+      </w:r>
+      <w:r>
+        <w:rPr>
+          <w:rFonts w:hint="eastAsia"/>
+        </w:rPr>
+        <w:t>”，[オンライン]，入手先：</w:t>
+      </w:r>
+      <w:hyperlink r:id="rId12" w:history="1">
+        <w:r>
+          <w:rPr>
+            <w:rStyle w:val="af0"/>
+          </w:rPr>
+          <w:t>https://toshiba.semicon-storage.com/jp/semiconductor/knowledge/e-learning/discrete/chap5/chap5-3.html</w:t>
+        </w:r>
+      </w:hyperlink>
+      <w:r>
+        <w:rPr>
+          <w:rFonts w:hint="eastAsia"/>
+        </w:rPr>
+        <w:t xml:space="preserve"> ，</w:t>
+      </w:r>
+      <w:r>
+        <w:rPr>
+          <w:rFonts w:hint="eastAsia"/>
+        </w:rPr>
+        <w:t>[参照：2026年4月19日]．</w:t>
+      </w:r>
+    </w:p>
+    <w:p>
+      <w:pPr>
+        <w:pStyle w:val="a9"/>
+        <w:numPr>
+          <w:ilvl w:val="0"/>
+          <w:numId w:val="5"/>
+        </w:numPr>
+      </w:pPr>
+      <w:r>
+        <w:rPr>
+          <w:rFonts w:hint="eastAsia"/>
+        </w:rPr>
+        <w:t>コトバンク，“臨界融合頻度”，ブリタニカ国際大百科事典，[オンライン]，入手先：</w:t>
+      </w:r>
+      <w:hyperlink r:id="rId13" w:history="1">
+        <w:r>
+          <w:rPr>
+            <w:rStyle w:val="af0"/>
+          </w:rPr>
+          <w:t>https://kotobank.jp/word/%E8%87%A8%E7%95%8C%E8%9E%8D%E5%90%88%E9%A0%BB%E5%BA%A6-150254</w:t>
+        </w:r>
+      </w:hyperlink>
+      <w:r>
+        <w:rPr>
+          <w:rFonts w:hint="eastAsia"/>
+        </w:rPr>
+        <w:t xml:space="preserve"> [参照：2026年4月19日]．</w:t>
+      </w:r>
+    </w:p>
+    <w:p>
+      <w:pPr>
+        <w:pStyle w:val="a9"/>
+        <w:numPr>
+          <w:ilvl w:val="0"/>
+          <w:numId w:val="5"/>
+        </w:numPr>
+      </w:pPr>
+      <w:proofErr w:type="spellStart"/>
+      <w:r>
+        <w:rPr>
+          <w:rFonts w:hint="eastAsia"/>
+        </w:rPr>
+        <w:t>P.van</w:t>
+      </w:r>
+      <w:proofErr w:type="spellEnd"/>
+      <w:r>
+        <w:rPr>
+          <w:rFonts w:hint="eastAsia"/>
+        </w:rPr>
+        <w:t xml:space="preserve"> Allen, </w:t>
+      </w:r>
+      <w:r>
+        <w:t>“</w:t>
+      </w:r>
+      <w:proofErr w:type="spellStart"/>
+      <w:r>
+        <w:rPr>
+          <w:rFonts w:hint="eastAsia"/>
+        </w:rPr>
+        <w:t>VarSpeedServo</w:t>
+      </w:r>
+      <w:proofErr w:type="spellEnd"/>
+      <w:r>
+        <w:rPr>
+          <w:rFonts w:hint="eastAsia"/>
+        </w:rPr>
+        <w:t>,</w:t>
+      </w:r>
+      <w:r>
+        <w:t>”</w:t>
+      </w:r>
+      <w:r>
+        <w:rPr>
+          <w:rFonts w:hint="eastAsia"/>
+        </w:rPr>
+        <w:t xml:space="preserve"> GitHubリポジトリ，</w:t>
+      </w:r>
+      <w:proofErr w:type="spellStart"/>
+      <w:r>
+        <w:rPr>
+          <w:rFonts w:hint="eastAsia"/>
+        </w:rPr>
+        <w:t>netlabtoolkit</w:t>
+      </w:r>
+      <w:proofErr w:type="spellEnd"/>
+      <w:r>
+        <w:rPr>
+          <w:rFonts w:hint="eastAsia"/>
+        </w:rPr>
+        <w:t>/</w:t>
+      </w:r>
+      <w:proofErr w:type="spellStart"/>
+      <w:r>
+        <w:rPr>
+          <w:rFonts w:hint="eastAsia"/>
+        </w:rPr>
+        <w:t>VarSpeedServo</w:t>
+      </w:r>
+      <w:proofErr w:type="spellEnd"/>
+      <w:r>
+        <w:rPr>
+          <w:rFonts w:hint="eastAsia"/>
+        </w:rPr>
+        <w:t>, [オンライン], 入手先：</w:t>
+      </w:r>
+      <w:hyperlink r:id="rId14" w:history="1">
+        <w:r>
+          <w:rPr>
+            <w:rStyle w:val="af0"/>
+          </w:rPr>
+          <w:t>https://github.com/netlabtoolkit/VarSpeedServo</w:t>
+        </w:r>
+      </w:hyperlink>
+      <w:r>
+        <w:rPr>
+          <w:rFonts w:hint="eastAsia"/>
+        </w:rPr>
+        <w:t xml:space="preserve"> ,[参照：2026年4月19日]</w:t>
+      </w:r>
+    </w:p>
+    <w:p>
+      <w:pPr>
+        <w:pStyle w:val="a9"/>
+        <w:numPr>
+          <w:ilvl w:val="0"/>
+          <w:numId w:val="5"/>
+        </w:numPr>
+        <w:rPr>
+          <w:rFonts w:hint="eastAsia"/>
+        </w:rPr>
+      </w:pPr>
+      <w:r>
+        <w:rPr>
+          <w:rFonts w:hint="eastAsia"/>
+        </w:rPr>
+        <w:t xml:space="preserve">Tower Pro, </w:t>
+      </w:r>
+      <w:r>
+        <w:t>“</w:t>
+      </w:r>
+      <w:r>
+        <w:rPr>
+          <w:rFonts w:hint="eastAsia"/>
+        </w:rPr>
+        <w:t>Servo Motor SG90 Data Sheet,</w:t>
+      </w:r>
+      <w:r>
+        <w:t>”</w:t>
+      </w:r>
+      <w:r>
+        <w:rPr>
+          <w:rFonts w:hint="eastAsia"/>
+        </w:rPr>
+        <w:t>データシート，2013</w:t>
+      </w:r>
+    </w:p>
     <w:sectPr>
-      <w:footerReference w:type="default" r:id="rId10"/>
+      <w:footerReference w:type="default" r:id="rId15"/>
       <w:pgSz w:w="11906" w:h="16838"/>
       <w:pgMar w:top="1985" w:right="1701" w:bottom="1701" w:left="1701" w:header="851" w:footer="992" w:gutter="0"/>
       <w:pgNumType w:start="0"/>
@@ -6619,6 +8601,95 @@
     </w:lvl>
   </w:abstractNum>
   <w:abstractNum w:abstractNumId="3" w15:restartNumberingAfterBreak="0">
+    <w:nsid w:val="5C1A1634"/>
+    <w:multiLevelType w:val="hybridMultilevel"/>
+    <w:tmpl w:val="E398DBE0"/>
+    <w:lvl w:ilvl="0" w:tplc="C854F66A">
+      <w:start w:val="1"/>
+      <w:numFmt w:val="decimal"/>
+      <w:lvlText w:val="%1)"/>
+      <w:lvlJc w:val="left"/>
+      <w:pPr>
+        <w:ind w:left="720" w:hanging="360"/>
+      </w:pPr>
+      <w:rPr>
+        <w:rFonts w:hint="default"/>
+      </w:rPr>
+    </w:lvl>
+    <w:lvl w:ilvl="1" w:tplc="04090017" w:tentative="1">
+      <w:start w:val="1"/>
+      <w:numFmt w:val="aiueoFullWidth"/>
+      <w:lvlText w:val="(%2)"/>
+      <w:lvlJc w:val="left"/>
+      <w:pPr>
+        <w:ind w:left="1240" w:hanging="440"/>
+      </w:pPr>
+    </w:lvl>
+    <w:lvl w:ilvl="2" w:tplc="04090011" w:tentative="1">
+      <w:start w:val="1"/>
+      <w:numFmt w:val="decimalEnclosedCircle"/>
+      <w:lvlText w:val="%3"/>
+      <w:lvlJc w:val="left"/>
+      <w:pPr>
+        <w:ind w:left="1680" w:hanging="440"/>
+      </w:pPr>
+    </w:lvl>
+    <w:lvl w:ilvl="3" w:tplc="0409000F" w:tentative="1">
+      <w:start w:val="1"/>
+      <w:numFmt w:val="decimal"/>
+      <w:lvlText w:val="%4."/>
+      <w:lvlJc w:val="left"/>
+      <w:pPr>
+        <w:ind w:left="2120" w:hanging="440"/>
+      </w:pPr>
+    </w:lvl>
+    <w:lvl w:ilvl="4" w:tplc="04090017" w:tentative="1">
+      <w:start w:val="1"/>
+      <w:numFmt w:val="aiueoFullWidth"/>
+      <w:lvlText w:val="(%5)"/>
+      <w:lvlJc w:val="left"/>
+      <w:pPr>
+        <w:ind w:left="2560" w:hanging="440"/>
+      </w:pPr>
+    </w:lvl>
+    <w:lvl w:ilvl="5" w:tplc="04090011" w:tentative="1">
+      <w:start w:val="1"/>
+      <w:numFmt w:val="decimalEnclosedCircle"/>
+      <w:lvlText w:val="%6"/>
+      <w:lvlJc w:val="left"/>
+      <w:pPr>
+        <w:ind w:left="3000" w:hanging="440"/>
+      </w:pPr>
+    </w:lvl>
+    <w:lvl w:ilvl="6" w:tplc="0409000F" w:tentative="1">
+      <w:start w:val="1"/>
+      <w:numFmt w:val="decimal"/>
+      <w:lvlText w:val="%7."/>
+      <w:lvlJc w:val="left"/>
+      <w:pPr>
+        <w:ind w:left="3440" w:hanging="440"/>
+      </w:pPr>
+    </w:lvl>
+    <w:lvl w:ilvl="7" w:tplc="04090017" w:tentative="1">
+      <w:start w:val="1"/>
+      <w:numFmt w:val="aiueoFullWidth"/>
+      <w:lvlText w:val="(%8)"/>
+      <w:lvlJc w:val="left"/>
+      <w:pPr>
+        <w:ind w:left="3880" w:hanging="440"/>
+      </w:pPr>
+    </w:lvl>
+    <w:lvl w:ilvl="8" w:tplc="04090011" w:tentative="1">
+      <w:start w:val="1"/>
+      <w:numFmt w:val="decimalEnclosedCircle"/>
+      <w:lvlText w:val="%9"/>
+      <w:lvlJc w:val="left"/>
+      <w:pPr>
+        <w:ind w:left="4320" w:hanging="440"/>
+      </w:pPr>
+    </w:lvl>
+  </w:abstractNum>
+  <w:abstractNum w:abstractNumId="4" w15:restartNumberingAfterBreak="0">
     <w:nsid w:val="7ACF25FB"/>
     <w:multiLevelType w:val="multilevel"/>
     <w:tmpl w:val="D15C5FDC"/>
@@ -6740,7 +8811,7 @@
     </w:lvl>
   </w:abstractNum>
   <w:num w:numId="1" w16cid:durableId="1626305684">
-    <w:abstractNumId w:val="3"/>
+    <w:abstractNumId w:val="4"/>
   </w:num>
   <w:num w:numId="2" w16cid:durableId="1683818382">
     <w:abstractNumId w:val="0"/>
@@ -6750,6 +8821,9 @@
   </w:num>
   <w:num w:numId="4" w16cid:durableId="1870680051">
     <w:abstractNumId w:val="1"/>
+  </w:num>
+  <w:num w:numId="5" w16cid:durableId="587159973">
+    <w:abstractNumId w:val="3"/>
   </w:num>
 </w:numbering>
 </file>
@@ -7354,6 +9428,7 @@
   <w:style w:type="character" w:default="1" w:styleId="a0">
     <w:name w:val="Default Paragraph Font"/>
     <w:uiPriority w:val="1"/>
+    <w:semiHidden/>
     <w:unhideWhenUsed/>
   </w:style>
   <w:style w:type="table" w:default="1" w:styleId="a1">
@@ -7733,2131 +9808,30 @@
       </w:tblBorders>
     </w:tblPr>
   </w:style>
+  <w:style w:type="character" w:styleId="af0">
+    <w:name w:val="Hyperlink"/>
+    <w:basedOn w:val="a0"/>
+    <w:uiPriority w:val="99"/>
+    <w:unhideWhenUsed/>
+    <w:rsid w:val="005A02AC"/>
+    <w:rPr>
+      <w:color w:val="467886" w:themeColor="hyperlink"/>
+      <w:u w:val="single"/>
+    </w:rPr>
+  </w:style>
+  <w:style w:type="character" w:styleId="af1">
+    <w:name w:val="Unresolved Mention"/>
+    <w:basedOn w:val="a0"/>
+    <w:uiPriority w:val="99"/>
+    <w:semiHidden/>
+    <w:unhideWhenUsed/>
+    <w:rsid w:val="005A02AC"/>
+    <w:rPr>
+      <w:color w:val="605E5C"/>
+      <w:shd w:val="clear" w:color="auto" w:fill="E1DFDD"/>
+    </w:rPr>
+  </w:style>
 </w:styles>
-</file>
-
-<file path=word/charts/chart1.xml><?xml version="1.0" encoding="utf-8"?>
-<c:chartSpace xmlns:c="http://schemas.openxmlformats.org/drawingml/2006/chart" xmlns:a="http://schemas.openxmlformats.org/drawingml/2006/main" xmlns:r="http://schemas.openxmlformats.org/officeDocument/2006/relationships" xmlns:c16r2="http://schemas.microsoft.com/office/drawing/2015/06/chart">
-  <c:date1904 val="0"/>
-  <c:lang val="ja-JP"/>
-  <c:roundedCorners val="0"/>
-  <mc:AlternateContent xmlns:mc="http://schemas.openxmlformats.org/markup-compatibility/2006">
-    <mc:Choice xmlns:c14="http://schemas.microsoft.com/office/drawing/2007/8/2/chart" Requires="c14">
-      <c14:style val="102"/>
-    </mc:Choice>
-    <mc:Fallback>
-      <c:style val="2"/>
-    </mc:Fallback>
-  </mc:AlternateContent>
-  <c:chart>
-    <c:autoTitleDeleted val="1"/>
-    <c:plotArea>
-      <c:layout/>
-      <c:scatterChart>
-        <c:scatterStyle val="lineMarker"/>
-        <c:varyColors val="0"/>
-        <c:ser>
-          <c:idx val="0"/>
-          <c:order val="0"/>
-          <c:tx>
-            <c:strRef>
-              <c:f>Sheet1!$G$9</c:f>
-              <c:strCache>
-                <c:ptCount val="1"/>
-                <c:pt idx="0">
-                  <c:v>抵抗値</c:v>
-                </c:pt>
-              </c:strCache>
-            </c:strRef>
-          </c:tx>
-          <c:spPr>
-            <a:ln w="38100" cap="rnd">
-              <a:noFill/>
-              <a:round/>
-            </a:ln>
-            <a:effectLst/>
-          </c:spPr>
-          <c:marker>
-            <c:symbol val="circle"/>
-            <c:size val="5"/>
-            <c:spPr>
-              <a:solidFill>
-                <a:schemeClr val="accent1"/>
-              </a:solidFill>
-              <a:ln w="9525">
-                <a:solidFill>
-                  <a:schemeClr val="accent1"/>
-                </a:solidFill>
-              </a:ln>
-              <a:effectLst/>
-            </c:spPr>
-          </c:marker>
-          <c:trendline>
-            <c:spPr>
-              <a:ln w="19050" cap="rnd">
-                <a:solidFill>
-                  <a:schemeClr val="accent1"/>
-                </a:solidFill>
-                <a:prstDash val="sysDot"/>
-              </a:ln>
-              <a:effectLst/>
-            </c:spPr>
-            <c:trendlineType val="linear"/>
-            <c:dispRSqr val="0"/>
-            <c:dispEq val="0"/>
-          </c:trendline>
-          <c:trendline>
-            <c:spPr>
-              <a:ln w="19050" cap="rnd">
-                <a:solidFill>
-                  <a:schemeClr val="accent1"/>
-                </a:solidFill>
-                <a:prstDash val="sysDot"/>
-              </a:ln>
-              <a:effectLst/>
-            </c:spPr>
-            <c:trendlineType val="linear"/>
-            <c:dispRSqr val="1"/>
-            <c:dispEq val="1"/>
-            <c:trendlineLbl>
-              <c:layout>
-                <c:manualLayout>
-                  <c:x val="-0.25409208223972002"/>
-                  <c:y val="4.6296296296296294E-2"/>
-                </c:manualLayout>
-              </c:layout>
-              <c:numFmt formatCode="General" sourceLinked="0"/>
-              <c:spPr>
-                <a:noFill/>
-                <a:ln>
-                  <a:noFill/>
-                </a:ln>
-                <a:effectLst/>
-              </c:spPr>
-              <c:txPr>
-                <a:bodyPr rot="0" spcFirstLastPara="1" vertOverflow="ellipsis" vert="horz" wrap="square" anchor="ctr" anchorCtr="1"/>
-                <a:lstStyle/>
-                <a:p>
-                  <a:pPr>
-                    <a:defRPr sz="900" b="0" i="0" u="none" strike="noStrike" kern="1200" baseline="0">
-                      <a:solidFill>
-                        <a:schemeClr val="tx1">
-                          <a:lumMod val="65000"/>
-                          <a:lumOff val="35000"/>
-                        </a:schemeClr>
-                      </a:solidFill>
-                      <a:latin typeface="+mn-lt"/>
-                      <a:ea typeface="+mn-ea"/>
-                      <a:cs typeface="+mn-cs"/>
-                    </a:defRPr>
-                  </a:pPr>
-                  <a:endParaRPr lang="ja-JP"/>
-                </a:p>
-              </c:txPr>
-            </c:trendlineLbl>
-          </c:trendline>
-          <c:xVal>
-            <c:numRef>
-              <c:f>Sheet1!$F$10:$F$19</c:f>
-              <c:numCache>
-                <c:formatCode>0.0</c:formatCode>
-                <c:ptCount val="10"/>
-                <c:pt idx="0">
-                  <c:v>10</c:v>
-                </c:pt>
-                <c:pt idx="1">
-                  <c:v>20</c:v>
-                </c:pt>
-                <c:pt idx="2">
-                  <c:v>30</c:v>
-                </c:pt>
-                <c:pt idx="3">
-                  <c:v>40</c:v>
-                </c:pt>
-                <c:pt idx="4">
-                  <c:v>50</c:v>
-                </c:pt>
-                <c:pt idx="5">
-                  <c:v>60</c:v>
-                </c:pt>
-                <c:pt idx="6">
-                  <c:v>70</c:v>
-                </c:pt>
-                <c:pt idx="7">
-                  <c:v>80</c:v>
-                </c:pt>
-                <c:pt idx="8">
-                  <c:v>90</c:v>
-                </c:pt>
-                <c:pt idx="9">
-                  <c:v>100</c:v>
-                </c:pt>
-              </c:numCache>
-            </c:numRef>
-          </c:xVal>
-          <c:yVal>
-            <c:numRef>
-              <c:f>Sheet1!$G$10:$G$19</c:f>
-              <c:numCache>
-                <c:formatCode>General</c:formatCode>
-                <c:ptCount val="10"/>
-                <c:pt idx="0">
-                  <c:v>58.2</c:v>
-                </c:pt>
-                <c:pt idx="1">
-                  <c:v>107.2</c:v>
-                </c:pt>
-                <c:pt idx="2">
-                  <c:v>144.30000000000001</c:v>
-                </c:pt>
-                <c:pt idx="3">
-                  <c:v>189</c:v>
-                </c:pt>
-                <c:pt idx="4">
-                  <c:v>253</c:v>
-                </c:pt>
-                <c:pt idx="5">
-                  <c:v>305</c:v>
-                </c:pt>
-                <c:pt idx="6">
-                  <c:v>373</c:v>
-                </c:pt>
-                <c:pt idx="7">
-                  <c:v>446</c:v>
-                </c:pt>
-                <c:pt idx="8">
-                  <c:v>511</c:v>
-                </c:pt>
-                <c:pt idx="9">
-                  <c:v>561</c:v>
-                </c:pt>
-              </c:numCache>
-            </c:numRef>
-          </c:yVal>
-          <c:smooth val="0"/>
-          <c:extLst>
-            <c:ext xmlns:c16="http://schemas.microsoft.com/office/drawing/2014/chart" uri="{C3380CC4-5D6E-409C-BE32-E72D297353CC}">
-              <c16:uniqueId val="{00000002-60C5-4AF4-BB2D-02FC5E2AEDF9}"/>
-            </c:ext>
-          </c:extLst>
-        </c:ser>
-        <c:dLbls>
-          <c:showLegendKey val="0"/>
-          <c:showVal val="0"/>
-          <c:showCatName val="0"/>
-          <c:showSerName val="0"/>
-          <c:showPercent val="0"/>
-          <c:showBubbleSize val="0"/>
-        </c:dLbls>
-        <c:axId val="256352768"/>
-        <c:axId val="256349408"/>
-      </c:scatterChart>
-      <c:valAx>
-        <c:axId val="256352768"/>
-        <c:scaling>
-          <c:orientation val="minMax"/>
-          <c:max val="110"/>
-        </c:scaling>
-        <c:delete val="0"/>
-        <c:axPos val="b"/>
-        <c:majorGridlines>
-          <c:spPr>
-            <a:ln w="9525" cap="flat" cmpd="sng" algn="ctr">
-              <a:solidFill>
-                <a:schemeClr val="tx1">
-                  <a:lumMod val="15000"/>
-                  <a:lumOff val="85000"/>
-                </a:schemeClr>
-              </a:solidFill>
-              <a:round/>
-            </a:ln>
-            <a:effectLst/>
-          </c:spPr>
-        </c:majorGridlines>
-        <c:title>
-          <c:tx>
-            <c:rich>
-              <a:bodyPr rot="0" spcFirstLastPara="1" vertOverflow="ellipsis" vert="horz" wrap="square" anchor="ctr" anchorCtr="1"/>
-              <a:lstStyle/>
-              <a:p>
-                <a:pPr>
-                  <a:defRPr sz="1000" b="0" i="0" u="none" strike="noStrike" kern="1200" baseline="0">
-                    <a:solidFill>
-                      <a:schemeClr val="tx1">
-                        <a:lumMod val="65000"/>
-                        <a:lumOff val="35000"/>
-                      </a:schemeClr>
-                    </a:solidFill>
-                    <a:latin typeface="+mn-lt"/>
-                    <a:ea typeface="+mn-ea"/>
-                    <a:cs typeface="+mn-cs"/>
-                  </a:defRPr>
-                </a:pPr>
-                <a:r>
-                  <a:rPr lang="ja-JP" altLang="en-US"/>
-                  <a:t>距離 </a:t>
-                </a:r>
-                <a:r>
-                  <a:rPr lang="en-US" altLang="ja-JP"/>
-                  <a:t>[mm]</a:t>
-                </a:r>
-                <a:endParaRPr lang="ja-JP" altLang="en-US"/>
-              </a:p>
-            </c:rich>
-          </c:tx>
-          <c:overlay val="0"/>
-          <c:spPr>
-            <a:noFill/>
-            <a:ln>
-              <a:noFill/>
-            </a:ln>
-            <a:effectLst/>
-          </c:spPr>
-          <c:txPr>
-            <a:bodyPr rot="0" spcFirstLastPara="1" vertOverflow="ellipsis" vert="horz" wrap="square" anchor="ctr" anchorCtr="1"/>
-            <a:lstStyle/>
-            <a:p>
-              <a:pPr>
-                <a:defRPr sz="1000" b="0" i="0" u="none" strike="noStrike" kern="1200" baseline="0">
-                  <a:solidFill>
-                    <a:schemeClr val="tx1">
-                      <a:lumMod val="65000"/>
-                      <a:lumOff val="35000"/>
-                    </a:schemeClr>
-                  </a:solidFill>
-                  <a:latin typeface="+mn-lt"/>
-                  <a:ea typeface="+mn-ea"/>
-                  <a:cs typeface="+mn-cs"/>
-                </a:defRPr>
-              </a:pPr>
-              <a:endParaRPr lang="ja-JP" altLang="en-US"/>
-            </a:p>
-          </c:txPr>
-        </c:title>
-        <c:numFmt formatCode="0.0" sourceLinked="1"/>
-        <c:majorTickMark val="none"/>
-        <c:minorTickMark val="none"/>
-        <c:tickLblPos val="nextTo"/>
-        <c:spPr>
-          <a:noFill/>
-          <a:ln w="9525" cap="flat" cmpd="sng" algn="ctr">
-            <a:solidFill>
-              <a:schemeClr val="tx1">
-                <a:lumMod val="25000"/>
-                <a:lumOff val="75000"/>
-              </a:schemeClr>
-            </a:solidFill>
-            <a:round/>
-          </a:ln>
-          <a:effectLst/>
-        </c:spPr>
-        <c:txPr>
-          <a:bodyPr rot="-60000000" spcFirstLastPara="1" vertOverflow="ellipsis" vert="horz" wrap="square" anchor="ctr" anchorCtr="1"/>
-          <a:lstStyle/>
-          <a:p>
-            <a:pPr>
-              <a:defRPr sz="900" b="0" i="0" u="none" strike="noStrike" kern="1200" baseline="0">
-                <a:solidFill>
-                  <a:schemeClr val="tx1">
-                    <a:lumMod val="65000"/>
-                    <a:lumOff val="35000"/>
-                  </a:schemeClr>
-                </a:solidFill>
-                <a:latin typeface="+mn-lt"/>
-                <a:ea typeface="+mn-ea"/>
-                <a:cs typeface="+mn-cs"/>
-              </a:defRPr>
-            </a:pPr>
-            <a:endParaRPr lang="ja-JP"/>
-          </a:p>
-        </c:txPr>
-        <c:crossAx val="256349408"/>
-        <c:crosses val="autoZero"/>
-        <c:crossBetween val="midCat"/>
-      </c:valAx>
-      <c:valAx>
-        <c:axId val="256349408"/>
-        <c:scaling>
-          <c:orientation val="minMax"/>
-        </c:scaling>
-        <c:delete val="0"/>
-        <c:axPos val="l"/>
-        <c:majorGridlines>
-          <c:spPr>
-            <a:ln w="9525" cap="flat" cmpd="sng" algn="ctr">
-              <a:solidFill>
-                <a:schemeClr val="tx1">
-                  <a:lumMod val="15000"/>
-                  <a:lumOff val="85000"/>
-                </a:schemeClr>
-              </a:solidFill>
-              <a:round/>
-            </a:ln>
-            <a:effectLst/>
-          </c:spPr>
-        </c:majorGridlines>
-        <c:title>
-          <c:tx>
-            <c:rich>
-              <a:bodyPr rot="-5400000" spcFirstLastPara="1" vertOverflow="ellipsis" vert="horz" wrap="square" anchor="ctr" anchorCtr="1"/>
-              <a:lstStyle/>
-              <a:p>
-                <a:pPr>
-                  <a:defRPr sz="1000" b="0" i="0" u="none" strike="noStrike" kern="1200" baseline="0">
-                    <a:solidFill>
-                      <a:schemeClr val="tx1">
-                        <a:lumMod val="65000"/>
-                        <a:lumOff val="35000"/>
-                      </a:schemeClr>
-                    </a:solidFill>
-                    <a:latin typeface="+mn-lt"/>
-                    <a:ea typeface="+mn-ea"/>
-                    <a:cs typeface="+mn-cs"/>
-                  </a:defRPr>
-                </a:pPr>
-                <a:r>
-                  <a:rPr lang="ja-JP" altLang="en-US"/>
-                  <a:t>抵抗値 </a:t>
-                </a:r>
-                <a:r>
-                  <a:rPr lang="en-US" altLang="ja-JP"/>
-                  <a:t>[kΩ]</a:t>
-                </a:r>
-                <a:endParaRPr lang="ja-JP" altLang="en-US"/>
-              </a:p>
-            </c:rich>
-          </c:tx>
-          <c:overlay val="0"/>
-          <c:spPr>
-            <a:noFill/>
-            <a:ln>
-              <a:noFill/>
-            </a:ln>
-            <a:effectLst/>
-          </c:spPr>
-          <c:txPr>
-            <a:bodyPr rot="-5400000" spcFirstLastPara="1" vertOverflow="ellipsis" vert="horz" wrap="square" anchor="ctr" anchorCtr="1"/>
-            <a:lstStyle/>
-            <a:p>
-              <a:pPr>
-                <a:defRPr sz="1000" b="0" i="0" u="none" strike="noStrike" kern="1200" baseline="0">
-                  <a:solidFill>
-                    <a:schemeClr val="tx1">
-                      <a:lumMod val="65000"/>
-                      <a:lumOff val="35000"/>
-                    </a:schemeClr>
-                  </a:solidFill>
-                  <a:latin typeface="+mn-lt"/>
-                  <a:ea typeface="+mn-ea"/>
-                  <a:cs typeface="+mn-cs"/>
-                </a:defRPr>
-              </a:pPr>
-              <a:endParaRPr lang="ja-JP" altLang="en-US"/>
-            </a:p>
-          </c:txPr>
-        </c:title>
-        <c:numFmt formatCode="General" sourceLinked="1"/>
-        <c:majorTickMark val="none"/>
-        <c:minorTickMark val="none"/>
-        <c:tickLblPos val="nextTo"/>
-        <c:spPr>
-          <a:noFill/>
-          <a:ln w="9525" cap="flat" cmpd="sng" algn="ctr">
-            <a:solidFill>
-              <a:schemeClr val="tx1">
-                <a:lumMod val="25000"/>
-                <a:lumOff val="75000"/>
-              </a:schemeClr>
-            </a:solidFill>
-            <a:round/>
-          </a:ln>
-          <a:effectLst/>
-        </c:spPr>
-        <c:txPr>
-          <a:bodyPr rot="-60000000" spcFirstLastPara="1" vertOverflow="ellipsis" vert="horz" wrap="square" anchor="ctr" anchorCtr="1"/>
-          <a:lstStyle/>
-          <a:p>
-            <a:pPr>
-              <a:defRPr sz="900" b="0" i="0" u="none" strike="noStrike" kern="1200" baseline="0">
-                <a:solidFill>
-                  <a:schemeClr val="tx1">
-                    <a:lumMod val="65000"/>
-                    <a:lumOff val="35000"/>
-                  </a:schemeClr>
-                </a:solidFill>
-                <a:latin typeface="+mn-lt"/>
-                <a:ea typeface="+mn-ea"/>
-                <a:cs typeface="+mn-cs"/>
-              </a:defRPr>
-            </a:pPr>
-            <a:endParaRPr lang="ja-JP"/>
-          </a:p>
-        </c:txPr>
-        <c:crossAx val="256352768"/>
-        <c:crosses val="autoZero"/>
-        <c:crossBetween val="midCat"/>
-      </c:valAx>
-      <c:spPr>
-        <a:noFill/>
-        <a:ln>
-          <a:noFill/>
-        </a:ln>
-        <a:effectLst/>
-      </c:spPr>
-    </c:plotArea>
-    <c:plotVisOnly val="1"/>
-    <c:dispBlanksAs val="gap"/>
-    <c:showDLblsOverMax val="0"/>
-    <c:extLst>
-      <c:ext xmlns:c16r3="http://schemas.microsoft.com/office/drawing/2017/03/chart" uri="{56B9EC1D-385E-4148-901F-78D8002777C0}">
-        <c16r3:dataDisplayOptions16>
-          <c16r3:dispNaAsBlank val="1"/>
-        </c16r3:dataDisplayOptions16>
-      </c:ext>
-    </c:extLst>
-  </c:chart>
-  <c:spPr>
-    <a:solidFill>
-      <a:schemeClr val="bg1"/>
-    </a:solidFill>
-    <a:ln w="9525" cap="flat" cmpd="sng" algn="ctr">
-      <a:solidFill>
-        <a:schemeClr val="tx1">
-          <a:lumMod val="15000"/>
-          <a:lumOff val="85000"/>
-        </a:schemeClr>
-      </a:solidFill>
-      <a:round/>
-    </a:ln>
-    <a:effectLst/>
-  </c:spPr>
-  <c:txPr>
-    <a:bodyPr/>
-    <a:lstStyle/>
-    <a:p>
-      <a:pPr>
-        <a:defRPr/>
-      </a:pPr>
-      <a:endParaRPr lang="ja-JP"/>
-    </a:p>
-  </c:txPr>
-  <c:externalData r:id="rId3">
-    <c:autoUpdate val="0"/>
-  </c:externalData>
-</c:chartSpace>
-</file>
-
-<file path=word/charts/chart2.xml><?xml version="1.0" encoding="utf-8"?>
-<c:chartSpace xmlns:c="http://schemas.openxmlformats.org/drawingml/2006/chart" xmlns:a="http://schemas.openxmlformats.org/drawingml/2006/main" xmlns:r="http://schemas.openxmlformats.org/officeDocument/2006/relationships" xmlns:c16r2="http://schemas.microsoft.com/office/drawing/2015/06/chart">
-  <c:date1904 val="0"/>
-  <c:lang val="ja-JP"/>
-  <c:roundedCorners val="0"/>
-  <mc:AlternateContent xmlns:mc="http://schemas.openxmlformats.org/markup-compatibility/2006">
-    <mc:Choice xmlns:c14="http://schemas.microsoft.com/office/drawing/2007/8/2/chart" Requires="c14">
-      <c14:style val="102"/>
-    </mc:Choice>
-    <mc:Fallback>
-      <c:style val="2"/>
-    </mc:Fallback>
-  </mc:AlternateContent>
-  <c:chart>
-    <c:autoTitleDeleted val="1"/>
-    <c:plotArea>
-      <c:layout/>
-      <c:scatterChart>
-        <c:scatterStyle val="lineMarker"/>
-        <c:varyColors val="0"/>
-        <c:ser>
-          <c:idx val="0"/>
-          <c:order val="0"/>
-          <c:tx>
-            <c:strRef>
-              <c:f>Sheet1!$G$22</c:f>
-              <c:strCache>
-                <c:ptCount val="1"/>
-                <c:pt idx="0">
-                  <c:v>測定値</c:v>
-                </c:pt>
-              </c:strCache>
-            </c:strRef>
-          </c:tx>
-          <c:spPr>
-            <a:ln w="38100" cap="rnd">
-              <a:noFill/>
-              <a:round/>
-            </a:ln>
-            <a:effectLst/>
-          </c:spPr>
-          <c:marker>
-            <c:symbol val="circle"/>
-            <c:size val="5"/>
-            <c:spPr>
-              <a:solidFill>
-                <a:schemeClr val="accent1"/>
-              </a:solidFill>
-              <a:ln w="9525">
-                <a:solidFill>
-                  <a:schemeClr val="accent1"/>
-                </a:solidFill>
-              </a:ln>
-              <a:effectLst/>
-            </c:spPr>
-          </c:marker>
-          <c:trendline>
-            <c:spPr>
-              <a:ln w="19050" cap="rnd">
-                <a:solidFill>
-                  <a:schemeClr val="accent1"/>
-                </a:solidFill>
-                <a:prstDash val="sysDot"/>
-              </a:ln>
-              <a:effectLst/>
-            </c:spPr>
-            <c:trendlineType val="linear"/>
-            <c:dispRSqr val="0"/>
-            <c:dispEq val="0"/>
-          </c:trendline>
-          <c:trendline>
-            <c:spPr>
-              <a:ln w="19050" cap="rnd">
-                <a:solidFill>
-                  <a:schemeClr val="accent1"/>
-                </a:solidFill>
-                <a:prstDash val="sysDot"/>
-              </a:ln>
-              <a:effectLst/>
-            </c:spPr>
-            <c:trendlineType val="linear"/>
-            <c:dispRSqr val="1"/>
-            <c:dispEq val="1"/>
-            <c:trendlineLbl>
-              <c:layout>
-                <c:manualLayout>
-                  <c:x val="-0.14860411198600176"/>
-                  <c:y val="-1.5594925634295712E-3"/>
-                </c:manualLayout>
-              </c:layout>
-              <c:numFmt formatCode="General" sourceLinked="0"/>
-              <c:spPr>
-                <a:noFill/>
-                <a:ln>
-                  <a:noFill/>
-                </a:ln>
-                <a:effectLst/>
-              </c:spPr>
-              <c:txPr>
-                <a:bodyPr rot="0" spcFirstLastPara="1" vertOverflow="ellipsis" vert="horz" wrap="square" anchor="ctr" anchorCtr="1"/>
-                <a:lstStyle/>
-                <a:p>
-                  <a:pPr>
-                    <a:defRPr sz="900" b="0" i="0" u="none" strike="noStrike" kern="1200" baseline="0">
-                      <a:solidFill>
-                        <a:schemeClr val="tx1">
-                          <a:lumMod val="65000"/>
-                          <a:lumOff val="35000"/>
-                        </a:schemeClr>
-                      </a:solidFill>
-                      <a:latin typeface="+mn-lt"/>
-                      <a:ea typeface="+mn-ea"/>
-                      <a:cs typeface="+mn-cs"/>
-                    </a:defRPr>
-                  </a:pPr>
-                  <a:endParaRPr lang="ja-JP"/>
-                </a:p>
-              </c:txPr>
-            </c:trendlineLbl>
-          </c:trendline>
-          <c:xVal>
-            <c:numRef>
-              <c:f>Sheet1!$F$23:$F$32</c:f>
-              <c:numCache>
-                <c:formatCode>General</c:formatCode>
-                <c:ptCount val="10"/>
-                <c:pt idx="0">
-                  <c:v>10</c:v>
-                </c:pt>
-                <c:pt idx="1">
-                  <c:v>20</c:v>
-                </c:pt>
-                <c:pt idx="2">
-                  <c:v>30</c:v>
-                </c:pt>
-                <c:pt idx="3">
-                  <c:v>40</c:v>
-                </c:pt>
-                <c:pt idx="4">
-                  <c:v>50</c:v>
-                </c:pt>
-                <c:pt idx="5">
-                  <c:v>60</c:v>
-                </c:pt>
-                <c:pt idx="6">
-                  <c:v>70</c:v>
-                </c:pt>
-                <c:pt idx="7">
-                  <c:v>80</c:v>
-                </c:pt>
-                <c:pt idx="8">
-                  <c:v>90</c:v>
-                </c:pt>
-                <c:pt idx="9">
-                  <c:v>100</c:v>
-                </c:pt>
-              </c:numCache>
-            </c:numRef>
-          </c:xVal>
-          <c:yVal>
-            <c:numRef>
-              <c:f>Sheet1!$G$23:$G$32</c:f>
-              <c:numCache>
-                <c:formatCode>General</c:formatCode>
-                <c:ptCount val="10"/>
-                <c:pt idx="0">
-                  <c:v>10</c:v>
-                </c:pt>
-                <c:pt idx="1">
-                  <c:v>19</c:v>
-                </c:pt>
-                <c:pt idx="2">
-                  <c:v>29</c:v>
-                </c:pt>
-                <c:pt idx="3">
-                  <c:v>37</c:v>
-                </c:pt>
-                <c:pt idx="4">
-                  <c:v>47</c:v>
-                </c:pt>
-                <c:pt idx="5">
-                  <c:v>56</c:v>
-                </c:pt>
-                <c:pt idx="6">
-                  <c:v>67</c:v>
-                </c:pt>
-                <c:pt idx="7">
-                  <c:v>77</c:v>
-                </c:pt>
-                <c:pt idx="8">
-                  <c:v>86</c:v>
-                </c:pt>
-                <c:pt idx="9">
-                  <c:v>96</c:v>
-                </c:pt>
-              </c:numCache>
-            </c:numRef>
-          </c:yVal>
-          <c:smooth val="0"/>
-          <c:extLst>
-            <c:ext xmlns:c16="http://schemas.microsoft.com/office/drawing/2014/chart" uri="{C3380CC4-5D6E-409C-BE32-E72D297353CC}">
-              <c16:uniqueId val="{00000002-3D31-4658-A9A7-635D4901AF4D}"/>
-            </c:ext>
-          </c:extLst>
-        </c:ser>
-        <c:dLbls>
-          <c:showLegendKey val="0"/>
-          <c:showVal val="0"/>
-          <c:showCatName val="0"/>
-          <c:showSerName val="0"/>
-          <c:showPercent val="0"/>
-          <c:showBubbleSize val="0"/>
-        </c:dLbls>
-        <c:axId val="1183562880"/>
-        <c:axId val="1183563360"/>
-      </c:scatterChart>
-      <c:valAx>
-        <c:axId val="1183562880"/>
-        <c:scaling>
-          <c:orientation val="minMax"/>
-          <c:max val="110"/>
-        </c:scaling>
-        <c:delete val="0"/>
-        <c:axPos val="b"/>
-        <c:majorGridlines>
-          <c:spPr>
-            <a:ln w="9525" cap="flat" cmpd="sng" algn="ctr">
-              <a:solidFill>
-                <a:schemeClr val="tx1">
-                  <a:lumMod val="15000"/>
-                  <a:lumOff val="85000"/>
-                </a:schemeClr>
-              </a:solidFill>
-              <a:round/>
-            </a:ln>
-            <a:effectLst/>
-          </c:spPr>
-        </c:majorGridlines>
-        <c:title>
-          <c:tx>
-            <c:rich>
-              <a:bodyPr rot="0" spcFirstLastPara="1" vertOverflow="ellipsis" vert="horz" wrap="square" anchor="ctr" anchorCtr="1"/>
-              <a:lstStyle/>
-              <a:p>
-                <a:pPr>
-                  <a:defRPr sz="1000" b="0" i="0" u="none" strike="noStrike" kern="1200" baseline="0">
-                    <a:solidFill>
-                      <a:schemeClr val="tx1">
-                        <a:lumMod val="65000"/>
-                        <a:lumOff val="35000"/>
-                      </a:schemeClr>
-                    </a:solidFill>
-                    <a:latin typeface="+mn-lt"/>
-                    <a:ea typeface="+mn-ea"/>
-                    <a:cs typeface="+mn-cs"/>
-                  </a:defRPr>
-                </a:pPr>
-                <a:r>
-                  <a:rPr lang="ja-JP" altLang="en-US"/>
-                  <a:t>実際の距離</a:t>
-                </a:r>
-              </a:p>
-            </c:rich>
-          </c:tx>
-          <c:overlay val="0"/>
-          <c:spPr>
-            <a:noFill/>
-            <a:ln>
-              <a:noFill/>
-            </a:ln>
-            <a:effectLst/>
-          </c:spPr>
-          <c:txPr>
-            <a:bodyPr rot="0" spcFirstLastPara="1" vertOverflow="ellipsis" vert="horz" wrap="square" anchor="ctr" anchorCtr="1"/>
-            <a:lstStyle/>
-            <a:p>
-              <a:pPr>
-                <a:defRPr sz="1000" b="0" i="0" u="none" strike="noStrike" kern="1200" baseline="0">
-                  <a:solidFill>
-                    <a:schemeClr val="tx1">
-                      <a:lumMod val="65000"/>
-                      <a:lumOff val="35000"/>
-                    </a:schemeClr>
-                  </a:solidFill>
-                  <a:latin typeface="+mn-lt"/>
-                  <a:ea typeface="+mn-ea"/>
-                  <a:cs typeface="+mn-cs"/>
-                </a:defRPr>
-              </a:pPr>
-              <a:endParaRPr lang="ja-JP"/>
-            </a:p>
-          </c:txPr>
-        </c:title>
-        <c:numFmt formatCode="General" sourceLinked="1"/>
-        <c:majorTickMark val="none"/>
-        <c:minorTickMark val="none"/>
-        <c:tickLblPos val="nextTo"/>
-        <c:spPr>
-          <a:noFill/>
-          <a:ln w="9525" cap="flat" cmpd="sng" algn="ctr">
-            <a:solidFill>
-              <a:schemeClr val="tx1">
-                <a:lumMod val="25000"/>
-                <a:lumOff val="75000"/>
-              </a:schemeClr>
-            </a:solidFill>
-            <a:round/>
-          </a:ln>
-          <a:effectLst/>
-        </c:spPr>
-        <c:txPr>
-          <a:bodyPr rot="-60000000" spcFirstLastPara="1" vertOverflow="ellipsis" vert="horz" wrap="square" anchor="ctr" anchorCtr="1"/>
-          <a:lstStyle/>
-          <a:p>
-            <a:pPr>
-              <a:defRPr sz="900" b="0" i="0" u="none" strike="noStrike" kern="1200" baseline="0">
-                <a:solidFill>
-                  <a:schemeClr val="tx1">
-                    <a:lumMod val="65000"/>
-                    <a:lumOff val="35000"/>
-                  </a:schemeClr>
-                </a:solidFill>
-                <a:latin typeface="+mn-lt"/>
-                <a:ea typeface="+mn-ea"/>
-                <a:cs typeface="+mn-cs"/>
-              </a:defRPr>
-            </a:pPr>
-            <a:endParaRPr lang="ja-JP"/>
-          </a:p>
-        </c:txPr>
-        <c:crossAx val="1183563360"/>
-        <c:crosses val="autoZero"/>
-        <c:crossBetween val="midCat"/>
-      </c:valAx>
-      <c:valAx>
-        <c:axId val="1183563360"/>
-        <c:scaling>
-          <c:orientation val="minMax"/>
-        </c:scaling>
-        <c:delete val="0"/>
-        <c:axPos val="l"/>
-        <c:majorGridlines>
-          <c:spPr>
-            <a:ln w="9525" cap="flat" cmpd="sng" algn="ctr">
-              <a:solidFill>
-                <a:schemeClr val="tx1">
-                  <a:lumMod val="15000"/>
-                  <a:lumOff val="85000"/>
-                </a:schemeClr>
-              </a:solidFill>
-              <a:round/>
-            </a:ln>
-            <a:effectLst/>
-          </c:spPr>
-        </c:majorGridlines>
-        <c:title>
-          <c:tx>
-            <c:rich>
-              <a:bodyPr rot="-5400000" spcFirstLastPara="1" vertOverflow="ellipsis" vert="horz" wrap="square" anchor="ctr" anchorCtr="1"/>
-              <a:lstStyle/>
-              <a:p>
-                <a:pPr>
-                  <a:defRPr sz="1000" b="0" i="0" u="none" strike="noStrike" kern="1200" baseline="0">
-                    <a:solidFill>
-                      <a:schemeClr val="tx1">
-                        <a:lumMod val="65000"/>
-                        <a:lumOff val="35000"/>
-                      </a:schemeClr>
-                    </a:solidFill>
-                    <a:latin typeface="+mn-lt"/>
-                    <a:ea typeface="+mn-ea"/>
-                    <a:cs typeface="+mn-cs"/>
-                  </a:defRPr>
-                </a:pPr>
-                <a:r>
-                  <a:rPr lang="ja-JP" altLang="en-US"/>
-                  <a:t>測定値</a:t>
-                </a:r>
-              </a:p>
-            </c:rich>
-          </c:tx>
-          <c:overlay val="0"/>
-          <c:spPr>
-            <a:noFill/>
-            <a:ln>
-              <a:noFill/>
-            </a:ln>
-            <a:effectLst/>
-          </c:spPr>
-          <c:txPr>
-            <a:bodyPr rot="-5400000" spcFirstLastPara="1" vertOverflow="ellipsis" vert="horz" wrap="square" anchor="ctr" anchorCtr="1"/>
-            <a:lstStyle/>
-            <a:p>
-              <a:pPr>
-                <a:defRPr sz="1000" b="0" i="0" u="none" strike="noStrike" kern="1200" baseline="0">
-                  <a:solidFill>
-                    <a:schemeClr val="tx1">
-                      <a:lumMod val="65000"/>
-                      <a:lumOff val="35000"/>
-                    </a:schemeClr>
-                  </a:solidFill>
-                  <a:latin typeface="+mn-lt"/>
-                  <a:ea typeface="+mn-ea"/>
-                  <a:cs typeface="+mn-cs"/>
-                </a:defRPr>
-              </a:pPr>
-              <a:endParaRPr lang="ja-JP"/>
-            </a:p>
-          </c:txPr>
-        </c:title>
-        <c:numFmt formatCode="General" sourceLinked="1"/>
-        <c:majorTickMark val="none"/>
-        <c:minorTickMark val="none"/>
-        <c:tickLblPos val="nextTo"/>
-        <c:spPr>
-          <a:noFill/>
-          <a:ln w="9525" cap="flat" cmpd="sng" algn="ctr">
-            <a:solidFill>
-              <a:schemeClr val="tx1">
-                <a:lumMod val="25000"/>
-                <a:lumOff val="75000"/>
-              </a:schemeClr>
-            </a:solidFill>
-            <a:round/>
-          </a:ln>
-          <a:effectLst/>
-        </c:spPr>
-        <c:txPr>
-          <a:bodyPr rot="-60000000" spcFirstLastPara="1" vertOverflow="ellipsis" vert="horz" wrap="square" anchor="ctr" anchorCtr="1"/>
-          <a:lstStyle/>
-          <a:p>
-            <a:pPr>
-              <a:defRPr sz="900" b="0" i="0" u="none" strike="noStrike" kern="1200" baseline="0">
-                <a:solidFill>
-                  <a:schemeClr val="tx1">
-                    <a:lumMod val="65000"/>
-                    <a:lumOff val="35000"/>
-                  </a:schemeClr>
-                </a:solidFill>
-                <a:latin typeface="+mn-lt"/>
-                <a:ea typeface="+mn-ea"/>
-                <a:cs typeface="+mn-cs"/>
-              </a:defRPr>
-            </a:pPr>
-            <a:endParaRPr lang="ja-JP"/>
-          </a:p>
-        </c:txPr>
-        <c:crossAx val="1183562880"/>
-        <c:crosses val="autoZero"/>
-        <c:crossBetween val="midCat"/>
-      </c:valAx>
-      <c:spPr>
-        <a:noFill/>
-        <a:ln>
-          <a:noFill/>
-        </a:ln>
-        <a:effectLst/>
-      </c:spPr>
-    </c:plotArea>
-    <c:plotVisOnly val="1"/>
-    <c:dispBlanksAs val="gap"/>
-    <c:showDLblsOverMax val="0"/>
-    <c:extLst>
-      <c:ext xmlns:c16r3="http://schemas.microsoft.com/office/drawing/2017/03/chart" uri="{56B9EC1D-385E-4148-901F-78D8002777C0}">
-        <c16r3:dataDisplayOptions16>
-          <c16r3:dispNaAsBlank val="1"/>
-        </c16r3:dataDisplayOptions16>
-      </c:ext>
-    </c:extLst>
-  </c:chart>
-  <c:spPr>
-    <a:solidFill>
-      <a:schemeClr val="bg1"/>
-    </a:solidFill>
-    <a:ln w="9525" cap="flat" cmpd="sng" algn="ctr">
-      <a:solidFill>
-        <a:schemeClr val="tx1">
-          <a:lumMod val="15000"/>
-          <a:lumOff val="85000"/>
-        </a:schemeClr>
-      </a:solidFill>
-      <a:round/>
-    </a:ln>
-    <a:effectLst/>
-  </c:spPr>
-  <c:txPr>
-    <a:bodyPr/>
-    <a:lstStyle/>
-    <a:p>
-      <a:pPr>
-        <a:defRPr/>
-      </a:pPr>
-      <a:endParaRPr lang="ja-JP"/>
-    </a:p>
-  </c:txPr>
-  <c:externalData r:id="rId3">
-    <c:autoUpdate val="0"/>
-  </c:externalData>
-</c:chartSpace>
-</file>
-
-<file path=word/charts/colors1.xml><?xml version="1.0" encoding="utf-8"?>
-<cs:colorStyle xmlns:cs="http://schemas.microsoft.com/office/drawing/2012/chartStyle" xmlns:a="http://schemas.openxmlformats.org/drawingml/2006/main" meth="cycle" id="10">
-  <a:schemeClr val="accent1"/>
-  <a:schemeClr val="accent2"/>
-  <a:schemeClr val="accent3"/>
-  <a:schemeClr val="accent4"/>
-  <a:schemeClr val="accent5"/>
-  <a:schemeClr val="accent6"/>
-  <cs:variation/>
-  <cs:variation>
-    <a:lumMod val="60000"/>
-  </cs:variation>
-  <cs:variation>
-    <a:lumMod val="80000"/>
-    <a:lumOff val="20000"/>
-  </cs:variation>
-  <cs:variation>
-    <a:lumMod val="80000"/>
-  </cs:variation>
-  <cs:variation>
-    <a:lumMod val="60000"/>
-    <a:lumOff val="40000"/>
-  </cs:variation>
-  <cs:variation>
-    <a:lumMod val="50000"/>
-  </cs:variation>
-  <cs:variation>
-    <a:lumMod val="70000"/>
-    <a:lumOff val="30000"/>
-  </cs:variation>
-  <cs:variation>
-    <a:lumMod val="70000"/>
-  </cs:variation>
-  <cs:variation>
-    <a:lumMod val="50000"/>
-    <a:lumOff val="50000"/>
-  </cs:variation>
-</cs:colorStyle>
-</file>
-
-<file path=word/charts/colors2.xml><?xml version="1.0" encoding="utf-8"?>
-<cs:colorStyle xmlns:cs="http://schemas.microsoft.com/office/drawing/2012/chartStyle" xmlns:a="http://schemas.openxmlformats.org/drawingml/2006/main" meth="cycle" id="10">
-  <a:schemeClr val="accent1"/>
-  <a:schemeClr val="accent2"/>
-  <a:schemeClr val="accent3"/>
-  <a:schemeClr val="accent4"/>
-  <a:schemeClr val="accent5"/>
-  <a:schemeClr val="accent6"/>
-  <cs:variation/>
-  <cs:variation>
-    <a:lumMod val="60000"/>
-  </cs:variation>
-  <cs:variation>
-    <a:lumMod val="80000"/>
-    <a:lumOff val="20000"/>
-  </cs:variation>
-  <cs:variation>
-    <a:lumMod val="80000"/>
-  </cs:variation>
-  <cs:variation>
-    <a:lumMod val="60000"/>
-    <a:lumOff val="40000"/>
-  </cs:variation>
-  <cs:variation>
-    <a:lumMod val="50000"/>
-  </cs:variation>
-  <cs:variation>
-    <a:lumMod val="70000"/>
-    <a:lumOff val="30000"/>
-  </cs:variation>
-  <cs:variation>
-    <a:lumMod val="70000"/>
-  </cs:variation>
-  <cs:variation>
-    <a:lumMod val="50000"/>
-    <a:lumOff val="50000"/>
-  </cs:variation>
-</cs:colorStyle>
-</file>
-
-<file path=word/charts/style1.xml><?xml version="1.0" encoding="utf-8"?>
-<cs:chartStyle xmlns:cs="http://schemas.microsoft.com/office/drawing/2012/chartStyle" xmlns:a="http://schemas.openxmlformats.org/drawingml/2006/main" id="240">
-  <cs:axisTitle>
-    <cs:lnRef idx="0"/>
-    <cs:fillRef idx="0"/>
-    <cs:effectRef idx="0"/>
-    <cs:fontRef idx="minor">
-      <a:schemeClr val="tx1">
-        <a:lumMod val="65000"/>
-        <a:lumOff val="35000"/>
-      </a:schemeClr>
-    </cs:fontRef>
-    <cs:defRPr sz="1000" kern="1200"/>
-  </cs:axisTitle>
-  <cs:categoryAxis>
-    <cs:lnRef idx="0"/>
-    <cs:fillRef idx="0"/>
-    <cs:effectRef idx="0"/>
-    <cs:fontRef idx="minor">
-      <a:schemeClr val="tx1">
-        <a:lumMod val="65000"/>
-        <a:lumOff val="35000"/>
-      </a:schemeClr>
-    </cs:fontRef>
-    <cs:spPr>
-      <a:ln w="9525" cap="flat" cmpd="sng" algn="ctr">
-        <a:solidFill>
-          <a:schemeClr val="tx1">
-            <a:lumMod val="25000"/>
-            <a:lumOff val="75000"/>
-          </a:schemeClr>
-        </a:solidFill>
-        <a:round/>
-      </a:ln>
-    </cs:spPr>
-    <cs:defRPr sz="900" kern="1200"/>
-  </cs:categoryAxis>
-  <cs:chartArea mods="allowNoFillOverride allowNoLineOverride">
-    <cs:lnRef idx="0"/>
-    <cs:fillRef idx="0"/>
-    <cs:effectRef idx="0"/>
-    <cs:fontRef idx="minor">
-      <a:schemeClr val="tx1"/>
-    </cs:fontRef>
-    <cs:spPr>
-      <a:solidFill>
-        <a:schemeClr val="bg1"/>
-      </a:solidFill>
-      <a:ln w="9525" cap="flat" cmpd="sng" algn="ctr">
-        <a:solidFill>
-          <a:schemeClr val="tx1">
-            <a:lumMod val="15000"/>
-            <a:lumOff val="85000"/>
-          </a:schemeClr>
-        </a:solidFill>
-        <a:round/>
-      </a:ln>
-    </cs:spPr>
-    <cs:defRPr sz="1000" kern="1200"/>
-  </cs:chartArea>
-  <cs:dataLabel>
-    <cs:lnRef idx="0"/>
-    <cs:fillRef idx="0"/>
-    <cs:effectRef idx="0"/>
-    <cs:fontRef idx="minor">
-      <a:schemeClr val="tx1">
-        <a:lumMod val="75000"/>
-        <a:lumOff val="25000"/>
-      </a:schemeClr>
-    </cs:fontRef>
-    <cs:defRPr sz="900" kern="1200"/>
-  </cs:dataLabel>
-  <cs:dataLabelCallout>
-    <cs:lnRef idx="0"/>
-    <cs:fillRef idx="0"/>
-    <cs:effectRef idx="0"/>
-    <cs:fontRef idx="minor">
-      <a:schemeClr val="dk1">
-        <a:lumMod val="65000"/>
-        <a:lumOff val="35000"/>
-      </a:schemeClr>
-    </cs:fontRef>
-    <cs:spPr>
-      <a:solidFill>
-        <a:schemeClr val="lt1"/>
-      </a:solidFill>
-      <a:ln>
-        <a:solidFill>
-          <a:schemeClr val="dk1">
-            <a:lumMod val="25000"/>
-            <a:lumOff val="75000"/>
-          </a:schemeClr>
-        </a:solidFill>
-      </a:ln>
-    </cs:spPr>
-    <cs:defRPr sz="900" kern="1200"/>
-    <cs:bodyPr rot="0" spcFirstLastPara="1" vertOverflow="clip" horzOverflow="clip" vert="horz" wrap="square" lIns="36576" tIns="18288" rIns="36576" bIns="18288" anchor="ctr" anchorCtr="1">
-      <a:spAutoFit/>
-    </cs:bodyPr>
-  </cs:dataLabelCallout>
-  <cs:dataPoint>
-    <cs:lnRef idx="0"/>
-    <cs:fillRef idx="1">
-      <cs:styleClr val="auto"/>
-    </cs:fillRef>
-    <cs:effectRef idx="0"/>
-    <cs:fontRef idx="minor">
-      <a:schemeClr val="tx1"/>
-    </cs:fontRef>
-  </cs:dataPoint>
-  <cs:dataPoint3D>
-    <cs:lnRef idx="0"/>
-    <cs:fillRef idx="1">
-      <cs:styleClr val="auto"/>
-    </cs:fillRef>
-    <cs:effectRef idx="0"/>
-    <cs:fontRef idx="minor">
-      <a:schemeClr val="tx1"/>
-    </cs:fontRef>
-  </cs:dataPoint3D>
-  <cs:dataPointLine>
-    <cs:lnRef idx="0">
-      <cs:styleClr val="auto"/>
-    </cs:lnRef>
-    <cs:fillRef idx="1"/>
-    <cs:effectRef idx="0"/>
-    <cs:fontRef idx="minor">
-      <a:schemeClr val="tx1"/>
-    </cs:fontRef>
-    <cs:spPr>
-      <a:ln w="19050" cap="rnd">
-        <a:solidFill>
-          <a:schemeClr val="phClr"/>
-        </a:solidFill>
-        <a:round/>
-      </a:ln>
-    </cs:spPr>
-  </cs:dataPointLine>
-  <cs:dataPointMarker>
-    <cs:lnRef idx="0">
-      <cs:styleClr val="auto"/>
-    </cs:lnRef>
-    <cs:fillRef idx="1">
-      <cs:styleClr val="auto"/>
-    </cs:fillRef>
-    <cs:effectRef idx="0"/>
-    <cs:fontRef idx="minor">
-      <a:schemeClr val="tx1"/>
-    </cs:fontRef>
-    <cs:spPr>
-      <a:ln w="9525">
-        <a:solidFill>
-          <a:schemeClr val="phClr"/>
-        </a:solidFill>
-      </a:ln>
-    </cs:spPr>
-  </cs:dataPointMarker>
-  <cs:dataPointMarkerLayout symbol="circle" size="5"/>
-  <cs:dataPointWireframe>
-    <cs:lnRef idx="0">
-      <cs:styleClr val="auto"/>
-    </cs:lnRef>
-    <cs:fillRef idx="0"/>
-    <cs:effectRef idx="0"/>
-    <cs:fontRef idx="minor">
-      <a:schemeClr val="dk1"/>
-    </cs:fontRef>
-    <cs:spPr>
-      <a:ln w="9525" cap="rnd">
-        <a:solidFill>
-          <a:schemeClr val="phClr"/>
-        </a:solidFill>
-        <a:round/>
-      </a:ln>
-    </cs:spPr>
-  </cs:dataPointWireframe>
-  <cs:dataTable>
-    <cs:lnRef idx="0"/>
-    <cs:fillRef idx="0"/>
-    <cs:effectRef idx="0"/>
-    <cs:fontRef idx="minor">
-      <a:schemeClr val="tx1">
-        <a:lumMod val="65000"/>
-        <a:lumOff val="35000"/>
-      </a:schemeClr>
-    </cs:fontRef>
-    <cs:spPr>
-      <a:noFill/>
-      <a:ln w="9525" cap="flat" cmpd="sng" algn="ctr">
-        <a:solidFill>
-          <a:schemeClr val="tx1">
-            <a:lumMod val="15000"/>
-            <a:lumOff val="85000"/>
-          </a:schemeClr>
-        </a:solidFill>
-        <a:round/>
-      </a:ln>
-    </cs:spPr>
-    <cs:defRPr sz="900" kern="1200"/>
-  </cs:dataTable>
-  <cs:downBar>
-    <cs:lnRef idx="0"/>
-    <cs:fillRef idx="0"/>
-    <cs:effectRef idx="0"/>
-    <cs:fontRef idx="minor">
-      <a:schemeClr val="tx1"/>
-    </cs:fontRef>
-    <cs:spPr>
-      <a:solidFill>
-        <a:schemeClr val="dk1">
-          <a:lumMod val="75000"/>
-          <a:lumOff val="25000"/>
-        </a:schemeClr>
-      </a:solidFill>
-      <a:ln w="9525" cap="flat" cmpd="sng" algn="ctr">
-        <a:solidFill>
-          <a:schemeClr val="tx1">
-            <a:lumMod val="65000"/>
-            <a:lumOff val="35000"/>
-          </a:schemeClr>
-        </a:solidFill>
-        <a:round/>
-      </a:ln>
-    </cs:spPr>
-  </cs:downBar>
-  <cs:dropLine>
-    <cs:lnRef idx="0"/>
-    <cs:fillRef idx="0"/>
-    <cs:effectRef idx="0"/>
-    <cs:fontRef idx="minor">
-      <a:schemeClr val="tx1"/>
-    </cs:fontRef>
-    <cs:spPr>
-      <a:ln w="9525" cap="flat" cmpd="sng" algn="ctr">
-        <a:solidFill>
-          <a:schemeClr val="tx1">
-            <a:lumMod val="35000"/>
-            <a:lumOff val="65000"/>
-          </a:schemeClr>
-        </a:solidFill>
-        <a:round/>
-      </a:ln>
-    </cs:spPr>
-  </cs:dropLine>
-  <cs:errorBar>
-    <cs:lnRef idx="0"/>
-    <cs:fillRef idx="0"/>
-    <cs:effectRef idx="0"/>
-    <cs:fontRef idx="minor">
-      <a:schemeClr val="tx1"/>
-    </cs:fontRef>
-    <cs:spPr>
-      <a:ln w="9525" cap="flat" cmpd="sng" algn="ctr">
-        <a:solidFill>
-          <a:schemeClr val="tx1">
-            <a:lumMod val="65000"/>
-            <a:lumOff val="35000"/>
-          </a:schemeClr>
-        </a:solidFill>
-        <a:round/>
-      </a:ln>
-    </cs:spPr>
-  </cs:errorBar>
-  <cs:floor>
-    <cs:lnRef idx="0"/>
-    <cs:fillRef idx="0"/>
-    <cs:effectRef idx="0"/>
-    <cs:fontRef idx="minor">
-      <a:schemeClr val="tx1"/>
-    </cs:fontRef>
-    <cs:spPr>
-      <a:noFill/>
-      <a:ln>
-        <a:noFill/>
-      </a:ln>
-    </cs:spPr>
-  </cs:floor>
-  <cs:gridlineMajor>
-    <cs:lnRef idx="0"/>
-    <cs:fillRef idx="0"/>
-    <cs:effectRef idx="0"/>
-    <cs:fontRef idx="minor">
-      <a:schemeClr val="tx1"/>
-    </cs:fontRef>
-    <cs:spPr>
-      <a:ln w="9525" cap="flat" cmpd="sng" algn="ctr">
-        <a:solidFill>
-          <a:schemeClr val="tx1">
-            <a:lumMod val="15000"/>
-            <a:lumOff val="85000"/>
-          </a:schemeClr>
-        </a:solidFill>
-        <a:round/>
-      </a:ln>
-    </cs:spPr>
-  </cs:gridlineMajor>
-  <cs:gridlineMinor>
-    <cs:lnRef idx="0"/>
-    <cs:fillRef idx="0"/>
-    <cs:effectRef idx="0"/>
-    <cs:fontRef idx="minor">
-      <a:schemeClr val="tx1"/>
-    </cs:fontRef>
-    <cs:spPr>
-      <a:ln w="9525" cap="flat" cmpd="sng" algn="ctr">
-        <a:solidFill>
-          <a:schemeClr val="tx1">
-            <a:lumMod val="5000"/>
-            <a:lumOff val="95000"/>
-          </a:schemeClr>
-        </a:solidFill>
-        <a:round/>
-      </a:ln>
-    </cs:spPr>
-  </cs:gridlineMinor>
-  <cs:hiLoLine>
-    <cs:lnRef idx="0"/>
-    <cs:fillRef idx="0"/>
-    <cs:effectRef idx="0"/>
-    <cs:fontRef idx="minor">
-      <a:schemeClr val="tx1"/>
-    </cs:fontRef>
-    <cs:spPr>
-      <a:ln w="9525" cap="flat" cmpd="sng" algn="ctr">
-        <a:solidFill>
-          <a:schemeClr val="tx1">
-            <a:lumMod val="50000"/>
-            <a:lumOff val="50000"/>
-          </a:schemeClr>
-        </a:solidFill>
-        <a:round/>
-      </a:ln>
-    </cs:spPr>
-  </cs:hiLoLine>
-  <cs:leaderLine>
-    <cs:lnRef idx="0"/>
-    <cs:fillRef idx="0"/>
-    <cs:effectRef idx="0"/>
-    <cs:fontRef idx="minor">
-      <a:schemeClr val="tx1"/>
-    </cs:fontRef>
-    <cs:spPr>
-      <a:ln w="9525" cap="flat" cmpd="sng" algn="ctr">
-        <a:solidFill>
-          <a:schemeClr val="tx1">
-            <a:lumMod val="35000"/>
-            <a:lumOff val="65000"/>
-          </a:schemeClr>
-        </a:solidFill>
-        <a:round/>
-      </a:ln>
-    </cs:spPr>
-  </cs:leaderLine>
-  <cs:legend>
-    <cs:lnRef idx="0"/>
-    <cs:fillRef idx="0"/>
-    <cs:effectRef idx="0"/>
-    <cs:fontRef idx="minor">
-      <a:schemeClr val="tx1">
-        <a:lumMod val="65000"/>
-        <a:lumOff val="35000"/>
-      </a:schemeClr>
-    </cs:fontRef>
-    <cs:defRPr sz="900" kern="1200"/>
-  </cs:legend>
-  <cs:plotArea mods="allowNoFillOverride allowNoLineOverride">
-    <cs:lnRef idx="0"/>
-    <cs:fillRef idx="0"/>
-    <cs:effectRef idx="0"/>
-    <cs:fontRef idx="minor">
-      <a:schemeClr val="tx1"/>
-    </cs:fontRef>
-  </cs:plotArea>
-  <cs:plotArea3D mods="allowNoFillOverride allowNoLineOverride">
-    <cs:lnRef idx="0"/>
-    <cs:fillRef idx="0"/>
-    <cs:effectRef idx="0"/>
-    <cs:fontRef idx="minor">
-      <a:schemeClr val="tx1"/>
-    </cs:fontRef>
-  </cs:plotArea3D>
-  <cs:seriesAxis>
-    <cs:lnRef idx="0"/>
-    <cs:fillRef idx="0"/>
-    <cs:effectRef idx="0"/>
-    <cs:fontRef idx="minor">
-      <a:schemeClr val="tx1">
-        <a:lumMod val="65000"/>
-        <a:lumOff val="35000"/>
-      </a:schemeClr>
-    </cs:fontRef>
-    <cs:defRPr sz="900" kern="1200"/>
-  </cs:seriesAxis>
-  <cs:seriesLine>
-    <cs:lnRef idx="0"/>
-    <cs:fillRef idx="0"/>
-    <cs:effectRef idx="0"/>
-    <cs:fontRef idx="minor">
-      <a:schemeClr val="tx1"/>
-    </cs:fontRef>
-    <cs:spPr>
-      <a:ln w="9525" cap="flat" cmpd="sng" algn="ctr">
-        <a:solidFill>
-          <a:schemeClr val="tx1">
-            <a:lumMod val="35000"/>
-            <a:lumOff val="65000"/>
-          </a:schemeClr>
-        </a:solidFill>
-        <a:round/>
-      </a:ln>
-    </cs:spPr>
-  </cs:seriesLine>
-  <cs:title>
-    <cs:lnRef idx="0"/>
-    <cs:fillRef idx="0"/>
-    <cs:effectRef idx="0"/>
-    <cs:fontRef idx="minor">
-      <a:schemeClr val="tx1">
-        <a:lumMod val="65000"/>
-        <a:lumOff val="35000"/>
-      </a:schemeClr>
-    </cs:fontRef>
-    <cs:defRPr sz="1400" b="0" kern="1200" spc="0" baseline="0"/>
-  </cs:title>
-  <cs:trendline>
-    <cs:lnRef idx="0">
-      <cs:styleClr val="auto"/>
-    </cs:lnRef>
-    <cs:fillRef idx="0"/>
-    <cs:effectRef idx="0"/>
-    <cs:fontRef idx="minor">
-      <a:schemeClr val="tx1"/>
-    </cs:fontRef>
-    <cs:spPr>
-      <a:ln w="19050" cap="rnd">
-        <a:solidFill>
-          <a:schemeClr val="phClr"/>
-        </a:solidFill>
-        <a:prstDash val="sysDot"/>
-      </a:ln>
-    </cs:spPr>
-  </cs:trendline>
-  <cs:trendlineLabel>
-    <cs:lnRef idx="0"/>
-    <cs:fillRef idx="0"/>
-    <cs:effectRef idx="0"/>
-    <cs:fontRef idx="minor">
-      <a:schemeClr val="tx1">
-        <a:lumMod val="65000"/>
-        <a:lumOff val="35000"/>
-      </a:schemeClr>
-    </cs:fontRef>
-    <cs:defRPr sz="900" kern="1200"/>
-  </cs:trendlineLabel>
-  <cs:upBar>
-    <cs:lnRef idx="0"/>
-    <cs:fillRef idx="0"/>
-    <cs:effectRef idx="0"/>
-    <cs:fontRef idx="minor">
-      <a:schemeClr val="tx1"/>
-    </cs:fontRef>
-    <cs:spPr>
-      <a:solidFill>
-        <a:schemeClr val="lt1"/>
-      </a:solidFill>
-      <a:ln w="9525" cap="flat" cmpd="sng" algn="ctr">
-        <a:solidFill>
-          <a:schemeClr val="tx1">
-            <a:lumMod val="65000"/>
-            <a:lumOff val="35000"/>
-          </a:schemeClr>
-        </a:solidFill>
-        <a:round/>
-      </a:ln>
-    </cs:spPr>
-  </cs:upBar>
-  <cs:valueAxis>
-    <cs:lnRef idx="0"/>
-    <cs:fillRef idx="0"/>
-    <cs:effectRef idx="0"/>
-    <cs:fontRef idx="minor">
-      <a:schemeClr val="tx1">
-        <a:lumMod val="65000"/>
-        <a:lumOff val="35000"/>
-      </a:schemeClr>
-    </cs:fontRef>
-    <cs:spPr>
-      <a:ln w="9525" cap="flat" cmpd="sng" algn="ctr">
-        <a:solidFill>
-          <a:schemeClr val="tx1">
-            <a:lumMod val="25000"/>
-            <a:lumOff val="75000"/>
-          </a:schemeClr>
-        </a:solidFill>
-        <a:round/>
-      </a:ln>
-    </cs:spPr>
-    <cs:defRPr sz="900" kern="1200"/>
-  </cs:valueAxis>
-  <cs:wall>
-    <cs:lnRef idx="0"/>
-    <cs:fillRef idx="0"/>
-    <cs:effectRef idx="0"/>
-    <cs:fontRef idx="minor">
-      <a:schemeClr val="tx1"/>
-    </cs:fontRef>
-    <cs:spPr>
-      <a:noFill/>
-      <a:ln>
-        <a:noFill/>
-      </a:ln>
-    </cs:spPr>
-  </cs:wall>
-</cs:chartStyle>
-</file>
-
-<file path=word/charts/style2.xml><?xml version="1.0" encoding="utf-8"?>
-<cs:chartStyle xmlns:cs="http://schemas.microsoft.com/office/drawing/2012/chartStyle" xmlns:a="http://schemas.openxmlformats.org/drawingml/2006/main" id="240">
-  <cs:axisTitle>
-    <cs:lnRef idx="0"/>
-    <cs:fillRef idx="0"/>
-    <cs:effectRef idx="0"/>
-    <cs:fontRef idx="minor">
-      <a:schemeClr val="tx1">
-        <a:lumMod val="65000"/>
-        <a:lumOff val="35000"/>
-      </a:schemeClr>
-    </cs:fontRef>
-    <cs:defRPr sz="1000" kern="1200"/>
-  </cs:axisTitle>
-  <cs:categoryAxis>
-    <cs:lnRef idx="0"/>
-    <cs:fillRef idx="0"/>
-    <cs:effectRef idx="0"/>
-    <cs:fontRef idx="minor">
-      <a:schemeClr val="tx1">
-        <a:lumMod val="65000"/>
-        <a:lumOff val="35000"/>
-      </a:schemeClr>
-    </cs:fontRef>
-    <cs:spPr>
-      <a:ln w="9525" cap="flat" cmpd="sng" algn="ctr">
-        <a:solidFill>
-          <a:schemeClr val="tx1">
-            <a:lumMod val="25000"/>
-            <a:lumOff val="75000"/>
-          </a:schemeClr>
-        </a:solidFill>
-        <a:round/>
-      </a:ln>
-    </cs:spPr>
-    <cs:defRPr sz="900" kern="1200"/>
-  </cs:categoryAxis>
-  <cs:chartArea mods="allowNoFillOverride allowNoLineOverride">
-    <cs:lnRef idx="0"/>
-    <cs:fillRef idx="0"/>
-    <cs:effectRef idx="0"/>
-    <cs:fontRef idx="minor">
-      <a:schemeClr val="tx1"/>
-    </cs:fontRef>
-    <cs:spPr>
-      <a:solidFill>
-        <a:schemeClr val="bg1"/>
-      </a:solidFill>
-      <a:ln w="9525" cap="flat" cmpd="sng" algn="ctr">
-        <a:solidFill>
-          <a:schemeClr val="tx1">
-            <a:lumMod val="15000"/>
-            <a:lumOff val="85000"/>
-          </a:schemeClr>
-        </a:solidFill>
-        <a:round/>
-      </a:ln>
-    </cs:spPr>
-    <cs:defRPr sz="1000" kern="1200"/>
-  </cs:chartArea>
-  <cs:dataLabel>
-    <cs:lnRef idx="0"/>
-    <cs:fillRef idx="0"/>
-    <cs:effectRef idx="0"/>
-    <cs:fontRef idx="minor">
-      <a:schemeClr val="tx1">
-        <a:lumMod val="75000"/>
-        <a:lumOff val="25000"/>
-      </a:schemeClr>
-    </cs:fontRef>
-    <cs:defRPr sz="900" kern="1200"/>
-  </cs:dataLabel>
-  <cs:dataLabelCallout>
-    <cs:lnRef idx="0"/>
-    <cs:fillRef idx="0"/>
-    <cs:effectRef idx="0"/>
-    <cs:fontRef idx="minor">
-      <a:schemeClr val="dk1">
-        <a:lumMod val="65000"/>
-        <a:lumOff val="35000"/>
-      </a:schemeClr>
-    </cs:fontRef>
-    <cs:spPr>
-      <a:solidFill>
-        <a:schemeClr val="lt1"/>
-      </a:solidFill>
-      <a:ln>
-        <a:solidFill>
-          <a:schemeClr val="dk1">
-            <a:lumMod val="25000"/>
-            <a:lumOff val="75000"/>
-          </a:schemeClr>
-        </a:solidFill>
-      </a:ln>
-    </cs:spPr>
-    <cs:defRPr sz="900" kern="1200"/>
-    <cs:bodyPr rot="0" spcFirstLastPara="1" vertOverflow="clip" horzOverflow="clip" vert="horz" wrap="square" lIns="36576" tIns="18288" rIns="36576" bIns="18288" anchor="ctr" anchorCtr="1">
-      <a:spAutoFit/>
-    </cs:bodyPr>
-  </cs:dataLabelCallout>
-  <cs:dataPoint>
-    <cs:lnRef idx="0"/>
-    <cs:fillRef idx="1">
-      <cs:styleClr val="auto"/>
-    </cs:fillRef>
-    <cs:effectRef idx="0"/>
-    <cs:fontRef idx="minor">
-      <a:schemeClr val="tx1"/>
-    </cs:fontRef>
-  </cs:dataPoint>
-  <cs:dataPoint3D>
-    <cs:lnRef idx="0"/>
-    <cs:fillRef idx="1">
-      <cs:styleClr val="auto"/>
-    </cs:fillRef>
-    <cs:effectRef idx="0"/>
-    <cs:fontRef idx="minor">
-      <a:schemeClr val="tx1"/>
-    </cs:fontRef>
-  </cs:dataPoint3D>
-  <cs:dataPointLine>
-    <cs:lnRef idx="0">
-      <cs:styleClr val="auto"/>
-    </cs:lnRef>
-    <cs:fillRef idx="1"/>
-    <cs:effectRef idx="0"/>
-    <cs:fontRef idx="minor">
-      <a:schemeClr val="tx1"/>
-    </cs:fontRef>
-    <cs:spPr>
-      <a:ln w="19050" cap="rnd">
-        <a:solidFill>
-          <a:schemeClr val="phClr"/>
-        </a:solidFill>
-        <a:round/>
-      </a:ln>
-    </cs:spPr>
-  </cs:dataPointLine>
-  <cs:dataPointMarker>
-    <cs:lnRef idx="0">
-      <cs:styleClr val="auto"/>
-    </cs:lnRef>
-    <cs:fillRef idx="1">
-      <cs:styleClr val="auto"/>
-    </cs:fillRef>
-    <cs:effectRef idx="0"/>
-    <cs:fontRef idx="minor">
-      <a:schemeClr val="tx1"/>
-    </cs:fontRef>
-    <cs:spPr>
-      <a:ln w="9525">
-        <a:solidFill>
-          <a:schemeClr val="phClr"/>
-        </a:solidFill>
-      </a:ln>
-    </cs:spPr>
-  </cs:dataPointMarker>
-  <cs:dataPointMarkerLayout symbol="circle" size="5"/>
-  <cs:dataPointWireframe>
-    <cs:lnRef idx="0">
-      <cs:styleClr val="auto"/>
-    </cs:lnRef>
-    <cs:fillRef idx="0"/>
-    <cs:effectRef idx="0"/>
-    <cs:fontRef idx="minor">
-      <a:schemeClr val="dk1"/>
-    </cs:fontRef>
-    <cs:spPr>
-      <a:ln w="9525" cap="rnd">
-        <a:solidFill>
-          <a:schemeClr val="phClr"/>
-        </a:solidFill>
-        <a:round/>
-      </a:ln>
-    </cs:spPr>
-  </cs:dataPointWireframe>
-  <cs:dataTable>
-    <cs:lnRef idx="0"/>
-    <cs:fillRef idx="0"/>
-    <cs:effectRef idx="0"/>
-    <cs:fontRef idx="minor">
-      <a:schemeClr val="tx1">
-        <a:lumMod val="65000"/>
-        <a:lumOff val="35000"/>
-      </a:schemeClr>
-    </cs:fontRef>
-    <cs:spPr>
-      <a:noFill/>
-      <a:ln w="9525" cap="flat" cmpd="sng" algn="ctr">
-        <a:solidFill>
-          <a:schemeClr val="tx1">
-            <a:lumMod val="15000"/>
-            <a:lumOff val="85000"/>
-          </a:schemeClr>
-        </a:solidFill>
-        <a:round/>
-      </a:ln>
-    </cs:spPr>
-    <cs:defRPr sz="900" kern="1200"/>
-  </cs:dataTable>
-  <cs:downBar>
-    <cs:lnRef idx="0"/>
-    <cs:fillRef idx="0"/>
-    <cs:effectRef idx="0"/>
-    <cs:fontRef idx="minor">
-      <a:schemeClr val="tx1"/>
-    </cs:fontRef>
-    <cs:spPr>
-      <a:solidFill>
-        <a:schemeClr val="dk1">
-          <a:lumMod val="75000"/>
-          <a:lumOff val="25000"/>
-        </a:schemeClr>
-      </a:solidFill>
-      <a:ln w="9525" cap="flat" cmpd="sng" algn="ctr">
-        <a:solidFill>
-          <a:schemeClr val="tx1">
-            <a:lumMod val="65000"/>
-            <a:lumOff val="35000"/>
-          </a:schemeClr>
-        </a:solidFill>
-        <a:round/>
-      </a:ln>
-    </cs:spPr>
-  </cs:downBar>
-  <cs:dropLine>
-    <cs:lnRef idx="0"/>
-    <cs:fillRef idx="0"/>
-    <cs:effectRef idx="0"/>
-    <cs:fontRef idx="minor">
-      <a:schemeClr val="tx1"/>
-    </cs:fontRef>
-    <cs:spPr>
-      <a:ln w="9525" cap="flat" cmpd="sng" algn="ctr">
-        <a:solidFill>
-          <a:schemeClr val="tx1">
-            <a:lumMod val="35000"/>
-            <a:lumOff val="65000"/>
-          </a:schemeClr>
-        </a:solidFill>
-        <a:round/>
-      </a:ln>
-    </cs:spPr>
-  </cs:dropLine>
-  <cs:errorBar>
-    <cs:lnRef idx="0"/>
-    <cs:fillRef idx="0"/>
-    <cs:effectRef idx="0"/>
-    <cs:fontRef idx="minor">
-      <a:schemeClr val="tx1"/>
-    </cs:fontRef>
-    <cs:spPr>
-      <a:ln w="9525" cap="flat" cmpd="sng" algn="ctr">
-        <a:solidFill>
-          <a:schemeClr val="tx1">
-            <a:lumMod val="65000"/>
-            <a:lumOff val="35000"/>
-          </a:schemeClr>
-        </a:solidFill>
-        <a:round/>
-      </a:ln>
-    </cs:spPr>
-  </cs:errorBar>
-  <cs:floor>
-    <cs:lnRef idx="0"/>
-    <cs:fillRef idx="0"/>
-    <cs:effectRef idx="0"/>
-    <cs:fontRef idx="minor">
-      <a:schemeClr val="tx1"/>
-    </cs:fontRef>
-    <cs:spPr>
-      <a:noFill/>
-      <a:ln>
-        <a:noFill/>
-      </a:ln>
-    </cs:spPr>
-  </cs:floor>
-  <cs:gridlineMajor>
-    <cs:lnRef idx="0"/>
-    <cs:fillRef idx="0"/>
-    <cs:effectRef idx="0"/>
-    <cs:fontRef idx="minor">
-      <a:schemeClr val="tx1"/>
-    </cs:fontRef>
-    <cs:spPr>
-      <a:ln w="9525" cap="flat" cmpd="sng" algn="ctr">
-        <a:solidFill>
-          <a:schemeClr val="tx1">
-            <a:lumMod val="15000"/>
-            <a:lumOff val="85000"/>
-          </a:schemeClr>
-        </a:solidFill>
-        <a:round/>
-      </a:ln>
-    </cs:spPr>
-  </cs:gridlineMajor>
-  <cs:gridlineMinor>
-    <cs:lnRef idx="0"/>
-    <cs:fillRef idx="0"/>
-    <cs:effectRef idx="0"/>
-    <cs:fontRef idx="minor">
-      <a:schemeClr val="tx1"/>
-    </cs:fontRef>
-    <cs:spPr>
-      <a:ln w="9525" cap="flat" cmpd="sng" algn="ctr">
-        <a:solidFill>
-          <a:schemeClr val="tx1">
-            <a:lumMod val="5000"/>
-            <a:lumOff val="95000"/>
-          </a:schemeClr>
-        </a:solidFill>
-        <a:round/>
-      </a:ln>
-    </cs:spPr>
-  </cs:gridlineMinor>
-  <cs:hiLoLine>
-    <cs:lnRef idx="0"/>
-    <cs:fillRef idx="0"/>
-    <cs:effectRef idx="0"/>
-    <cs:fontRef idx="minor">
-      <a:schemeClr val="tx1"/>
-    </cs:fontRef>
-    <cs:spPr>
-      <a:ln w="9525" cap="flat" cmpd="sng" algn="ctr">
-        <a:solidFill>
-          <a:schemeClr val="tx1">
-            <a:lumMod val="50000"/>
-            <a:lumOff val="50000"/>
-          </a:schemeClr>
-        </a:solidFill>
-        <a:round/>
-      </a:ln>
-    </cs:spPr>
-  </cs:hiLoLine>
-  <cs:leaderLine>
-    <cs:lnRef idx="0"/>
-    <cs:fillRef idx="0"/>
-    <cs:effectRef idx="0"/>
-    <cs:fontRef idx="minor">
-      <a:schemeClr val="tx1"/>
-    </cs:fontRef>
-    <cs:spPr>
-      <a:ln w="9525" cap="flat" cmpd="sng" algn="ctr">
-        <a:solidFill>
-          <a:schemeClr val="tx1">
-            <a:lumMod val="35000"/>
-            <a:lumOff val="65000"/>
-          </a:schemeClr>
-        </a:solidFill>
-        <a:round/>
-      </a:ln>
-    </cs:spPr>
-  </cs:leaderLine>
-  <cs:legend>
-    <cs:lnRef idx="0"/>
-    <cs:fillRef idx="0"/>
-    <cs:effectRef idx="0"/>
-    <cs:fontRef idx="minor">
-      <a:schemeClr val="tx1">
-        <a:lumMod val="65000"/>
-        <a:lumOff val="35000"/>
-      </a:schemeClr>
-    </cs:fontRef>
-    <cs:defRPr sz="900" kern="1200"/>
-  </cs:legend>
-  <cs:plotArea mods="allowNoFillOverride allowNoLineOverride">
-    <cs:lnRef idx="0"/>
-    <cs:fillRef idx="0"/>
-    <cs:effectRef idx="0"/>
-    <cs:fontRef idx="minor">
-      <a:schemeClr val="tx1"/>
-    </cs:fontRef>
-  </cs:plotArea>
-  <cs:plotArea3D mods="allowNoFillOverride allowNoLineOverride">
-    <cs:lnRef idx="0"/>
-    <cs:fillRef idx="0"/>
-    <cs:effectRef idx="0"/>
-    <cs:fontRef idx="minor">
-      <a:schemeClr val="tx1"/>
-    </cs:fontRef>
-  </cs:plotArea3D>
-  <cs:seriesAxis>
-    <cs:lnRef idx="0"/>
-    <cs:fillRef idx="0"/>
-    <cs:effectRef idx="0"/>
-    <cs:fontRef idx="minor">
-      <a:schemeClr val="tx1">
-        <a:lumMod val="65000"/>
-        <a:lumOff val="35000"/>
-      </a:schemeClr>
-    </cs:fontRef>
-    <cs:defRPr sz="900" kern="1200"/>
-  </cs:seriesAxis>
-  <cs:seriesLine>
-    <cs:lnRef idx="0"/>
-    <cs:fillRef idx="0"/>
-    <cs:effectRef idx="0"/>
-    <cs:fontRef idx="minor">
-      <a:schemeClr val="tx1"/>
-    </cs:fontRef>
-    <cs:spPr>
-      <a:ln w="9525" cap="flat" cmpd="sng" algn="ctr">
-        <a:solidFill>
-          <a:schemeClr val="tx1">
-            <a:lumMod val="35000"/>
-            <a:lumOff val="65000"/>
-          </a:schemeClr>
-        </a:solidFill>
-        <a:round/>
-      </a:ln>
-    </cs:spPr>
-  </cs:seriesLine>
-  <cs:title>
-    <cs:lnRef idx="0"/>
-    <cs:fillRef idx="0"/>
-    <cs:effectRef idx="0"/>
-    <cs:fontRef idx="minor">
-      <a:schemeClr val="tx1">
-        <a:lumMod val="65000"/>
-        <a:lumOff val="35000"/>
-      </a:schemeClr>
-    </cs:fontRef>
-    <cs:defRPr sz="1400" b="0" kern="1200" spc="0" baseline="0"/>
-  </cs:title>
-  <cs:trendline>
-    <cs:lnRef idx="0">
-      <cs:styleClr val="auto"/>
-    </cs:lnRef>
-    <cs:fillRef idx="0"/>
-    <cs:effectRef idx="0"/>
-    <cs:fontRef idx="minor">
-      <a:schemeClr val="tx1"/>
-    </cs:fontRef>
-    <cs:spPr>
-      <a:ln w="19050" cap="rnd">
-        <a:solidFill>
-          <a:schemeClr val="phClr"/>
-        </a:solidFill>
-        <a:prstDash val="sysDot"/>
-      </a:ln>
-    </cs:spPr>
-  </cs:trendline>
-  <cs:trendlineLabel>
-    <cs:lnRef idx="0"/>
-    <cs:fillRef idx="0"/>
-    <cs:effectRef idx="0"/>
-    <cs:fontRef idx="minor">
-      <a:schemeClr val="tx1">
-        <a:lumMod val="65000"/>
-        <a:lumOff val="35000"/>
-      </a:schemeClr>
-    </cs:fontRef>
-    <cs:defRPr sz="900" kern="1200"/>
-  </cs:trendlineLabel>
-  <cs:upBar>
-    <cs:lnRef idx="0"/>
-    <cs:fillRef idx="0"/>
-    <cs:effectRef idx="0"/>
-    <cs:fontRef idx="minor">
-      <a:schemeClr val="tx1"/>
-    </cs:fontRef>
-    <cs:spPr>
-      <a:solidFill>
-        <a:schemeClr val="lt1"/>
-      </a:solidFill>
-      <a:ln w="9525" cap="flat" cmpd="sng" algn="ctr">
-        <a:solidFill>
-          <a:schemeClr val="tx1">
-            <a:lumMod val="65000"/>
-            <a:lumOff val="35000"/>
-          </a:schemeClr>
-        </a:solidFill>
-        <a:round/>
-      </a:ln>
-    </cs:spPr>
-  </cs:upBar>
-  <cs:valueAxis>
-    <cs:lnRef idx="0"/>
-    <cs:fillRef idx="0"/>
-    <cs:effectRef idx="0"/>
-    <cs:fontRef idx="minor">
-      <a:schemeClr val="tx1">
-        <a:lumMod val="65000"/>
-        <a:lumOff val="35000"/>
-      </a:schemeClr>
-    </cs:fontRef>
-    <cs:spPr>
-      <a:ln w="9525" cap="flat" cmpd="sng" algn="ctr">
-        <a:solidFill>
-          <a:schemeClr val="tx1">
-            <a:lumMod val="25000"/>
-            <a:lumOff val="75000"/>
-          </a:schemeClr>
-        </a:solidFill>
-        <a:round/>
-      </a:ln>
-    </cs:spPr>
-    <cs:defRPr sz="900" kern="1200"/>
-  </cs:valueAxis>
-  <cs:wall>
-    <cs:lnRef idx="0"/>
-    <cs:fillRef idx="0"/>
-    <cs:effectRef idx="0"/>
-    <cs:fontRef idx="minor">
-      <a:schemeClr val="tx1"/>
-    </cs:fontRef>
-    <cs:spPr>
-      <a:noFill/>
-      <a:ln>
-        <a:noFill/>
-      </a:ln>
-    </cs:spPr>
-  </cs:wall>
-</cs:chartStyle>
 </file>
 
 <file path=word/theme/theme1.xml><?xml version="1.0" encoding="utf-8"?>
